--- a/DOC/CH583 与 WiFi 模组 UART 通讯协议 V1.3.docx
+++ b/DOC/CH583 与 WiFi 模组 UART 通讯协议 V1.3.docx
@@ -22,7 +22,23 @@
           <w:b/>
           <w:bCs/>
         </w:rPr>
-        <w:t xml:space="preserve"> WiFi </w:t>
+        <w:t xml:space="preserve"> </w:t>
+      </w:r>
+      <w:proofErr w:type="spellStart"/>
+      <w:r>
+        <w:rPr>
+          <w:b/>
+          <w:bCs/>
+        </w:rPr>
+        <w:t>WiFi</w:t>
+      </w:r>
+      <w:proofErr w:type="spellEnd"/>
+      <w:r>
+        <w:rPr>
+          <w:b/>
+          <w:bCs/>
+        </w:rPr>
+        <w:t xml:space="preserve"> </w:t>
       </w:r>
       <w:r>
         <w:rPr>
@@ -50,7 +66,7 @@
           <w:b/>
           <w:bCs/>
         </w:rPr>
-        <w:t xml:space="preserve"> V1.5</w:t>
+        <w:t xml:space="preserve"> V1.6</w:t>
       </w:r>
     </w:p>
     <w:p/>
@@ -74,7 +90,15 @@
         <w:t>与</w:t>
       </w:r>
       <w:r>
-        <w:t xml:space="preserve"> WiFi </w:t>
+        <w:t xml:space="preserve"> </w:t>
+      </w:r>
+      <w:proofErr w:type="spellStart"/>
+      <w:r>
+        <w:t>WiFi</w:t>
+      </w:r>
+      <w:proofErr w:type="spellEnd"/>
+      <w:r>
+        <w:t xml:space="preserve"> </w:t>
       </w:r>
       <w:r>
         <w:t>模组之间的</w:t>
@@ -98,22 +122,51 @@
         <w:t>低功耗连接、唤醒</w:t>
       </w:r>
       <w:r>
-        <w:t xml:space="preserve"> WiFi</w:t>
-      </w:r>
+        <w:t xml:space="preserve"> </w:t>
+      </w:r>
+      <w:proofErr w:type="spellStart"/>
+      <w:r>
+        <w:t>WiFi</w:t>
+      </w:r>
+      <w:proofErr w:type="spellEnd"/>
       <w:r>
         <w:t>、转发前端数据、接收</w:t>
       </w:r>
       <w:r>
-        <w:t xml:space="preserve"> WiFi </w:t>
+        <w:t xml:space="preserve"> </w:t>
+      </w:r>
+      <w:proofErr w:type="spellStart"/>
+      <w:r>
+        <w:t>WiFi</w:t>
+      </w:r>
+      <w:proofErr w:type="spellEnd"/>
+      <w:r>
+        <w:t xml:space="preserve"> </w:t>
       </w:r>
       <w:r>
         <w:t>控制命令，并在</w:t>
       </w:r>
       <w:r>
-        <w:t xml:space="preserve"> WiFi </w:t>
-      </w:r>
-      <w:r>
-        <w:t>需要时把配网结果</w:t>
+        <w:t xml:space="preserve"> </w:t>
+      </w:r>
+      <w:proofErr w:type="spellStart"/>
+      <w:r>
+        <w:t>WiFi</w:t>
+      </w:r>
+      <w:proofErr w:type="spellEnd"/>
+      <w:r>
+        <w:t xml:space="preserve"> </w:t>
+      </w:r>
+      <w:r>
+        <w:t>需要</w:t>
+      </w:r>
+      <w:proofErr w:type="gramStart"/>
+      <w:r>
+        <w:t>时把配网结</w:t>
+      </w:r>
+      <w:proofErr w:type="gramEnd"/>
+      <w:r>
+        <w:t>果</w:t>
       </w:r>
       <w:r>
         <w:t xml:space="preserve">/IP </w:t>
@@ -219,8 +272,13 @@
       </w:r>
     </w:p>
     <w:p>
-      <w:r>
-        <w:t xml:space="preserve">WiFi </w:t>
+      <w:proofErr w:type="spellStart"/>
+      <w:r>
+        <w:t>WiFi</w:t>
+      </w:r>
+      <w:proofErr w:type="spellEnd"/>
+      <w:r>
+        <w:t xml:space="preserve"> </w:t>
       </w:r>
       <w:r>
         <w:t>电源</w:t>
@@ -264,7 +322,15 @@
     <w:p/>
     <w:p>
       <w:r>
-        <w:t>所有协议帧都使用固定帧头和帧尾：</w:t>
+        <w:t>所有</w:t>
+      </w:r>
+      <w:proofErr w:type="gramStart"/>
+      <w:r>
+        <w:t>协议帧都使用固定帧头和帧尾</w:t>
+      </w:r>
+      <w:proofErr w:type="gramEnd"/>
+      <w:r>
+        <w:t>：</w:t>
       </w:r>
     </w:p>
     <w:p/>
@@ -528,13 +594,23 @@
     </w:p>
     <w:p>
       <w:r>
-        <w:t>输入反转：否</w:t>
-      </w:r>
-    </w:p>
-    <w:p>
-      <w:r>
-        <w:t>输出反转：否</w:t>
-      </w:r>
+        <w:t>输入反转：</w:t>
+      </w:r>
+      <w:proofErr w:type="gramStart"/>
+      <w:r>
+        <w:t>否</w:t>
+      </w:r>
+      <w:proofErr w:type="gramEnd"/>
+    </w:p>
+    <w:p>
+      <w:r>
+        <w:t>输出反转：</w:t>
+      </w:r>
+      <w:proofErr w:type="gramStart"/>
+      <w:r>
+        <w:t>否</w:t>
+      </w:r>
+      <w:proofErr w:type="gramEnd"/>
     </w:p>
     <w:p>
       <w:r>
@@ -589,7 +665,15 @@
     </w:p>
     <w:p>
       <w:r>
-        <w:t>@#V1|SEQ=3|CMD=GPIO|LEN=13|PART=1|TOTAL=1|ARG=PA,3,OUT,HIGH|CRC=XXXX^&amp;</w:t>
+        <w:t>@#V1|SEQ=3|CMD=GPIO|LEN=13|PART=1|TOTAL=1|ARG=PA,</w:t>
+      </w:r>
+      <w:proofErr w:type="gramStart"/>
+      <w:r>
+        <w:t>3,OUT</w:t>
+      </w:r>
+      <w:proofErr w:type="gramEnd"/>
+      <w:r>
+        <w:t>,HIGH|CRC=XXXX^&amp;</w:t>
       </w:r>
     </w:p>
     <w:p>
@@ -614,7 +698,15 @@
     </w:p>
     <w:p>
       <w:r>
-        <w:t>V1|SEQ=3|CMD=GPIO|LEN=13|PART=1|TOTAL=1|ARG=PA,3,OUT,HIGH</w:t>
+        <w:t>V1|SEQ=3|CMD=GPIO|LEN=13|PART=1|TOTAL=1|ARG=PA,</w:t>
+      </w:r>
+      <w:proofErr w:type="gramStart"/>
+      <w:r>
+        <w:t>3,OUT</w:t>
+      </w:r>
+      <w:proofErr w:type="gramEnd"/>
+      <w:r>
+        <w:t>,HIGH</w:t>
       </w:r>
     </w:p>
     <w:p>
@@ -769,7 +861,15 @@
     </w:p>
     <w:p>
       <w:r>
-        <w:t>@#V1|SEQ=&lt;seq&gt;|CMD=ERR|LEN=&lt;len&gt;|PART=1|TOTAL=1|ARG=&lt;received_seq&gt;,&lt;reason&gt;|CRC=&lt;crc&gt;^&amp;</w:t>
+        <w:t>@#V1|SEQ=&lt;seq&gt;|CMD=ERR|LEN=&lt;len&gt;|PART=1|TOTAL=1|ARG=&lt;received_seq</w:t>
+      </w:r>
+      <w:proofErr w:type="gramStart"/>
+      <w:r>
+        <w:t>&gt;,&lt;</w:t>
+      </w:r>
+      <w:proofErr w:type="gramEnd"/>
+      <w:r>
+        <w:t>reason&gt;|CRC=&lt;crc&gt;^&amp;</w:t>
       </w:r>
     </w:p>
     <w:p>
@@ -920,8 +1020,13 @@
       <w:r>
         <w:t>BLE_NOTIFY_DISABLED  </w:t>
       </w:r>
-      <w:r>
-        <w:t>前端未开启</w:t>
+      <w:proofErr w:type="gramStart"/>
+      <w:r>
+        <w:t>前端未</w:t>
+      </w:r>
+      <w:proofErr w:type="gramEnd"/>
+      <w:r>
+        <w:t>开启</w:t>
       </w:r>
       <w:r>
         <w:t xml:space="preserve"> notify</w:t>
@@ -985,16 +1090,26 @@
         <w:t>唤醒</w:t>
       </w:r>
       <w:r>
-        <w:t xml:space="preserve"> WiFi</w:t>
-      </w:r>
+        <w:t xml:space="preserve"> </w:t>
+      </w:r>
+      <w:proofErr w:type="spellStart"/>
+      <w:r>
+        <w:t>WiFi</w:t>
+      </w:r>
+      <w:proofErr w:type="spellEnd"/>
       <w:r>
         <w:t>。</w:t>
       </w:r>
     </w:p>
     <w:p/>
     <w:p>
-      <w:r>
-        <w:t xml:space="preserve">WiFi </w:t>
+      <w:proofErr w:type="spellStart"/>
+      <w:r>
+        <w:t>WiFi</w:t>
+      </w:r>
+      <w:proofErr w:type="spellEnd"/>
+      <w:r>
+        <w:t xml:space="preserve"> </w:t>
       </w:r>
       <w:r>
         <w:t>唤醒延时结束后，</w:t>
@@ -1009,7 +1124,15 @@
         <w:t xml:space="preserve"> BLE MAC </w:t>
       </w:r>
       <w:r>
-        <w:t>握手帧，不立即进入普通心跳。</w:t>
+        <w:t>握手帧，</w:t>
+      </w:r>
+      <w:proofErr w:type="gramStart"/>
+      <w:r>
+        <w:t>不</w:t>
+      </w:r>
+      <w:proofErr w:type="gramEnd"/>
+      <w:r>
+        <w:t>立即进入普通心跳。</w:t>
       </w:r>
     </w:p>
     <w:p/>
@@ -1083,19 +1206,69 @@
       </w:r>
     </w:p>
     <w:p>
-      <w:r>
-        <w:t>Mac[5] Mac[4] Mac[3] Mac[2] Mac[1] Mac[0]</w:t>
-      </w:r>
-    </w:p>
-    <w:p>
-      <w:r>
-        <w:t>```</w:t>
-      </w:r>
-    </w:p>
-    <w:p/>
-    <w:p>
-      <w:r>
-        <w:t xml:space="preserve">WiFi </w:t>
+      <w:proofErr w:type="gramStart"/>
+      <w:r>
+        <w:t>Mac[</w:t>
+      </w:r>
+      <w:proofErr w:type="gramEnd"/>
+      <w:r>
+        <w:t xml:space="preserve">5] </w:t>
+      </w:r>
+      <w:proofErr w:type="gramStart"/>
+      <w:r>
+        <w:t>Mac[</w:t>
+      </w:r>
+      <w:proofErr w:type="gramEnd"/>
+      <w:r>
+        <w:t xml:space="preserve">4] </w:t>
+      </w:r>
+      <w:proofErr w:type="gramStart"/>
+      <w:r>
+        <w:t>Mac[</w:t>
+      </w:r>
+      <w:proofErr w:type="gramEnd"/>
+      <w:r>
+        <w:t xml:space="preserve">3] </w:t>
+      </w:r>
+      <w:proofErr w:type="gramStart"/>
+      <w:r>
+        <w:t>Mac[</w:t>
+      </w:r>
+      <w:proofErr w:type="gramEnd"/>
+      <w:r>
+        <w:t xml:space="preserve">2] </w:t>
+      </w:r>
+      <w:proofErr w:type="gramStart"/>
+      <w:r>
+        <w:t>Mac[</w:t>
+      </w:r>
+      <w:proofErr w:type="gramEnd"/>
+      <w:r>
+        <w:t xml:space="preserve">1] </w:t>
+      </w:r>
+      <w:proofErr w:type="gramStart"/>
+      <w:r>
+        <w:t>Mac[</w:t>
+      </w:r>
+      <w:proofErr w:type="gramEnd"/>
+      <w:r>
+        <w:t>0]</w:t>
+      </w:r>
+    </w:p>
+    <w:p>
+      <w:r>
+        <w:t>```</w:t>
+      </w:r>
+    </w:p>
+    <w:p/>
+    <w:p>
+      <w:proofErr w:type="spellStart"/>
+      <w:r>
+        <w:t>WiFi</w:t>
+      </w:r>
+      <w:proofErr w:type="spellEnd"/>
+      <w:r>
+        <w:t xml:space="preserve"> </w:t>
       </w:r>
       <w:r>
         <w:t>收到</w:t>
@@ -1194,8 +1367,13 @@
     </w:p>
     <w:p/>
     <w:p>
-      <w:r>
-        <w:t xml:space="preserve">WiFi </w:t>
+      <w:proofErr w:type="spellStart"/>
+      <w:r>
+        <w:t>WiFi</w:t>
+      </w:r>
+      <w:proofErr w:type="spellEnd"/>
+      <w:r>
+        <w:t xml:space="preserve"> </w:t>
       </w:r>
       <w:r>
         <w:t>必须等</w:t>
@@ -1263,8 +1441,13 @@
     </w:p>
     <w:p/>
     <w:p>
-      <w:r>
-        <w:t xml:space="preserve">WiFi </w:t>
+      <w:proofErr w:type="spellStart"/>
+      <w:r>
+        <w:t>WiFi</w:t>
+      </w:r>
+      <w:proofErr w:type="spellEnd"/>
+      <w:r>
+        <w:t xml:space="preserve"> </w:t>
       </w:r>
       <w:r>
         <w:t>回复：</w:t>
@@ -1364,7 +1547,15 @@
         <w:t>会拉低</w:t>
       </w:r>
       <w:r>
-        <w:t xml:space="preserve"> WiFi </w:t>
+        <w:t xml:space="preserve"> </w:t>
+      </w:r>
+      <w:proofErr w:type="spellStart"/>
+      <w:r>
+        <w:t>WiFi</w:t>
+      </w:r>
+      <w:proofErr w:type="spellEnd"/>
+      <w:r>
+        <w:t xml:space="preserve"> </w:t>
       </w:r>
       <w:r>
         <w:t>电源</w:t>
@@ -1376,8 +1567,13 @@
         <w:t>唤醒控制脚，关闭</w:t>
       </w:r>
       <w:r>
-        <w:t xml:space="preserve"> WiFi</w:t>
-      </w:r>
+        <w:t xml:space="preserve"> </w:t>
+      </w:r>
+      <w:proofErr w:type="spellStart"/>
+      <w:r>
+        <w:t>WiFi</w:t>
+      </w:r>
+      <w:proofErr w:type="spellEnd"/>
       <w:r>
         <w:t>，并进入低功耗。</w:t>
       </w:r>
@@ -1403,7 +1599,23 @@
           <w:b/>
           <w:bCs/>
         </w:rPr>
-        <w:t xml:space="preserve"> WiFi </w:t>
+        <w:t xml:space="preserve"> </w:t>
+      </w:r>
+      <w:proofErr w:type="spellStart"/>
+      <w:r>
+        <w:rPr>
+          <w:b/>
+          <w:bCs/>
+        </w:rPr>
+        <w:t>WiFi</w:t>
+      </w:r>
+      <w:proofErr w:type="spellEnd"/>
+      <w:r>
+        <w:rPr>
+          <w:b/>
+          <w:bCs/>
+        </w:rPr>
+        <w:t xml:space="preserve"> </w:t>
       </w:r>
       <w:r>
         <w:rPr>
@@ -1440,11 +1652,24 @@
         <w:t xml:space="preserve"> UART </w:t>
       </w:r>
       <w:r>
-        <w:t>协议帧发给</w:t>
-      </w:r>
-      <w:r>
-        <w:t xml:space="preserve"> WiFi</w:t>
-      </w:r>
+        <w:t>协议</w:t>
+      </w:r>
+      <w:proofErr w:type="gramStart"/>
+      <w:r>
+        <w:t>帧</w:t>
+      </w:r>
+      <w:proofErr w:type="gramEnd"/>
+      <w:r>
+        <w:t>发给</w:t>
+      </w:r>
+      <w:r>
+        <w:t xml:space="preserve"> </w:t>
+      </w:r>
+      <w:proofErr w:type="spellStart"/>
+      <w:r>
+        <w:t>WiFi</w:t>
+      </w:r>
+      <w:proofErr w:type="spellEnd"/>
       <w:r>
         <w:t>。</w:t>
       </w:r>
@@ -1581,8 +1806,13 @@
     </w:p>
     <w:p/>
     <w:p>
-      <w:r>
-        <w:t xml:space="preserve">WiFi </w:t>
+      <w:proofErr w:type="spellStart"/>
+      <w:r>
+        <w:t>WiFi</w:t>
+      </w:r>
+      <w:proofErr w:type="spellEnd"/>
+      <w:r>
+        <w:t xml:space="preserve"> </w:t>
       </w:r>
       <w:r>
         <w:t>端按</w:t>
@@ -1601,7 +1831,23 @@
           <w:b/>
           <w:bCs/>
         </w:rPr>
-        <w:t xml:space="preserve">## 8. WiFi </w:t>
+        <w:t xml:space="preserve">## 8. </w:t>
+      </w:r>
+      <w:proofErr w:type="spellStart"/>
+      <w:r>
+        <w:rPr>
+          <w:b/>
+          <w:bCs/>
+        </w:rPr>
+        <w:t>WiFi</w:t>
+      </w:r>
+      <w:proofErr w:type="spellEnd"/>
+      <w:r>
+        <w:rPr>
+          <w:b/>
+          <w:bCs/>
+        </w:rPr>
+        <w:t xml:space="preserve"> </w:t>
       </w:r>
       <w:r>
         <w:rPr>
@@ -1613,8 +1859,13 @@
     </w:p>
     <w:p/>
     <w:p>
-      <w:r>
-        <w:t xml:space="preserve">WiFi </w:t>
+      <w:proofErr w:type="spellStart"/>
+      <w:r>
+        <w:t>WiFi</w:t>
+      </w:r>
+      <w:proofErr w:type="spellEnd"/>
+      <w:r>
+        <w:t xml:space="preserve"> </w:t>
       </w:r>
       <w:r>
         <w:t>可以通过</w:t>
@@ -1622,8 +1873,13 @@
       <w:r>
         <w:t xml:space="preserve"> CH583 </w:t>
       </w:r>
-      <w:r>
-        <w:t>把配网结果、</w:t>
+      <w:proofErr w:type="gramStart"/>
+      <w:r>
+        <w:t>把配网结</w:t>
+      </w:r>
+      <w:proofErr w:type="gramEnd"/>
+      <w:r>
+        <w:t>果、</w:t>
       </w:r>
       <w:r>
         <w:t xml:space="preserve">IP </w:t>
@@ -1721,7 +1977,23 @@
     </w:p>
     <w:p>
       <w:r>
-        <w:t>@#V1|SEQ=220|CMD=WIFI_DATA|LEN=57|PART=1|TOTAL=1|ARG={"result":0,"message":"Find wifi","stage":"MERCURY_A662"}|CRC=XXXX^&amp;</w:t>
+        <w:t>@#V1|SEQ=220|CMD=WIFI_DATA|LEN=57|PART=1|TOTAL=1|ARG</w:t>
+      </w:r>
+      <w:proofErr w:type="gramStart"/>
+      <w:r>
+        <w:t>={</w:t>
+      </w:r>
+      <w:proofErr w:type="gramEnd"/>
+      <w:r>
+        <w:t>"result":0,"message":"Find wifi","stage":"MERCURY_A662</w:t>
+      </w:r>
+      <w:proofErr w:type="gramStart"/>
+      <w:r>
+        <w:t>"}|</w:t>
+      </w:r>
+      <w:proofErr w:type="gramEnd"/>
+      <w:r>
+        <w:t>CRC=XXXX^&amp;</w:t>
       </w:r>
     </w:p>
     <w:p>
@@ -1822,8 +2094,13 @@
     <w:p/>
     <w:p>
       <w:r>
-        <w:t>```json</w:t>
-      </w:r>
+        <w:t>```</w:t>
+      </w:r>
+      <w:proofErr w:type="spellStart"/>
+      <w:r>
+        <w:t>json</w:t>
+      </w:r>
+      <w:proofErr w:type="spellEnd"/>
     </w:p>
     <w:p>
       <w:r>
@@ -1897,8 +2174,13 @@
         <w:t>回复</w:t>
       </w:r>
       <w:r>
-        <w:t xml:space="preserve"> WiFi</w:t>
-      </w:r>
+        <w:t xml:space="preserve"> </w:t>
+      </w:r>
+      <w:proofErr w:type="spellStart"/>
+      <w:r>
+        <w:t>WiFi</w:t>
+      </w:r>
+      <w:proofErr w:type="spellEnd"/>
       <w:r>
         <w:t>：</w:t>
       </w:r>
@@ -1927,8 +2209,13 @@
       <w:r>
         <w:t>未连接：</w:t>
       </w:r>
-      <w:r>
-        <w:t>ERR,BLE_NOT_CONNECTED</w:t>
+      <w:proofErr w:type="gramStart"/>
+      <w:r>
+        <w:t>ERR,BLE</w:t>
+      </w:r>
+      <w:proofErr w:type="gramEnd"/>
+      <w:r>
+        <w:t>_NOT_CONNECTED</w:t>
       </w:r>
     </w:p>
     <w:p>
@@ -1938,8 +2225,13 @@
       <w:r>
         <w:t>未开启：</w:t>
       </w:r>
-      <w:r>
-        <w:t>ERR,BLE_NOTIFY_DISABLED</w:t>
+      <w:proofErr w:type="gramStart"/>
+      <w:r>
+        <w:t>ERR,BLE</w:t>
+      </w:r>
+      <w:proofErr w:type="gramEnd"/>
+      <w:r>
+        <w:t>_NOTIFY_DISABLED</w:t>
       </w:r>
     </w:p>
     <w:p>
@@ -1949,8 +2241,13 @@
       <w:r>
         <w:t>失败：</w:t>
       </w:r>
-      <w:r>
-        <w:t>ERR,BLE_NOTIFY_FAIL</w:t>
+      <w:proofErr w:type="gramStart"/>
+      <w:r>
+        <w:t>ERR,BLE</w:t>
+      </w:r>
+      <w:proofErr w:type="gramEnd"/>
+      <w:r>
+        <w:t>_NOTIFY_FAIL</w:t>
       </w:r>
     </w:p>
     <w:p>
@@ -1960,8 +2257,13 @@
       <w:r>
         <w:t>：</w:t>
       </w:r>
-      <w:r>
-        <w:t>ERR,BAD_LEN</w:t>
+      <w:proofErr w:type="gramStart"/>
+      <w:r>
+        <w:t>ERR,BAD</w:t>
+      </w:r>
+      <w:proofErr w:type="gramEnd"/>
+      <w:r>
+        <w:t>_LEN</w:t>
       </w:r>
     </w:p>
     <w:p>
@@ -1977,23 +2279,1344 @@
       <w:r>
         <w:t>：</w:t>
       </w:r>
-      <w:r>
-        <w:t>ERR,BAD_PART</w:t>
-      </w:r>
-    </w:p>
-    <w:p>
-      <w:r>
-        <w:t>```</w:t>
-      </w:r>
-    </w:p>
-    <w:p/>
-    <w:p>
-      <w:r>
-        <w:rPr>
-          <w:b/>
-          <w:bCs/>
-        </w:rPr>
-        <w:t xml:space="preserve">## 9. GPIO </w:t>
+      <w:proofErr w:type="gramStart"/>
+      <w:r>
+        <w:t>ERR,BAD</w:t>
+      </w:r>
+      <w:proofErr w:type="gramEnd"/>
+      <w:r>
+        <w:t>_PART</w:t>
+      </w:r>
+    </w:p>
+    <w:p>
+      <w:r>
+        <w:t>```</w:t>
+      </w:r>
+    </w:p>
+    <w:p/>
+    <w:p>
+      <w:r>
+        <w:rPr>
+          <w:b/>
+          <w:bCs/>
+        </w:rPr>
+        <w:t xml:space="preserve">## 9. </w:t>
+      </w:r>
+      <w:proofErr w:type="spellStart"/>
+      <w:r>
+        <w:rPr>
+          <w:b/>
+          <w:bCs/>
+        </w:rPr>
+        <w:t>WiFi</w:t>
+      </w:r>
+      <w:proofErr w:type="spellEnd"/>
+      <w:r>
+        <w:rPr>
+          <w:b/>
+          <w:bCs/>
+        </w:rPr>
+        <w:t xml:space="preserve"> </w:t>
+      </w:r>
+      <w:r>
+        <w:rPr>
+          <w:b/>
+          <w:bCs/>
+        </w:rPr>
+        <w:t>配网状态上报与广播复合状态位</w:t>
+      </w:r>
+    </w:p>
+    <w:p/>
+    <w:p>
+      <w:r>
+        <w:t>该命令用于</w:t>
+      </w:r>
+      <w:r>
+        <w:t xml:space="preserve"> </w:t>
+      </w:r>
+      <w:proofErr w:type="spellStart"/>
+      <w:r>
+        <w:t>WiFi</w:t>
+      </w:r>
+      <w:proofErr w:type="spellEnd"/>
+      <w:r>
+        <w:t xml:space="preserve"> </w:t>
+      </w:r>
+      <w:r>
+        <w:t>在启动或配网成功后，向</w:t>
+      </w:r>
+      <w:r>
+        <w:t xml:space="preserve"> CH583/CH585 </w:t>
+      </w:r>
+      <w:r>
+        <w:t>上报当前配网状态。</w:t>
+      </w:r>
+      <w:r>
+        <w:t xml:space="preserve">CH583/CH585 </w:t>
+      </w:r>
+      <w:r>
+        <w:t>收到合法状态后保存到</w:t>
+      </w:r>
+      <w:r>
+        <w:t xml:space="preserve"> </w:t>
+      </w:r>
+      <w:proofErr w:type="spellStart"/>
+      <w:r>
+        <w:t>DataFlash</w:t>
+      </w:r>
+      <w:proofErr w:type="spellEnd"/>
+      <w:r>
+        <w:t>，并立即刷新</w:t>
+      </w:r>
+      <w:r>
+        <w:t xml:space="preserve"> TDX </w:t>
+      </w:r>
+      <w:proofErr w:type="gramStart"/>
+      <w:r>
+        <w:t>蓝牙广播</w:t>
+      </w:r>
+      <w:proofErr w:type="gramEnd"/>
+      <w:r>
+        <w:t>名第</w:t>
+      </w:r>
+      <w:r>
+        <w:t xml:space="preserve"> 21 </w:t>
+      </w:r>
+      <w:r>
+        <w:t>位中的配网状态部分。</w:t>
+      </w:r>
+      <w:r>
+        <w:t xml:space="preserve">BOE </w:t>
+      </w:r>
+      <w:r>
+        <w:t>广播名不受影响。</w:t>
+      </w:r>
+    </w:p>
+    <w:p/>
+    <w:p>
+      <w:r>
+        <w:t>```text</w:t>
+      </w:r>
+    </w:p>
+    <w:p>
+      <w:r>
+        <w:t>CMD=WIFI_PROVISION</w:t>
+      </w:r>
+    </w:p>
+    <w:p>
+      <w:r>
+        <w:t>```</w:t>
+      </w:r>
+    </w:p>
+    <w:p/>
+    <w:p>
+      <w:r>
+        <w:t>参数：</w:t>
+      </w:r>
+    </w:p>
+    <w:p/>
+    <w:p>
+      <w:r>
+        <w:t>```text</w:t>
+      </w:r>
+    </w:p>
+    <w:p>
+      <w:r>
+        <w:t>ARG=&lt;</w:t>
+      </w:r>
+      <w:proofErr w:type="spellStart"/>
+      <w:r>
+        <w:t>status_hex</w:t>
+      </w:r>
+      <w:proofErr w:type="spellEnd"/>
+      <w:r>
+        <w:t>&gt;</w:t>
+      </w:r>
+    </w:p>
+    <w:p>
+      <w:proofErr w:type="spellStart"/>
+      <w:r>
+        <w:t>status_hex</w:t>
+      </w:r>
+      <w:proofErr w:type="spellEnd"/>
+      <w:r>
+        <w:t xml:space="preserve"> </w:t>
+      </w:r>
+      <w:r>
+        <w:t>为</w:t>
+      </w:r>
+      <w:r>
+        <w:t xml:space="preserve"> 2 </w:t>
+      </w:r>
+      <w:r>
+        <w:t>位十六进制文本，表示</w:t>
+      </w:r>
+      <w:r>
+        <w:t xml:space="preserve"> 1 </w:t>
+      </w:r>
+      <w:proofErr w:type="gramStart"/>
+      <w:r>
+        <w:t>个</w:t>
+      </w:r>
+      <w:proofErr w:type="gramEnd"/>
+      <w:r>
+        <w:t>复合状态</w:t>
+      </w:r>
+      <w:r>
+        <w:t xml:space="preserve"> byte</w:t>
+      </w:r>
+    </w:p>
+    <w:p>
+      <w:r>
+        <w:t>第</w:t>
+      </w:r>
+      <w:r>
+        <w:t xml:space="preserve"> 1 </w:t>
+      </w:r>
+      <w:r>
+        <w:t>位十六进制字符</w:t>
+      </w:r>
+      <w:r>
+        <w:t xml:space="preserve"> = </w:t>
+      </w:r>
+      <w:r>
+        <w:t>高</w:t>
+      </w:r>
+      <w:r>
+        <w:t xml:space="preserve"> 4bit</w:t>
+      </w:r>
+      <w:r>
+        <w:t>，表示</w:t>
+      </w:r>
+      <w:r>
+        <w:t xml:space="preserve"> </w:t>
+      </w:r>
+      <w:proofErr w:type="spellStart"/>
+      <w:r>
+        <w:t>WiFi</w:t>
+      </w:r>
+      <w:proofErr w:type="spellEnd"/>
+      <w:r>
+        <w:t xml:space="preserve"> </w:t>
+      </w:r>
+      <w:r>
+        <w:t>配网状态；</w:t>
+      </w:r>
+      <w:r>
+        <w:t xml:space="preserve">4 </w:t>
+      </w:r>
+      <w:r>
+        <w:t>表示未配网，</w:t>
+      </w:r>
+      <w:r>
+        <w:t xml:space="preserve">5 </w:t>
+      </w:r>
+      <w:r>
+        <w:t>表示已配网</w:t>
+      </w:r>
+    </w:p>
+    <w:p>
+      <w:r>
+        <w:t>第</w:t>
+      </w:r>
+      <w:r>
+        <w:t xml:space="preserve"> 2 </w:t>
+      </w:r>
+      <w:r>
+        <w:t>位十六进制字符</w:t>
+      </w:r>
+      <w:r>
+        <w:t xml:space="preserve"> = </w:t>
+      </w:r>
+      <w:r>
+        <w:t>低</w:t>
+      </w:r>
+      <w:r>
+        <w:t xml:space="preserve"> 4bit</w:t>
+      </w:r>
+      <w:r>
+        <w:t>，表示相框工作模式</w:t>
+      </w:r>
+    </w:p>
+    <w:p>
+      <w:r>
+        <w:t>```</w:t>
+      </w:r>
+    </w:p>
+    <w:p/>
+    <w:p>
+      <w:r>
+        <w:t>格式：</w:t>
+      </w:r>
+    </w:p>
+    <w:p/>
+    <w:p>
+      <w:r>
+        <w:t>```text</w:t>
+      </w:r>
+    </w:p>
+    <w:p>
+      <w:r>
+        <w:t>@#V1|SEQ=&lt;seq&gt;|CMD=WIFI_PROVISION|LEN=2|PART=1|TOTAL=1|ARG=&lt;status_hex&gt;|CRC=&lt;crc&gt;^&amp;</w:t>
+      </w:r>
+    </w:p>
+    <w:p>
+      <w:r>
+        <w:lastRenderedPageBreak/>
+        <w:t>```</w:t>
+      </w:r>
+    </w:p>
+    <w:p/>
+    <w:p>
+      <w:r>
+        <w:t>示例：</w:t>
+      </w:r>
+    </w:p>
+    <w:p/>
+    <w:p>
+      <w:r>
+        <w:t>```text</w:t>
+      </w:r>
+    </w:p>
+    <w:p>
+      <w:r>
+        <w:t>@#V1|SEQ=230|CMD=WIFI_PROVISION|LEN=2|PART=1|TOTAL=1|ARG=50|CRC=XXXX^&amp;</w:t>
+      </w:r>
+    </w:p>
+    <w:p>
+      <w:r>
+        <w:t>@#V1|SEQ=231|CMD=WIFI_PROVISION|LEN=2|PART=1|TOTAL=1|ARG=51|CRC=XXXX^&amp;</w:t>
+      </w:r>
+    </w:p>
+    <w:p>
+      <w:r>
+        <w:t>@#V1|SEQ=232|CMD=WIFI_PROVISION|LEN=2|PART=1|TOTAL=1|ARG=52|CRC=XXXX^&amp;</w:t>
+      </w:r>
+    </w:p>
+    <w:p>
+      <w:r>
+        <w:t>```</w:t>
+      </w:r>
+    </w:p>
+    <w:p/>
+    <w:p>
+      <w:r>
+        <w:t xml:space="preserve">CH583/CH585 </w:t>
+      </w:r>
+      <w:r>
+        <w:t>行为：</w:t>
+      </w:r>
+    </w:p>
+    <w:p/>
+    <w:p>
+      <w:r>
+        <w:t>```text</w:t>
+      </w:r>
+    </w:p>
+    <w:p>
+      <w:r>
+        <w:t>校验</w:t>
+      </w:r>
+      <w:r>
+        <w:t xml:space="preserve"> CRC/LEN/PART/TOTAL</w:t>
+      </w:r>
+    </w:p>
+    <w:p>
+      <w:r>
+        <w:t>只接受</w:t>
+      </w:r>
+      <w:r>
+        <w:t xml:space="preserve"> 2 </w:t>
+      </w:r>
+      <w:r>
+        <w:t>位十六进制</w:t>
+      </w:r>
+      <w:r>
+        <w:t xml:space="preserve"> ARG</w:t>
+      </w:r>
+    </w:p>
+    <w:p>
+      <w:r>
+        <w:t>高</w:t>
+      </w:r>
+      <w:r>
+        <w:t xml:space="preserve"> 4bit </w:t>
+      </w:r>
+      <w:r>
+        <w:t>只接受</w:t>
+      </w:r>
+      <w:r>
+        <w:t xml:space="preserve"> 4 </w:t>
+      </w:r>
+      <w:r>
+        <w:t>或</w:t>
+      </w:r>
+      <w:r>
+        <w:t xml:space="preserve"> 5</w:t>
+      </w:r>
+    </w:p>
+    <w:p>
+      <w:r>
+        <w:t>低</w:t>
+      </w:r>
+      <w:r>
+        <w:t xml:space="preserve"> 4bit </w:t>
+      </w:r>
+      <w:r>
+        <w:t>当前只接受</w:t>
+      </w:r>
+      <w:r>
+        <w:t xml:space="preserve"> 0</w:t>
+      </w:r>
+      <w:r>
+        <w:t>、</w:t>
+      </w:r>
+      <w:r>
+        <w:t>1</w:t>
+      </w:r>
+      <w:r>
+        <w:t>、</w:t>
+      </w:r>
+      <w:r>
+        <w:t>2</w:t>
+      </w:r>
+    </w:p>
+    <w:p>
+      <w:r>
+        <w:t>合法配网状态保存到</w:t>
+      </w:r>
+      <w:r>
+        <w:t xml:space="preserve"> </w:t>
+      </w:r>
+      <w:proofErr w:type="spellStart"/>
+      <w:r>
+        <w:t>DataFlash</w:t>
+      </w:r>
+      <w:proofErr w:type="spellEnd"/>
+    </w:p>
+    <w:p>
+      <w:r>
+        <w:t>合法工作模式保存到</w:t>
+      </w:r>
+      <w:r>
+        <w:t xml:space="preserve"> </w:t>
+      </w:r>
+      <w:proofErr w:type="spellStart"/>
+      <w:r>
+        <w:t>DataFlash</w:t>
+      </w:r>
+      <w:proofErr w:type="spellEnd"/>
+    </w:p>
+    <w:p>
+      <w:r>
+        <w:t>刷新</w:t>
+      </w:r>
+      <w:r>
+        <w:t xml:space="preserve"> TDX scan response </w:t>
+      </w:r>
+      <w:r>
+        <w:t>中的</w:t>
+      </w:r>
+      <w:r>
+        <w:t xml:space="preserve"> </w:t>
+      </w:r>
+      <w:proofErr w:type="spellStart"/>
+      <w:r>
+        <w:t>scanRspData</w:t>
+      </w:r>
+      <w:proofErr w:type="spellEnd"/>
+      <w:r>
+        <w:t>[22]</w:t>
+      </w:r>
+    </w:p>
+    <w:p>
+      <w:r>
+        <w:t xml:space="preserve">WIFI_PROVISION </w:t>
+      </w:r>
+      <w:r>
+        <w:t>会同时更新复合状态</w:t>
+      </w:r>
+      <w:r>
+        <w:t xml:space="preserve"> byte </w:t>
+      </w:r>
+      <w:r>
+        <w:t>的高</w:t>
+      </w:r>
+      <w:r>
+        <w:t xml:space="preserve"> 4bit </w:t>
+      </w:r>
+      <w:r>
+        <w:t>和低</w:t>
+      </w:r>
+      <w:r>
+        <w:t xml:space="preserve"> 4bit</w:t>
+      </w:r>
+    </w:p>
+    <w:p>
+      <w:r>
+        <w:t>未保存过、读到</w:t>
+      </w:r>
+      <w:r>
+        <w:t xml:space="preserve"> 0xFF </w:t>
+      </w:r>
+      <w:r>
+        <w:t>或非法保存值时，配网状态默认</w:t>
+      </w:r>
+      <w:r>
+        <w:t xml:space="preserve"> 0</w:t>
+      </w:r>
+      <w:r>
+        <w:t>，工作模式默认</w:t>
+      </w:r>
+      <w:r>
+        <w:t xml:space="preserve"> 0</w:t>
+      </w:r>
+    </w:p>
+    <w:p>
+      <w:r>
+        <w:t>```</w:t>
+      </w:r>
+    </w:p>
+    <w:p/>
+    <w:p>
+      <w:r>
+        <w:t xml:space="preserve">CH583/CH585 </w:t>
+      </w:r>
+      <w:r>
+        <w:t>回复</w:t>
+      </w:r>
+      <w:r>
+        <w:t xml:space="preserve"> </w:t>
+      </w:r>
+      <w:proofErr w:type="spellStart"/>
+      <w:r>
+        <w:t>WiFi</w:t>
+      </w:r>
+      <w:proofErr w:type="spellEnd"/>
+      <w:r>
+        <w:t>：</w:t>
+      </w:r>
+    </w:p>
+    <w:p/>
+    <w:p>
+      <w:r>
+        <w:t>```text</w:t>
+      </w:r>
+    </w:p>
+    <w:p>
+      <w:r>
+        <w:t>保存并刷新成功：</w:t>
+      </w:r>
+      <w:r>
+        <w:t>ACK</w:t>
+      </w:r>
+    </w:p>
+    <w:p>
+      <w:r>
+        <w:t xml:space="preserve">ARG </w:t>
+      </w:r>
+      <w:r>
+        <w:t>不是</w:t>
+      </w:r>
+      <w:r>
+        <w:t xml:space="preserve"> 2 </w:t>
+      </w:r>
+      <w:r>
+        <w:t>位十六进制，或</w:t>
+      </w:r>
+      <w:r>
+        <w:t xml:space="preserve"> bit </w:t>
+      </w:r>
+      <w:r>
+        <w:t>值超出当前定义范围：</w:t>
+      </w:r>
+      <w:proofErr w:type="gramStart"/>
+      <w:r>
+        <w:t>ERR,BAD</w:t>
+      </w:r>
+      <w:proofErr w:type="gramEnd"/>
+      <w:r>
+        <w:t>_ARG</w:t>
+      </w:r>
+    </w:p>
+    <w:p>
+      <w:r>
+        <w:t xml:space="preserve">LEN </w:t>
+      </w:r>
+      <w:r>
+        <w:t>不是</w:t>
+      </w:r>
+      <w:r>
+        <w:t xml:space="preserve"> 2</w:t>
+      </w:r>
+      <w:r>
+        <w:t>：</w:t>
+      </w:r>
+      <w:proofErr w:type="gramStart"/>
+      <w:r>
+        <w:t>ERR,BAD</w:t>
+      </w:r>
+      <w:proofErr w:type="gramEnd"/>
+      <w:r>
+        <w:t>_LEN</w:t>
+      </w:r>
+    </w:p>
+    <w:p>
+      <w:r>
+        <w:t xml:space="preserve">PART/TOTAL </w:t>
+      </w:r>
+      <w:r>
+        <w:t>不是</w:t>
+      </w:r>
+      <w:r>
+        <w:t xml:space="preserve"> 1/1</w:t>
+      </w:r>
+      <w:r>
+        <w:t>：</w:t>
+      </w:r>
+      <w:proofErr w:type="gramStart"/>
+      <w:r>
+        <w:t>ERR,BAD</w:t>
+      </w:r>
+      <w:proofErr w:type="gramEnd"/>
+      <w:r>
+        <w:t>_PART</w:t>
+      </w:r>
+    </w:p>
+    <w:p>
+      <w:r>
+        <w:t xml:space="preserve">CRC </w:t>
+      </w:r>
+      <w:r>
+        <w:t>错误：</w:t>
+      </w:r>
+      <w:proofErr w:type="gramStart"/>
+      <w:r>
+        <w:t>ERR,BAD</w:t>
+      </w:r>
+      <w:proofErr w:type="gramEnd"/>
+      <w:r>
+        <w:t>_CRC</w:t>
+      </w:r>
+    </w:p>
+    <w:p>
+      <w:r>
+        <w:t>```</w:t>
+      </w:r>
+    </w:p>
+    <w:p/>
+    <w:p>
+      <w:r>
+        <w:t>广播名第</w:t>
+      </w:r>
+      <w:r>
+        <w:t xml:space="preserve"> 21 </w:t>
+      </w:r>
+      <w:r>
+        <w:t>位复合状态规则：</w:t>
+      </w:r>
+    </w:p>
+    <w:p/>
+    <w:p>
+      <w:r>
+        <w:t>```text</w:t>
+      </w:r>
+    </w:p>
+    <w:p>
+      <w:r>
+        <w:t>只修改</w:t>
+      </w:r>
+      <w:r>
+        <w:t xml:space="preserve"> TDX </w:t>
+      </w:r>
+      <w:r>
+        <w:t>广播名</w:t>
+      </w:r>
+    </w:p>
+    <w:p>
+      <w:r>
+        <w:t xml:space="preserve">BOE </w:t>
+      </w:r>
+      <w:r>
+        <w:t>广播名不修改</w:t>
+      </w:r>
+    </w:p>
+    <w:p>
+      <w:r>
+        <w:t>第</w:t>
+      </w:r>
+      <w:r>
+        <w:t xml:space="preserve"> 21 </w:t>
+      </w:r>
+      <w:r>
+        <w:t>位对应代码中的</w:t>
+      </w:r>
+      <w:r>
+        <w:t xml:space="preserve"> </w:t>
+      </w:r>
+      <w:proofErr w:type="spellStart"/>
+      <w:r>
+        <w:t>scanRspData</w:t>
+      </w:r>
+      <w:proofErr w:type="spellEnd"/>
+      <w:r>
+        <w:t>[22]</w:t>
+      </w:r>
+    </w:p>
+    <w:p>
+      <w:proofErr w:type="spellStart"/>
+      <w:r>
+        <w:t>scanRspData</w:t>
+      </w:r>
+      <w:proofErr w:type="spellEnd"/>
+      <w:r>
+        <w:t xml:space="preserve">[22] </w:t>
+      </w:r>
+      <w:r>
+        <w:t>是原始</w:t>
+      </w:r>
+      <w:r>
+        <w:t xml:space="preserve"> byte</w:t>
+      </w:r>
+      <w:r>
+        <w:t>，同时保证落在可见</w:t>
+      </w:r>
+      <w:r>
+        <w:t xml:space="preserve"> ASCII </w:t>
+      </w:r>
+      <w:r>
+        <w:t>字符范围内</w:t>
+      </w:r>
+    </w:p>
+    <w:p>
+      <w:proofErr w:type="spellStart"/>
+      <w:proofErr w:type="gramStart"/>
+      <w:r>
+        <w:t>scanRspData</w:t>
+      </w:r>
+      <w:proofErr w:type="spellEnd"/>
+      <w:r>
+        <w:t>[</w:t>
+      </w:r>
+      <w:proofErr w:type="gramEnd"/>
+      <w:r>
+        <w:t>22] = (</w:t>
+      </w:r>
+      <w:proofErr w:type="spellStart"/>
+      <w:r>
+        <w:t>provision_name_nibble</w:t>
+      </w:r>
+      <w:proofErr w:type="spellEnd"/>
+      <w:r>
+        <w:t xml:space="preserve"> &lt;&lt; 4) | </w:t>
+      </w:r>
+      <w:proofErr w:type="spellStart"/>
+      <w:r>
+        <w:t>frame_work_mode</w:t>
+      </w:r>
+      <w:proofErr w:type="spellEnd"/>
+    </w:p>
+    <w:p>
+      <w:r>
+        <w:t>```</w:t>
+      </w:r>
+    </w:p>
+    <w:p/>
+    <w:p>
+      <w:r>
+        <w:lastRenderedPageBreak/>
+        <w:t>高</w:t>
+      </w:r>
+      <w:r>
+        <w:t xml:space="preserve"> 4bit </w:t>
+      </w:r>
+      <w:r>
+        <w:t>表示</w:t>
+      </w:r>
+      <w:r>
+        <w:t xml:space="preserve"> </w:t>
+      </w:r>
+      <w:proofErr w:type="spellStart"/>
+      <w:r>
+        <w:t>WiFi</w:t>
+      </w:r>
+      <w:proofErr w:type="spellEnd"/>
+      <w:r>
+        <w:t xml:space="preserve"> </w:t>
+      </w:r>
+      <w:r>
+        <w:t>配网状态：</w:t>
+      </w:r>
+    </w:p>
+    <w:p/>
+    <w:p>
+      <w:r>
+        <w:t>```text</w:t>
+      </w:r>
+    </w:p>
+    <w:p>
+      <w:r>
+        <w:t xml:space="preserve">0100 = </w:t>
+      </w:r>
+      <w:r>
+        <w:t>未配网，可见</w:t>
+      </w:r>
+      <w:r>
+        <w:t xml:space="preserve"> ASCII </w:t>
+      </w:r>
+      <w:r>
+        <w:t>范围</w:t>
+      </w:r>
+      <w:r>
+        <w:t xml:space="preserve"> 0x40~0x4F</w:t>
+      </w:r>
+    </w:p>
+    <w:p>
+      <w:r>
+        <w:t xml:space="preserve">0101 = </w:t>
+      </w:r>
+      <w:r>
+        <w:t>已配网，可见</w:t>
+      </w:r>
+      <w:r>
+        <w:t xml:space="preserve"> ASCII </w:t>
+      </w:r>
+      <w:r>
+        <w:t>范围</w:t>
+      </w:r>
+      <w:r>
+        <w:t xml:space="preserve"> 0x50~0x5F</w:t>
+      </w:r>
+    </w:p>
+    <w:p>
+      <w:r>
+        <w:t>```</w:t>
+      </w:r>
+    </w:p>
+    <w:p/>
+    <w:p>
+      <w:r>
+        <w:t>低</w:t>
+      </w:r>
+      <w:r>
+        <w:t xml:space="preserve"> 4bit </w:t>
+      </w:r>
+      <w:r>
+        <w:t>表示相框工作模式：</w:t>
+      </w:r>
+    </w:p>
+    <w:p/>
+    <w:p>
+      <w:r>
+        <w:t>```text</w:t>
+      </w:r>
+    </w:p>
+    <w:p>
+      <w:r>
+        <w:t xml:space="preserve">0000 = </w:t>
+      </w:r>
+      <w:r>
+        <w:t>普通模式</w:t>
+      </w:r>
+    </w:p>
+    <w:p>
+      <w:r>
+        <w:t xml:space="preserve">0001 = </w:t>
+      </w:r>
+      <w:proofErr w:type="gramStart"/>
+      <w:r>
+        <w:t>轮播模式</w:t>
+      </w:r>
+      <w:proofErr w:type="gramEnd"/>
+    </w:p>
+    <w:p>
+      <w:r>
+        <w:t xml:space="preserve">0010 = </w:t>
+      </w:r>
+      <w:r>
+        <w:t>每日更新模式</w:t>
+      </w:r>
+    </w:p>
+    <w:p>
+      <w:r>
+        <w:t xml:space="preserve">0011..1111 = </w:t>
+      </w:r>
+      <w:r>
+        <w:t>保留</w:t>
+      </w:r>
+    </w:p>
+    <w:p>
+      <w:r>
+        <w:t>```</w:t>
+      </w:r>
+    </w:p>
+    <w:p/>
+    <w:p>
+      <w:r>
+        <w:t>示例：</w:t>
+      </w:r>
+    </w:p>
+    <w:p/>
+    <w:p>
+      <w:r>
+        <w:t>```text</w:t>
+      </w:r>
+    </w:p>
+    <w:p>
+      <w:r>
+        <w:t xml:space="preserve">0x40 = </w:t>
+      </w:r>
+      <w:r>
+        <w:t>未配网</w:t>
+      </w:r>
+      <w:r>
+        <w:t xml:space="preserve"> + </w:t>
+      </w:r>
+      <w:r>
+        <w:t>普通模式，</w:t>
+      </w:r>
+      <w:r>
+        <w:t>ASCII '@'</w:t>
+      </w:r>
+    </w:p>
+    <w:p>
+      <w:r>
+        <w:t xml:space="preserve">0x50 = </w:t>
+      </w:r>
+      <w:r>
+        <w:t>已配网</w:t>
+      </w:r>
+      <w:r>
+        <w:t xml:space="preserve"> + </w:t>
+      </w:r>
+      <w:r>
+        <w:t>普通模式，</w:t>
+      </w:r>
+      <w:r>
+        <w:t>ASCII 'P'</w:t>
+      </w:r>
+    </w:p>
+    <w:p>
+      <w:r>
+        <w:t xml:space="preserve">0x51 = </w:t>
+      </w:r>
+      <w:r>
+        <w:t>已配网</w:t>
+      </w:r>
+      <w:r>
+        <w:t xml:space="preserve"> + </w:t>
+      </w:r>
+      <w:proofErr w:type="gramStart"/>
+      <w:r>
+        <w:t>轮播模式</w:t>
+      </w:r>
+      <w:proofErr w:type="gramEnd"/>
+      <w:r>
+        <w:t>，</w:t>
+      </w:r>
+      <w:r>
+        <w:t>ASCII 'Q'</w:t>
+      </w:r>
+    </w:p>
+    <w:p>
+      <w:r>
+        <w:t xml:space="preserve">0x52 = </w:t>
+      </w:r>
+      <w:r>
+        <w:t>已配网</w:t>
+      </w:r>
+      <w:r>
+        <w:t xml:space="preserve"> + </w:t>
+      </w:r>
+      <w:r>
+        <w:t>每日更新模式，</w:t>
+      </w:r>
+      <w:r>
+        <w:t>ASCII 'R'</w:t>
+      </w:r>
+    </w:p>
+    <w:p>
+      <w:r>
+        <w:t xml:space="preserve">0x42 = </w:t>
+      </w:r>
+      <w:r>
+        <w:t>未配网</w:t>
+      </w:r>
+      <w:r>
+        <w:t xml:space="preserve"> + </w:t>
+      </w:r>
+      <w:r>
+        <w:t>每日更新模式，</w:t>
+      </w:r>
+      <w:r>
+        <w:t>ASCII 'B'</w:t>
+      </w:r>
+    </w:p>
+    <w:p>
+      <w:r>
+        <w:t>```</w:t>
+      </w:r>
+    </w:p>
+    <w:p/>
+    <w:p>
+      <w:r>
+        <w:t>扩展示例：</w:t>
+      </w:r>
+    </w:p>
+    <w:p/>
+    <w:p>
+      <w:r>
+        <w:t>```text</w:t>
+      </w:r>
+    </w:p>
+    <w:p>
+      <w:r>
+        <w:t xml:space="preserve">40~4F = </w:t>
+      </w:r>
+      <w:r>
+        <w:t>未配网</w:t>
+      </w:r>
+      <w:r>
+        <w:t xml:space="preserve"> + 16 </w:t>
+      </w:r>
+      <w:r>
+        <w:t>种工作模式，均为可见</w:t>
+      </w:r>
+      <w:r>
+        <w:t xml:space="preserve"> ASCII</w:t>
+      </w:r>
+    </w:p>
+    <w:p>
+      <w:r>
+        <w:t xml:space="preserve">50~5F = </w:t>
+      </w:r>
+      <w:r>
+        <w:t>已配网</w:t>
+      </w:r>
+      <w:r>
+        <w:t xml:space="preserve"> + 16 </w:t>
+      </w:r>
+      <w:r>
+        <w:t>种工作模式，均为可见</w:t>
+      </w:r>
+      <w:r>
+        <w:t xml:space="preserve"> ASCII</w:t>
+      </w:r>
+    </w:p>
+    <w:p/>
+    <w:p>
+      <w:r>
+        <w:t xml:space="preserve">0x53 = </w:t>
+      </w:r>
+      <w:r>
+        <w:t>已配网</w:t>
+      </w:r>
+      <w:r>
+        <w:t xml:space="preserve"> + </w:t>
+      </w:r>
+      <w:r>
+        <w:t>第</w:t>
+      </w:r>
+      <w:r>
+        <w:t xml:space="preserve"> 4 </w:t>
+      </w:r>
+      <w:r>
+        <w:t>种工作模式，</w:t>
+      </w:r>
+      <w:r>
+        <w:t>ASCII 'S'</w:t>
+      </w:r>
+    </w:p>
+    <w:p>
+      <w:r>
+        <w:t xml:space="preserve">0x54 = </w:t>
+      </w:r>
+      <w:r>
+        <w:t>已配网</w:t>
+      </w:r>
+      <w:r>
+        <w:t xml:space="preserve"> + </w:t>
+      </w:r>
+      <w:r>
+        <w:t>第</w:t>
+      </w:r>
+      <w:r>
+        <w:t xml:space="preserve"> 5 </w:t>
+      </w:r>
+      <w:r>
+        <w:t>种工作模式，</w:t>
+      </w:r>
+      <w:r>
+        <w:t>ASCII 'T'</w:t>
+      </w:r>
+    </w:p>
+    <w:p>
+      <w:r>
+        <w:t xml:space="preserve">0x5F = </w:t>
+      </w:r>
+      <w:r>
+        <w:t>已配网</w:t>
+      </w:r>
+      <w:r>
+        <w:t xml:space="preserve"> + </w:t>
+      </w:r>
+      <w:r>
+        <w:t>第</w:t>
+      </w:r>
+      <w:r>
+        <w:t xml:space="preserve"> 16 </w:t>
+      </w:r>
+      <w:r>
+        <w:t>种工作模式，</w:t>
+      </w:r>
+      <w:r>
+        <w:t>ASCII '_'</w:t>
+      </w:r>
+    </w:p>
+    <w:p>
+      <w:r>
+        <w:t xml:space="preserve">0x43 = </w:t>
+      </w:r>
+      <w:r>
+        <w:t>未配网</w:t>
+      </w:r>
+      <w:r>
+        <w:t xml:space="preserve"> + </w:t>
+      </w:r>
+      <w:r>
+        <w:t>第</w:t>
+      </w:r>
+      <w:r>
+        <w:t xml:space="preserve"> 4 </w:t>
+      </w:r>
+      <w:r>
+        <w:t>种工作模式，</w:t>
+      </w:r>
+      <w:r>
+        <w:t>ASCII 'C'</w:t>
+      </w:r>
+    </w:p>
+    <w:p>
+      <w:r>
+        <w:t xml:space="preserve">0x4F = </w:t>
+      </w:r>
+      <w:r>
+        <w:t>未配网</w:t>
+      </w:r>
+      <w:r>
+        <w:t xml:space="preserve"> + </w:t>
+      </w:r>
+      <w:r>
+        <w:t>第</w:t>
+      </w:r>
+      <w:r>
+        <w:t xml:space="preserve"> 16 </w:t>
+      </w:r>
+      <w:r>
+        <w:t>种工作模式，</w:t>
+      </w:r>
+      <w:r>
+        <w:t>ASCII 'O'</w:t>
+      </w:r>
+    </w:p>
+    <w:p>
+      <w:r>
+        <w:t>```</w:t>
+      </w:r>
+    </w:p>
+    <w:p/>
+    <w:p>
+      <w:r>
+        <w:t>说明：低</w:t>
+      </w:r>
+      <w:r>
+        <w:t xml:space="preserve"> 4bit </w:t>
+      </w:r>
+      <w:r>
+        <w:t>取值范围为</w:t>
+      </w:r>
+      <w:r>
+        <w:t xml:space="preserve"> `0x0~0xF`</w:t>
+      </w:r>
+      <w:r>
+        <w:t>，因此工作模式最多</w:t>
+      </w:r>
+      <w:r>
+        <w:t xml:space="preserve"> 16 </w:t>
+      </w:r>
+      <w:r>
+        <w:t>种；</w:t>
+      </w:r>
+      <w:r>
+        <w:t xml:space="preserve">`0x5F` </w:t>
+      </w:r>
+      <w:r>
+        <w:t>表示</w:t>
+      </w:r>
+      <w:r>
+        <w:t>“</w:t>
+      </w:r>
+      <w:r>
+        <w:t>已配网</w:t>
+      </w:r>
+      <w:r>
+        <w:t xml:space="preserve"> + </w:t>
+      </w:r>
+      <w:r>
+        <w:t>第</w:t>
+      </w:r>
+      <w:r>
+        <w:t xml:space="preserve"> 16 </w:t>
+      </w:r>
+      <w:r>
+        <w:t>种工作模式</w:t>
+      </w:r>
+      <w:r>
+        <w:t>”</w:t>
+      </w:r>
+      <w:r>
+        <w:t>，不是第</w:t>
+      </w:r>
+      <w:r>
+        <w:t xml:space="preserve"> 18 </w:t>
+      </w:r>
+      <w:r>
+        <w:t>种工作模式。高</w:t>
+      </w:r>
+      <w:r>
+        <w:t xml:space="preserve"> 4bit </w:t>
+      </w:r>
+      <w:r>
+        <w:t>固定使用</w:t>
+      </w:r>
+      <w:r>
+        <w:t xml:space="preserve"> `4/5`</w:t>
+      </w:r>
+      <w:r>
+        <w:t>，是为了让该字节落在可见</w:t>
+      </w:r>
+      <w:r>
+        <w:t xml:space="preserve"> ASCII </w:t>
+      </w:r>
+      <w:r>
+        <w:t>字符范围内。</w:t>
+      </w:r>
+    </w:p>
+    <w:p/>
+    <w:p>
+      <w:r>
+        <w:t>刷新与恢复规则：</w:t>
+      </w:r>
+    </w:p>
+    <w:p/>
+    <w:p>
+      <w:r>
+        <w:t>```text</w:t>
+      </w:r>
+    </w:p>
+    <w:p>
+      <w:r>
+        <w:t>每次收到合法</w:t>
+      </w:r>
+      <w:r>
+        <w:t xml:space="preserve"> WIFI_PROVISION </w:t>
+      </w:r>
+      <w:r>
+        <w:t>后立即刷新</w:t>
+      </w:r>
+      <w:r>
+        <w:t xml:space="preserve"> </w:t>
+      </w:r>
+      <w:proofErr w:type="spellStart"/>
+      <w:r>
+        <w:t>scanRspData</w:t>
+      </w:r>
+      <w:proofErr w:type="spellEnd"/>
+      <w:r>
+        <w:t>[22]</w:t>
+      </w:r>
+    </w:p>
+    <w:p>
+      <w:r>
+        <w:t>工作模式变化后立即刷新</w:t>
+      </w:r>
+      <w:r>
+        <w:t xml:space="preserve"> </w:t>
+      </w:r>
+      <w:proofErr w:type="spellStart"/>
+      <w:r>
+        <w:t>scanRspData</w:t>
+      </w:r>
+      <w:proofErr w:type="spellEnd"/>
+      <w:r>
+        <w:t>[22]</w:t>
+      </w:r>
+    </w:p>
+    <w:p>
+      <w:r>
+        <w:t>复位后恢复</w:t>
+      </w:r>
+      <w:r>
+        <w:t xml:space="preserve"> </w:t>
+      </w:r>
+      <w:proofErr w:type="spellStart"/>
+      <w:r>
+        <w:t>DataFlash</w:t>
+      </w:r>
+      <w:proofErr w:type="spellEnd"/>
+      <w:r>
+        <w:t xml:space="preserve"> </w:t>
+      </w:r>
+      <w:r>
+        <w:t>中最后一次保存的配网状态和工作模式</w:t>
+      </w:r>
+    </w:p>
+    <w:p>
+      <w:r>
+        <w:t>未保存过、读到</w:t>
+      </w:r>
+      <w:r>
+        <w:t xml:space="preserve"> 0xFF </w:t>
+      </w:r>
+      <w:r>
+        <w:t>或非法保存值时，配网默认</w:t>
+      </w:r>
+      <w:r>
+        <w:t xml:space="preserve"> 0</w:t>
+      </w:r>
+      <w:r>
+        <w:t>，工作模式默认</w:t>
+      </w:r>
+      <w:r>
+        <w:t xml:space="preserve"> 0</w:t>
+      </w:r>
+    </w:p>
+    <w:p>
+      <w:proofErr w:type="spellStart"/>
+      <w:r>
+        <w:t>scanRspData</w:t>
+      </w:r>
+      <w:proofErr w:type="spellEnd"/>
+      <w:r>
+        <w:t xml:space="preserve">[20] </w:t>
+      </w:r>
+      <w:r>
+        <w:t>保持原有逻辑，不因该复合状态规则改变</w:t>
+      </w:r>
+    </w:p>
+    <w:p>
+      <w:r>
+        <w:t>```</w:t>
+      </w:r>
+    </w:p>
+    <w:p/>
+    <w:p>
+      <w:r>
+        <w:rPr>
+          <w:b/>
+          <w:bCs/>
+        </w:rPr>
+        <w:t xml:space="preserve">## 10. GPIO </w:t>
       </w:r>
       <w:r>
         <w:rPr>
@@ -2011,7 +3634,31 @@
     </w:p>
     <w:p>
       <w:r>
-        <w:t>@#V1|SEQ=&lt;seq&gt;|CMD=GPIO|LEN=&lt;len&gt;|PART=1|TOTAL=1|ARG=&lt;port&gt;,&lt;pin&gt;,&lt;mode&gt;,&lt;level&gt;|CRC=&lt;crc&gt;^&amp;</w:t>
+        <w:t>@#V1|SEQ=&lt;seq&gt;|CMD=GPIO|LEN=&lt;len&gt;|PART=1|TOTAL=1|ARG=&lt;port</w:t>
+      </w:r>
+      <w:proofErr w:type="gramStart"/>
+      <w:r>
+        <w:t>&gt;,&lt;</w:t>
+      </w:r>
+      <w:proofErr w:type="gramEnd"/>
+      <w:r>
+        <w:t>pin</w:t>
+      </w:r>
+      <w:proofErr w:type="gramStart"/>
+      <w:r>
+        <w:t>&gt;,&lt;</w:t>
+      </w:r>
+      <w:proofErr w:type="gramEnd"/>
+      <w:r>
+        <w:t>mode</w:t>
+      </w:r>
+      <w:proofErr w:type="gramStart"/>
+      <w:r>
+        <w:t>&gt;,&lt;</w:t>
+      </w:r>
+      <w:proofErr w:type="gramEnd"/>
+      <w:r>
+        <w:t>level&gt;|CRC=&lt;crc&gt;^&amp;</w:t>
       </w:r>
     </w:p>
     <w:p>
@@ -2053,8 +3700,13 @@
       </w:r>
     </w:p>
     <w:p>
-      <w:r>
-        <w:t>level  HIGH / LOW / KEEP</w:t>
+      <w:proofErr w:type="gramStart"/>
+      <w:r>
+        <w:t>level  HIGH</w:t>
+      </w:r>
+      <w:proofErr w:type="gramEnd"/>
+      <w:r>
+        <w:t xml:space="preserve"> / LOW / KEEP</w:t>
       </w:r>
     </w:p>
     <w:p>
@@ -2133,22 +3785,30 @@
     </w:p>
     <w:p>
       <w:r>
-        <w:t>@#V1|SEQ=100|CMD=GPIO|LEN=13|PART=1|TOTAL=1|ARG=PA,3,OUT,HIGH|CRC=XXXX^&amp;</w:t>
-      </w:r>
-    </w:p>
-    <w:p>
-      <w:r>
-        <w:t>```</w:t>
-      </w:r>
-    </w:p>
-    <w:p/>
-    <w:p>
-      <w:r>
-        <w:rPr>
-          <w:b/>
-          <w:bCs/>
-        </w:rPr>
-        <w:t xml:space="preserve">## 10. GPIO </w:t>
+        <w:t>@#V1|SEQ=100|CMD=GPIO|LEN=13|PART=1|TOTAL=1|ARG=PA,</w:t>
+      </w:r>
+      <w:proofErr w:type="gramStart"/>
+      <w:r>
+        <w:t>3,OUT</w:t>
+      </w:r>
+      <w:proofErr w:type="gramEnd"/>
+      <w:r>
+        <w:t>,HIGH|CRC=XXXX^&amp;</w:t>
+      </w:r>
+    </w:p>
+    <w:p>
+      <w:r>
+        <w:t>```</w:t>
+      </w:r>
+    </w:p>
+    <w:p/>
+    <w:p>
+      <w:r>
+        <w:rPr>
+          <w:b/>
+          <w:bCs/>
+        </w:rPr>
+        <w:t xml:space="preserve">## 11. GPIO </w:t>
       </w:r>
       <w:r>
         <w:rPr>
@@ -2160,8 +3820,13 @@
     </w:p>
     <w:p/>
     <w:p>
-      <w:r>
-        <w:t xml:space="preserve">WiFi </w:t>
+      <w:proofErr w:type="spellStart"/>
+      <w:r>
+        <w:t>WiFi</w:t>
+      </w:r>
+      <w:proofErr w:type="spellEnd"/>
+      <w:r>
+        <w:t xml:space="preserve"> </w:t>
       </w:r>
       <w:r>
         <w:t>发送：</w:t>
@@ -2175,7 +3840,19 @@
     </w:p>
     <w:p>
       <w:r>
-        <w:t>@#V1|SEQ=&lt;seq&gt;|CMD=GPIO_READ|LEN=&lt;len&gt;|PART=1|TOTAL=1|ARG=&lt;port&gt;,&lt;pin&gt;|CRC=&lt;crc&gt;^&amp;</w:t>
+        <w:t>@#V1|SEQ=&lt;seq&gt;|CMD=GPIO_READ|LEN=&lt;len&gt;|PART=1|TOTAL=1|ARG=&lt;port</w:t>
+      </w:r>
+      <w:proofErr w:type="gramStart"/>
+      <w:r>
+        <w:t>&gt;,&lt;</w:t>
+      </w:r>
+      <w:proofErr w:type="gramEnd"/>
+      <w:r>
+        <w:t>pin&gt;|CRC=&lt;</w:t>
+      </w:r>
+      <w:r>
+        <w:lastRenderedPageBreak/>
+        <w:t>crc&gt;^&amp;</w:t>
       </w:r>
     </w:p>
     <w:p>
@@ -2200,7 +3877,31 @@
     </w:p>
     <w:p>
       <w:r>
-        <w:t>@#V1|SEQ=&lt;seq&gt;|CMD=GPIO_VALUE|LEN=&lt;len&gt;|PART=1|TOTAL=1|ARG=&lt;read_seq&gt;,&lt;port&gt;,&lt;pin&gt;,&lt;level&gt;|CRC=&lt;crc&gt;^&amp;</w:t>
+        <w:t>@#V1|SEQ=&lt;seq&gt;|CMD=GPIO_VALUE|LEN=&lt;len&gt;|PART=1|TOTAL=1|ARG=&lt;read_seq</w:t>
+      </w:r>
+      <w:proofErr w:type="gramStart"/>
+      <w:r>
+        <w:t>&gt;,&lt;</w:t>
+      </w:r>
+      <w:proofErr w:type="gramEnd"/>
+      <w:r>
+        <w:t>port</w:t>
+      </w:r>
+      <w:proofErr w:type="gramStart"/>
+      <w:r>
+        <w:t>&gt;,&lt;</w:t>
+      </w:r>
+      <w:proofErr w:type="gramEnd"/>
+      <w:r>
+        <w:t>pin</w:t>
+      </w:r>
+      <w:proofErr w:type="gramStart"/>
+      <w:r>
+        <w:t>&gt;,&lt;</w:t>
+      </w:r>
+      <w:proofErr w:type="gramEnd"/>
+      <w:r>
+        <w:t>level&gt;|CRC=&lt;crc&gt;^&amp;</w:t>
       </w:r>
     </w:p>
     <w:p>
@@ -2222,22 +3923,38 @@
     </w:p>
     <w:p>
       <w:r>
-        <w:t>@#V1|SEQ=31|CMD=GPIO_VALUE|LEN=13|PART=1|TOTAL=1|ARG=130,PA,3,HIGH|CRC=XXXX^&amp;</w:t>
-      </w:r>
-    </w:p>
-    <w:p>
-      <w:r>
-        <w:t>```</w:t>
-      </w:r>
-    </w:p>
-    <w:p/>
-    <w:p>
-      <w:r>
-        <w:rPr>
-          <w:b/>
-          <w:bCs/>
-        </w:rPr>
-        <w:t xml:space="preserve">## 11. LED </w:t>
+        <w:t>@#V1|SEQ=31|CMD=GPIO_VALUE|LEN=13|PART=1|TOTAL=1|ARG=</w:t>
+      </w:r>
+      <w:proofErr w:type="gramStart"/>
+      <w:r>
+        <w:t>130,PA</w:t>
+      </w:r>
+      <w:proofErr w:type="gramEnd"/>
+      <w:r>
+        <w:t>,</w:t>
+      </w:r>
+      <w:proofErr w:type="gramStart"/>
+      <w:r>
+        <w:t>3,HIGH</w:t>
+      </w:r>
+      <w:proofErr w:type="gramEnd"/>
+      <w:r>
+        <w:t>|CRC=XXXX^&amp;</w:t>
+      </w:r>
+    </w:p>
+    <w:p>
+      <w:r>
+        <w:t>```</w:t>
+      </w:r>
+    </w:p>
+    <w:p/>
+    <w:p>
+      <w:r>
+        <w:rPr>
+          <w:b/>
+          <w:bCs/>
+        </w:rPr>
+        <w:t xml:space="preserve">## 12. LED </w:t>
       </w:r>
       <w:r>
         <w:rPr>
@@ -2265,7 +3982,15 @@
         <w:t>闪烁，避免</w:t>
       </w:r>
       <w:r>
-        <w:t xml:space="preserve"> WiFi </w:t>
+        <w:t xml:space="preserve"> </w:t>
+      </w:r>
+      <w:proofErr w:type="spellStart"/>
+      <w:r>
+        <w:t>WiFi</w:t>
+      </w:r>
+      <w:proofErr w:type="spellEnd"/>
+      <w:r>
+        <w:t xml:space="preserve"> </w:t>
       </w:r>
       <w:r>
         <w:t>为了闪烁而高频发送</w:t>
@@ -2317,7 +4042,7 @@
           <w:b/>
           <w:bCs/>
         </w:rPr>
-        <w:t xml:space="preserve">### 11.1 </w:t>
+        <w:t xml:space="preserve">### 12.1 </w:t>
       </w:r>
       <w:r>
         <w:rPr>
@@ -2329,8 +4054,13 @@
     </w:p>
     <w:p/>
     <w:p>
-      <w:r>
-        <w:t xml:space="preserve">WiFi </w:t>
+      <w:proofErr w:type="spellStart"/>
+      <w:r>
+        <w:t>WiFi</w:t>
+      </w:r>
+      <w:proofErr w:type="spellEnd"/>
+      <w:r>
+        <w:t xml:space="preserve"> </w:t>
       </w:r>
       <w:r>
         <w:t>发送：</w:t>
@@ -2344,8 +4074,351 @@
     </w:p>
     <w:p>
       <w:r>
+        <w:t>@#V1|SEQ=&lt;seq&gt;|CMD=LED_BLINK|LEN=&lt;len&gt;|PART=1|TOTAL=1|ARG=&lt;led</w:t>
+      </w:r>
+      <w:proofErr w:type="gramStart"/>
+      <w:r>
+        <w:t>&gt;,&lt;</w:t>
+      </w:r>
+      <w:proofErr w:type="gramEnd"/>
+      <w:r>
+        <w:t>interval_ms&gt;|CRC=&lt;crc&gt;^&amp;</w:t>
+      </w:r>
+    </w:p>
+    <w:p>
+      <w:r>
+        <w:t>```</w:t>
+      </w:r>
+    </w:p>
+    <w:p/>
+    <w:p>
+      <w:r>
+        <w:t>字段：</w:t>
+      </w:r>
+    </w:p>
+    <w:p/>
+    <w:p>
+      <w:r>
+        <w:t>```text</w:t>
+      </w:r>
+    </w:p>
+    <w:p>
+      <w:r>
+        <w:t>led          RED / GREEN</w:t>
+      </w:r>
+    </w:p>
+    <w:p>
+      <w:proofErr w:type="spellStart"/>
+      <w:r>
+        <w:t>interval_ms</w:t>
+      </w:r>
+      <w:proofErr w:type="spellEnd"/>
+      <w:r>
+        <w:t xml:space="preserve">  1~10000</w:t>
+      </w:r>
+      <w:r>
+        <w:t>，单位</w:t>
+      </w:r>
+      <w:r>
+        <w:t xml:space="preserve"> </w:t>
+      </w:r>
+      <w:proofErr w:type="spellStart"/>
+      <w:r>
+        <w:t>ms</w:t>
+      </w:r>
+      <w:proofErr w:type="spellEnd"/>
+    </w:p>
+    <w:p>
+      <w:r>
+        <w:t>```</w:t>
+      </w:r>
+    </w:p>
+    <w:p/>
+    <w:p>
+      <w:r>
         <w:lastRenderedPageBreak/>
-        <w:t>@#V1|SEQ=&lt;seq&gt;|CMD=LED_BLINK|LEN=&lt;len&gt;|PART=1|TOTAL=1|ARG=&lt;led&gt;,&lt;interval_ms&gt;|CRC=&lt;crc&gt;^&amp;</w:t>
+        <w:t>规则：</w:t>
+      </w:r>
+    </w:p>
+    <w:p/>
+    <w:p>
+      <w:r>
+        <w:t>```text</w:t>
+      </w:r>
+    </w:p>
+    <w:p>
+      <w:r>
+        <w:t xml:space="preserve">RED </w:t>
+      </w:r>
+      <w:r>
+        <w:t>和</w:t>
+      </w:r>
+      <w:r>
+        <w:t xml:space="preserve"> GREEN </w:t>
+      </w:r>
+      <w:r>
+        <w:t>独立控制，不能使用</w:t>
+      </w:r>
+      <w:r>
+        <w:t xml:space="preserve"> BOTH</w:t>
+      </w:r>
+    </w:p>
+    <w:p>
+      <w:r>
+        <w:t xml:space="preserve">LED_BLINK </w:t>
+      </w:r>
+      <w:r>
+        <w:t>收到后，</w:t>
+      </w:r>
+      <w:r>
+        <w:t xml:space="preserve">CH583 </w:t>
+      </w:r>
+      <w:r>
+        <w:t>先点亮目标</w:t>
+      </w:r>
+      <w:r>
+        <w:t xml:space="preserve"> LED</w:t>
+      </w:r>
+      <w:r>
+        <w:t>，再按</w:t>
+      </w:r>
+      <w:r>
+        <w:t xml:space="preserve"> </w:t>
+      </w:r>
+      <w:proofErr w:type="spellStart"/>
+      <w:r>
+        <w:t>interval_ms</w:t>
+      </w:r>
+      <w:proofErr w:type="spellEnd"/>
+      <w:r>
+        <w:t xml:space="preserve"> </w:t>
+      </w:r>
+      <w:r>
+        <w:t>间隔翻转电平</w:t>
+      </w:r>
+    </w:p>
+    <w:p>
+      <w:r>
+        <w:t>同一个</w:t>
+      </w:r>
+      <w:r>
+        <w:t xml:space="preserve"> LED </w:t>
+      </w:r>
+      <w:r>
+        <w:t>再次收到</w:t>
+      </w:r>
+      <w:r>
+        <w:t xml:space="preserve"> LED_BLINK </w:t>
+      </w:r>
+      <w:r>
+        <w:t>时，更新该</w:t>
+      </w:r>
+      <w:r>
+        <w:t xml:space="preserve"> LED </w:t>
+      </w:r>
+      <w:r>
+        <w:t>的闪烁间隔，并重新从点亮状态开始</w:t>
+      </w:r>
+    </w:p>
+    <w:p>
+      <w:r>
+        <w:t>红灯和绿灯使用独立定时事件，两个</w:t>
+      </w:r>
+      <w:r>
+        <w:t xml:space="preserve"> LED </w:t>
+      </w:r>
+      <w:r>
+        <w:t>可以使用不同闪烁间隔</w:t>
+      </w:r>
+    </w:p>
+    <w:p>
+      <w:proofErr w:type="spellStart"/>
+      <w:r>
+        <w:t>interval_ms</w:t>
+      </w:r>
+      <w:proofErr w:type="spellEnd"/>
+      <w:r>
+        <w:t xml:space="preserve"> </w:t>
+      </w:r>
+      <w:r>
+        <w:t>表示翻转间隔，不是</w:t>
+      </w:r>
+      <w:proofErr w:type="gramStart"/>
+      <w:r>
+        <w:t>完整亮灭周期</w:t>
+      </w:r>
+      <w:proofErr w:type="gramEnd"/>
+      <w:r>
+        <w:t>；例如</w:t>
+      </w:r>
+      <w:r>
+        <w:t xml:space="preserve"> 1000 </w:t>
+      </w:r>
+      <w:r>
+        <w:t>表示每</w:t>
+      </w:r>
+      <w:r>
+        <w:t xml:space="preserve"> 1000ms </w:t>
+      </w:r>
+      <w:r>
+        <w:t>翻转一次</w:t>
+      </w:r>
+    </w:p>
+    <w:p>
+      <w:r>
+        <w:t>```</w:t>
+      </w:r>
+    </w:p>
+    <w:p/>
+    <w:p>
+      <w:r>
+        <w:t>示例：</w:t>
+      </w:r>
+    </w:p>
+    <w:p/>
+    <w:p>
+      <w:r>
+        <w:t>```text</w:t>
+      </w:r>
+    </w:p>
+    <w:p>
+      <w:r>
+        <w:t>@#V1|SEQ=120|CMD=LED_BLINK|LEN=8|PART=1|TOTAL=1|ARG=RED,1000|CRC=XXXX^&amp;</w:t>
+      </w:r>
+    </w:p>
+    <w:p>
+      <w:r>
+        <w:t>@#V1|SEQ=121|CMD=LED_BLINK|LEN=9|PART=1|TOTAL=1|ARG=GREEN,200|CRC=XXXX^&amp;</w:t>
+      </w:r>
+    </w:p>
+    <w:p>
+      <w:r>
+        <w:t>```</w:t>
+      </w:r>
+    </w:p>
+    <w:p/>
+    <w:p>
+      <w:r>
+        <w:t xml:space="preserve">CH583 </w:t>
+      </w:r>
+      <w:r>
+        <w:t>回复：</w:t>
+      </w:r>
+    </w:p>
+    <w:p/>
+    <w:p>
+      <w:r>
+        <w:t>```text</w:t>
+      </w:r>
+    </w:p>
+    <w:p>
+      <w:r>
+        <w:t>参数合法并启动成功：</w:t>
+      </w:r>
+      <w:r>
+        <w:t>ACK</w:t>
+      </w:r>
+    </w:p>
+    <w:p>
+      <w:r>
+        <w:t>未知</w:t>
+      </w:r>
+      <w:r>
+        <w:t xml:space="preserve"> LED</w:t>
+      </w:r>
+      <w:r>
+        <w:t>、</w:t>
+      </w:r>
+      <w:r>
+        <w:t>BOTH</w:t>
+      </w:r>
+      <w:r>
+        <w:t>、</w:t>
+      </w:r>
+      <w:proofErr w:type="spellStart"/>
+      <w:r>
+        <w:t>interval_ms</w:t>
+      </w:r>
+      <w:proofErr w:type="spellEnd"/>
+      <w:r>
+        <w:t xml:space="preserve"> </w:t>
+      </w:r>
+      <w:r>
+        <w:t>小于</w:t>
+      </w:r>
+      <w:r>
+        <w:t xml:space="preserve"> 1 </w:t>
+      </w:r>
+      <w:r>
+        <w:t>或大于</w:t>
+      </w:r>
+      <w:r>
+        <w:t xml:space="preserve"> 10000</w:t>
+      </w:r>
+      <w:r>
+        <w:t>、参数数量错误：</w:t>
+      </w:r>
+      <w:proofErr w:type="gramStart"/>
+      <w:r>
+        <w:t>ERR,BAD</w:t>
+      </w:r>
+      <w:proofErr w:type="gramEnd"/>
+      <w:r>
+        <w:t>_ARG</w:t>
+      </w:r>
+    </w:p>
+    <w:p>
+      <w:r>
+        <w:t>```</w:t>
+      </w:r>
+    </w:p>
+    <w:p/>
+    <w:p>
+      <w:r>
+        <w:rPr>
+          <w:b/>
+          <w:bCs/>
+        </w:rPr>
+        <w:t xml:space="preserve">### 12.2 </w:t>
+      </w:r>
+      <w:r>
+        <w:rPr>
+          <w:b/>
+          <w:bCs/>
+        </w:rPr>
+        <w:t>停止闪烁并关闭</w:t>
+      </w:r>
+      <w:r>
+        <w:rPr>
+          <w:b/>
+          <w:bCs/>
+        </w:rPr>
+        <w:t xml:space="preserve"> LED</w:t>
+      </w:r>
+    </w:p>
+    <w:p/>
+    <w:p>
+      <w:proofErr w:type="spellStart"/>
+      <w:r>
+        <w:t>WiFi</w:t>
+      </w:r>
+      <w:proofErr w:type="spellEnd"/>
+      <w:r>
+        <w:t xml:space="preserve"> </w:t>
+      </w:r>
+      <w:r>
+        <w:t>发送：</w:t>
+      </w:r>
+    </w:p>
+    <w:p/>
+    <w:p>
+      <w:r>
+        <w:t>```text</w:t>
+      </w:r>
+    </w:p>
+    <w:p>
+      <w:r>
+        <w:t>@#V1|SEQ=&lt;seq&gt;|CMD=LED_BLINK_STOP|LEN=&lt;len&gt;|PART=1|TOTAL=1|ARG=&lt;led&gt;|CRC=&lt;crc&gt;^&amp;</w:t>
       </w:r>
     </w:p>
     <w:p>
@@ -2366,19 +4439,13 @@
       </w:r>
     </w:p>
     <w:p>
-      <w:r>
-        <w:t>led          RED / GREEN</w:t>
-      </w:r>
-    </w:p>
-    <w:p>
-      <w:r>
-        <w:t>interval_ms  1~10000</w:t>
-      </w:r>
-      <w:r>
-        <w:t>，单位</w:t>
-      </w:r>
-      <w:r>
-        <w:t xml:space="preserve"> ms</w:t>
+      <w:proofErr w:type="gramStart"/>
+      <w:r>
+        <w:t>led  RED</w:t>
+      </w:r>
+      <w:proofErr w:type="gramEnd"/>
+      <w:r>
+        <w:t xml:space="preserve"> / GREEN</w:t>
       </w:r>
     </w:p>
     <w:p>
@@ -2400,99 +4467,690 @@
     </w:p>
     <w:p>
       <w:r>
-        <w:t xml:space="preserve">RED </w:t>
-      </w:r>
-      <w:r>
-        <w:t>和</w:t>
-      </w:r>
-      <w:r>
-        <w:t xml:space="preserve"> GREEN </w:t>
-      </w:r>
-      <w:r>
-        <w:t>独立控制，不能使用</w:t>
-      </w:r>
-      <w:r>
-        <w:t xml:space="preserve"> BOTH</w:t>
-      </w:r>
-    </w:p>
-    <w:p>
-      <w:r>
-        <w:t xml:space="preserve">LED_BLINK </w:t>
-      </w:r>
-      <w:r>
-        <w:t>收到后，</w:t>
-      </w:r>
+        <w:t xml:space="preserve">LED_BLINK_STOP </w:t>
+      </w:r>
+      <w:proofErr w:type="gramStart"/>
+      <w:r>
+        <w:t>只停止</w:t>
+      </w:r>
+      <w:proofErr w:type="gramEnd"/>
+      <w:r>
+        <w:t>指定</w:t>
+      </w:r>
+      <w:r>
+        <w:t xml:space="preserve"> LED</w:t>
+      </w:r>
+      <w:r>
+        <w:t>，不影响另一个</w:t>
+      </w:r>
+      <w:r>
+        <w:t xml:space="preserve"> LED</w:t>
+      </w:r>
+    </w:p>
+    <w:p>
+      <w:r>
+        <w:t>停止后</w:t>
+      </w:r>
+      <w:r>
+        <w:t xml:space="preserve"> CH583 </w:t>
+      </w:r>
+      <w:r>
+        <w:t>将该</w:t>
+      </w:r>
+      <w:r>
+        <w:t xml:space="preserve"> LED </w:t>
+      </w:r>
+      <w:r>
+        <w:t>关闭，即</w:t>
+      </w:r>
+      <w:r>
+        <w:t xml:space="preserve"> PB5/PB6 </w:t>
+      </w:r>
+      <w:r>
+        <w:t>输出高电平</w:t>
+      </w:r>
+    </w:p>
+    <w:p>
+      <w:r>
+        <w:lastRenderedPageBreak/>
+        <w:t>```</w:t>
+      </w:r>
+    </w:p>
+    <w:p/>
+    <w:p>
+      <w:r>
+        <w:t>示例：</w:t>
+      </w:r>
+    </w:p>
+    <w:p/>
+    <w:p>
+      <w:r>
+        <w:t>```text</w:t>
+      </w:r>
+    </w:p>
+    <w:p>
+      <w:r>
+        <w:t>@#V1|SEQ=122|CMD=LED_BLINK_STOP|LEN=3|PART=1|TOTAL=1|ARG=RED|CRC=XXXX^&amp;</w:t>
+      </w:r>
+    </w:p>
+    <w:p>
+      <w:r>
+        <w:t>@#V1|SEQ=123|CMD=LED_BLINK_STOP|LEN=5|PART=1|TOTAL=1|ARG=GREEN|CRC=XXXX^&amp;</w:t>
+      </w:r>
+    </w:p>
+    <w:p>
+      <w:r>
+        <w:t>```</w:t>
+      </w:r>
+    </w:p>
+    <w:p/>
+    <w:p>
       <w:r>
         <w:t xml:space="preserve">CH583 </w:t>
       </w:r>
       <w:r>
-        <w:t>先点亮目标</w:t>
+        <w:t>回复：</w:t>
+      </w:r>
+    </w:p>
+    <w:p/>
+    <w:p>
+      <w:r>
+        <w:t>```text</w:t>
+      </w:r>
+    </w:p>
+    <w:p>
+      <w:r>
+        <w:t>参数合法并停止成功：</w:t>
+      </w:r>
+      <w:r>
+        <w:t>ACK</w:t>
+      </w:r>
+    </w:p>
+    <w:p>
+      <w:r>
+        <w:t>未知</w:t>
       </w:r>
       <w:r>
         <w:t xml:space="preserve"> LED</w:t>
       </w:r>
       <w:r>
-        <w:t>，再按</w:t>
-      </w:r>
-      <w:r>
-        <w:t xml:space="preserve"> interval_ms </w:t>
-      </w:r>
-      <w:r>
-        <w:t>间隔翻转电平</w:t>
-      </w:r>
-    </w:p>
-    <w:p>
-      <w:r>
-        <w:t>同一个</w:t>
+        <w:t>、</w:t>
+      </w:r>
+      <w:r>
+        <w:t>BOTH</w:t>
+      </w:r>
+      <w:r>
+        <w:t>、参数数量错误：</w:t>
+      </w:r>
+      <w:proofErr w:type="gramStart"/>
+      <w:r>
+        <w:t>ERR,BAD</w:t>
+      </w:r>
+      <w:proofErr w:type="gramEnd"/>
+      <w:r>
+        <w:t>_ARG</w:t>
+      </w:r>
+    </w:p>
+    <w:p>
+      <w:r>
+        <w:t>```</w:t>
+      </w:r>
+    </w:p>
+    <w:p/>
+    <w:p>
+      <w:r>
+        <w:rPr>
+          <w:b/>
+          <w:bCs/>
+        </w:rPr>
+        <w:t xml:space="preserve">### 12.3 </w:t>
+      </w:r>
+      <w:r>
+        <w:rPr>
+          <w:b/>
+          <w:bCs/>
+        </w:rPr>
+        <w:t>与</w:t>
+      </w:r>
+      <w:r>
+        <w:rPr>
+          <w:b/>
+          <w:bCs/>
+        </w:rPr>
+        <w:t xml:space="preserve"> GPIO / </w:t>
+      </w:r>
+      <w:r>
+        <w:rPr>
+          <w:b/>
+          <w:bCs/>
+        </w:rPr>
+        <w:t>低功耗的关系</w:t>
+      </w:r>
+    </w:p>
+    <w:p/>
+    <w:p>
+      <w:r>
+        <w:t>```text</w:t>
+      </w:r>
+    </w:p>
+    <w:p>
+      <w:r>
+        <w:t>如果普通</w:t>
+      </w:r>
+      <w:r>
+        <w:t xml:space="preserve"> GPIO </w:t>
+      </w:r>
+      <w:r>
+        <w:t>命令操作</w:t>
+      </w:r>
+      <w:r>
+        <w:t xml:space="preserve"> PB5 </w:t>
+      </w:r>
+      <w:r>
+        <w:t>或</w:t>
+      </w:r>
+      <w:r>
+        <w:t xml:space="preserve"> PB6</w:t>
+      </w:r>
+      <w:r>
+        <w:t>，</w:t>
+      </w:r>
+      <w:r>
+        <w:t xml:space="preserve">CH583 </w:t>
+      </w:r>
+      <w:r>
+        <w:t>会先停止对应</w:t>
       </w:r>
       <w:r>
         <w:t xml:space="preserve"> LED </w:t>
       </w:r>
       <w:r>
-        <w:t>再次收到</w:t>
-      </w:r>
-      <w:r>
-        <w:t xml:space="preserve"> LED_BLINK </w:t>
-      </w:r>
-      <w:r>
-        <w:t>时，更新该</w:t>
+        <w:t>的闪烁，再执行</w:t>
+      </w:r>
+      <w:r>
+        <w:t xml:space="preserve"> GPIO </w:t>
+      </w:r>
+      <w:r>
+        <w:t>命令</w:t>
+      </w:r>
+    </w:p>
+    <w:p>
+      <w:r>
+        <w:t>进入低功耗或</w:t>
+      </w:r>
+      <w:r>
+        <w:t xml:space="preserve"> </w:t>
+      </w:r>
+      <w:proofErr w:type="spellStart"/>
+      <w:r>
+        <w:t>WiFi</w:t>
+      </w:r>
+      <w:proofErr w:type="spellEnd"/>
+      <w:r>
+        <w:t xml:space="preserve"> </w:t>
+      </w:r>
+      <w:r>
+        <w:t>主动关电流程时，</w:t>
+      </w:r>
+      <w:r>
+        <w:t xml:space="preserve">CH583 </w:t>
+      </w:r>
+      <w:r>
+        <w:t>会停止红绿两个</w:t>
       </w:r>
       <w:r>
         <w:t xml:space="preserve"> LED </w:t>
       </w:r>
       <w:r>
-        <w:t>的闪烁间隔，并重新从点亮状态开始</w:t>
-      </w:r>
-    </w:p>
-    <w:p>
-      <w:r>
-        <w:t>红灯和绿灯使用独立定时事件，两个</w:t>
+        <w:t>闪烁，并关闭两个</w:t>
+      </w:r>
+      <w:r>
+        <w:t xml:space="preserve"> LED</w:t>
+      </w:r>
+    </w:p>
+    <w:p>
+      <w:r>
+        <w:t xml:space="preserve">GPIO_READ </w:t>
+      </w:r>
+      <w:r>
+        <w:t>只读取当前引脚电平，不改变</w:t>
       </w:r>
       <w:r>
         <w:t xml:space="preserve"> LED </w:t>
       </w:r>
       <w:r>
-        <w:t>可以使用不同闪烁间隔</w:t>
-      </w:r>
-    </w:p>
-    <w:p>
-      <w:r>
-        <w:t xml:space="preserve">interval_ms </w:t>
-      </w:r>
-      <w:r>
-        <w:t>表示翻转间隔，不是完整亮灭周期；例如</w:t>
-      </w:r>
-      <w:r>
-        <w:t xml:space="preserve"> 1000 </w:t>
-      </w:r>
-      <w:r>
-        <w:t>表示每</w:t>
-      </w:r>
-      <w:r>
-        <w:t xml:space="preserve"> 1000ms </w:t>
-      </w:r>
-      <w:r>
-        <w:t>翻转一次</w:t>
+        <w:t>闪烁状态</w:t>
+      </w:r>
+    </w:p>
+    <w:p>
+      <w:r>
+        <w:t>```</w:t>
+      </w:r>
+    </w:p>
+    <w:p/>
+    <w:p>
+      <w:r>
+        <w:rPr>
+          <w:b/>
+          <w:bCs/>
+        </w:rPr>
+        <w:t xml:space="preserve">## 13. </w:t>
+      </w:r>
+      <w:r>
+        <w:rPr>
+          <w:b/>
+          <w:bCs/>
+        </w:rPr>
+        <w:t>禁止操作的</w:t>
+      </w:r>
+      <w:r>
+        <w:rPr>
+          <w:b/>
+          <w:bCs/>
+        </w:rPr>
+        <w:t xml:space="preserve"> GPIO</w:t>
+      </w:r>
+    </w:p>
+    <w:p/>
+    <w:p>
+      <w:r>
+        <w:t>禁止列表：</w:t>
+      </w:r>
+    </w:p>
+    <w:p/>
+    <w:p>
+      <w:r>
+        <w:t>```text</w:t>
+      </w:r>
+    </w:p>
+    <w:p>
+      <w:r>
+        <w:t xml:space="preserve">PA6   </w:t>
+      </w:r>
+      <w:proofErr w:type="spellStart"/>
+      <w:r>
+        <w:t>WiFi</w:t>
+      </w:r>
+      <w:proofErr w:type="spellEnd"/>
+      <w:r>
+        <w:t xml:space="preserve"> </w:t>
+      </w:r>
+      <w:r>
+        <w:t>电源</w:t>
+      </w:r>
+      <w:r>
+        <w:t>/</w:t>
+      </w:r>
+      <w:r>
+        <w:t>唤醒控制</w:t>
+      </w:r>
+    </w:p>
+    <w:p>
+      <w:r>
+        <w:t>PA8   UART1 RX</w:t>
+      </w:r>
+    </w:p>
+    <w:p>
+      <w:r>
+        <w:t>PA9   UART1 TX</w:t>
+      </w:r>
+    </w:p>
+    <w:p>
+      <w:r>
+        <w:t xml:space="preserve">PB4   UART0 RX </w:t>
+      </w:r>
+      <w:r>
+        <w:t>调试</w:t>
+      </w:r>
+    </w:p>
+    <w:p>
+      <w:r>
+        <w:t xml:space="preserve">PB7   UART0 TX </w:t>
+      </w:r>
+      <w:r>
+        <w:t>调试</w:t>
+      </w:r>
+    </w:p>
+    <w:p>
+      <w:r>
+        <w:t>PB13  </w:t>
+      </w:r>
+      <w:r>
+        <w:t>充电检测</w:t>
+      </w:r>
+      <w:r>
+        <w:t>/CHARGE_LED</w:t>
+      </w:r>
+    </w:p>
+    <w:p>
+      <w:r>
+        <w:t>```</w:t>
+      </w:r>
+    </w:p>
+    <w:p/>
+    <w:p>
+      <w:r>
+        <w:t>如果</w:t>
+      </w:r>
+      <w:r>
+        <w:t xml:space="preserve"> </w:t>
+      </w:r>
+      <w:proofErr w:type="spellStart"/>
+      <w:r>
+        <w:t>WiFi</w:t>
+      </w:r>
+      <w:proofErr w:type="spellEnd"/>
+      <w:r>
+        <w:t xml:space="preserve"> </w:t>
+      </w:r>
+      <w:r>
+        <w:t>操作禁止</w:t>
+      </w:r>
+      <w:r>
+        <w:t xml:space="preserve"> GPIO</w:t>
+      </w:r>
+      <w:r>
+        <w:t>，</w:t>
+      </w:r>
+      <w:r>
+        <w:t xml:space="preserve">CH583 </w:t>
+      </w:r>
+      <w:r>
+        <w:t>不执行，并回复：</w:t>
+      </w:r>
+    </w:p>
+    <w:p/>
+    <w:p>
+      <w:r>
+        <w:t>```text</w:t>
+      </w:r>
+    </w:p>
+    <w:p>
+      <w:proofErr w:type="gramStart"/>
+      <w:r>
+        <w:t>ERR,&lt;</w:t>
+      </w:r>
+      <w:proofErr w:type="spellStart"/>
+      <w:proofErr w:type="gramEnd"/>
+      <w:r>
+        <w:t>received_seq</w:t>
+      </w:r>
+      <w:proofErr w:type="spellEnd"/>
+      <w:proofErr w:type="gramStart"/>
+      <w:r>
+        <w:t>&gt;,DENY</w:t>
+      </w:r>
+      <w:proofErr w:type="gramEnd"/>
+      <w:r>
+        <w:t>_GPIO</w:t>
+      </w:r>
+    </w:p>
+    <w:p>
+      <w:r>
+        <w:t>```</w:t>
+      </w:r>
+    </w:p>
+    <w:p/>
+    <w:p>
+      <w:r>
+        <w:rPr>
+          <w:b/>
+          <w:bCs/>
+        </w:rPr>
+        <w:lastRenderedPageBreak/>
+        <w:t xml:space="preserve">## 14. </w:t>
+      </w:r>
+      <w:proofErr w:type="spellStart"/>
+      <w:r>
+        <w:rPr>
+          <w:b/>
+          <w:bCs/>
+        </w:rPr>
+        <w:t>WiFi</w:t>
+      </w:r>
+      <w:proofErr w:type="spellEnd"/>
+      <w:r>
+        <w:rPr>
+          <w:b/>
+          <w:bCs/>
+        </w:rPr>
+        <w:t xml:space="preserve"> </w:t>
+      </w:r>
+      <w:r>
+        <w:rPr>
+          <w:b/>
+          <w:bCs/>
+        </w:rPr>
+        <w:t>定时唤醒配置</w:t>
+      </w:r>
+    </w:p>
+    <w:p/>
+    <w:p>
+      <w:r>
+        <w:t>该命令用于让</w:t>
+      </w:r>
+      <w:r>
+        <w:t xml:space="preserve"> </w:t>
+      </w:r>
+      <w:proofErr w:type="spellStart"/>
+      <w:r>
+        <w:t>WiFi</w:t>
+      </w:r>
+      <w:proofErr w:type="spellEnd"/>
+      <w:r>
+        <w:t xml:space="preserve"> </w:t>
+      </w:r>
+      <w:r>
+        <w:t>在进入低功耗前，告诉</w:t>
+      </w:r>
+      <w:r>
+        <w:t xml:space="preserve"> CH583/CH585 </w:t>
+      </w:r>
+      <w:r>
+        <w:t>下一次需要唤醒</w:t>
+      </w:r>
+      <w:r>
+        <w:t xml:space="preserve"> </w:t>
+      </w:r>
+      <w:proofErr w:type="spellStart"/>
+      <w:r>
+        <w:t>WiFi</w:t>
+      </w:r>
+      <w:proofErr w:type="spellEnd"/>
+      <w:r>
+        <w:t xml:space="preserve"> </w:t>
+      </w:r>
+      <w:r>
+        <w:t>的时间。</w:t>
+      </w:r>
+    </w:p>
+    <w:p/>
+    <w:p>
+      <w:r>
+        <w:t xml:space="preserve">CH583/CH585 </w:t>
+      </w:r>
+      <w:r>
+        <w:t>收到合法配置后立即保存，并在</w:t>
+      </w:r>
+      <w:r>
+        <w:t xml:space="preserve"> </w:t>
+      </w:r>
+      <w:proofErr w:type="spellStart"/>
+      <w:r>
+        <w:t>WiFi</w:t>
+      </w:r>
+      <w:proofErr w:type="spellEnd"/>
+      <w:r>
+        <w:t xml:space="preserve"> </w:t>
+      </w:r>
+      <w:r>
+        <w:t>后续发送</w:t>
+      </w:r>
+      <w:r>
+        <w:t xml:space="preserve"> `POWER_OFF` / `LOWPOWER` </w:t>
+      </w:r>
+      <w:r>
+        <w:t>后启动定时器。定时时间到后，</w:t>
+      </w:r>
+      <w:r>
+        <w:t xml:space="preserve">CH583/CH585 </w:t>
+      </w:r>
+      <w:r>
+        <w:t>拉高</w:t>
+      </w:r>
+      <w:r>
+        <w:t xml:space="preserve"> </w:t>
+      </w:r>
+      <w:proofErr w:type="spellStart"/>
+      <w:r>
+        <w:t>WiFi</w:t>
+      </w:r>
+      <w:proofErr w:type="spellEnd"/>
+      <w:r>
+        <w:t xml:space="preserve"> </w:t>
+      </w:r>
+      <w:r>
+        <w:t>唤醒脚唤醒</w:t>
+      </w:r>
+      <w:r>
+        <w:t xml:space="preserve"> </w:t>
+      </w:r>
+      <w:proofErr w:type="spellStart"/>
+      <w:r>
+        <w:t>WiFi</w:t>
+      </w:r>
+      <w:proofErr w:type="spellEnd"/>
+      <w:r>
+        <w:t>。</w:t>
+      </w:r>
+    </w:p>
+    <w:p/>
+    <w:p>
+      <w:r>
+        <w:t>当前</w:t>
+      </w:r>
+      <w:r>
+        <w:t xml:space="preserve"> CH585 </w:t>
+      </w:r>
+      <w:r>
+        <w:t>方案使用</w:t>
+      </w:r>
+      <w:r>
+        <w:t xml:space="preserve"> `PA6` </w:t>
+      </w:r>
+      <w:r>
+        <w:t>唤醒</w:t>
+      </w:r>
+      <w:r>
+        <w:t xml:space="preserve"> </w:t>
+      </w:r>
+      <w:proofErr w:type="spellStart"/>
+      <w:r>
+        <w:t>WiFi</w:t>
+      </w:r>
+      <w:proofErr w:type="spellEnd"/>
+      <w:r>
+        <w:t>；旧</w:t>
+      </w:r>
+      <w:r>
+        <w:t xml:space="preserve"> CH583 </w:t>
+      </w:r>
+      <w:r>
+        <w:t>方案如仍使用</w:t>
+      </w:r>
+      <w:r>
+        <w:t xml:space="preserve"> `PB8`</w:t>
+      </w:r>
+      <w:r>
+        <w:t>，以硬件版本为准。</w:t>
+      </w:r>
+    </w:p>
+    <w:p/>
+    <w:p>
+      <w:r>
+        <w:rPr>
+          <w:b/>
+          <w:bCs/>
+        </w:rPr>
+        <w:t xml:space="preserve">### 14.1 </w:t>
+      </w:r>
+      <w:r>
+        <w:rPr>
+          <w:b/>
+          <w:bCs/>
+        </w:rPr>
+        <w:t>开启定时唤醒</w:t>
+      </w:r>
+    </w:p>
+    <w:p/>
+    <w:p>
+      <w:proofErr w:type="spellStart"/>
+      <w:r>
+        <w:t>WiFi</w:t>
+      </w:r>
+      <w:proofErr w:type="spellEnd"/>
+      <w:r>
+        <w:t xml:space="preserve"> </w:t>
+      </w:r>
+      <w:r>
+        <w:t>发送：</w:t>
+      </w:r>
+    </w:p>
+    <w:p/>
+    <w:p>
+      <w:r>
+        <w:t>```text</w:t>
+      </w:r>
+    </w:p>
+    <w:p>
+      <w:r>
+        <w:t>@#V1|SEQ=&lt;seq&gt;|CMD=WAKE_TIMER|LEN=&lt;len&gt;|PART=1|TOTAL=1|ARG=</w:t>
+      </w:r>
+      <w:proofErr w:type="gramStart"/>
+      <w:r>
+        <w:t>ON,&lt;</w:t>
+      </w:r>
+      <w:proofErr w:type="gramEnd"/>
+      <w:r>
+        <w:t>seconds&gt;|CRC=&lt;crc&gt;^&amp;</w:t>
+      </w:r>
+    </w:p>
+    <w:p>
+      <w:r>
+        <w:t>```</w:t>
+      </w:r>
+    </w:p>
+    <w:p/>
+    <w:p>
+      <w:r>
+        <w:t>参数：</w:t>
+      </w:r>
+    </w:p>
+    <w:p/>
+    <w:p>
+      <w:r>
+        <w:t>```text</w:t>
+      </w:r>
+    </w:p>
+    <w:p>
+      <w:r>
+        <w:t xml:space="preserve">seconds </w:t>
+      </w:r>
+      <w:r>
+        <w:t>单位：</w:t>
+      </w:r>
+      <w:proofErr w:type="gramStart"/>
+      <w:r>
+        <w:t>秒</w:t>
+      </w:r>
+      <w:proofErr w:type="gramEnd"/>
+    </w:p>
+    <w:p>
+      <w:r>
+        <w:t>允许范围：</w:t>
+      </w:r>
+      <w:r>
+        <w:t>60..604800</w:t>
       </w:r>
     </w:p>
     <w:p>
@@ -2514,23 +5172,1778 @@
     </w:p>
     <w:p>
       <w:r>
-        <w:t>@#V1|SEQ=120|CMD=LED_BLINK|LEN=8|PART=1|TOTAL=1|ARG=RED,1000|CRC=XXXX^&amp;</w:t>
-      </w:r>
-    </w:p>
-    <w:p>
-      <w:r>
-        <w:t>@#V1|SEQ=121|CMD=LED_BLINK|LEN=9|PART=1|TOTAL=1|ARG=GREEN,200|CRC=XXXX^&amp;</w:t>
-      </w:r>
-    </w:p>
-    <w:p>
-      <w:r>
-        <w:t>```</w:t>
-      </w:r>
-    </w:p>
-    <w:p/>
-    <w:p>
-      <w:r>
-        <w:t xml:space="preserve">CH583 </w:t>
+        <w:t>@#V1|SEQ=10|CMD=WAKE_TIMER|LEN=7|PART=1|TOTAL=1|ARG=ON,3600|CRC=XXXX^&amp;</w:t>
+      </w:r>
+    </w:p>
+    <w:p>
+      <w:r>
+        <w:t>```</w:t>
+      </w:r>
+    </w:p>
+    <w:p/>
+    <w:p>
+      <w:r>
+        <w:t>含义：</w:t>
+      </w:r>
+      <w:proofErr w:type="spellStart"/>
+      <w:r>
+        <w:t>WiFi</w:t>
+      </w:r>
+      <w:proofErr w:type="spellEnd"/>
+      <w:r>
+        <w:t xml:space="preserve"> </w:t>
+      </w:r>
+      <w:r>
+        <w:t>进入低功耗后，</w:t>
+      </w:r>
+      <w:r>
+        <w:t xml:space="preserve">CH583/CH585 </w:t>
+      </w:r>
+      <w:r>
+        <w:t>在</w:t>
+      </w:r>
+      <w:r>
+        <w:t xml:space="preserve"> 3600 </w:t>
+      </w:r>
+      <w:r>
+        <w:t>秒后唤醒</w:t>
+      </w:r>
+      <w:r>
+        <w:t xml:space="preserve"> </w:t>
+      </w:r>
+      <w:proofErr w:type="spellStart"/>
+      <w:r>
+        <w:t>WiFi</w:t>
+      </w:r>
+      <w:proofErr w:type="spellEnd"/>
+      <w:r>
+        <w:t>。</w:t>
+      </w:r>
+    </w:p>
+    <w:p/>
+    <w:p>
+      <w:r>
+        <w:t xml:space="preserve">CH583/CH585 </w:t>
+      </w:r>
+      <w:r>
+        <w:t>校验并保存成功后回复：</w:t>
+      </w:r>
+    </w:p>
+    <w:p/>
+    <w:p>
+      <w:r>
+        <w:t>```text</w:t>
+      </w:r>
+    </w:p>
+    <w:p>
+      <w:proofErr w:type="gramStart"/>
+      <w:r>
+        <w:t>ACK,&lt;</w:t>
+      </w:r>
+      <w:proofErr w:type="spellStart"/>
+      <w:proofErr w:type="gramEnd"/>
+      <w:r>
+        <w:t>received_seq</w:t>
+      </w:r>
+      <w:proofErr w:type="spellEnd"/>
+      <w:r>
+        <w:t>&gt;</w:t>
+      </w:r>
+    </w:p>
+    <w:p>
+      <w:r>
+        <w:t>```</w:t>
+      </w:r>
+    </w:p>
+    <w:p/>
+    <w:p>
+      <w:r>
+        <w:rPr>
+          <w:b/>
+          <w:bCs/>
+        </w:rPr>
+        <w:t xml:space="preserve">### 14.2 </w:t>
+      </w:r>
+      <w:r>
+        <w:rPr>
+          <w:b/>
+          <w:bCs/>
+        </w:rPr>
+        <w:t>关闭定时唤醒</w:t>
+      </w:r>
+    </w:p>
+    <w:p/>
+    <w:p>
+      <w:proofErr w:type="spellStart"/>
+      <w:r>
+        <w:t>WiFi</w:t>
+      </w:r>
+      <w:proofErr w:type="spellEnd"/>
+      <w:r>
+        <w:t xml:space="preserve"> </w:t>
+      </w:r>
+      <w:r>
+        <w:t>发送：</w:t>
+      </w:r>
+    </w:p>
+    <w:p/>
+    <w:p>
+      <w:r>
+        <w:t>```text</w:t>
+      </w:r>
+    </w:p>
+    <w:p>
+      <w:r>
+        <w:lastRenderedPageBreak/>
+        <w:t>@#V1|SEQ=&lt;seq&gt;|CMD=WAKE_TIMER|LEN=5|PART=1|TOTAL=1|ARG=OFF,0|CRC=&lt;crc&gt;^&amp;</w:t>
+      </w:r>
+    </w:p>
+    <w:p>
+      <w:r>
+        <w:t>```</w:t>
+      </w:r>
+    </w:p>
+    <w:p/>
+    <w:p>
+      <w:r>
+        <w:t xml:space="preserve">CH583/CH585 </w:t>
+      </w:r>
+      <w:r>
+        <w:t>校验并保存成功后回复：</w:t>
+      </w:r>
+    </w:p>
+    <w:p/>
+    <w:p>
+      <w:r>
+        <w:t>```text</w:t>
+      </w:r>
+    </w:p>
+    <w:p>
+      <w:proofErr w:type="gramStart"/>
+      <w:r>
+        <w:t>ACK,&lt;</w:t>
+      </w:r>
+      <w:proofErr w:type="spellStart"/>
+      <w:proofErr w:type="gramEnd"/>
+      <w:r>
+        <w:t>received_seq</w:t>
+      </w:r>
+      <w:proofErr w:type="spellEnd"/>
+      <w:r>
+        <w:t>&gt;</w:t>
+      </w:r>
+    </w:p>
+    <w:p>
+      <w:r>
+        <w:t>```</w:t>
+      </w:r>
+    </w:p>
+    <w:p/>
+    <w:p>
+      <w:r>
+        <w:rPr>
+          <w:b/>
+          <w:bCs/>
+        </w:rPr>
+        <w:t xml:space="preserve">### 14.3 </w:t>
+      </w:r>
+      <w:r>
+        <w:rPr>
+          <w:b/>
+          <w:bCs/>
+        </w:rPr>
+        <w:t>错误返回</w:t>
+      </w:r>
+    </w:p>
+    <w:p/>
+    <w:p>
+      <w:r>
+        <w:t>```text</w:t>
+      </w:r>
+    </w:p>
+    <w:p>
+      <w:r>
+        <w:t xml:space="preserve">ON,59           </w:t>
+      </w:r>
+      <w:proofErr w:type="gramStart"/>
+      <w:r>
+        <w:t>ERR,&lt;</w:t>
+      </w:r>
+      <w:proofErr w:type="spellStart"/>
+      <w:proofErr w:type="gramEnd"/>
+      <w:r>
+        <w:t>received_seq</w:t>
+      </w:r>
+      <w:proofErr w:type="spellEnd"/>
+      <w:proofErr w:type="gramStart"/>
+      <w:r>
+        <w:t>&gt;,BAD</w:t>
+      </w:r>
+      <w:proofErr w:type="gramEnd"/>
+      <w:r>
+        <w:t>_TIME</w:t>
+      </w:r>
+    </w:p>
+    <w:p>
+      <w:r>
+        <w:t xml:space="preserve">ON,604801       </w:t>
+      </w:r>
+      <w:proofErr w:type="gramStart"/>
+      <w:r>
+        <w:t>ERR,&lt;</w:t>
+      </w:r>
+      <w:proofErr w:type="spellStart"/>
+      <w:proofErr w:type="gramEnd"/>
+      <w:r>
+        <w:t>received_seq</w:t>
+      </w:r>
+      <w:proofErr w:type="spellEnd"/>
+      <w:proofErr w:type="gramStart"/>
+      <w:r>
+        <w:t>&gt;,BAD</w:t>
+      </w:r>
+      <w:proofErr w:type="gramEnd"/>
+      <w:r>
+        <w:t>_TIME</w:t>
+      </w:r>
+    </w:p>
+    <w:p>
+      <w:proofErr w:type="spellStart"/>
+      <w:proofErr w:type="gramStart"/>
+      <w:r>
+        <w:t>ON,abc</w:t>
+      </w:r>
+      <w:proofErr w:type="spellEnd"/>
+      <w:proofErr w:type="gramEnd"/>
+      <w:r>
+        <w:t xml:space="preserve">          </w:t>
+      </w:r>
+      <w:proofErr w:type="gramStart"/>
+      <w:r>
+        <w:t>ERR,&lt;</w:t>
+      </w:r>
+      <w:proofErr w:type="spellStart"/>
+      <w:proofErr w:type="gramEnd"/>
+      <w:r>
+        <w:t>received_seq</w:t>
+      </w:r>
+      <w:proofErr w:type="spellEnd"/>
+      <w:proofErr w:type="gramStart"/>
+      <w:r>
+        <w:t>&gt;,BAD</w:t>
+      </w:r>
+      <w:proofErr w:type="gramEnd"/>
+      <w:r>
+        <w:t>_TIME</w:t>
+      </w:r>
+    </w:p>
+    <w:p>
+      <w:r>
+        <w:t xml:space="preserve">OFF,1           </w:t>
+      </w:r>
+      <w:proofErr w:type="gramStart"/>
+      <w:r>
+        <w:t>ERR,&lt;</w:t>
+      </w:r>
+      <w:proofErr w:type="spellStart"/>
+      <w:proofErr w:type="gramEnd"/>
+      <w:r>
+        <w:t>received_seq</w:t>
+      </w:r>
+      <w:proofErr w:type="spellEnd"/>
+      <w:proofErr w:type="gramStart"/>
+      <w:r>
+        <w:t>&gt;,BAD</w:t>
+      </w:r>
+      <w:proofErr w:type="gramEnd"/>
+      <w:r>
+        <w:t>_TIME</w:t>
+      </w:r>
+    </w:p>
+    <w:p>
+      <w:r>
+        <w:t>参数格式错误</w:t>
+      </w:r>
+      <w:r>
+        <w:t xml:space="preserve">     ERR,&lt;</w:t>
+      </w:r>
+      <w:proofErr w:type="spellStart"/>
+      <w:r>
+        <w:t>received_seq</w:t>
+      </w:r>
+      <w:proofErr w:type="spellEnd"/>
+      <w:r>
+        <w:t>&gt;,BAD_ARG</w:t>
+      </w:r>
+    </w:p>
+    <w:p>
+      <w:r>
+        <w:t xml:space="preserve">PART/TOTAL </w:t>
+      </w:r>
+      <w:r>
+        <w:t>错误</w:t>
+      </w:r>
+      <w:r>
+        <w:t xml:space="preserve"> ERR,&lt;</w:t>
+      </w:r>
+      <w:proofErr w:type="spellStart"/>
+      <w:r>
+        <w:t>received_seq</w:t>
+      </w:r>
+      <w:proofErr w:type="spellEnd"/>
+      <w:r>
+        <w:t>&gt;,BAD_PART</w:t>
+      </w:r>
+    </w:p>
+    <w:p>
+      <w:r>
+        <w:t xml:space="preserve">LEN </w:t>
+      </w:r>
+      <w:r>
+        <w:t>错误</w:t>
+      </w:r>
+      <w:r>
+        <w:t xml:space="preserve">         ERR,&lt;</w:t>
+      </w:r>
+      <w:proofErr w:type="spellStart"/>
+      <w:r>
+        <w:t>received_seq</w:t>
+      </w:r>
+      <w:proofErr w:type="spellEnd"/>
+      <w:r>
+        <w:t>&gt;,BAD_LEN</w:t>
+      </w:r>
+    </w:p>
+    <w:p>
+      <w:r>
+        <w:t>```</w:t>
+      </w:r>
+    </w:p>
+    <w:p/>
+    <w:p>
+      <w:r>
+        <w:rPr>
+          <w:b/>
+          <w:bCs/>
+        </w:rPr>
+        <w:t xml:space="preserve">### 14.4 </w:t>
+      </w:r>
+      <w:proofErr w:type="spellStart"/>
+      <w:r>
+        <w:rPr>
+          <w:b/>
+          <w:bCs/>
+        </w:rPr>
+        <w:t>WiFi</w:t>
+      </w:r>
+      <w:proofErr w:type="spellEnd"/>
+      <w:r>
+        <w:rPr>
+          <w:b/>
+          <w:bCs/>
+        </w:rPr>
+        <w:t xml:space="preserve"> </w:t>
+      </w:r>
+      <w:r>
+        <w:rPr>
+          <w:b/>
+          <w:bCs/>
+        </w:rPr>
+        <w:t>推荐低功耗流程</w:t>
+      </w:r>
+    </w:p>
+    <w:p/>
+    <w:p>
+      <w:r>
+        <w:t>需要定时唤醒时：</w:t>
+      </w:r>
+    </w:p>
+    <w:p/>
+    <w:p>
+      <w:r>
+        <w:t>```text</w:t>
+      </w:r>
+    </w:p>
+    <w:p>
+      <w:r>
+        <w:t xml:space="preserve">1. </w:t>
+      </w:r>
+      <w:proofErr w:type="spellStart"/>
+      <w:r>
+        <w:t>WiFi</w:t>
+      </w:r>
+      <w:proofErr w:type="spellEnd"/>
+      <w:r>
+        <w:t xml:space="preserve"> </w:t>
+      </w:r>
+      <w:r>
+        <w:t>发送</w:t>
+      </w:r>
+      <w:r>
+        <w:t xml:space="preserve"> WAKE_TIMER ON,&lt;seconds&gt;</w:t>
+      </w:r>
+    </w:p>
+    <w:p>
+      <w:r>
+        <w:t xml:space="preserve">2. </w:t>
+      </w:r>
+      <w:r>
+        <w:t>等</w:t>
+      </w:r>
+      <w:r>
+        <w:t xml:space="preserve"> CH583/CH585 </w:t>
+      </w:r>
+      <w:r>
+        <w:t>回复</w:t>
+      </w:r>
+      <w:r>
+        <w:t xml:space="preserve"> ACK</w:t>
+      </w:r>
+    </w:p>
+    <w:p>
+      <w:r>
+        <w:t xml:space="preserve">3. </w:t>
+      </w:r>
+      <w:proofErr w:type="spellStart"/>
+      <w:r>
+        <w:t>WiFi</w:t>
+      </w:r>
+      <w:proofErr w:type="spellEnd"/>
+      <w:r>
+        <w:t xml:space="preserve"> </w:t>
+      </w:r>
+      <w:r>
+        <w:t>发送</w:t>
+      </w:r>
+      <w:r>
+        <w:t xml:space="preserve"> POWER_OFF </w:t>
+      </w:r>
+      <w:r>
+        <w:t>或</w:t>
+      </w:r>
+      <w:r>
+        <w:t xml:space="preserve"> LOWPOWER</w:t>
+      </w:r>
+    </w:p>
+    <w:p>
+      <w:r>
+        <w:t xml:space="preserve">4. </w:t>
+      </w:r>
+      <w:r>
+        <w:t>等</w:t>
+      </w:r>
+      <w:r>
+        <w:t xml:space="preserve"> CH583/CH585 </w:t>
+      </w:r>
+      <w:r>
+        <w:t>回复</w:t>
+      </w:r>
+      <w:r>
+        <w:t xml:space="preserve"> ACK</w:t>
+      </w:r>
+    </w:p>
+    <w:p>
+      <w:r>
+        <w:t xml:space="preserve">5. </w:t>
+      </w:r>
+      <w:proofErr w:type="spellStart"/>
+      <w:r>
+        <w:t>WiFi</w:t>
+      </w:r>
+      <w:proofErr w:type="spellEnd"/>
+      <w:r>
+        <w:t xml:space="preserve"> </w:t>
+      </w:r>
+      <w:r>
+        <w:t>进入低功耗</w:t>
+      </w:r>
+    </w:p>
+    <w:p>
+      <w:r>
+        <w:t>```</w:t>
+      </w:r>
+    </w:p>
+    <w:p/>
+    <w:p>
+      <w:r>
+        <w:t>不需要定时唤醒时：</w:t>
+      </w:r>
+    </w:p>
+    <w:p/>
+    <w:p>
+      <w:r>
+        <w:t>```text</w:t>
+      </w:r>
+    </w:p>
+    <w:p>
+      <w:r>
+        <w:t xml:space="preserve">1. </w:t>
+      </w:r>
+      <w:proofErr w:type="spellStart"/>
+      <w:r>
+        <w:t>WiFi</w:t>
+      </w:r>
+      <w:proofErr w:type="spellEnd"/>
+      <w:r>
+        <w:t xml:space="preserve"> </w:t>
+      </w:r>
+      <w:r>
+        <w:t>发送</w:t>
+      </w:r>
+      <w:r>
+        <w:t xml:space="preserve"> WAKE_TIMER OFF,0</w:t>
+      </w:r>
+    </w:p>
+    <w:p>
+      <w:r>
+        <w:t xml:space="preserve">2. </w:t>
+      </w:r>
+      <w:r>
+        <w:t>等</w:t>
+      </w:r>
+      <w:r>
+        <w:t xml:space="preserve"> CH583/CH585 </w:t>
+      </w:r>
+      <w:r>
+        <w:t>回复</w:t>
+      </w:r>
+      <w:r>
+        <w:t xml:space="preserve"> ACK</w:t>
+      </w:r>
+    </w:p>
+    <w:p>
+      <w:r>
+        <w:t xml:space="preserve">3. </w:t>
+      </w:r>
+      <w:proofErr w:type="spellStart"/>
+      <w:r>
+        <w:t>WiFi</w:t>
+      </w:r>
+      <w:proofErr w:type="spellEnd"/>
+      <w:r>
+        <w:t xml:space="preserve"> </w:t>
+      </w:r>
+      <w:r>
+        <w:t>发送</w:t>
+      </w:r>
+      <w:r>
+        <w:t xml:space="preserve"> POWER_OFF </w:t>
+      </w:r>
+      <w:r>
+        <w:t>或</w:t>
+      </w:r>
+      <w:r>
+        <w:t xml:space="preserve"> LOWPOWER</w:t>
+      </w:r>
+    </w:p>
+    <w:p>
+      <w:r>
+        <w:t xml:space="preserve">4. </w:t>
+      </w:r>
+      <w:r>
+        <w:t>等</w:t>
+      </w:r>
+      <w:r>
+        <w:t xml:space="preserve"> CH583/CH585 </w:t>
+      </w:r>
+      <w:r>
+        <w:t>回复</w:t>
+      </w:r>
+      <w:r>
+        <w:t xml:space="preserve"> ACK</w:t>
+      </w:r>
+    </w:p>
+    <w:p>
+      <w:r>
+        <w:t xml:space="preserve">5. </w:t>
+      </w:r>
+      <w:proofErr w:type="spellStart"/>
+      <w:r>
+        <w:t>WiFi</w:t>
+      </w:r>
+      <w:proofErr w:type="spellEnd"/>
+      <w:r>
+        <w:t xml:space="preserve"> </w:t>
+      </w:r>
+      <w:r>
+        <w:t>进入低功耗</w:t>
+      </w:r>
+    </w:p>
+    <w:p>
+      <w:r>
+        <w:t>```</w:t>
+      </w:r>
+    </w:p>
+    <w:p/>
+    <w:p>
+      <w:r>
+        <w:t>重要规则：</w:t>
+      </w:r>
+    </w:p>
+    <w:p/>
+    <w:p>
+      <w:r>
+        <w:t>```text</w:t>
+      </w:r>
+    </w:p>
+    <w:p>
+      <w:proofErr w:type="spellStart"/>
+      <w:r>
+        <w:t>WiFi</w:t>
+      </w:r>
+      <w:proofErr w:type="spellEnd"/>
+      <w:r>
+        <w:t xml:space="preserve"> </w:t>
+      </w:r>
+      <w:r>
+        <w:t>每次被唤醒后，都需要重新发送新的</w:t>
+      </w:r>
+      <w:r>
+        <w:t xml:space="preserve"> WAKE_TIMER</w:t>
+      </w:r>
+      <w:r>
+        <w:t>。</w:t>
+      </w:r>
+    </w:p>
+    <w:p>
+      <w:r>
+        <w:t>如果本轮</w:t>
+      </w:r>
+      <w:r>
+        <w:t xml:space="preserve"> </w:t>
+      </w:r>
+      <w:proofErr w:type="spellStart"/>
+      <w:r>
+        <w:t>WiFi</w:t>
+      </w:r>
+      <w:proofErr w:type="spellEnd"/>
+      <w:r>
+        <w:t xml:space="preserve"> </w:t>
+      </w:r>
+      <w:r>
+        <w:t>会话没有成功发送合法</w:t>
+      </w:r>
+      <w:r>
+        <w:t xml:space="preserve"> WAKE_TIMER</w:t>
+      </w:r>
+      <w:r>
+        <w:t>，就直接</w:t>
+      </w:r>
+      <w:r>
+        <w:t xml:space="preserve"> POWER_OFF/LOWPOWER</w:t>
+      </w:r>
+      <w:r>
+        <w:t>，</w:t>
+      </w:r>
+    </w:p>
+    <w:p>
+      <w:r>
+        <w:t xml:space="preserve">CH583/CH585 </w:t>
+      </w:r>
+      <w:r>
+        <w:t>会关闭定时唤醒，避免沿用旧时间。</w:t>
+      </w:r>
+    </w:p>
+    <w:p>
+      <w:proofErr w:type="spellStart"/>
+      <w:r>
+        <w:t>WiFi</w:t>
+      </w:r>
+      <w:proofErr w:type="spellEnd"/>
+      <w:r>
+        <w:t xml:space="preserve"> </w:t>
+      </w:r>
+      <w:r>
+        <w:t>只有收到</w:t>
+      </w:r>
+      <w:r>
+        <w:t xml:space="preserve"> ACK</w:t>
+      </w:r>
+      <w:r>
+        <w:t>，才能认为</w:t>
+      </w:r>
+      <w:r>
+        <w:t xml:space="preserve"> WAKE_TIMER </w:t>
+      </w:r>
+      <w:r>
+        <w:t>配置成功。</w:t>
+      </w:r>
+    </w:p>
+    <w:p>
+      <w:r>
+        <w:t>```</w:t>
+      </w:r>
+    </w:p>
+    <w:p/>
+    <w:p>
+      <w:r>
+        <w:t>建议重发策略：</w:t>
+      </w:r>
+    </w:p>
+    <w:p/>
+    <w:p>
+      <w:r>
+        <w:t>```text</w:t>
+      </w:r>
+    </w:p>
+    <w:p>
+      <w:r>
+        <w:t xml:space="preserve">WAKE_TIMER </w:t>
+      </w:r>
+      <w:r>
+        <w:t>发出后未收到</w:t>
+      </w:r>
+      <w:r>
+        <w:t xml:space="preserve"> ACK</w:t>
+      </w:r>
+      <w:r>
+        <w:t>，最多重发</w:t>
+      </w:r>
+      <w:r>
+        <w:t xml:space="preserve"> 5 </w:t>
+      </w:r>
+      <w:r>
+        <w:t>次。</w:t>
+      </w:r>
+    </w:p>
+    <w:p>
+      <w:r>
+        <w:t>仍无</w:t>
+      </w:r>
+      <w:r>
+        <w:t xml:space="preserve"> ACK </w:t>
+      </w:r>
+      <w:r>
+        <w:t>时，</w:t>
+      </w:r>
+      <w:proofErr w:type="spellStart"/>
+      <w:r>
+        <w:t>WiFi</w:t>
+      </w:r>
+      <w:proofErr w:type="spellEnd"/>
+      <w:r>
+        <w:t xml:space="preserve"> </w:t>
+      </w:r>
+      <w:r>
+        <w:t>可以直接发送</w:t>
+      </w:r>
+      <w:r>
+        <w:t xml:space="preserve"> POWER_OFF/LOWPOWER</w:t>
+      </w:r>
+      <w:r>
+        <w:t>。</w:t>
+      </w:r>
+    </w:p>
+    <w:p>
+      <w:r>
+        <w:t>```</w:t>
+      </w:r>
+    </w:p>
+    <w:p/>
+    <w:p>
+      <w:r>
+        <w:rPr>
+          <w:b/>
+          <w:bCs/>
+        </w:rPr>
+        <w:t xml:space="preserve">## 15. NFC </w:t>
+      </w:r>
+      <w:r>
+        <w:rPr>
+          <w:b/>
+          <w:bCs/>
+        </w:rPr>
+        <w:t>内容管理</w:t>
+      </w:r>
+    </w:p>
+    <w:p/>
+    <w:p>
+      <w:r>
+        <w:t>该功能用于</w:t>
+      </w:r>
+      <w:r>
+        <w:t xml:space="preserve"> </w:t>
+      </w:r>
+      <w:proofErr w:type="spellStart"/>
+      <w:r>
+        <w:t>WiFi</w:t>
+      </w:r>
+      <w:proofErr w:type="spellEnd"/>
+      <w:r>
+        <w:t xml:space="preserve"> </w:t>
+      </w:r>
+      <w:r>
+        <w:t>在被唤醒后，把需要给手机</w:t>
+      </w:r>
+      <w:r>
+        <w:t xml:space="preserve"> NFC </w:t>
+      </w:r>
+      <w:r>
+        <w:t>读取的设备信息写入</w:t>
+      </w:r>
+      <w:r>
+        <w:t xml:space="preserve"> CH585</w:t>
+      </w:r>
+      <w:r>
+        <w:t>。</w:t>
+      </w:r>
+      <w:r>
+        <w:t xml:space="preserve">CH585 </w:t>
+      </w:r>
+      <w:r>
+        <w:t>保存该内容，并在手机靠近触发</w:t>
+      </w:r>
+      <w:r>
+        <w:t xml:space="preserve"> NFC-only </w:t>
+      </w:r>
+      <w:r>
+        <w:t>会话时，以普通</w:t>
+      </w:r>
+      <w:r>
+        <w:t xml:space="preserve"> NDEF Text JSON </w:t>
+      </w:r>
+      <w:r>
+        <w:t>形式提供给手机读取。</w:t>
+      </w:r>
+    </w:p>
+    <w:p/>
+    <w:p>
+      <w:r>
+        <w:t>重要原则：</w:t>
+      </w:r>
+    </w:p>
+    <w:p/>
+    <w:p>
+      <w:r>
+        <w:t>```text</w:t>
+      </w:r>
+    </w:p>
+    <w:p>
+      <w:r>
+        <w:t>真实</w:t>
+      </w:r>
+      <w:r>
+        <w:t xml:space="preserve"> NFC </w:t>
+      </w:r>
+      <w:r>
+        <w:t>展示数据只允许</w:t>
+      </w:r>
+      <w:r>
+        <w:t xml:space="preserve"> </w:t>
+      </w:r>
+      <w:proofErr w:type="spellStart"/>
+      <w:r>
+        <w:t>WiFi</w:t>
+      </w:r>
+      <w:proofErr w:type="spellEnd"/>
+      <w:r>
+        <w:t xml:space="preserve"> </w:t>
+      </w:r>
+      <w:r>
+        <w:t>通过</w:t>
+      </w:r>
+      <w:r>
+        <w:t xml:space="preserve"> UART </w:t>
+      </w:r>
+      <w:r>
+        <w:t>协议修改</w:t>
+      </w:r>
+    </w:p>
+    <w:p>
+      <w:r>
+        <w:t>手机</w:t>
+      </w:r>
+      <w:proofErr w:type="gramStart"/>
+      <w:r>
+        <w:t>端普通</w:t>
+      </w:r>
+      <w:proofErr w:type="gramEnd"/>
+      <w:r>
+        <w:t xml:space="preserve"> NDEF </w:t>
+      </w:r>
+      <w:r>
+        <w:t>写入只作为授权唤醒命令，不作为真实展示数据保存</w:t>
+      </w:r>
+    </w:p>
+    <w:p>
+      <w:r>
+        <w:t xml:space="preserve">NFC </w:t>
+      </w:r>
+      <w:r>
+        <w:t>展示数据会保存到</w:t>
+      </w:r>
+      <w:r>
+        <w:t xml:space="preserve"> CH585 </w:t>
+      </w:r>
+      <w:proofErr w:type="spellStart"/>
+      <w:r>
+        <w:t>DataFlash</w:t>
+      </w:r>
+      <w:proofErr w:type="spellEnd"/>
+      <w:r>
+        <w:t>，软复位</w:t>
+      </w:r>
+      <w:r>
+        <w:t>/</w:t>
+      </w:r>
+      <w:r>
+        <w:t>断电重启后仍可恢复</w:t>
+      </w:r>
+    </w:p>
+    <w:p>
+      <w:r>
+        <w:t>手机读取</w:t>
+      </w:r>
+      <w:r>
+        <w:t xml:space="preserve"> NFC </w:t>
+      </w:r>
+      <w:r>
+        <w:t>时读取的是</w:t>
+      </w:r>
+      <w:r>
+        <w:t xml:space="preserve"> CH585 RAM </w:t>
+      </w:r>
+      <w:r>
+        <w:t>中模拟的</w:t>
+      </w:r>
+      <w:r>
+        <w:t xml:space="preserve"> Type2 Tag/NDEF </w:t>
+      </w:r>
+      <w:r>
+        <w:t>缓存，不是每次直接读</w:t>
+      </w:r>
+      <w:r>
+        <w:t xml:space="preserve"> Flash</w:t>
+      </w:r>
+    </w:p>
+    <w:p>
+      <w:r>
+        <w:t>```</w:t>
+      </w:r>
+    </w:p>
+    <w:p/>
+    <w:p>
+      <w:r>
+        <w:rPr>
+          <w:b/>
+          <w:bCs/>
+        </w:rPr>
+        <w:t xml:space="preserve">### 15.1 </w:t>
+      </w:r>
+      <w:r>
+        <w:rPr>
+          <w:b/>
+          <w:bCs/>
+        </w:rPr>
+        <w:t>写入</w:t>
+      </w:r>
+      <w:r>
+        <w:rPr>
+          <w:b/>
+          <w:bCs/>
+        </w:rPr>
+        <w:t xml:space="preserve"> NFC </w:t>
+      </w:r>
+      <w:r>
+        <w:rPr>
+          <w:b/>
+          <w:bCs/>
+        </w:rPr>
+        <w:t>展示</w:t>
+      </w:r>
+      <w:r>
+        <w:rPr>
+          <w:b/>
+          <w:bCs/>
+        </w:rPr>
+        <w:t xml:space="preserve"> JSON</w:t>
+      </w:r>
+    </w:p>
+    <w:p/>
+    <w:p>
+      <w:proofErr w:type="spellStart"/>
+      <w:r>
+        <w:t>WiFi</w:t>
+      </w:r>
+      <w:proofErr w:type="spellEnd"/>
+      <w:r>
+        <w:t xml:space="preserve"> </w:t>
+      </w:r>
+      <w:r>
+        <w:t>发送：</w:t>
+      </w:r>
+    </w:p>
+    <w:p/>
+    <w:p>
+      <w:r>
+        <w:t>```text</w:t>
+      </w:r>
+    </w:p>
+    <w:p>
+      <w:r>
+        <w:t>@#V1|SEQ=&lt;seq&gt;|CMD=NFC_SET|LEN=&lt;len&gt;|PART=1|TOTAL=1|ARG=&lt;base64url_json&gt;|CRC=&lt;crc&gt;^&amp;</w:t>
+      </w:r>
+    </w:p>
+    <w:p>
+      <w:r>
+        <w:t>```</w:t>
+      </w:r>
+    </w:p>
+    <w:p/>
+    <w:p>
+      <w:r>
+        <w:t>参数：</w:t>
+      </w:r>
+    </w:p>
+    <w:p/>
+    <w:p>
+      <w:r>
+        <w:t>```text</w:t>
+      </w:r>
+    </w:p>
+    <w:p>
+      <w:r>
+        <w:t xml:space="preserve">ARG </w:t>
+      </w:r>
+      <w:r>
+        <w:t>为</w:t>
+      </w:r>
+      <w:r>
+        <w:t xml:space="preserve"> UTF-8 JSON </w:t>
+      </w:r>
+      <w:r>
+        <w:t>的</w:t>
+      </w:r>
+      <w:r>
+        <w:t xml:space="preserve"> base64url </w:t>
+      </w:r>
+      <w:r>
+        <w:t>编码结果</w:t>
+      </w:r>
+    </w:p>
+    <w:p>
+      <w:r>
+        <w:t xml:space="preserve">base64url </w:t>
+      </w:r>
+      <w:r>
+        <w:t>使用</w:t>
+      </w:r>
+      <w:r>
+        <w:t xml:space="preserve"> URL </w:t>
+      </w:r>
+      <w:r>
+        <w:t>安全字符：</w:t>
+      </w:r>
+      <w:r>
+        <w:t xml:space="preserve">A-Z </w:t>
+      </w:r>
+      <w:proofErr w:type="spellStart"/>
+      <w:r>
+        <w:t>a-z</w:t>
+      </w:r>
+      <w:proofErr w:type="spellEnd"/>
+      <w:r>
+        <w:t xml:space="preserve"> 0-9 - _</w:t>
+      </w:r>
+    </w:p>
+    <w:p>
+      <w:r>
+        <w:t>可省略尾部</w:t>
+      </w:r>
+      <w:r>
+        <w:t xml:space="preserve"> = padding</w:t>
+      </w:r>
+    </w:p>
+    <w:p>
+      <w:r>
+        <w:lastRenderedPageBreak/>
+        <w:t xml:space="preserve">JSON </w:t>
+      </w:r>
+      <w:r>
+        <w:t>解码后最大长度：</w:t>
+      </w:r>
+      <w:r>
+        <w:t xml:space="preserve">220 </w:t>
+      </w:r>
+      <w:r>
+        <w:t>字节</w:t>
+      </w:r>
+    </w:p>
+    <w:p>
+      <w:r>
+        <w:t>```</w:t>
+      </w:r>
+    </w:p>
+    <w:p/>
+    <w:p>
+      <w:r>
+        <w:t xml:space="preserve">CH585 </w:t>
+      </w:r>
+      <w:r>
+        <w:t>行为：</w:t>
+      </w:r>
+    </w:p>
+    <w:p/>
+    <w:p>
+      <w:r>
+        <w:t>```text</w:t>
+      </w:r>
+    </w:p>
+    <w:p>
+      <w:r>
+        <w:t>校验</w:t>
+      </w:r>
+      <w:r>
+        <w:t xml:space="preserve"> UART </w:t>
+      </w:r>
+      <w:r>
+        <w:t>帧</w:t>
+      </w:r>
+      <w:r>
+        <w:t xml:space="preserve"> CRC/LEN/PART</w:t>
+      </w:r>
+    </w:p>
+    <w:p>
+      <w:r>
+        <w:t xml:space="preserve">base64url </w:t>
+      </w:r>
+      <w:r>
+        <w:t>解码</w:t>
+      </w:r>
+      <w:r>
+        <w:t xml:space="preserve"> ARG</w:t>
+      </w:r>
+    </w:p>
+    <w:p>
+      <w:r>
+        <w:t>检查</w:t>
+      </w:r>
+      <w:r>
+        <w:t xml:space="preserve"> JSON </w:t>
+      </w:r>
+      <w:r>
+        <w:t>长度</w:t>
+      </w:r>
+      <w:r>
+        <w:t xml:space="preserve"> &lt;= 220</w:t>
+      </w:r>
+    </w:p>
+    <w:p>
+      <w:r>
+        <w:t>更新</w:t>
+      </w:r>
+      <w:r>
+        <w:t xml:space="preserve"> RAM </w:t>
+      </w:r>
+      <w:r>
+        <w:t>中的</w:t>
+      </w:r>
+      <w:r>
+        <w:t xml:space="preserve"> NFC NDEF Text JSON</w:t>
+      </w:r>
+    </w:p>
+    <w:p>
+      <w:r>
+        <w:t>保存</w:t>
+      </w:r>
+      <w:r>
+        <w:t xml:space="preserve"> JSON </w:t>
+      </w:r>
+      <w:r>
+        <w:t>到</w:t>
+      </w:r>
+      <w:r>
+        <w:t xml:space="preserve"> </w:t>
+      </w:r>
+      <w:proofErr w:type="spellStart"/>
+      <w:r>
+        <w:t>DataFlash</w:t>
+      </w:r>
+      <w:proofErr w:type="spellEnd"/>
+    </w:p>
+    <w:p>
+      <w:r>
+        <w:t>回复</w:t>
+      </w:r>
+      <w:r>
+        <w:t xml:space="preserve"> ACK</w:t>
+      </w:r>
+    </w:p>
+    <w:p>
+      <w:r>
+        <w:t>```</w:t>
+      </w:r>
+    </w:p>
+    <w:p/>
+    <w:p>
+      <w:r>
+        <w:t>示例</w:t>
+      </w:r>
+      <w:r>
+        <w:t xml:space="preserve"> JSON</w:t>
+      </w:r>
+      <w:r>
+        <w:t>：</w:t>
+      </w:r>
+    </w:p>
+    <w:p/>
+    <w:p>
+      <w:r>
+        <w:t>```</w:t>
+      </w:r>
+      <w:proofErr w:type="spellStart"/>
+      <w:r>
+        <w:t>json</w:t>
+      </w:r>
+      <w:proofErr w:type="spellEnd"/>
+    </w:p>
+    <w:p>
+      <w:r>
+        <w:t>{"mac":"D00C5E140647","wifi":"sleep","nfc":"ready","msg":"hello"}</w:t>
+      </w:r>
+    </w:p>
+    <w:p>
+      <w:r>
+        <w:t>```</w:t>
+      </w:r>
+    </w:p>
+    <w:p/>
+    <w:p>
+      <w:r>
+        <w:t>对应</w:t>
+      </w:r>
+      <w:r>
+        <w:t xml:space="preserve"> </w:t>
+      </w:r>
+      <w:proofErr w:type="spellStart"/>
+      <w:r>
+        <w:t>WiFi</w:t>
+      </w:r>
+      <w:proofErr w:type="spellEnd"/>
+      <w:r>
+        <w:t xml:space="preserve"> </w:t>
+      </w:r>
+      <w:r>
+        <w:t>发送时，</w:t>
+      </w:r>
+      <w:r>
+        <w:t xml:space="preserve">ARG </w:t>
+      </w:r>
+      <w:r>
+        <w:t>必须放这个</w:t>
+      </w:r>
+      <w:r>
+        <w:t xml:space="preserve"> JSON </w:t>
+      </w:r>
+      <w:r>
+        <w:t>的</w:t>
+      </w:r>
+      <w:r>
+        <w:t xml:space="preserve"> base64url </w:t>
+      </w:r>
+      <w:r>
+        <w:t>编码，不直接放原始</w:t>
+      </w:r>
+      <w:r>
+        <w:t xml:space="preserve"> JSON</w:t>
+      </w:r>
+      <w:r>
+        <w:t>。</w:t>
+      </w:r>
+    </w:p>
+    <w:p/>
+    <w:p>
+      <w:r>
+        <w:t>成功回复：</w:t>
+      </w:r>
+    </w:p>
+    <w:p/>
+    <w:p>
+      <w:r>
+        <w:t>```text</w:t>
+      </w:r>
+    </w:p>
+    <w:p>
+      <w:proofErr w:type="gramStart"/>
+      <w:r>
+        <w:t>ACK,&lt;</w:t>
+      </w:r>
+      <w:proofErr w:type="spellStart"/>
+      <w:proofErr w:type="gramEnd"/>
+      <w:r>
+        <w:t>received_seq</w:t>
+      </w:r>
+      <w:proofErr w:type="spellEnd"/>
+      <w:r>
+        <w:t>&gt;</w:t>
+      </w:r>
+    </w:p>
+    <w:p>
+      <w:r>
+        <w:t>```</w:t>
+      </w:r>
+    </w:p>
+    <w:p/>
+    <w:p>
+      <w:r>
+        <w:t>失败回复：</w:t>
+      </w:r>
+    </w:p>
+    <w:p/>
+    <w:p>
+      <w:r>
+        <w:t>```text</w:t>
+      </w:r>
+    </w:p>
+    <w:p>
+      <w:r>
+        <w:t xml:space="preserve">base64url </w:t>
+      </w:r>
+      <w:r>
+        <w:t>解码失败：</w:t>
+      </w:r>
+      <w:proofErr w:type="gramStart"/>
+      <w:r>
+        <w:t>ERR,&lt;</w:t>
+      </w:r>
+      <w:proofErr w:type="spellStart"/>
+      <w:proofErr w:type="gramEnd"/>
+      <w:r>
+        <w:t>received_seq</w:t>
+      </w:r>
+      <w:proofErr w:type="spellEnd"/>
+      <w:proofErr w:type="gramStart"/>
+      <w:r>
+        <w:t>&gt;,BAD</w:t>
+      </w:r>
+      <w:proofErr w:type="gramEnd"/>
+      <w:r>
+        <w:t>_ARG</w:t>
+      </w:r>
+    </w:p>
+    <w:p>
+      <w:r>
+        <w:t xml:space="preserve">JSON </w:t>
+      </w:r>
+      <w:r>
+        <w:t>长度为</w:t>
+      </w:r>
+      <w:r>
+        <w:t xml:space="preserve"> 0 </w:t>
+      </w:r>
+      <w:r>
+        <w:t>或超过</w:t>
+      </w:r>
+      <w:r>
+        <w:t xml:space="preserve"> 220 </w:t>
+      </w:r>
+      <w:r>
+        <w:t>字节：</w:t>
+      </w:r>
+      <w:proofErr w:type="gramStart"/>
+      <w:r>
+        <w:t>ERR,&lt;</w:t>
+      </w:r>
+      <w:proofErr w:type="spellStart"/>
+      <w:proofErr w:type="gramEnd"/>
+      <w:r>
+        <w:t>received_seq</w:t>
+      </w:r>
+      <w:proofErr w:type="spellEnd"/>
+      <w:proofErr w:type="gramStart"/>
+      <w:r>
+        <w:t>&gt;,BAD</w:t>
+      </w:r>
+      <w:proofErr w:type="gramEnd"/>
+      <w:r>
+        <w:t>_LEN</w:t>
+      </w:r>
+    </w:p>
+    <w:p>
+      <w:r>
+        <w:t xml:space="preserve">NFC </w:t>
+      </w:r>
+      <w:r>
+        <w:t>正在被手机读写或处于忙状态：</w:t>
+      </w:r>
+      <w:proofErr w:type="gramStart"/>
+      <w:r>
+        <w:t>ERR,&lt;</w:t>
+      </w:r>
+      <w:proofErr w:type="spellStart"/>
+      <w:proofErr w:type="gramEnd"/>
+      <w:r>
+        <w:t>received_seq</w:t>
+      </w:r>
+      <w:proofErr w:type="spellEnd"/>
+      <w:proofErr w:type="gramStart"/>
+      <w:r>
+        <w:t>&gt;,NFC</w:t>
+      </w:r>
+      <w:proofErr w:type="gramEnd"/>
+      <w:r>
+        <w:t>_BUSY</w:t>
+      </w:r>
+    </w:p>
+    <w:p>
+      <w:r>
+        <w:t xml:space="preserve">PART/TOTAL </w:t>
+      </w:r>
+      <w:r>
+        <w:t>错误：</w:t>
+      </w:r>
+      <w:proofErr w:type="gramStart"/>
+      <w:r>
+        <w:t>ERR,&lt;</w:t>
+      </w:r>
+      <w:proofErr w:type="spellStart"/>
+      <w:proofErr w:type="gramEnd"/>
+      <w:r>
+        <w:t>received_seq</w:t>
+      </w:r>
+      <w:proofErr w:type="spellEnd"/>
+      <w:proofErr w:type="gramStart"/>
+      <w:r>
+        <w:t>&gt;,BAD</w:t>
+      </w:r>
+      <w:proofErr w:type="gramEnd"/>
+      <w:r>
+        <w:t>_PART</w:t>
+      </w:r>
+    </w:p>
+    <w:p>
+      <w:r>
+        <w:t xml:space="preserve">LEN </w:t>
+      </w:r>
+      <w:r>
+        <w:t>错误：</w:t>
+      </w:r>
+      <w:proofErr w:type="gramStart"/>
+      <w:r>
+        <w:t>ERR,&lt;</w:t>
+      </w:r>
+      <w:proofErr w:type="spellStart"/>
+      <w:proofErr w:type="gramEnd"/>
+      <w:r>
+        <w:t>received_seq</w:t>
+      </w:r>
+      <w:proofErr w:type="spellEnd"/>
+      <w:proofErr w:type="gramStart"/>
+      <w:r>
+        <w:t>&gt;,BAD</w:t>
+      </w:r>
+      <w:proofErr w:type="gramEnd"/>
+      <w:r>
+        <w:t>_LEN</w:t>
+      </w:r>
+    </w:p>
+    <w:p>
+      <w:r>
+        <w:t xml:space="preserve">CRC </w:t>
+      </w:r>
+      <w:r>
+        <w:t>错误：</w:t>
+      </w:r>
+      <w:proofErr w:type="gramStart"/>
+      <w:r>
+        <w:t>ERR,&lt;</w:t>
+      </w:r>
+      <w:proofErr w:type="spellStart"/>
+      <w:proofErr w:type="gramEnd"/>
+      <w:r>
+        <w:t>received_seq</w:t>
+      </w:r>
+      <w:proofErr w:type="spellEnd"/>
+      <w:proofErr w:type="gramStart"/>
+      <w:r>
+        <w:t>&gt;,BAD</w:t>
+      </w:r>
+      <w:proofErr w:type="gramEnd"/>
+      <w:r>
+        <w:t>_CRC</w:t>
+      </w:r>
+    </w:p>
+    <w:p>
+      <w:r>
+        <w:t>```</w:t>
+      </w:r>
+    </w:p>
+    <w:p/>
+    <w:p>
+      <w:r>
+        <w:rPr>
+          <w:b/>
+          <w:bCs/>
+        </w:rPr>
+        <w:t xml:space="preserve">### 15.2 </w:t>
+      </w:r>
+      <w:r>
+        <w:rPr>
+          <w:b/>
+          <w:bCs/>
+        </w:rPr>
+        <w:t>清空</w:t>
+      </w:r>
+      <w:r>
+        <w:rPr>
+          <w:b/>
+          <w:bCs/>
+        </w:rPr>
+        <w:t xml:space="preserve"> NFC </w:t>
+      </w:r>
+      <w:r>
+        <w:rPr>
+          <w:b/>
+          <w:bCs/>
+        </w:rPr>
+        <w:t>展示内容</w:t>
+      </w:r>
+    </w:p>
+    <w:p/>
+    <w:p>
+      <w:proofErr w:type="spellStart"/>
+      <w:r>
+        <w:t>WiFi</w:t>
+      </w:r>
+      <w:proofErr w:type="spellEnd"/>
+      <w:r>
+        <w:t xml:space="preserve"> </w:t>
+      </w:r>
+      <w:r>
+        <w:t>发送：</w:t>
+      </w:r>
+    </w:p>
+    <w:p/>
+    <w:p>
+      <w:r>
+        <w:t>```text</w:t>
+      </w:r>
+    </w:p>
+    <w:p>
+      <w:r>
+        <w:lastRenderedPageBreak/>
+        <w:t>@#V1|SEQ=&lt;seq&gt;|CMD=NFC_CLEAR|LEN=0|PART=1|TOTAL=1|ARG=|CRC=&lt;crc&gt;^&amp;</w:t>
+      </w:r>
+    </w:p>
+    <w:p>
+      <w:r>
+        <w:t>```</w:t>
+      </w:r>
+    </w:p>
+    <w:p/>
+    <w:p>
+      <w:r>
+        <w:t xml:space="preserve">CH585 </w:t>
+      </w:r>
+      <w:r>
+        <w:t>行为：</w:t>
+      </w:r>
+    </w:p>
+    <w:p/>
+    <w:p>
+      <w:r>
+        <w:t>```text</w:t>
+      </w:r>
+    </w:p>
+    <w:p>
+      <w:r>
+        <w:t>清除</w:t>
+      </w:r>
+      <w:r>
+        <w:t xml:space="preserve"> </w:t>
+      </w:r>
+      <w:proofErr w:type="spellStart"/>
+      <w:r>
+        <w:t>DataFlash</w:t>
+      </w:r>
+      <w:proofErr w:type="spellEnd"/>
+      <w:r>
+        <w:t xml:space="preserve"> </w:t>
+      </w:r>
+      <w:r>
+        <w:t>中保存的</w:t>
+      </w:r>
+      <w:r>
+        <w:t xml:space="preserve"> NFC </w:t>
+      </w:r>
+      <w:r>
+        <w:t>展示</w:t>
+      </w:r>
+      <w:r>
+        <w:t xml:space="preserve"> JSON</w:t>
+      </w:r>
+    </w:p>
+    <w:p>
+      <w:r>
+        <w:t>恢复默认</w:t>
+      </w:r>
+      <w:r>
+        <w:t xml:space="preserve"> NFC </w:t>
+      </w:r>
+      <w:r>
+        <w:t>展示</w:t>
+      </w:r>
+      <w:r>
+        <w:t xml:space="preserve"> JSON</w:t>
+      </w:r>
+    </w:p>
+    <w:p>
+      <w:r>
+        <w:t>更新</w:t>
+      </w:r>
+      <w:r>
+        <w:t xml:space="preserve"> RAM </w:t>
+      </w:r>
+      <w:r>
+        <w:t>中的</w:t>
+      </w:r>
+      <w:r>
+        <w:t xml:space="preserve"> NDEF </w:t>
+      </w:r>
+      <w:r>
+        <w:t>缓存</w:t>
+      </w:r>
+    </w:p>
+    <w:p>
+      <w:r>
+        <w:t>回复</w:t>
+      </w:r>
+      <w:r>
+        <w:t xml:space="preserve"> ACK</w:t>
+      </w:r>
+    </w:p>
+    <w:p>
+      <w:r>
+        <w:t>```</w:t>
+      </w:r>
+    </w:p>
+    <w:p/>
+    <w:p>
+      <w:r>
+        <w:t>默认</w:t>
+      </w:r>
+      <w:r>
+        <w:t xml:space="preserve"> JSON </w:t>
+      </w:r>
+      <w:r>
+        <w:t>由</w:t>
+      </w:r>
+      <w:r>
+        <w:t xml:space="preserve"> CH585 </w:t>
+      </w:r>
+      <w:r>
+        <w:t>生成，至少包含设备</w:t>
+      </w:r>
+      <w:r>
+        <w:t xml:space="preserve"> MAC</w:t>
+      </w:r>
+      <w:r>
+        <w:t>、</w:t>
+      </w:r>
+      <w:proofErr w:type="spellStart"/>
+      <w:r>
+        <w:t>WiFi</w:t>
+      </w:r>
+      <w:proofErr w:type="spellEnd"/>
+      <w:r>
+        <w:t xml:space="preserve"> </w:t>
+      </w:r>
+      <w:r>
+        <w:t>状态和</w:t>
+      </w:r>
+      <w:r>
+        <w:t xml:space="preserve"> NFC </w:t>
+      </w:r>
+      <w:r>
+        <w:t>状态，例如：</w:t>
+      </w:r>
+    </w:p>
+    <w:p/>
+    <w:p>
+      <w:r>
+        <w:t>```</w:t>
+      </w:r>
+      <w:proofErr w:type="spellStart"/>
+      <w:r>
+        <w:t>json</w:t>
+      </w:r>
+      <w:proofErr w:type="spellEnd"/>
+    </w:p>
+    <w:p>
+      <w:r>
+        <w:t>{"mac":"4706145E0CD0","wifi":"sleep","nfc":"ready"}</w:t>
+      </w:r>
+    </w:p>
+    <w:p>
+      <w:r>
+        <w:t>```</w:t>
+      </w:r>
+    </w:p>
+    <w:p/>
+    <w:p>
+      <w:r>
+        <w:rPr>
+          <w:b/>
+          <w:bCs/>
+        </w:rPr>
+        <w:t xml:space="preserve">### 15.3 </w:t>
+      </w:r>
+      <w:r>
+        <w:rPr>
+          <w:b/>
+          <w:bCs/>
+        </w:rPr>
+        <w:t>查询</w:t>
+      </w:r>
+      <w:r>
+        <w:rPr>
+          <w:b/>
+          <w:bCs/>
+        </w:rPr>
+        <w:t xml:space="preserve"> NFC </w:t>
+      </w:r>
+      <w:r>
+        <w:rPr>
+          <w:b/>
+          <w:bCs/>
+        </w:rPr>
+        <w:t>状态</w:t>
+      </w:r>
+    </w:p>
+    <w:p/>
+    <w:p>
+      <w:proofErr w:type="spellStart"/>
+      <w:r>
+        <w:t>WiFi</w:t>
+      </w:r>
+      <w:proofErr w:type="spellEnd"/>
+      <w:r>
+        <w:t xml:space="preserve"> </w:t>
+      </w:r>
+      <w:r>
+        <w:t>发送：</w:t>
+      </w:r>
+    </w:p>
+    <w:p/>
+    <w:p>
+      <w:r>
+        <w:t>```text</w:t>
+      </w:r>
+    </w:p>
+    <w:p>
+      <w:r>
+        <w:t>@#V1|SEQ=&lt;seq&gt;|CMD=NFC_STATUS|LEN=0|PART=1|TOTAL=1|ARG=|CRC=&lt;crc&gt;^&amp;</w:t>
+      </w:r>
+    </w:p>
+    <w:p>
+      <w:r>
+        <w:t>```</w:t>
+      </w:r>
+    </w:p>
+    <w:p/>
+    <w:p>
+      <w:r>
+        <w:t xml:space="preserve">CH585 </w:t>
       </w:r>
       <w:r>
         <w:t>回复：</w:t>
@@ -2544,3129 +6957,1314 @@
     </w:p>
     <w:p>
       <w:r>
-        <w:t>参数合法并启动成功：</w:t>
-      </w:r>
+        <w:t>@#V1|SEQ=&lt;seq&gt;|CMD=NFC_STATUS|LEN=&lt;len&gt;|PART=1|TOTAL=1|ARG=&lt;state</w:t>
+      </w:r>
+      <w:proofErr w:type="gramStart"/>
+      <w:r>
+        <w:t>&gt;,&lt;</w:t>
+      </w:r>
+      <w:proofErr w:type="gramEnd"/>
+      <w:r>
+        <w:t>payload_len</w:t>
+      </w:r>
+      <w:proofErr w:type="gramStart"/>
+      <w:r>
+        <w:t>&gt;,&lt;</w:t>
+      </w:r>
+      <w:proofErr w:type="gramEnd"/>
+      <w:r>
+        <w:t>last_auth_result&gt;|CRC=&lt;crc&gt;^&amp;</w:t>
+      </w:r>
+    </w:p>
+    <w:p>
+      <w:r>
+        <w:t>```</w:t>
+      </w:r>
+    </w:p>
+    <w:p/>
+    <w:p>
+      <w:r>
+        <w:t>字段：</w:t>
+      </w:r>
+    </w:p>
+    <w:p/>
+    <w:p>
+      <w:r>
+        <w:t>```text</w:t>
+      </w:r>
+    </w:p>
+    <w:p>
+      <w:r>
+        <w:t>state             IDLE / READY</w:t>
+      </w:r>
+      <w:r>
+        <w:t>，当前</w:t>
+      </w:r>
+      <w:r>
+        <w:t xml:space="preserve"> NFC/PICC </w:t>
+      </w:r>
+      <w:r>
+        <w:t>状态</w:t>
+      </w:r>
+    </w:p>
+    <w:p>
+      <w:proofErr w:type="spellStart"/>
+      <w:r>
+        <w:t>payload_len</w:t>
+      </w:r>
+      <w:proofErr w:type="spellEnd"/>
+      <w:r>
+        <w:t xml:space="preserve">       </w:t>
+      </w:r>
+      <w:r>
+        <w:t>当前</w:t>
+      </w:r>
+      <w:r>
+        <w:t xml:space="preserve"> NFC </w:t>
+      </w:r>
+      <w:r>
+        <w:t>展示</w:t>
+      </w:r>
+      <w:r>
+        <w:t xml:space="preserve"> JSON </w:t>
+      </w:r>
+      <w:r>
+        <w:t>的</w:t>
+      </w:r>
+      <w:r>
+        <w:t xml:space="preserve"> UTF-8 </w:t>
+      </w:r>
+      <w:r>
+        <w:t>字节长度</w:t>
+      </w:r>
+    </w:p>
+    <w:p>
+      <w:proofErr w:type="spellStart"/>
+      <w:r>
+        <w:t>last_auth_</w:t>
+      </w:r>
+      <w:proofErr w:type="gramStart"/>
+      <w:r>
+        <w:t>result</w:t>
+      </w:r>
+      <w:proofErr w:type="spellEnd"/>
+      <w:r>
+        <w:t xml:space="preserve">  NONE</w:t>
+      </w:r>
+      <w:proofErr w:type="gramEnd"/>
+      <w:r>
+        <w:t xml:space="preserve"> / OK / BAD_FORMAT / BAD_TOKEN</w:t>
+      </w:r>
+    </w:p>
+    <w:p>
+      <w:r>
+        <w:t>```</w:t>
+      </w:r>
+    </w:p>
+    <w:p/>
+    <w:p>
+      <w:r>
+        <w:t>示例：</w:t>
+      </w:r>
+    </w:p>
+    <w:p/>
+    <w:p>
+      <w:r>
+        <w:t>```text</w:t>
+      </w:r>
+    </w:p>
+    <w:p>
+      <w:r>
+        <w:lastRenderedPageBreak/>
+        <w:t>@#V1|SEQ=88|CMD=NFC_STATUS|LEN=12|PART=1|TOTAL=1|ARG=IDLE,</w:t>
+      </w:r>
+      <w:proofErr w:type="gramStart"/>
+      <w:r>
+        <w:t>51,NONE</w:t>
+      </w:r>
+      <w:proofErr w:type="gramEnd"/>
+      <w:r>
+        <w:t>|CRC=XXXX^&amp;</w:t>
+      </w:r>
+    </w:p>
+    <w:p>
+      <w:r>
+        <w:t>```</w:t>
+      </w:r>
+    </w:p>
+    <w:p/>
+    <w:p>
+      <w:r>
+        <w:rPr>
+          <w:b/>
+          <w:bCs/>
+        </w:rPr>
+        <w:t xml:space="preserve">### 15.4 </w:t>
+      </w:r>
+      <w:r>
+        <w:rPr>
+          <w:b/>
+          <w:bCs/>
+        </w:rPr>
+        <w:t>与手机</w:t>
+      </w:r>
+      <w:r>
+        <w:rPr>
+          <w:b/>
+          <w:bCs/>
+        </w:rPr>
+        <w:t xml:space="preserve"> NFC </w:t>
+      </w:r>
+      <w:r>
+        <w:rPr>
+          <w:b/>
+          <w:bCs/>
+        </w:rPr>
+        <w:t>授权写入的关系</w:t>
+      </w:r>
+    </w:p>
+    <w:p/>
+    <w:p>
+      <w:r>
+        <w:t>手机端授权唤醒</w:t>
+      </w:r>
+      <w:r>
+        <w:t xml:space="preserve"> </w:t>
+      </w:r>
+      <w:proofErr w:type="spellStart"/>
+      <w:r>
+        <w:t>WiFi</w:t>
+      </w:r>
+      <w:proofErr w:type="spellEnd"/>
+      <w:r>
+        <w:t xml:space="preserve"> </w:t>
+      </w:r>
+      <w:r>
+        <w:t>使用普通</w:t>
+      </w:r>
+      <w:r>
+        <w:t xml:space="preserve"> NDEF </w:t>
+      </w:r>
+      <w:r>
+        <w:t>写入，推荐写入</w:t>
+      </w:r>
+      <w:r>
+        <w:t xml:space="preserve"> NDEF Text JSON</w:t>
+      </w:r>
+      <w:r>
+        <w:t>：</w:t>
+      </w:r>
+    </w:p>
+    <w:p/>
+    <w:p>
+      <w:r>
+        <w:t>```</w:t>
+      </w:r>
+      <w:proofErr w:type="spellStart"/>
+      <w:r>
+        <w:t>json</w:t>
+      </w:r>
+      <w:proofErr w:type="spellEnd"/>
+    </w:p>
+    <w:p>
+      <w:r>
+        <w:t>{"cmd":"NWK1","token":"&lt;TOKEN16&gt;"}</w:t>
+      </w:r>
+    </w:p>
+    <w:p>
+      <w:r>
+        <w:t>```</w:t>
+      </w:r>
+    </w:p>
+    <w:p/>
+    <w:p>
+      <w:r>
+        <w:t xml:space="preserve">`TOKEN16` </w:t>
+      </w:r>
+      <w:r>
+        <w:t>是按设备</w:t>
+      </w:r>
+      <w:r>
+        <w:t xml:space="preserve"> MAC </w:t>
+      </w:r>
+      <w:r>
+        <w:t>派生的固定授权口令，算法如下：</w:t>
+      </w:r>
+    </w:p>
+    <w:p/>
+    <w:p>
+      <w:r>
+        <w:t>```text</w:t>
+      </w:r>
+    </w:p>
+    <w:p>
+      <w:proofErr w:type="spellStart"/>
+      <w:r>
+        <w:t>master_secret</w:t>
+      </w:r>
+      <w:proofErr w:type="spellEnd"/>
+      <w:r>
+        <w:t xml:space="preserve"> = 4E 46 43 2D 54 44 58 31 2D 43 48 35 38 35 21 01</w:t>
+      </w:r>
+    </w:p>
+    <w:p>
+      <w:r>
+        <w:t xml:space="preserve">plain[0..5]   = CH585 </w:t>
+      </w:r>
+      <w:r>
+        <w:t>内部</w:t>
+      </w:r>
+      <w:r>
+        <w:t xml:space="preserve"> MAC</w:t>
+      </w:r>
+      <w:r>
+        <w:t>，使用固件日志中的</w:t>
+      </w:r>
+      <w:r>
+        <w:t xml:space="preserve"> Mac[0]..Mac[5] </w:t>
+      </w:r>
+      <w:r>
+        <w:t>顺序</w:t>
+      </w:r>
+    </w:p>
+    <w:p>
+      <w:proofErr w:type="gramStart"/>
+      <w:r>
+        <w:t>plain[6..</w:t>
+      </w:r>
+      <w:proofErr w:type="gramEnd"/>
+      <w:r>
+        <w:t>12</w:t>
+      </w:r>
+      <w:proofErr w:type="gramStart"/>
+      <w:r>
+        <w:t>]  =</w:t>
+      </w:r>
+      <w:proofErr w:type="gramEnd"/>
+      <w:r>
+        <w:t xml:space="preserve"> ASCII "NFCWAKE"</w:t>
+      </w:r>
+    </w:p>
+    <w:p>
+      <w:proofErr w:type="gramStart"/>
+      <w:r>
+        <w:t>plain[</w:t>
+      </w:r>
+      <w:proofErr w:type="gramEnd"/>
+      <w:r>
+        <w:t>13]     = 0x01</w:t>
+      </w:r>
+    </w:p>
+    <w:p>
+      <w:proofErr w:type="gramStart"/>
+      <w:r>
+        <w:t>plain[14..</w:t>
+      </w:r>
+      <w:proofErr w:type="gramEnd"/>
+      <w:r>
+        <w:t xml:space="preserve">15] = 0x00 </w:t>
+      </w:r>
+      <w:proofErr w:type="spellStart"/>
+      <w:r>
+        <w:t>0x00</w:t>
+      </w:r>
+      <w:proofErr w:type="spellEnd"/>
+    </w:p>
+    <w:p>
+      <w:r>
+        <w:t>cipher        = AES-128-ECB-</w:t>
+      </w:r>
+      <w:proofErr w:type="gramStart"/>
+      <w:r>
+        <w:t>Encrypt(</w:t>
+      </w:r>
+      <w:proofErr w:type="spellStart"/>
+      <w:proofErr w:type="gramEnd"/>
+      <w:r>
+        <w:t>master_secret</w:t>
+      </w:r>
+      <w:proofErr w:type="spellEnd"/>
+      <w:r>
+        <w:t xml:space="preserve">, </w:t>
+      </w:r>
+      <w:proofErr w:type="gramStart"/>
+      <w:r>
+        <w:t>plain[</w:t>
+      </w:r>
+      <w:proofErr w:type="gramEnd"/>
+      <w:r>
+        <w:t>16])</w:t>
+      </w:r>
+    </w:p>
+    <w:p>
+      <w:r>
+        <w:t xml:space="preserve">TOKEN16       = cipher[0..7] </w:t>
+      </w:r>
+      <w:r>
+        <w:t>转</w:t>
+      </w:r>
+      <w:r>
+        <w:t xml:space="preserve"> 16 </w:t>
+      </w:r>
+      <w:r>
+        <w:t>字节大写</w:t>
+      </w:r>
+      <w:r>
+        <w:t xml:space="preserve"> HEX </w:t>
+      </w:r>
+      <w:r>
+        <w:t>字符串</w:t>
+      </w:r>
+    </w:p>
+    <w:p>
+      <w:r>
+        <w:t>```</w:t>
+      </w:r>
+    </w:p>
+    <w:p/>
+    <w:p>
+      <w:r>
+        <w:t>说明：</w:t>
+      </w:r>
+    </w:p>
+    <w:p/>
+    <w:p>
+      <w:r>
+        <w:t>```text</w:t>
+      </w:r>
+    </w:p>
+    <w:p>
+      <w:r>
+        <w:t xml:space="preserve">TOKEN16 </w:t>
+      </w:r>
+      <w:r>
+        <w:t>长度固定为</w:t>
+      </w:r>
+      <w:r>
+        <w:t xml:space="preserve"> 16 </w:t>
+      </w:r>
+      <w:proofErr w:type="gramStart"/>
+      <w:r>
+        <w:t>个</w:t>
+      </w:r>
+      <w:proofErr w:type="gramEnd"/>
+      <w:r>
+        <w:t>大写</w:t>
+      </w:r>
+      <w:r>
+        <w:t xml:space="preserve"> HEX </w:t>
+      </w:r>
+      <w:r>
+        <w:t>字符</w:t>
+      </w:r>
+    </w:p>
+    <w:p>
+      <w:r>
+        <w:t>前端写入时不带</w:t>
+      </w:r>
+      <w:r>
+        <w:t xml:space="preserve"> 0x</w:t>
+      </w:r>
+      <w:r>
+        <w:t>，不带空格，不带冒号</w:t>
+      </w:r>
+    </w:p>
+    <w:p>
+      <w:r>
+        <w:t xml:space="preserve">BLE </w:t>
+      </w:r>
+      <w:r>
+        <w:t>广播显示</w:t>
+      </w:r>
+      <w:r>
+        <w:t xml:space="preserve"> MAC </w:t>
+      </w:r>
+      <w:r>
+        <w:t>可能是反序，前端计算</w:t>
+      </w:r>
+      <w:r>
+        <w:t xml:space="preserve"> token </w:t>
+      </w:r>
+      <w:r>
+        <w:t>时必须使用</w:t>
+      </w:r>
+      <w:r>
+        <w:t xml:space="preserve"> CH585/</w:t>
+      </w:r>
+      <w:r>
+        <w:t>后端约定的内部</w:t>
+      </w:r>
+      <w:r>
+        <w:t xml:space="preserve"> MAC </w:t>
+      </w:r>
+      <w:r>
+        <w:t>顺序</w:t>
+      </w:r>
+    </w:p>
+    <w:p>
+      <w:r>
+        <w:t>建议后端或设备管理平台下发</w:t>
+      </w:r>
+      <w:r>
+        <w:t xml:space="preserve"> token</w:t>
+      </w:r>
+      <w:r>
+        <w:t>，前端不要硬编码</w:t>
+      </w:r>
+      <w:r>
+        <w:t xml:space="preserve"> </w:t>
+      </w:r>
+      <w:proofErr w:type="spellStart"/>
+      <w:r>
+        <w:t>master_secret</w:t>
+      </w:r>
+      <w:proofErr w:type="spellEnd"/>
+    </w:p>
+    <w:p>
+      <w:r>
+        <w:t>```</w:t>
+      </w:r>
+    </w:p>
+    <w:p/>
+    <w:p>
+      <w:r>
+        <w:t>示例：</w:t>
+      </w:r>
+    </w:p>
+    <w:p/>
+    <w:p>
+      <w:r>
+        <w:t>```text</w:t>
+      </w:r>
+    </w:p>
+    <w:p>
+      <w:r>
+        <w:t xml:space="preserve">BLE </w:t>
+      </w:r>
+      <w:r>
+        <w:t>显示</w:t>
+      </w:r>
+      <w:r>
+        <w:t xml:space="preserve"> MAC</w:t>
+      </w:r>
+      <w:r>
+        <w:t>：</w:t>
+      </w:r>
+      <w:r>
+        <w:t>D00C5E140647</w:t>
+      </w:r>
+    </w:p>
+    <w:p>
+      <w:r>
+        <w:t xml:space="preserve">CH585 </w:t>
+      </w:r>
+      <w:r>
+        <w:t>内部</w:t>
+      </w:r>
+      <w:r>
+        <w:t xml:space="preserve"> MAC </w:t>
+      </w:r>
+      <w:r>
+        <w:t>顺序：</w:t>
+      </w:r>
+      <w:r>
+        <w:t>47 06 14 5E 0C D0</w:t>
+      </w:r>
+    </w:p>
+    <w:p>
+      <w:r>
+        <w:t>plain = 47 06 14 5E 0C D0 4E 46 43 57 41 4B 45 01 00 00</w:t>
+      </w:r>
+    </w:p>
+    <w:p>
+      <w:r>
+        <w:t>TOKEN16 = A41E04DC2D96E229</w:t>
+      </w:r>
+    </w:p>
+    <w:p>
+      <w:r>
+        <w:t>```</w:t>
+      </w:r>
+    </w:p>
+    <w:p/>
+    <w:p>
+      <w:r>
+        <w:t>对应手机</w:t>
+      </w:r>
+      <w:r>
+        <w:t xml:space="preserve"> NDEF Text JSON</w:t>
+      </w:r>
+      <w:r>
+        <w:t>：</w:t>
+      </w:r>
+    </w:p>
+    <w:p/>
+    <w:p>
+      <w:r>
+        <w:t>```</w:t>
+      </w:r>
+      <w:proofErr w:type="spellStart"/>
+      <w:r>
+        <w:t>json</w:t>
+      </w:r>
+      <w:proofErr w:type="spellEnd"/>
+    </w:p>
+    <w:p>
+      <w:r>
+        <w:t>{"cmd":"NWK1","token":"A41E04DC2D96E229"}</w:t>
+      </w:r>
+    </w:p>
+    <w:p>
+      <w:r>
+        <w:t>```</w:t>
+      </w:r>
+    </w:p>
+    <w:p/>
+    <w:p>
+      <w:r>
+        <w:t xml:space="preserve">CH585 </w:t>
+      </w:r>
+      <w:r>
+        <w:t>处理规则：</w:t>
+      </w:r>
+    </w:p>
+    <w:p/>
+    <w:p>
+      <w:r>
+        <w:t>```text</w:t>
+      </w:r>
+    </w:p>
+    <w:p>
+      <w:r>
+        <w:t>手机写入的授权</w:t>
+      </w:r>
+      <w:r>
+        <w:t xml:space="preserve"> NDEF </w:t>
+      </w:r>
+      <w:r>
+        <w:t>只作为一次性命令</w:t>
+      </w:r>
+    </w:p>
+    <w:p>
+      <w:r>
+        <w:t xml:space="preserve">CH585 </w:t>
+      </w:r>
+      <w:r>
+        <w:t>校验</w:t>
+      </w:r>
+      <w:r>
+        <w:t xml:space="preserve"> token </w:t>
+      </w:r>
+      <w:r>
+        <w:t>后立即从</w:t>
+      </w:r>
+      <w:r>
+        <w:t xml:space="preserve"> RAM </w:t>
+      </w:r>
+      <w:r>
+        <w:t>备份恢复原</w:t>
+      </w:r>
+      <w:r>
+        <w:t xml:space="preserve"> NFC </w:t>
+      </w:r>
+      <w:r>
+        <w:t>展示</w:t>
+      </w:r>
+      <w:r>
+        <w:t xml:space="preserve"> JSON</w:t>
+      </w:r>
+    </w:p>
+    <w:p>
+      <w:r>
+        <w:t>手机写入内容不保存到</w:t>
+      </w:r>
+      <w:r>
+        <w:t xml:space="preserve"> </w:t>
+      </w:r>
+      <w:proofErr w:type="spellStart"/>
+      <w:r>
+        <w:t>DataFlash</w:t>
+      </w:r>
+      <w:proofErr w:type="spellEnd"/>
+    </w:p>
+    <w:p>
+      <w:r>
+        <w:t>授权成功后</w:t>
+      </w:r>
+      <w:r>
+        <w:t xml:space="preserve"> CH585 </w:t>
+      </w:r>
+      <w:r>
+        <w:t>退出</w:t>
+      </w:r>
+      <w:r>
+        <w:t xml:space="preserve"> NFC-only</w:t>
+      </w:r>
+      <w:r>
+        <w:t>，会回到</w:t>
+      </w:r>
+      <w:r>
+        <w:t xml:space="preserve"> BLE </w:t>
+      </w:r>
+      <w:r>
+        <w:t>模式后再唤醒</w:t>
+      </w:r>
+      <w:r>
+        <w:t xml:space="preserve"> </w:t>
+      </w:r>
+      <w:proofErr w:type="spellStart"/>
+      <w:r>
+        <w:t>WiFi</w:t>
+      </w:r>
+      <w:proofErr w:type="spellEnd"/>
+    </w:p>
+    <w:p>
+      <w:r>
+        <w:t>错误</w:t>
+      </w:r>
+      <w:r>
+        <w:t xml:space="preserve"> token </w:t>
+      </w:r>
+      <w:r>
+        <w:t>不唤醒</w:t>
+      </w:r>
+      <w:r>
+        <w:t xml:space="preserve"> </w:t>
+      </w:r>
+      <w:proofErr w:type="spellStart"/>
+      <w:r>
+        <w:t>WiFi</w:t>
+      </w:r>
+      <w:proofErr w:type="spellEnd"/>
+      <w:r>
+        <w:t>，并记录</w:t>
+      </w:r>
+      <w:r>
+        <w:t xml:space="preserve"> BAD_TOKEN</w:t>
+      </w:r>
+    </w:p>
+    <w:p>
+      <w:r>
+        <w:t>```</w:t>
+      </w:r>
+    </w:p>
+    <w:p/>
+    <w:p>
+      <w:r>
+        <w:t>因此，</w:t>
+      </w:r>
+      <w:proofErr w:type="spellStart"/>
+      <w:r>
+        <w:t>WiFi</w:t>
+      </w:r>
+      <w:proofErr w:type="spellEnd"/>
+      <w:r>
+        <w:t xml:space="preserve"> </w:t>
+      </w:r>
+      <w:r>
+        <w:t>通过</w:t>
+      </w:r>
+      <w:r>
+        <w:t xml:space="preserve"> NFC_SET </w:t>
+      </w:r>
+      <w:r>
+        <w:t>写入的真实展示数据不会被手机授权写入长期覆盖。</w:t>
+      </w:r>
+    </w:p>
+    <w:p/>
+    <w:p>
+      <w:r>
+        <w:rPr>
+          <w:b/>
+          <w:bCs/>
+        </w:rPr>
+        <w:t xml:space="preserve">### 15.5 </w:t>
+      </w:r>
+      <w:r>
+        <w:rPr>
+          <w:b/>
+          <w:bCs/>
+        </w:rPr>
+        <w:t>推荐</w:t>
+      </w:r>
+      <w:r>
+        <w:rPr>
+          <w:b/>
+          <w:bCs/>
+        </w:rPr>
+        <w:t xml:space="preserve"> </w:t>
+      </w:r>
+      <w:proofErr w:type="spellStart"/>
+      <w:r>
+        <w:rPr>
+          <w:b/>
+          <w:bCs/>
+        </w:rPr>
+        <w:t>WiFi</w:t>
+      </w:r>
+      <w:proofErr w:type="spellEnd"/>
+      <w:r>
+        <w:rPr>
+          <w:b/>
+          <w:bCs/>
+        </w:rPr>
+        <w:t xml:space="preserve"> </w:t>
+      </w:r>
+      <w:r>
+        <w:rPr>
+          <w:b/>
+          <w:bCs/>
+        </w:rPr>
+        <w:t>使用流程</w:t>
+      </w:r>
+    </w:p>
+    <w:p/>
+    <w:p>
+      <w:proofErr w:type="spellStart"/>
+      <w:r>
+        <w:t>WiFi</w:t>
+      </w:r>
+      <w:proofErr w:type="spellEnd"/>
+      <w:r>
+        <w:t xml:space="preserve"> </w:t>
+      </w:r>
+      <w:r>
+        <w:t>被唤醒后，如果需要更新</w:t>
+      </w:r>
+      <w:r>
+        <w:t xml:space="preserve"> NFC </w:t>
+      </w:r>
+      <w:r>
+        <w:t>展示内容：</w:t>
+      </w:r>
+    </w:p>
+    <w:p/>
+    <w:p>
+      <w:r>
+        <w:t>```text</w:t>
+      </w:r>
+    </w:p>
+    <w:p>
+      <w:r>
+        <w:t xml:space="preserve">1. </w:t>
+      </w:r>
+      <w:proofErr w:type="spellStart"/>
+      <w:r>
+        <w:t>WiFi</w:t>
+      </w:r>
+      <w:proofErr w:type="spellEnd"/>
+      <w:r>
+        <w:t xml:space="preserve"> </w:t>
+      </w:r>
+      <w:r>
+        <w:t>生成要给手机读取的</w:t>
+      </w:r>
+      <w:r>
+        <w:t xml:space="preserve"> JSON</w:t>
+      </w:r>
+    </w:p>
+    <w:p>
+      <w:r>
+        <w:t xml:space="preserve">2. </w:t>
+      </w:r>
+      <w:r>
+        <w:t>将</w:t>
+      </w:r>
+      <w:r>
+        <w:t xml:space="preserve"> JSON </w:t>
+      </w:r>
+      <w:r>
+        <w:t>做</w:t>
+      </w:r>
+      <w:r>
+        <w:t xml:space="preserve"> UTF-8 </w:t>
+      </w:r>
+      <w:r>
+        <w:t>编码</w:t>
+      </w:r>
+    </w:p>
+    <w:p>
+      <w:r>
+        <w:t xml:space="preserve">3. </w:t>
+      </w:r>
+      <w:r>
+        <w:t>将</w:t>
+      </w:r>
+      <w:r>
+        <w:t xml:space="preserve"> UTF-8 JSON </w:t>
+      </w:r>
+      <w:r>
+        <w:t>做</w:t>
+      </w:r>
+      <w:r>
+        <w:t xml:space="preserve"> base64url </w:t>
+      </w:r>
+      <w:r>
+        <w:t>编码</w:t>
+      </w:r>
+    </w:p>
+    <w:p>
+      <w:r>
+        <w:t xml:space="preserve">4. </w:t>
+      </w:r>
+      <w:r>
+        <w:t>发送</w:t>
+      </w:r>
+      <w:r>
+        <w:t xml:space="preserve"> NFC_SET</w:t>
+      </w:r>
+    </w:p>
+    <w:p>
+      <w:r>
+        <w:t xml:space="preserve">5. </w:t>
+      </w:r>
+      <w:r>
+        <w:t>等</w:t>
+      </w:r>
+      <w:r>
+        <w:t xml:space="preserve"> CH585 </w:t>
+      </w:r>
+      <w:r>
+        <w:t>回复</w:t>
+      </w:r>
+      <w:r>
+        <w:t xml:space="preserve"> ACK</w:t>
+      </w:r>
+    </w:p>
+    <w:p>
+      <w:r>
+        <w:t xml:space="preserve">6. </w:t>
+      </w:r>
+      <w:r>
+        <w:t>后续再执行其他业务或发送</w:t>
+      </w:r>
+      <w:r>
+        <w:t xml:space="preserve"> POWER_OFF/LOWPOWER</w:t>
+      </w:r>
+    </w:p>
+    <w:p>
+      <w:r>
+        <w:t>```</w:t>
+      </w:r>
+    </w:p>
+    <w:p/>
+    <w:p>
+      <w:r>
+        <w:t>如果</w:t>
+      </w:r>
+      <w:r>
+        <w:t xml:space="preserve"> NFC_SET </w:t>
+      </w:r>
+      <w:r>
+        <w:t>返回</w:t>
+      </w:r>
+      <w:r>
+        <w:t xml:space="preserve"> NFC_BUSY</w:t>
+      </w:r>
+      <w:r>
+        <w:t>：</w:t>
+      </w:r>
+    </w:p>
+    <w:p/>
+    <w:p>
+      <w:r>
+        <w:t>```text</w:t>
+      </w:r>
+    </w:p>
+    <w:p>
+      <w:r>
+        <w:t>等待</w:t>
+      </w:r>
+      <w:r>
+        <w:t xml:space="preserve"> 1 </w:t>
+      </w:r>
+      <w:r>
+        <w:t>秒后重试</w:t>
+      </w:r>
+    </w:p>
+    <w:p>
+      <w:r>
+        <w:t>最多重试</w:t>
+      </w:r>
+      <w:r>
+        <w:t xml:space="preserve"> 3 </w:t>
+      </w:r>
+      <w:r>
+        <w:t>次</w:t>
+      </w:r>
+    </w:p>
+    <w:p>
+      <w:proofErr w:type="gramStart"/>
+      <w:r>
+        <w:t>仍失败</w:t>
+      </w:r>
+      <w:proofErr w:type="gramEnd"/>
+      <w:r>
+        <w:t>时，本轮可以跳过</w:t>
+      </w:r>
+      <w:r>
+        <w:t xml:space="preserve"> NFC </w:t>
+      </w:r>
+      <w:r>
+        <w:t>内容更新，避免影响</w:t>
+      </w:r>
+      <w:r>
+        <w:t xml:space="preserve"> </w:t>
+      </w:r>
+      <w:proofErr w:type="spellStart"/>
+      <w:r>
+        <w:t>WiFi</w:t>
+      </w:r>
+      <w:proofErr w:type="spellEnd"/>
+      <w:r>
+        <w:t xml:space="preserve"> </w:t>
+      </w:r>
+      <w:r>
+        <w:t>低功耗流程</w:t>
+      </w:r>
+    </w:p>
+    <w:p>
+      <w:r>
+        <w:t>```</w:t>
+      </w:r>
+    </w:p>
+    <w:p/>
+    <w:p>
+      <w:r>
+        <w:rPr>
+          <w:b/>
+          <w:bCs/>
+        </w:rPr>
+        <w:t xml:space="preserve">## 16. </w:t>
+      </w:r>
+      <w:proofErr w:type="spellStart"/>
+      <w:r>
+        <w:rPr>
+          <w:b/>
+          <w:bCs/>
+        </w:rPr>
+        <w:t>WiFi</w:t>
+      </w:r>
+      <w:proofErr w:type="spellEnd"/>
+      <w:r>
+        <w:rPr>
+          <w:b/>
+          <w:bCs/>
+        </w:rPr>
+        <w:t xml:space="preserve"> </w:t>
+      </w:r>
+      <w:r>
+        <w:rPr>
+          <w:b/>
+          <w:bCs/>
+        </w:rPr>
+        <w:t>主动关电</w:t>
+      </w:r>
+    </w:p>
+    <w:p/>
+    <w:p>
+      <w:proofErr w:type="spellStart"/>
+      <w:r>
+        <w:t>WiFi</w:t>
+      </w:r>
+      <w:proofErr w:type="spellEnd"/>
+      <w:r>
+        <w:t xml:space="preserve"> </w:t>
+      </w:r>
+      <w:r>
+        <w:t>任务完成后，如果允许</w:t>
+      </w:r>
+      <w:r>
+        <w:t xml:space="preserve"> CH583/CH585 </w:t>
+      </w:r>
+      <w:r>
+        <w:t>关闭</w:t>
+      </w:r>
+      <w:r>
+        <w:t xml:space="preserve"> </w:t>
+      </w:r>
+      <w:proofErr w:type="spellStart"/>
+      <w:r>
+        <w:t>WiFi</w:t>
+      </w:r>
+      <w:proofErr w:type="spellEnd"/>
+      <w:r>
+        <w:t xml:space="preserve"> </w:t>
+      </w:r>
+      <w:r>
+        <w:t>电源，发送：</w:t>
+      </w:r>
+    </w:p>
+    <w:p/>
+    <w:p>
+      <w:r>
+        <w:t>```text</w:t>
+      </w:r>
+    </w:p>
+    <w:p>
+      <w:r>
+        <w:t>@#V1|SEQ=&lt;seq&gt;|CMD=POWER_OFF|LEN=0|PART=1|TOTAL=1|ARG=|CRC=&lt;crc&gt;^&amp;</w:t>
+      </w:r>
+    </w:p>
+    <w:p>
+      <w:r>
+        <w:lastRenderedPageBreak/>
+        <w:t>```</w:t>
+      </w:r>
+    </w:p>
+    <w:p/>
+    <w:p>
+      <w:r>
+        <w:t xml:space="preserve">CH583/CH585 </w:t>
+      </w:r>
+      <w:r>
+        <w:t>收到并校验通过后：</w:t>
+      </w:r>
+    </w:p>
+    <w:p/>
+    <w:p>
+      <w:r>
+        <w:t>```text</w:t>
+      </w:r>
+    </w:p>
+    <w:p>
+      <w:r>
+        <w:t>回复</w:t>
+      </w:r>
+      <w:r>
+        <w:t xml:space="preserve"> ACK</w:t>
+      </w:r>
+    </w:p>
+    <w:p>
+      <w:r>
+        <w:t>拉低</w:t>
+      </w:r>
+      <w:r>
+        <w:t xml:space="preserve"> </w:t>
+      </w:r>
+      <w:proofErr w:type="spellStart"/>
+      <w:r>
+        <w:t>WiFi</w:t>
+      </w:r>
+      <w:proofErr w:type="spellEnd"/>
+      <w:r>
+        <w:t xml:space="preserve"> </w:t>
+      </w:r>
+      <w:r>
+        <w:t>电源</w:t>
+      </w:r>
+      <w:r>
+        <w:t>/</w:t>
+      </w:r>
+      <w:r>
+        <w:t>唤醒控制脚</w:t>
+      </w:r>
+    </w:p>
+    <w:p>
+      <w:r>
+        <w:t>关闭</w:t>
+      </w:r>
+      <w:r>
+        <w:t xml:space="preserve"> </w:t>
+      </w:r>
+      <w:proofErr w:type="spellStart"/>
+      <w:r>
+        <w:t>WiFi</w:t>
+      </w:r>
+      <w:proofErr w:type="spellEnd"/>
+      <w:r>
+        <w:t xml:space="preserve"> </w:t>
+      </w:r>
+      <w:r>
+        <w:t>电源</w:t>
+      </w:r>
+    </w:p>
+    <w:p>
+      <w:r>
+        <w:t xml:space="preserve">CH583/CH585 </w:t>
+      </w:r>
+      <w:r>
+        <w:t>进入低功耗</w:t>
+      </w:r>
+    </w:p>
+    <w:p>
+      <w:r>
+        <w:t>```</w:t>
+      </w:r>
+    </w:p>
+    <w:p/>
+    <w:p>
+      <w:r>
+        <w:rPr>
+          <w:b/>
+          <w:bCs/>
+        </w:rPr>
+        <w:t xml:space="preserve">## 17. </w:t>
+      </w:r>
+      <w:proofErr w:type="spellStart"/>
+      <w:r>
+        <w:rPr>
+          <w:b/>
+          <w:bCs/>
+        </w:rPr>
+        <w:t>WiFi</w:t>
+      </w:r>
+      <w:proofErr w:type="spellEnd"/>
+      <w:r>
+        <w:rPr>
+          <w:b/>
+          <w:bCs/>
+        </w:rPr>
+        <w:t xml:space="preserve"> </w:t>
+      </w:r>
+      <w:r>
+        <w:rPr>
+          <w:b/>
+          <w:bCs/>
+        </w:rPr>
+        <w:t>发送建议</w:t>
+      </w:r>
+    </w:p>
+    <w:p/>
+    <w:p>
+      <w:r>
+        <w:t>由于</w:t>
+      </w:r>
+      <w:r>
+        <w:t xml:space="preserve"> UART </w:t>
+      </w:r>
+      <w:r>
+        <w:t>无硬件流控，</w:t>
+      </w:r>
+      <w:proofErr w:type="spellStart"/>
+      <w:r>
+        <w:t>WiFi</w:t>
+      </w:r>
+      <w:proofErr w:type="spellEnd"/>
+      <w:r>
+        <w:t xml:space="preserve"> </w:t>
+      </w:r>
+      <w:r>
+        <w:t>发送重要</w:t>
+      </w:r>
+      <w:proofErr w:type="gramStart"/>
+      <w:r>
+        <w:t>协议帧时建议</w:t>
+      </w:r>
+      <w:proofErr w:type="gramEnd"/>
+      <w:r>
+        <w:t>：</w:t>
+      </w:r>
+    </w:p>
+    <w:p/>
+    <w:p>
+      <w:r>
+        <w:t>```text</w:t>
+      </w:r>
+    </w:p>
+    <w:p>
+      <w:r>
+        <w:t>发送</w:t>
+      </w:r>
+      <w:proofErr w:type="gramStart"/>
+      <w:r>
+        <w:t>协议帧前</w:t>
+      </w:r>
+      <w:proofErr w:type="gramEnd"/>
+      <w:r>
+        <w:t xml:space="preserve"> 200ms </w:t>
+      </w:r>
+      <w:r>
+        <w:t>不输出普通日志</w:t>
+      </w:r>
+    </w:p>
+    <w:p>
+      <w:r>
+        <w:t>发送协议</w:t>
+      </w:r>
+      <w:proofErr w:type="gramStart"/>
+      <w:r>
+        <w:t>帧</w:t>
+      </w:r>
+      <w:proofErr w:type="gramEnd"/>
+    </w:p>
+    <w:p>
+      <w:r>
+        <w:t>等待</w:t>
+      </w:r>
+      <w:r>
+        <w:t xml:space="preserve"> UART TX </w:t>
+      </w:r>
+      <w:r>
+        <w:t>完成</w:t>
+      </w:r>
+    </w:p>
+    <w:p>
+      <w:r>
+        <w:t>发送</w:t>
+      </w:r>
+      <w:proofErr w:type="gramStart"/>
+      <w:r>
+        <w:t>协议帧后</w:t>
+      </w:r>
+      <w:proofErr w:type="gramEnd"/>
+      <w:r>
+        <w:t xml:space="preserve"> 200ms </w:t>
+      </w:r>
+      <w:r>
+        <w:t>再恢复普通日志</w:t>
+      </w:r>
+    </w:p>
+    <w:p>
+      <w:r>
+        <w:t>```</w:t>
+      </w:r>
+    </w:p>
+    <w:p/>
+    <w:p>
+      <w:r>
+        <w:rPr>
+          <w:b/>
+          <w:bCs/>
+        </w:rPr>
+        <w:t xml:space="preserve">## 18. V1.6 </w:t>
+      </w:r>
+      <w:r>
+        <w:rPr>
+          <w:b/>
+          <w:bCs/>
+        </w:rPr>
+        <w:t>必须实现的命令</w:t>
+      </w:r>
+    </w:p>
+    <w:p/>
+    <w:p>
+      <w:r>
+        <w:t>```text</w:t>
+      </w:r>
+    </w:p>
+    <w:p>
+      <w:r>
+        <w:t>BLE_MAC</w:t>
+      </w:r>
+    </w:p>
+    <w:p>
+      <w:r>
+        <w:t>PING</w:t>
+      </w:r>
+    </w:p>
+    <w:p>
+      <w:r>
+        <w:t>PONG</w:t>
+      </w:r>
+    </w:p>
+    <w:p>
       <w:r>
         <w:t>ACK</w:t>
       </w:r>
     </w:p>
     <w:p>
       <w:r>
-        <w:t>未知</w:t>
-      </w:r>
-      <w:r>
-        <w:t xml:space="preserve"> LED</w:t>
-      </w:r>
-      <w:r>
-        <w:t>、</w:t>
-      </w:r>
-      <w:r>
-        <w:t>BOTH</w:t>
-      </w:r>
-      <w:r>
-        <w:t>、</w:t>
-      </w:r>
-      <w:r>
-        <w:t xml:space="preserve">interval_ms </w:t>
-      </w:r>
-      <w:r>
-        <w:t>小于</w:t>
-      </w:r>
-      <w:r>
-        <w:t xml:space="preserve"> 1 </w:t>
-      </w:r>
-      <w:r>
-        <w:t>或大于</w:t>
-      </w:r>
-      <w:r>
-        <w:t xml:space="preserve"> 10000</w:t>
-      </w:r>
-      <w:r>
-        <w:t>、参数数量错误：</w:t>
-      </w:r>
-      <w:r>
-        <w:t>ERR,BAD_ARG</w:t>
-      </w:r>
-    </w:p>
-    <w:p>
-      <w:r>
-        <w:t>```</w:t>
-      </w:r>
-    </w:p>
-    <w:p/>
-    <w:p>
-      <w:r>
-        <w:rPr>
-          <w:b/>
-          <w:bCs/>
-        </w:rPr>
-        <w:t xml:space="preserve">### 11.2 </w:t>
-      </w:r>
-      <w:r>
-        <w:rPr>
-          <w:b/>
-          <w:bCs/>
-        </w:rPr>
-        <w:t>停止闪烁并关闭</w:t>
-      </w:r>
-      <w:r>
-        <w:rPr>
-          <w:b/>
-          <w:bCs/>
-        </w:rPr>
-        <w:t xml:space="preserve"> LED</w:t>
-      </w:r>
-    </w:p>
-    <w:p/>
-    <w:p>
-      <w:r>
-        <w:t xml:space="preserve">WiFi </w:t>
-      </w:r>
-      <w:r>
-        <w:t>发送：</w:t>
-      </w:r>
-    </w:p>
-    <w:p/>
-    <w:p>
-      <w:r>
-        <w:t>```text</w:t>
-      </w:r>
-    </w:p>
-    <w:p>
-      <w:r>
-        <w:t>@#V1|SEQ=&lt;seq&gt;|CMD=LED_BLINK_STOP|LEN=&lt;len&gt;|PART=1|TOTAL=1|ARG=&lt;led&gt;|CRC=&lt;crc&gt;^&amp;</w:t>
-      </w:r>
-    </w:p>
-    <w:p>
-      <w:r>
-        <w:t>```</w:t>
-      </w:r>
-    </w:p>
-    <w:p/>
-    <w:p>
-      <w:r>
-        <w:lastRenderedPageBreak/>
-        <w:t>字段：</w:t>
-      </w:r>
-    </w:p>
-    <w:p/>
-    <w:p>
-      <w:r>
-        <w:t>```text</w:t>
-      </w:r>
-    </w:p>
-    <w:p>
-      <w:r>
-        <w:t>led  RED / GREEN</w:t>
-      </w:r>
-    </w:p>
-    <w:p>
-      <w:r>
-        <w:t>```</w:t>
-      </w:r>
-    </w:p>
-    <w:p/>
-    <w:p>
-      <w:r>
-        <w:t>规则：</w:t>
-      </w:r>
-    </w:p>
-    <w:p/>
-    <w:p>
-      <w:r>
-        <w:t>```text</w:t>
-      </w:r>
-    </w:p>
-    <w:p>
-      <w:r>
-        <w:t xml:space="preserve">LED_BLINK_STOP </w:t>
-      </w:r>
-      <w:r>
-        <w:t>只停止指定</w:t>
-      </w:r>
-      <w:r>
-        <w:t xml:space="preserve"> LED</w:t>
-      </w:r>
-      <w:r>
-        <w:t>，不影响另一个</w:t>
-      </w:r>
-      <w:r>
-        <w:t xml:space="preserve"> LED</w:t>
-      </w:r>
-    </w:p>
-    <w:p>
-      <w:r>
-        <w:t>停止后</w:t>
-      </w:r>
-      <w:r>
-        <w:t xml:space="preserve"> CH583 </w:t>
-      </w:r>
-      <w:r>
-        <w:t>将该</w:t>
-      </w:r>
-      <w:r>
-        <w:t xml:space="preserve"> LED </w:t>
-      </w:r>
-      <w:r>
-        <w:t>关闭，即</w:t>
-      </w:r>
-      <w:r>
-        <w:t xml:space="preserve"> PB5/PB6 </w:t>
-      </w:r>
-      <w:r>
-        <w:t>输出高电平</w:t>
-      </w:r>
-    </w:p>
-    <w:p>
-      <w:r>
-        <w:t>```</w:t>
-      </w:r>
-    </w:p>
-    <w:p/>
-    <w:p>
-      <w:r>
-        <w:t>示例：</w:t>
-      </w:r>
-    </w:p>
-    <w:p/>
-    <w:p>
-      <w:r>
-        <w:t>```text</w:t>
-      </w:r>
-    </w:p>
-    <w:p>
-      <w:r>
-        <w:t>@#V1|SEQ=122|CMD=LED_BLINK_STOP|LEN=3|PART=1|TOTAL=1|ARG=RED|CRC=XXXX^&amp;</w:t>
-      </w:r>
-    </w:p>
-    <w:p>
-      <w:r>
-        <w:t>@#V1|SEQ=123|CMD=LED_BLINK_STOP|LEN=5|PART=1|TOTAL=1|ARG=GREEN|CRC=XXXX^&amp;</w:t>
-      </w:r>
-    </w:p>
-    <w:p>
-      <w:r>
-        <w:t>```</w:t>
-      </w:r>
-    </w:p>
-    <w:p/>
-    <w:p>
-      <w:r>
-        <w:t xml:space="preserve">CH583 </w:t>
-      </w:r>
-      <w:r>
-        <w:t>回复：</w:t>
-      </w:r>
-    </w:p>
-    <w:p/>
-    <w:p>
-      <w:r>
-        <w:t>```text</w:t>
-      </w:r>
-    </w:p>
-    <w:p>
-      <w:r>
-        <w:t>参数合法并停止成功：</w:t>
-      </w:r>
-      <w:r>
-        <w:t>ACK</w:t>
-      </w:r>
-    </w:p>
-    <w:p>
-      <w:r>
-        <w:t>未知</w:t>
-      </w:r>
-      <w:r>
-        <w:t xml:space="preserve"> LED</w:t>
-      </w:r>
-      <w:r>
-        <w:t>、</w:t>
-      </w:r>
-      <w:r>
-        <w:t>BOTH</w:t>
-      </w:r>
-      <w:r>
-        <w:t>、参数数量错误：</w:t>
-      </w:r>
-      <w:r>
-        <w:t>ERR,BAD_ARG</w:t>
-      </w:r>
-    </w:p>
-    <w:p>
-      <w:r>
-        <w:t>```</w:t>
-      </w:r>
-    </w:p>
-    <w:p/>
-    <w:p>
-      <w:r>
-        <w:rPr>
-          <w:b/>
-          <w:bCs/>
-        </w:rPr>
-        <w:t xml:space="preserve">### 11.3 </w:t>
-      </w:r>
-      <w:r>
-        <w:rPr>
-          <w:b/>
-          <w:bCs/>
-        </w:rPr>
-        <w:t>与</w:t>
-      </w:r>
-      <w:r>
-        <w:rPr>
-          <w:b/>
-          <w:bCs/>
-        </w:rPr>
-        <w:t xml:space="preserve"> GPIO / </w:t>
-      </w:r>
-      <w:r>
-        <w:rPr>
-          <w:b/>
-          <w:bCs/>
-        </w:rPr>
-        <w:t>低功耗的关系</w:t>
-      </w:r>
-    </w:p>
-    <w:p/>
-    <w:p>
-      <w:r>
-        <w:t>```text</w:t>
-      </w:r>
-    </w:p>
-    <w:p>
-      <w:r>
-        <w:t>如果普通</w:t>
-      </w:r>
-      <w:r>
-        <w:t xml:space="preserve"> GPIO </w:t>
-      </w:r>
-      <w:r>
-        <w:t>命令操作</w:t>
-      </w:r>
-      <w:r>
-        <w:t xml:space="preserve"> PB5 </w:t>
-      </w:r>
-      <w:r>
-        <w:t>或</w:t>
-      </w:r>
-      <w:r>
-        <w:t xml:space="preserve"> PB6</w:t>
-      </w:r>
-      <w:r>
-        <w:t>，</w:t>
-      </w:r>
-      <w:r>
-        <w:t xml:space="preserve">CH583 </w:t>
-      </w:r>
-      <w:r>
-        <w:t>会先停止对应</w:t>
-      </w:r>
-      <w:r>
-        <w:t xml:space="preserve"> LED </w:t>
-      </w:r>
-      <w:r>
-        <w:t>的闪烁，再执行</w:t>
-      </w:r>
-      <w:r>
-        <w:t xml:space="preserve"> GPIO </w:t>
-      </w:r>
-      <w:r>
-        <w:t>命令</w:t>
-      </w:r>
-    </w:p>
-    <w:p>
-      <w:r>
-        <w:t>进入低功耗或</w:t>
-      </w:r>
-      <w:r>
-        <w:t xml:space="preserve"> WiFi </w:t>
-      </w:r>
-      <w:r>
-        <w:t>主动关电流程时，</w:t>
-      </w:r>
-      <w:r>
-        <w:t xml:space="preserve">CH583 </w:t>
-      </w:r>
-      <w:r>
-        <w:t>会停止红绿两个</w:t>
-      </w:r>
-      <w:r>
-        <w:t xml:space="preserve"> LED </w:t>
-      </w:r>
-      <w:r>
-        <w:t>闪烁，并关闭两个</w:t>
-      </w:r>
-      <w:r>
-        <w:t xml:space="preserve"> LED</w:t>
-      </w:r>
-    </w:p>
-    <w:p>
-      <w:r>
-        <w:t xml:space="preserve">GPIO_READ </w:t>
-      </w:r>
-      <w:r>
-        <w:t>只读取当前引脚电平，不改变</w:t>
-      </w:r>
-      <w:r>
-        <w:t xml:space="preserve"> LED </w:t>
-      </w:r>
-      <w:r>
-        <w:t>闪烁状态</w:t>
-      </w:r>
-    </w:p>
-    <w:p>
-      <w:r>
-        <w:t>```</w:t>
-      </w:r>
-    </w:p>
-    <w:p/>
-    <w:p>
-      <w:r>
-        <w:rPr>
-          <w:b/>
-          <w:bCs/>
-        </w:rPr>
-        <w:t xml:space="preserve">## 12. </w:t>
-      </w:r>
-      <w:r>
-        <w:rPr>
-          <w:b/>
-          <w:bCs/>
-        </w:rPr>
-        <w:t>禁止操作的</w:t>
-      </w:r>
-      <w:r>
-        <w:rPr>
-          <w:b/>
-          <w:bCs/>
-        </w:rPr>
-        <w:t xml:space="preserve"> GPIO</w:t>
-      </w:r>
-    </w:p>
-    <w:p/>
-    <w:p>
-      <w:r>
-        <w:t>禁止列表：</w:t>
-      </w:r>
-    </w:p>
-    <w:p/>
-    <w:p>
-      <w:r>
-        <w:t>```text</w:t>
-      </w:r>
-    </w:p>
-    <w:p>
-      <w:r>
-        <w:t xml:space="preserve">PA6   WiFi </w:t>
-      </w:r>
-      <w:r>
-        <w:t>电源</w:t>
-      </w:r>
-      <w:r>
-        <w:t>/</w:t>
-      </w:r>
-      <w:r>
-        <w:t>唤醒控制</w:t>
-      </w:r>
-    </w:p>
-    <w:p>
-      <w:r>
-        <w:t>PA8   UART1 RX</w:t>
-      </w:r>
-    </w:p>
-    <w:p>
-      <w:r>
-        <w:t>PA9   UART1 TX</w:t>
-      </w:r>
-    </w:p>
-    <w:p>
-      <w:r>
-        <w:lastRenderedPageBreak/>
-        <w:t xml:space="preserve">PB4   UART0 RX </w:t>
-      </w:r>
-      <w:r>
-        <w:t>调试</w:t>
-      </w:r>
-    </w:p>
-    <w:p>
-      <w:r>
-        <w:t xml:space="preserve">PB7   UART0 TX </w:t>
-      </w:r>
-      <w:r>
-        <w:t>调试</w:t>
-      </w:r>
-    </w:p>
-    <w:p>
-      <w:r>
-        <w:t>PB13  </w:t>
-      </w:r>
-      <w:r>
-        <w:t>充电检测</w:t>
-      </w:r>
-      <w:r>
-        <w:t>/CHARGE_LED</w:t>
-      </w:r>
-    </w:p>
-    <w:p>
-      <w:r>
-        <w:t>```</w:t>
-      </w:r>
-    </w:p>
-    <w:p/>
-    <w:p>
-      <w:r>
-        <w:t>如果</w:t>
-      </w:r>
-      <w:r>
-        <w:t xml:space="preserve"> WiFi </w:t>
-      </w:r>
-      <w:r>
-        <w:t>操作禁止</w:t>
-      </w:r>
-      <w:r>
-        <w:t xml:space="preserve"> GPIO</w:t>
-      </w:r>
-      <w:r>
-        <w:t>，</w:t>
-      </w:r>
-      <w:r>
-        <w:t xml:space="preserve">CH583 </w:t>
-      </w:r>
-      <w:r>
-        <w:t>不执行，并回复：</w:t>
-      </w:r>
-    </w:p>
-    <w:p/>
-    <w:p>
-      <w:r>
-        <w:t>```text</w:t>
-      </w:r>
-    </w:p>
-    <w:p>
-      <w:r>
-        <w:t>ERR,&lt;received_seq&gt;,DENY_GPIO</w:t>
-      </w:r>
-    </w:p>
-    <w:p>
-      <w:r>
-        <w:t>```</w:t>
-      </w:r>
-    </w:p>
-    <w:p/>
-    <w:p>
-      <w:r>
-        <w:rPr>
-          <w:b/>
-          <w:bCs/>
-        </w:rPr>
-        <w:t xml:space="preserve">## 13. WiFi </w:t>
-      </w:r>
-      <w:r>
-        <w:rPr>
-          <w:b/>
-          <w:bCs/>
-        </w:rPr>
-        <w:t>定时唤醒配置</w:t>
-      </w:r>
-    </w:p>
-    <w:p/>
-    <w:p>
-      <w:r>
-        <w:t>该命令用于让</w:t>
-      </w:r>
-      <w:r>
-        <w:t xml:space="preserve"> WiFi </w:t>
-      </w:r>
-      <w:r>
-        <w:t>在进入低功耗前，告诉</w:t>
-      </w:r>
-      <w:r>
-        <w:t xml:space="preserve"> CH583/CH585 </w:t>
-      </w:r>
-      <w:r>
-        <w:t>下一次需要唤醒</w:t>
-      </w:r>
-      <w:r>
-        <w:t xml:space="preserve"> WiFi </w:t>
-      </w:r>
-      <w:r>
-        <w:t>的时间。</w:t>
-      </w:r>
-    </w:p>
-    <w:p/>
-    <w:p>
-      <w:r>
-        <w:t xml:space="preserve">CH583/CH585 </w:t>
-      </w:r>
-      <w:r>
-        <w:t>收到合法配置后立即保存，并在</w:t>
-      </w:r>
-      <w:r>
-        <w:t xml:space="preserve"> WiFi </w:t>
-      </w:r>
-      <w:r>
-        <w:t>后续发送</w:t>
-      </w:r>
-      <w:r>
-        <w:t xml:space="preserve"> `POWER_OFF` / `LOWPOWER` </w:t>
-      </w:r>
-      <w:r>
-        <w:t>后启动定时器。定时时间到后，</w:t>
-      </w:r>
-      <w:r>
-        <w:t xml:space="preserve">CH583/CH585 </w:t>
-      </w:r>
-      <w:r>
-        <w:t>拉高</w:t>
-      </w:r>
-      <w:r>
-        <w:t xml:space="preserve"> WiFi </w:t>
-      </w:r>
-      <w:r>
-        <w:t>唤醒脚唤醒</w:t>
-      </w:r>
-      <w:r>
-        <w:t xml:space="preserve"> WiFi</w:t>
-      </w:r>
-      <w:r>
-        <w:t>。</w:t>
-      </w:r>
-    </w:p>
-    <w:p/>
-    <w:p>
-      <w:r>
-        <w:t>当前</w:t>
-      </w:r>
-      <w:r>
-        <w:t xml:space="preserve"> CH585 </w:t>
-      </w:r>
-      <w:r>
-        <w:t>方案使用</w:t>
-      </w:r>
-      <w:r>
-        <w:t xml:space="preserve"> `PA6` </w:t>
-      </w:r>
-      <w:r>
-        <w:t>唤醒</w:t>
-      </w:r>
-      <w:r>
-        <w:t xml:space="preserve"> WiFi</w:t>
-      </w:r>
-      <w:r>
-        <w:t>；旧</w:t>
-      </w:r>
-      <w:r>
-        <w:t xml:space="preserve"> CH583 </w:t>
-      </w:r>
-      <w:r>
-        <w:t>方案如仍使用</w:t>
-      </w:r>
-      <w:r>
-        <w:t xml:space="preserve"> `PB8`</w:t>
-      </w:r>
-      <w:r>
-        <w:t>，以硬件版本为准。</w:t>
-      </w:r>
-    </w:p>
-    <w:p/>
-    <w:p>
-      <w:r>
-        <w:rPr>
-          <w:b/>
-          <w:bCs/>
-        </w:rPr>
-        <w:t xml:space="preserve">### 13.1 </w:t>
-      </w:r>
-      <w:r>
-        <w:rPr>
-          <w:b/>
-          <w:bCs/>
-        </w:rPr>
-        <w:t>开启定时唤醒</w:t>
-      </w:r>
-    </w:p>
-    <w:p/>
-    <w:p>
-      <w:r>
-        <w:t xml:space="preserve">WiFi </w:t>
-      </w:r>
-      <w:r>
-        <w:t>发送：</w:t>
-      </w:r>
-    </w:p>
-    <w:p/>
-    <w:p>
-      <w:r>
-        <w:t>```text</w:t>
-      </w:r>
-    </w:p>
-    <w:p>
-      <w:r>
-        <w:t>@#V1|SEQ=&lt;seq&gt;|CMD=WAKE_TIMER|LEN=&lt;len&gt;|PART=1|TOTAL=1|ARG=ON,&lt;seconds&gt;|CRC=&lt;crc&gt;^&amp;</w:t>
-      </w:r>
-    </w:p>
-    <w:p>
-      <w:r>
-        <w:t>```</w:t>
-      </w:r>
-    </w:p>
-    <w:p/>
-    <w:p>
-      <w:r>
-        <w:t>参数：</w:t>
-      </w:r>
-    </w:p>
-    <w:p/>
-    <w:p>
-      <w:r>
-        <w:t>```text</w:t>
-      </w:r>
-    </w:p>
-    <w:p>
-      <w:r>
-        <w:t xml:space="preserve">seconds </w:t>
-      </w:r>
-      <w:r>
-        <w:t>单位：秒</w:t>
-      </w:r>
-    </w:p>
-    <w:p>
-      <w:r>
-        <w:t>允许范围：</w:t>
-      </w:r>
-      <w:r>
-        <w:t>60..604800</w:t>
-      </w:r>
-    </w:p>
-    <w:p>
-      <w:r>
-        <w:t>```</w:t>
-      </w:r>
-    </w:p>
-    <w:p/>
-    <w:p>
-      <w:r>
-        <w:t>示例：</w:t>
-      </w:r>
-    </w:p>
-    <w:p/>
-    <w:p>
-      <w:r>
-        <w:t>```text</w:t>
-      </w:r>
-    </w:p>
-    <w:p>
-      <w:r>
-        <w:t>@#V1|SEQ=10|CMD=WAKE_TIMER|LEN=7|PART=1|TOTAL=1|ARG=ON,3600|CRC=XXXX^&amp;</w:t>
-      </w:r>
-    </w:p>
-    <w:p>
-      <w:r>
-        <w:t>```</w:t>
-      </w:r>
-    </w:p>
-    <w:p/>
-    <w:p>
-      <w:r>
-        <w:t>含义：</w:t>
-      </w:r>
-      <w:r>
-        <w:t xml:space="preserve">WiFi </w:t>
-      </w:r>
-      <w:r>
-        <w:t>进入低功耗后，</w:t>
-      </w:r>
-      <w:r>
-        <w:t xml:space="preserve">CH583/CH585 </w:t>
-      </w:r>
-      <w:r>
-        <w:t>在</w:t>
-      </w:r>
-      <w:r>
-        <w:t xml:space="preserve"> 3600 </w:t>
-      </w:r>
-      <w:r>
-        <w:t>秒后唤醒</w:t>
-      </w:r>
-      <w:r>
-        <w:t xml:space="preserve"> WiFi</w:t>
-      </w:r>
-      <w:r>
-        <w:t>。</w:t>
-      </w:r>
-    </w:p>
-    <w:p/>
-    <w:p>
-      <w:r>
-        <w:lastRenderedPageBreak/>
-        <w:t xml:space="preserve">CH583/CH585 </w:t>
-      </w:r>
-      <w:r>
-        <w:t>校验并保存成功后回复：</w:t>
-      </w:r>
-    </w:p>
-    <w:p/>
-    <w:p>
-      <w:r>
-        <w:t>```text</w:t>
-      </w:r>
-    </w:p>
-    <w:p>
-      <w:r>
-        <w:t>ACK,&lt;received_seq&gt;</w:t>
-      </w:r>
-    </w:p>
-    <w:p>
-      <w:r>
-        <w:t>```</w:t>
-      </w:r>
-    </w:p>
-    <w:p/>
-    <w:p>
-      <w:r>
-        <w:rPr>
-          <w:b/>
-          <w:bCs/>
-        </w:rPr>
-        <w:t xml:space="preserve">### 13.2 </w:t>
-      </w:r>
-      <w:r>
-        <w:rPr>
-          <w:b/>
-          <w:bCs/>
-        </w:rPr>
-        <w:t>关闭定时唤醒</w:t>
-      </w:r>
-    </w:p>
-    <w:p/>
-    <w:p>
-      <w:r>
-        <w:t xml:space="preserve">WiFi </w:t>
-      </w:r>
-      <w:r>
-        <w:t>发送：</w:t>
-      </w:r>
-    </w:p>
-    <w:p/>
-    <w:p>
-      <w:r>
-        <w:t>```text</w:t>
-      </w:r>
-    </w:p>
-    <w:p>
-      <w:r>
-        <w:t>@#V1|SEQ=&lt;seq&gt;|CMD=WAKE_TIMER|LEN=5|PART=1|TOTAL=1|ARG=OFF,0|CRC=&lt;crc&gt;^&amp;</w:t>
-      </w:r>
-    </w:p>
-    <w:p>
-      <w:r>
-        <w:t>```</w:t>
-      </w:r>
-    </w:p>
-    <w:p/>
-    <w:p>
-      <w:r>
-        <w:t xml:space="preserve">CH583/CH585 </w:t>
-      </w:r>
-      <w:r>
-        <w:t>校验并保存成功后回复：</w:t>
-      </w:r>
-    </w:p>
-    <w:p/>
-    <w:p>
-      <w:r>
-        <w:t>```text</w:t>
-      </w:r>
-    </w:p>
-    <w:p>
-      <w:r>
-        <w:t>ACK,&lt;received_seq&gt;</w:t>
-      </w:r>
-    </w:p>
-    <w:p>
-      <w:r>
-        <w:t>```</w:t>
-      </w:r>
-    </w:p>
-    <w:p/>
-    <w:p>
-      <w:r>
-        <w:rPr>
-          <w:b/>
-          <w:bCs/>
-        </w:rPr>
-        <w:t xml:space="preserve">### 13.3 </w:t>
-      </w:r>
-      <w:r>
-        <w:rPr>
-          <w:b/>
-          <w:bCs/>
-        </w:rPr>
-        <w:t>错误返回</w:t>
-      </w:r>
-    </w:p>
-    <w:p/>
-    <w:p>
-      <w:r>
-        <w:t>```text</w:t>
-      </w:r>
-    </w:p>
-    <w:p>
-      <w:r>
-        <w:t>ON,59           ERR,&lt;received_seq&gt;,BAD_TIME</w:t>
-      </w:r>
-    </w:p>
-    <w:p>
-      <w:r>
-        <w:t>ON,604801       ERR,&lt;received_seq&gt;,BAD_TIME</w:t>
-      </w:r>
-    </w:p>
-    <w:p>
-      <w:r>
-        <w:t>ON,abc          ERR,&lt;received_seq&gt;,BAD_TIME</w:t>
-      </w:r>
-    </w:p>
-    <w:p>
-      <w:r>
-        <w:t>OFF,1           ERR,&lt;received_seq&gt;,BAD_TIME</w:t>
-      </w:r>
-    </w:p>
-    <w:p>
-      <w:r>
-        <w:t>参数格式错误</w:t>
-      </w:r>
-      <w:r>
-        <w:t xml:space="preserve">     ERR,&lt;received_seq&gt;,BAD_ARG</w:t>
-      </w:r>
-    </w:p>
-    <w:p>
-      <w:r>
-        <w:t xml:space="preserve">PART/TOTAL </w:t>
-      </w:r>
-      <w:r>
-        <w:t>错误</w:t>
-      </w:r>
-      <w:r>
-        <w:t xml:space="preserve"> ERR,&lt;received_seq&gt;,BAD_PART</w:t>
-      </w:r>
-    </w:p>
-    <w:p>
-      <w:r>
-        <w:t xml:space="preserve">LEN </w:t>
-      </w:r>
-      <w:r>
-        <w:t>错误</w:t>
-      </w:r>
-      <w:r>
-        <w:t xml:space="preserve">         ERR,&lt;received_seq&gt;,BAD_LEN</w:t>
-      </w:r>
-    </w:p>
-    <w:p>
-      <w:r>
-        <w:t>```</w:t>
-      </w:r>
-    </w:p>
-    <w:p/>
-    <w:p>
-      <w:r>
-        <w:rPr>
-          <w:b/>
-          <w:bCs/>
-        </w:rPr>
-        <w:t xml:space="preserve">### 13.4 WiFi </w:t>
-      </w:r>
-      <w:r>
-        <w:rPr>
-          <w:b/>
-          <w:bCs/>
-        </w:rPr>
-        <w:t>推荐低功耗流程</w:t>
-      </w:r>
-    </w:p>
-    <w:p/>
-    <w:p>
-      <w:r>
-        <w:t>需要定时唤醒时：</w:t>
-      </w:r>
-    </w:p>
-    <w:p/>
-    <w:p>
-      <w:r>
-        <w:t>```text</w:t>
-      </w:r>
-    </w:p>
-    <w:p>
-      <w:r>
-        <w:t xml:space="preserve">1. WiFi </w:t>
-      </w:r>
-      <w:r>
-        <w:t>发送</w:t>
-      </w:r>
-      <w:r>
-        <w:t xml:space="preserve"> WAKE_TIMER ON,&lt;seconds&gt;</w:t>
-      </w:r>
-    </w:p>
-    <w:p>
-      <w:r>
-        <w:t xml:space="preserve">2. </w:t>
-      </w:r>
-      <w:r>
-        <w:t>等</w:t>
-      </w:r>
-      <w:r>
-        <w:t xml:space="preserve"> CH583/CH585 </w:t>
-      </w:r>
-      <w:r>
-        <w:t>回复</w:t>
-      </w:r>
-      <w:r>
-        <w:t xml:space="preserve"> ACK</w:t>
-      </w:r>
-    </w:p>
-    <w:p>
-      <w:r>
-        <w:t xml:space="preserve">3. WiFi </w:t>
-      </w:r>
-      <w:r>
-        <w:t>发送</w:t>
-      </w:r>
-      <w:r>
-        <w:t xml:space="preserve"> POWER_OFF </w:t>
-      </w:r>
-      <w:r>
-        <w:t>或</w:t>
-      </w:r>
-      <w:r>
-        <w:t xml:space="preserve"> LOWPOWER</w:t>
-      </w:r>
-    </w:p>
-    <w:p>
-      <w:r>
-        <w:t xml:space="preserve">4. </w:t>
-      </w:r>
-      <w:r>
-        <w:t>等</w:t>
-      </w:r>
-      <w:r>
-        <w:t xml:space="preserve"> CH583/CH585 </w:t>
-      </w:r>
-      <w:r>
-        <w:t>回复</w:t>
-      </w:r>
-      <w:r>
-        <w:t xml:space="preserve"> ACK</w:t>
-      </w:r>
-    </w:p>
-    <w:p>
-      <w:r>
-        <w:t xml:space="preserve">5. WiFi </w:t>
-      </w:r>
-      <w:r>
-        <w:t>进入低功耗</w:t>
-      </w:r>
-    </w:p>
-    <w:p>
-      <w:r>
-        <w:t>```</w:t>
-      </w:r>
-    </w:p>
-    <w:p/>
-    <w:p>
-      <w:r>
-        <w:lastRenderedPageBreak/>
-        <w:t>不需要定时唤醒时：</w:t>
-      </w:r>
-    </w:p>
-    <w:p/>
-    <w:p>
-      <w:r>
-        <w:t>```text</w:t>
-      </w:r>
-    </w:p>
-    <w:p>
-      <w:r>
-        <w:t xml:space="preserve">1. WiFi </w:t>
-      </w:r>
-      <w:r>
-        <w:t>发送</w:t>
-      </w:r>
-      <w:r>
-        <w:t xml:space="preserve"> WAKE_TIMER OFF,0</w:t>
-      </w:r>
-    </w:p>
-    <w:p>
-      <w:r>
-        <w:t xml:space="preserve">2. </w:t>
-      </w:r>
-      <w:r>
-        <w:t>等</w:t>
-      </w:r>
-      <w:r>
-        <w:t xml:space="preserve"> CH583/CH585 </w:t>
-      </w:r>
-      <w:r>
-        <w:t>回复</w:t>
-      </w:r>
-      <w:r>
-        <w:t xml:space="preserve"> ACK</w:t>
-      </w:r>
-    </w:p>
-    <w:p>
-      <w:r>
-        <w:t xml:space="preserve">3. WiFi </w:t>
-      </w:r>
-      <w:r>
-        <w:t>发送</w:t>
-      </w:r>
-      <w:r>
-        <w:t xml:space="preserve"> POWER_OFF </w:t>
-      </w:r>
-      <w:r>
-        <w:t>或</w:t>
-      </w:r>
-      <w:r>
-        <w:t xml:space="preserve"> LOWPOWER</w:t>
-      </w:r>
-    </w:p>
-    <w:p>
-      <w:r>
-        <w:t xml:space="preserve">4. </w:t>
-      </w:r>
-      <w:r>
-        <w:t>等</w:t>
-      </w:r>
-      <w:r>
-        <w:t xml:space="preserve"> CH583/CH585 </w:t>
-      </w:r>
-      <w:r>
-        <w:t>回复</w:t>
-      </w:r>
-      <w:r>
-        <w:t xml:space="preserve"> ACK</w:t>
-      </w:r>
-    </w:p>
-    <w:p>
-      <w:r>
-        <w:t xml:space="preserve">5. WiFi </w:t>
-      </w:r>
-      <w:r>
-        <w:t>进入低功耗</w:t>
-      </w:r>
-    </w:p>
-    <w:p>
-      <w:r>
-        <w:t>```</w:t>
-      </w:r>
-    </w:p>
-    <w:p/>
-    <w:p>
-      <w:r>
-        <w:t>重要规则：</w:t>
-      </w:r>
-    </w:p>
-    <w:p/>
-    <w:p>
-      <w:r>
-        <w:t>```text</w:t>
-      </w:r>
-    </w:p>
-    <w:p>
-      <w:r>
-        <w:t xml:space="preserve">WiFi </w:t>
-      </w:r>
-      <w:r>
-        <w:t>每次被唤醒后，都需要重新发送新的</w:t>
-      </w:r>
-      <w:r>
-        <w:t xml:space="preserve"> WAKE_TIMER</w:t>
-      </w:r>
-      <w:r>
-        <w:t>。</w:t>
-      </w:r>
-    </w:p>
-    <w:p>
-      <w:r>
-        <w:t>如果本轮</w:t>
-      </w:r>
-      <w:r>
-        <w:t xml:space="preserve"> WiFi </w:t>
-      </w:r>
-      <w:r>
-        <w:t>会话没有成功发送合法</w:t>
-      </w:r>
-      <w:r>
-        <w:t xml:space="preserve"> WAKE_TIMER</w:t>
-      </w:r>
-      <w:r>
-        <w:t>，就直接</w:t>
-      </w:r>
-      <w:r>
-        <w:t xml:space="preserve"> POWER_OFF/LOWPOWER</w:t>
-      </w:r>
-      <w:r>
-        <w:t>，</w:t>
-      </w:r>
-    </w:p>
-    <w:p>
-      <w:r>
-        <w:t xml:space="preserve">CH583/CH585 </w:t>
-      </w:r>
-      <w:r>
-        <w:t>会关闭定时唤醒，避免沿用旧时间。</w:t>
-      </w:r>
-    </w:p>
-    <w:p>
-      <w:r>
-        <w:t xml:space="preserve">WiFi </w:t>
-      </w:r>
-      <w:r>
-        <w:t>只有收到</w:t>
-      </w:r>
-      <w:r>
-        <w:t xml:space="preserve"> ACK</w:t>
-      </w:r>
-      <w:r>
-        <w:t>，才能认为</w:t>
-      </w:r>
-      <w:r>
-        <w:t xml:space="preserve"> WAKE_TIMER </w:t>
-      </w:r>
-      <w:r>
-        <w:t>配置成功。</w:t>
-      </w:r>
-    </w:p>
-    <w:p>
-      <w:r>
-        <w:t>```</w:t>
-      </w:r>
-    </w:p>
-    <w:p/>
-    <w:p>
-      <w:r>
-        <w:t>建议重发策略：</w:t>
-      </w:r>
-    </w:p>
-    <w:p/>
-    <w:p>
-      <w:r>
-        <w:t>```text</w:t>
-      </w:r>
-    </w:p>
-    <w:p>
-      <w:r>
-        <w:t xml:space="preserve">WAKE_TIMER </w:t>
-      </w:r>
-      <w:r>
-        <w:t>发出后未收到</w:t>
-      </w:r>
-      <w:r>
-        <w:t xml:space="preserve"> ACK</w:t>
-      </w:r>
-      <w:r>
-        <w:t>，最多重发</w:t>
-      </w:r>
-      <w:r>
-        <w:t xml:space="preserve"> 5 </w:t>
-      </w:r>
-      <w:r>
-        <w:t>次。</w:t>
-      </w:r>
-    </w:p>
-    <w:p>
-      <w:r>
-        <w:t>仍无</w:t>
-      </w:r>
-      <w:r>
-        <w:t xml:space="preserve"> ACK </w:t>
-      </w:r>
-      <w:r>
-        <w:t>时，</w:t>
-      </w:r>
-      <w:r>
-        <w:t xml:space="preserve">WiFi </w:t>
-      </w:r>
-      <w:r>
-        <w:t>可以直接发送</w:t>
-      </w:r>
-      <w:r>
-        <w:t xml:space="preserve"> POWER_OFF/LOWPOWER</w:t>
-      </w:r>
-      <w:r>
-        <w:t>。</w:t>
-      </w:r>
-    </w:p>
-    <w:p>
-      <w:r>
-        <w:t>```</w:t>
-      </w:r>
-    </w:p>
-    <w:p/>
-    <w:p>
-      <w:r>
-        <w:rPr>
-          <w:b/>
-          <w:bCs/>
-        </w:rPr>
-        <w:t xml:space="preserve">## 14. NFC </w:t>
-      </w:r>
-      <w:r>
-        <w:rPr>
-          <w:b/>
-          <w:bCs/>
-        </w:rPr>
-        <w:t>内容管理</w:t>
-      </w:r>
-    </w:p>
-    <w:p/>
-    <w:p>
-      <w:r>
-        <w:t>该功能用于</w:t>
-      </w:r>
-      <w:r>
-        <w:t xml:space="preserve"> WiFi </w:t>
-      </w:r>
-      <w:r>
-        <w:t>在被唤醒后，把需要给手机</w:t>
-      </w:r>
-      <w:r>
-        <w:t xml:space="preserve"> NFC </w:t>
-      </w:r>
-      <w:r>
-        <w:t>读取的设备信息写入</w:t>
-      </w:r>
-      <w:r>
-        <w:t xml:space="preserve"> CH585</w:t>
-      </w:r>
-      <w:r>
-        <w:t>。</w:t>
-      </w:r>
-      <w:r>
-        <w:t xml:space="preserve">CH585 </w:t>
-      </w:r>
-      <w:r>
-        <w:t>保存该内容，并在手机靠近触发</w:t>
-      </w:r>
-      <w:r>
-        <w:t xml:space="preserve"> NFC-only </w:t>
-      </w:r>
-      <w:r>
-        <w:t>会话时，以普通</w:t>
-      </w:r>
-      <w:r>
-        <w:t xml:space="preserve"> NDEF Text JSON </w:t>
-      </w:r>
-      <w:r>
-        <w:t>形式提供给手机读取。</w:t>
-      </w:r>
-    </w:p>
-    <w:p/>
-    <w:p>
-      <w:r>
-        <w:t>重要原则：</w:t>
-      </w:r>
-    </w:p>
-    <w:p/>
-    <w:p>
-      <w:r>
-        <w:t>```text</w:t>
-      </w:r>
-    </w:p>
-    <w:p>
-      <w:r>
-        <w:t>真实</w:t>
-      </w:r>
-      <w:r>
-        <w:t xml:space="preserve"> NFC </w:t>
-      </w:r>
-      <w:r>
-        <w:t>展示数据只允许</w:t>
-      </w:r>
-      <w:r>
-        <w:t xml:space="preserve"> WiFi </w:t>
-      </w:r>
-      <w:r>
-        <w:t>通过</w:t>
-      </w:r>
-      <w:r>
-        <w:t xml:space="preserve"> UART </w:t>
-      </w:r>
-      <w:r>
-        <w:t>协议修改</w:t>
-      </w:r>
-    </w:p>
-    <w:p>
-      <w:r>
-        <w:t>手机端普通</w:t>
-      </w:r>
-      <w:r>
-        <w:t xml:space="preserve"> NDEF </w:t>
-      </w:r>
-      <w:r>
-        <w:t>写入只作为授权唤醒命令，不作为真实展示数据保存</w:t>
-      </w:r>
-    </w:p>
-    <w:p>
-      <w:r>
-        <w:t xml:space="preserve">NFC </w:t>
-      </w:r>
-      <w:r>
-        <w:t>展示数据会保存到</w:t>
-      </w:r>
-      <w:r>
-        <w:t xml:space="preserve"> CH585 DataFlash</w:t>
-      </w:r>
-      <w:r>
-        <w:t>，软复位</w:t>
-      </w:r>
-      <w:r>
-        <w:t>/</w:t>
-      </w:r>
-      <w:r>
-        <w:t>断电重启后仍可恢复</w:t>
-      </w:r>
-    </w:p>
-    <w:p>
-      <w:r>
-        <w:t>手机读取</w:t>
-      </w:r>
-      <w:r>
-        <w:t xml:space="preserve"> NFC </w:t>
-      </w:r>
-      <w:r>
-        <w:t>时读取的是</w:t>
-      </w:r>
-      <w:r>
-        <w:t xml:space="preserve"> CH585 RAM </w:t>
-      </w:r>
-      <w:r>
-        <w:t>中模拟的</w:t>
-      </w:r>
-      <w:r>
-        <w:t xml:space="preserve"> Type2 Tag/NDEF </w:t>
-      </w:r>
-      <w:r>
-        <w:t>缓存，不是每次直接读</w:t>
-      </w:r>
-      <w:r>
-        <w:t xml:space="preserve"> Flash</w:t>
-      </w:r>
-    </w:p>
-    <w:p>
-      <w:r>
-        <w:t>```</w:t>
-      </w:r>
-    </w:p>
-    <w:p/>
-    <w:p>
-      <w:r>
-        <w:rPr>
-          <w:b/>
-          <w:bCs/>
-        </w:rPr>
-        <w:t xml:space="preserve">### 14.1 </w:t>
-      </w:r>
-      <w:r>
-        <w:rPr>
-          <w:b/>
-          <w:bCs/>
-        </w:rPr>
-        <w:t>写入</w:t>
-      </w:r>
-      <w:r>
-        <w:rPr>
-          <w:b/>
-          <w:bCs/>
-        </w:rPr>
-        <w:t xml:space="preserve"> NFC </w:t>
-      </w:r>
-      <w:r>
-        <w:rPr>
-          <w:b/>
-          <w:bCs/>
-        </w:rPr>
-        <w:t>展示</w:t>
-      </w:r>
-      <w:r>
-        <w:rPr>
-          <w:b/>
-          <w:bCs/>
-        </w:rPr>
-        <w:t xml:space="preserve"> JSON</w:t>
-      </w:r>
-    </w:p>
-    <w:p/>
-    <w:p>
-      <w:r>
-        <w:t xml:space="preserve">WiFi </w:t>
-      </w:r>
-      <w:r>
-        <w:t>发送：</w:t>
-      </w:r>
-    </w:p>
-    <w:p/>
-    <w:p>
-      <w:r>
-        <w:lastRenderedPageBreak/>
-        <w:t>```text</w:t>
-      </w:r>
-    </w:p>
-    <w:p>
-      <w:r>
-        <w:t>@#V1|SEQ=&lt;seq&gt;|CMD=NFC_SET|LEN=&lt;len&gt;|PART=1|TOTAL=1|ARG=&lt;base64url_json&gt;|CRC=&lt;crc&gt;^&amp;</w:t>
-      </w:r>
-    </w:p>
-    <w:p>
-      <w:r>
-        <w:t>```</w:t>
-      </w:r>
-    </w:p>
-    <w:p/>
-    <w:p>
-      <w:r>
-        <w:t>参数：</w:t>
-      </w:r>
-    </w:p>
-    <w:p/>
-    <w:p>
-      <w:r>
-        <w:t>```text</w:t>
-      </w:r>
-    </w:p>
-    <w:p>
-      <w:r>
-        <w:t xml:space="preserve">ARG </w:t>
-      </w:r>
-      <w:r>
-        <w:t>为</w:t>
-      </w:r>
-      <w:r>
-        <w:t xml:space="preserve"> UTF-8 JSON </w:t>
-      </w:r>
-      <w:r>
-        <w:t>的</w:t>
-      </w:r>
-      <w:r>
-        <w:t xml:space="preserve"> base64url </w:t>
-      </w:r>
-      <w:r>
-        <w:t>编码结果</w:t>
-      </w:r>
-    </w:p>
-    <w:p>
-      <w:r>
-        <w:t xml:space="preserve">base64url </w:t>
-      </w:r>
-      <w:r>
-        <w:t>使用</w:t>
-      </w:r>
-      <w:r>
-        <w:t xml:space="preserve"> URL </w:t>
-      </w:r>
-      <w:r>
-        <w:t>安全字符：</w:t>
-      </w:r>
-      <w:r>
-        <w:t>A-Z a-z 0-9 - _</w:t>
-      </w:r>
-    </w:p>
-    <w:p>
-      <w:r>
-        <w:t>可省略尾部</w:t>
-      </w:r>
-      <w:r>
-        <w:t xml:space="preserve"> = padding</w:t>
-      </w:r>
-    </w:p>
-    <w:p>
-      <w:r>
-        <w:t xml:space="preserve">JSON </w:t>
-      </w:r>
-      <w:r>
-        <w:t>解码后最大长度：</w:t>
-      </w:r>
-      <w:r>
-        <w:t xml:space="preserve">220 </w:t>
-      </w:r>
-      <w:r>
-        <w:t>字节</w:t>
-      </w:r>
-    </w:p>
-    <w:p>
-      <w:r>
-        <w:t>```</w:t>
-      </w:r>
-    </w:p>
-    <w:p/>
-    <w:p>
-      <w:r>
-        <w:t xml:space="preserve">CH585 </w:t>
-      </w:r>
-      <w:r>
-        <w:t>行为：</w:t>
-      </w:r>
-    </w:p>
-    <w:p/>
-    <w:p>
-      <w:r>
-        <w:t>```text</w:t>
-      </w:r>
-    </w:p>
-    <w:p>
-      <w:r>
-        <w:t>校验</w:t>
-      </w:r>
-      <w:r>
-        <w:t xml:space="preserve"> UART </w:t>
-      </w:r>
-      <w:r>
-        <w:t>帧</w:t>
-      </w:r>
-      <w:r>
-        <w:t xml:space="preserve"> CRC/LEN/PART</w:t>
-      </w:r>
-    </w:p>
-    <w:p>
-      <w:r>
-        <w:t xml:space="preserve">base64url </w:t>
-      </w:r>
-      <w:r>
-        <w:t>解码</w:t>
-      </w:r>
-      <w:r>
-        <w:t xml:space="preserve"> ARG</w:t>
-      </w:r>
-    </w:p>
-    <w:p>
-      <w:r>
-        <w:t>检查</w:t>
-      </w:r>
-      <w:r>
-        <w:t xml:space="preserve"> JSON </w:t>
-      </w:r>
-      <w:r>
-        <w:t>长度</w:t>
-      </w:r>
-      <w:r>
-        <w:t xml:space="preserve"> &lt;= 220</w:t>
-      </w:r>
-    </w:p>
-    <w:p>
-      <w:r>
-        <w:t>更新</w:t>
-      </w:r>
-      <w:r>
-        <w:t xml:space="preserve"> RAM </w:t>
-      </w:r>
-      <w:r>
-        <w:t>中的</w:t>
-      </w:r>
-      <w:r>
-        <w:t xml:space="preserve"> NFC NDEF Text JSON</w:t>
-      </w:r>
-    </w:p>
-    <w:p>
-      <w:r>
-        <w:t>保存</w:t>
-      </w:r>
-      <w:r>
-        <w:t xml:space="preserve"> JSON </w:t>
-      </w:r>
-      <w:r>
-        <w:t>到</w:t>
-      </w:r>
-      <w:r>
-        <w:t xml:space="preserve"> DataFlash</w:t>
-      </w:r>
-    </w:p>
-    <w:p>
-      <w:r>
-        <w:t>回复</w:t>
-      </w:r>
-      <w:r>
-        <w:t xml:space="preserve"> ACK</w:t>
-      </w:r>
-    </w:p>
-    <w:p>
-      <w:r>
-        <w:t>```</w:t>
-      </w:r>
-    </w:p>
-    <w:p/>
-    <w:p>
-      <w:r>
-        <w:t>示例</w:t>
-      </w:r>
-      <w:r>
-        <w:t xml:space="preserve"> JSON</w:t>
-      </w:r>
-      <w:r>
-        <w:t>：</w:t>
-      </w:r>
-    </w:p>
-    <w:p/>
-    <w:p>
-      <w:r>
-        <w:t>```json</w:t>
-      </w:r>
-    </w:p>
-    <w:p>
-      <w:r>
-        <w:t>{"mac":"D00C5E140647","wifi":"sleep","nfc":"ready","msg":"hello"}</w:t>
-      </w:r>
-    </w:p>
-    <w:p>
-      <w:r>
-        <w:t>```</w:t>
-      </w:r>
-    </w:p>
-    <w:p/>
-    <w:p>
-      <w:r>
-        <w:t>对应</w:t>
-      </w:r>
-      <w:r>
-        <w:t xml:space="preserve"> WiFi </w:t>
-      </w:r>
-      <w:r>
-        <w:t>发送时，</w:t>
-      </w:r>
-      <w:r>
-        <w:t xml:space="preserve">ARG </w:t>
-      </w:r>
-      <w:r>
-        <w:t>必须放这个</w:t>
-      </w:r>
-      <w:r>
-        <w:t xml:space="preserve"> JSON </w:t>
-      </w:r>
-      <w:r>
-        <w:t>的</w:t>
-      </w:r>
-      <w:r>
-        <w:t xml:space="preserve"> base64url </w:t>
-      </w:r>
-      <w:r>
-        <w:t>编码，不直接放原始</w:t>
-      </w:r>
-      <w:r>
-        <w:t xml:space="preserve"> JSON</w:t>
-      </w:r>
-      <w:r>
-        <w:t>。</w:t>
-      </w:r>
-    </w:p>
-    <w:p/>
-    <w:p>
-      <w:r>
-        <w:t>成功回复：</w:t>
-      </w:r>
-    </w:p>
-    <w:p/>
-    <w:p>
-      <w:r>
-        <w:t>```text</w:t>
-      </w:r>
-    </w:p>
-    <w:p>
-      <w:r>
-        <w:t>ACK,&lt;received_seq&gt;</w:t>
-      </w:r>
-    </w:p>
-    <w:p>
-      <w:r>
-        <w:t>```</w:t>
-      </w:r>
-    </w:p>
-    <w:p/>
-    <w:p>
-      <w:r>
-        <w:t>失败回复：</w:t>
-      </w:r>
-    </w:p>
-    <w:p/>
-    <w:p>
-      <w:r>
-        <w:t>```text</w:t>
-      </w:r>
-    </w:p>
-    <w:p>
-      <w:r>
-        <w:t xml:space="preserve">base64url </w:t>
-      </w:r>
-      <w:r>
-        <w:t>解码失败：</w:t>
-      </w:r>
-      <w:r>
-        <w:t>ERR,&lt;received_seq&gt;,BAD_ARG</w:t>
-      </w:r>
-    </w:p>
-    <w:p>
-      <w:r>
-        <w:t xml:space="preserve">JSON </w:t>
-      </w:r>
-      <w:r>
-        <w:t>长度为</w:t>
-      </w:r>
-      <w:r>
-        <w:t xml:space="preserve"> 0 </w:t>
-      </w:r>
-      <w:r>
-        <w:t>或超过</w:t>
-      </w:r>
-      <w:r>
-        <w:t xml:space="preserve"> 220 </w:t>
-      </w:r>
-      <w:r>
-        <w:t>字节：</w:t>
-      </w:r>
-      <w:r>
-        <w:t>ERR,&lt;received_seq&gt;,BAD_LEN</w:t>
-      </w:r>
-    </w:p>
-    <w:p>
-      <w:r>
-        <w:lastRenderedPageBreak/>
-        <w:t xml:space="preserve">NFC </w:t>
-      </w:r>
-      <w:r>
-        <w:t>正在被手机读写或处于忙状态：</w:t>
-      </w:r>
-      <w:r>
-        <w:t>ERR,&lt;received_seq&gt;,NFC_BUSY</w:t>
-      </w:r>
-    </w:p>
-    <w:p>
-      <w:r>
-        <w:t xml:space="preserve">PART/TOTAL </w:t>
-      </w:r>
-      <w:r>
-        <w:t>错误：</w:t>
-      </w:r>
-      <w:r>
-        <w:t>ERR,&lt;received_seq&gt;,BAD_PART</w:t>
-      </w:r>
-    </w:p>
-    <w:p>
-      <w:r>
-        <w:t xml:space="preserve">LEN </w:t>
-      </w:r>
-      <w:r>
-        <w:t>错误：</w:t>
-      </w:r>
-      <w:r>
-        <w:t>ERR,&lt;received_seq&gt;,BAD_LEN</w:t>
-      </w:r>
-    </w:p>
-    <w:p>
-      <w:r>
-        <w:t xml:space="preserve">CRC </w:t>
-      </w:r>
-      <w:r>
-        <w:t>错误：</w:t>
-      </w:r>
-      <w:r>
-        <w:t>ERR,&lt;received_seq&gt;,BAD_CRC</w:t>
-      </w:r>
-    </w:p>
-    <w:p>
-      <w:r>
-        <w:t>```</w:t>
-      </w:r>
-    </w:p>
-    <w:p/>
-    <w:p>
-      <w:r>
-        <w:rPr>
-          <w:b/>
-          <w:bCs/>
-        </w:rPr>
-        <w:t xml:space="preserve">### 14.2 </w:t>
-      </w:r>
-      <w:r>
-        <w:rPr>
-          <w:b/>
-          <w:bCs/>
-        </w:rPr>
-        <w:t>清空</w:t>
-      </w:r>
-      <w:r>
-        <w:rPr>
-          <w:b/>
-          <w:bCs/>
-        </w:rPr>
-        <w:t xml:space="preserve"> NFC </w:t>
-      </w:r>
-      <w:r>
-        <w:rPr>
-          <w:b/>
-          <w:bCs/>
-        </w:rPr>
-        <w:t>展示内容</w:t>
-      </w:r>
-    </w:p>
-    <w:p/>
-    <w:p>
-      <w:r>
-        <w:t xml:space="preserve">WiFi </w:t>
-      </w:r>
-      <w:r>
-        <w:t>发送：</w:t>
-      </w:r>
-    </w:p>
-    <w:p/>
-    <w:p>
-      <w:r>
-        <w:t>```text</w:t>
-      </w:r>
-    </w:p>
-    <w:p>
-      <w:r>
-        <w:t>@#V1|SEQ=&lt;seq&gt;|CMD=NFC_CLEAR|LEN=0|PART=1|TOTAL=1|ARG=|CRC=&lt;crc&gt;^&amp;</w:t>
-      </w:r>
-    </w:p>
-    <w:p>
-      <w:r>
-        <w:t>```</w:t>
-      </w:r>
-    </w:p>
-    <w:p/>
-    <w:p>
-      <w:r>
-        <w:t xml:space="preserve">CH585 </w:t>
-      </w:r>
-      <w:r>
-        <w:t>行为：</w:t>
-      </w:r>
-    </w:p>
-    <w:p/>
-    <w:p>
-      <w:r>
-        <w:t>```text</w:t>
-      </w:r>
-    </w:p>
-    <w:p>
-      <w:r>
-        <w:t>清除</w:t>
-      </w:r>
-      <w:r>
-        <w:t xml:space="preserve"> DataFlash </w:t>
-      </w:r>
-      <w:r>
-        <w:t>中保存的</w:t>
-      </w:r>
-      <w:r>
-        <w:t xml:space="preserve"> NFC </w:t>
-      </w:r>
-      <w:r>
-        <w:t>展示</w:t>
-      </w:r>
-      <w:r>
-        <w:t xml:space="preserve"> JSON</w:t>
-      </w:r>
-    </w:p>
-    <w:p>
-      <w:r>
-        <w:t>恢复默认</w:t>
-      </w:r>
-      <w:r>
-        <w:t xml:space="preserve"> NFC </w:t>
-      </w:r>
-      <w:r>
-        <w:t>展示</w:t>
-      </w:r>
-      <w:r>
-        <w:t xml:space="preserve"> JSON</w:t>
-      </w:r>
-    </w:p>
-    <w:p>
-      <w:r>
-        <w:t>更新</w:t>
-      </w:r>
-      <w:r>
-        <w:t xml:space="preserve"> RAM </w:t>
-      </w:r>
-      <w:r>
-        <w:t>中的</w:t>
-      </w:r>
-      <w:r>
-        <w:t xml:space="preserve"> NDEF </w:t>
-      </w:r>
-      <w:r>
-        <w:t>缓存</w:t>
-      </w:r>
-    </w:p>
-    <w:p>
-      <w:r>
-        <w:t>回复</w:t>
-      </w:r>
-      <w:r>
-        <w:t xml:space="preserve"> ACK</w:t>
-      </w:r>
-    </w:p>
-    <w:p>
-      <w:r>
-        <w:t>```</w:t>
-      </w:r>
-    </w:p>
-    <w:p/>
-    <w:p>
-      <w:r>
-        <w:t>默认</w:t>
-      </w:r>
-      <w:r>
-        <w:t xml:space="preserve"> JSON </w:t>
-      </w:r>
-      <w:r>
-        <w:t>由</w:t>
-      </w:r>
-      <w:r>
-        <w:t xml:space="preserve"> CH585 </w:t>
-      </w:r>
-      <w:r>
-        <w:t>生成，至少包含设备</w:t>
-      </w:r>
-      <w:r>
-        <w:t xml:space="preserve"> MAC</w:t>
-      </w:r>
-      <w:r>
-        <w:t>、</w:t>
-      </w:r>
-      <w:r>
-        <w:t xml:space="preserve">WiFi </w:t>
-      </w:r>
-      <w:r>
-        <w:t>状态和</w:t>
-      </w:r>
-      <w:r>
-        <w:t xml:space="preserve"> NFC </w:t>
-      </w:r>
-      <w:r>
-        <w:t>状态，例如：</w:t>
-      </w:r>
-    </w:p>
-    <w:p/>
-    <w:p>
-      <w:r>
-        <w:t>```json</w:t>
-      </w:r>
-    </w:p>
-    <w:p>
-      <w:r>
-        <w:t>{"mac":"4706145E0CD0","wifi":"sleep","nfc":"ready"}</w:t>
-      </w:r>
-    </w:p>
-    <w:p>
-      <w:r>
-        <w:t>```</w:t>
-      </w:r>
-    </w:p>
-    <w:p/>
-    <w:p>
-      <w:r>
-        <w:rPr>
-          <w:b/>
-          <w:bCs/>
-        </w:rPr>
-        <w:t xml:space="preserve">### 14.3 </w:t>
-      </w:r>
-      <w:r>
-        <w:rPr>
-          <w:b/>
-          <w:bCs/>
-        </w:rPr>
-        <w:t>查询</w:t>
-      </w:r>
-      <w:r>
-        <w:rPr>
-          <w:b/>
-          <w:bCs/>
-        </w:rPr>
-        <w:t xml:space="preserve"> NFC </w:t>
-      </w:r>
-      <w:r>
-        <w:rPr>
-          <w:b/>
-          <w:bCs/>
-        </w:rPr>
-        <w:t>状态</w:t>
-      </w:r>
-    </w:p>
-    <w:p/>
-    <w:p>
-      <w:r>
-        <w:t xml:space="preserve">WiFi </w:t>
-      </w:r>
-      <w:r>
-        <w:t>发送：</w:t>
-      </w:r>
-    </w:p>
-    <w:p/>
-    <w:p>
-      <w:r>
-        <w:t>```text</w:t>
-      </w:r>
-    </w:p>
-    <w:p>
-      <w:r>
-        <w:t>@#V1|SEQ=&lt;seq&gt;|CMD=NFC_STATUS|LEN=0|PART=1|TOTAL=1|ARG=|CRC=&lt;crc&gt;^&amp;</w:t>
-      </w:r>
-    </w:p>
-    <w:p>
-      <w:r>
-        <w:t>```</w:t>
-      </w:r>
-    </w:p>
-    <w:p/>
-    <w:p>
-      <w:r>
-        <w:t xml:space="preserve">CH585 </w:t>
-      </w:r>
-      <w:r>
-        <w:t>回复：</w:t>
-      </w:r>
-    </w:p>
-    <w:p/>
-    <w:p>
-      <w:r>
-        <w:t>```text</w:t>
-      </w:r>
-    </w:p>
-    <w:p>
-      <w:r>
-        <w:t>@#V1|SEQ=&lt;seq&gt;|CMD=NFC_STATUS|LEN=&lt;len&gt;|PART=1|TOTAL=1|ARG=&lt;state&gt;,&lt;payload_len&gt;,&lt;last_auth_result&gt;|CRC=&lt;crc&gt;^&amp;</w:t>
-      </w:r>
-    </w:p>
-    <w:p>
-      <w:r>
-        <w:t>```</w:t>
-      </w:r>
-    </w:p>
-    <w:p/>
-    <w:p>
-      <w:r>
-        <w:lastRenderedPageBreak/>
-        <w:t>字段：</w:t>
-      </w:r>
-    </w:p>
-    <w:p/>
-    <w:p>
-      <w:r>
-        <w:t>```text</w:t>
-      </w:r>
-    </w:p>
-    <w:p>
-      <w:r>
-        <w:t>state             IDLE / READY</w:t>
-      </w:r>
-      <w:r>
-        <w:t>，当前</w:t>
-      </w:r>
-      <w:r>
-        <w:t xml:space="preserve"> NFC/PICC </w:t>
-      </w:r>
-      <w:r>
-        <w:t>状态</w:t>
-      </w:r>
-    </w:p>
-    <w:p>
-      <w:r>
-        <w:t xml:space="preserve">payload_len       </w:t>
-      </w:r>
-      <w:r>
-        <w:t>当前</w:t>
-      </w:r>
-      <w:r>
-        <w:t xml:space="preserve"> NFC </w:t>
-      </w:r>
-      <w:r>
-        <w:t>展示</w:t>
-      </w:r>
-      <w:r>
-        <w:t xml:space="preserve"> JSON </w:t>
-      </w:r>
-      <w:r>
-        <w:t>的</w:t>
-      </w:r>
-      <w:r>
-        <w:t xml:space="preserve"> UTF-8 </w:t>
-      </w:r>
-      <w:r>
-        <w:t>字节长度</w:t>
-      </w:r>
-    </w:p>
-    <w:p>
-      <w:r>
-        <w:t>last_auth_result  NONE / OK / BAD_FORMAT / BAD_TOKEN</w:t>
-      </w:r>
-    </w:p>
-    <w:p>
-      <w:r>
-        <w:t>```</w:t>
-      </w:r>
-    </w:p>
-    <w:p/>
-    <w:p>
-      <w:r>
-        <w:t>示例：</w:t>
-      </w:r>
-    </w:p>
-    <w:p/>
-    <w:p>
-      <w:r>
-        <w:t>```text</w:t>
-      </w:r>
-    </w:p>
-    <w:p>
-      <w:r>
-        <w:t>@#V1|SEQ=88|CMD=NFC_STATUS|LEN=12|PART=1|TOTAL=1|ARG=IDLE,51,NONE|CRC=XXXX^&amp;</w:t>
-      </w:r>
-    </w:p>
-    <w:p>
-      <w:r>
-        <w:t>```</w:t>
-      </w:r>
-    </w:p>
-    <w:p/>
-    <w:p>
-      <w:r>
-        <w:rPr>
-          <w:b/>
-          <w:bCs/>
-        </w:rPr>
-        <w:t xml:space="preserve">### 14.4 </w:t>
-      </w:r>
-      <w:r>
-        <w:rPr>
-          <w:b/>
-          <w:bCs/>
-        </w:rPr>
-        <w:t>与手机</w:t>
-      </w:r>
-      <w:r>
-        <w:rPr>
-          <w:b/>
-          <w:bCs/>
-        </w:rPr>
-        <w:t xml:space="preserve"> NFC </w:t>
-      </w:r>
-      <w:r>
-        <w:rPr>
-          <w:b/>
-          <w:bCs/>
-        </w:rPr>
-        <w:t>授权写入的关系</w:t>
-      </w:r>
-    </w:p>
-    <w:p/>
-    <w:p>
-      <w:r>
-        <w:t>手机端授权唤醒</w:t>
-      </w:r>
-      <w:r>
-        <w:t xml:space="preserve"> WiFi </w:t>
-      </w:r>
-      <w:r>
-        <w:t>使用普通</w:t>
-      </w:r>
-      <w:r>
-        <w:t xml:space="preserve"> NDEF </w:t>
-      </w:r>
-      <w:r>
-        <w:t>写入，推荐写入</w:t>
-      </w:r>
-      <w:r>
-        <w:t xml:space="preserve"> NDEF Text JSON</w:t>
-      </w:r>
-      <w:r>
-        <w:t>：</w:t>
-      </w:r>
-    </w:p>
-    <w:p/>
-    <w:p>
-      <w:r>
-        <w:t>```json</w:t>
-      </w:r>
-    </w:p>
-    <w:p>
-      <w:r>
-        <w:t>{"cmd":"NWK1","token":"&lt;TOKEN16&gt;"}</w:t>
-      </w:r>
-    </w:p>
-    <w:p>
-      <w:r>
-        <w:t>```</w:t>
-      </w:r>
-    </w:p>
-    <w:p/>
-    <w:p>
-      <w:r>
-        <w:t xml:space="preserve">`TOKEN16` </w:t>
-      </w:r>
-      <w:r>
-        <w:t>是按设备</w:t>
-      </w:r>
-      <w:r>
-        <w:t xml:space="preserve"> MAC </w:t>
-      </w:r>
-      <w:r>
-        <w:t>派生的固定授权口令，算法如下：</w:t>
-      </w:r>
-    </w:p>
-    <w:p/>
-    <w:p>
-      <w:r>
-        <w:t>```text</w:t>
-      </w:r>
-    </w:p>
-    <w:p>
-      <w:r>
-        <w:t>master_secret = 4E 46 43 2D 54 44 58 31 2D 43 48 35 38 35 21 01</w:t>
-      </w:r>
-    </w:p>
-    <w:p>
-      <w:r>
-        <w:t xml:space="preserve">plain[0..5]   = CH585 </w:t>
-      </w:r>
-      <w:r>
-        <w:t>内部</w:t>
-      </w:r>
-      <w:r>
-        <w:t xml:space="preserve"> MAC</w:t>
-      </w:r>
-      <w:r>
-        <w:t>，使用固件日志中的</w:t>
-      </w:r>
-      <w:r>
-        <w:t xml:space="preserve"> Mac[0]..Mac[5] </w:t>
-      </w:r>
-      <w:r>
-        <w:t>顺序</w:t>
-      </w:r>
-    </w:p>
-    <w:p>
-      <w:r>
-        <w:t>plain[6..12]  = ASCII "NFCWAKE"</w:t>
-      </w:r>
-    </w:p>
-    <w:p>
-      <w:r>
-        <w:t>plain[13]     = 0x01</w:t>
-      </w:r>
-    </w:p>
-    <w:p>
-      <w:r>
-        <w:t>plain[14..15] = 0x00 0x00</w:t>
-      </w:r>
-    </w:p>
-    <w:p>
-      <w:r>
-        <w:t>cipher        = AES-128-ECB-Encrypt(master_secret, plain[16])</w:t>
-      </w:r>
-    </w:p>
-    <w:p>
-      <w:r>
-        <w:t xml:space="preserve">TOKEN16       = cipher[0..7] </w:t>
-      </w:r>
-      <w:r>
-        <w:t>转</w:t>
-      </w:r>
-      <w:r>
-        <w:t xml:space="preserve"> 16 </w:t>
-      </w:r>
-      <w:r>
-        <w:t>字节大写</w:t>
-      </w:r>
-      <w:r>
-        <w:t xml:space="preserve"> HEX </w:t>
-      </w:r>
-      <w:r>
-        <w:t>字符串</w:t>
-      </w:r>
-    </w:p>
-    <w:p>
-      <w:r>
-        <w:t>```</w:t>
-      </w:r>
-    </w:p>
-    <w:p/>
-    <w:p>
-      <w:r>
-        <w:t>说明：</w:t>
-      </w:r>
-    </w:p>
-    <w:p/>
-    <w:p>
-      <w:r>
-        <w:t>```text</w:t>
-      </w:r>
-    </w:p>
-    <w:p>
-      <w:r>
-        <w:t xml:space="preserve">TOKEN16 </w:t>
-      </w:r>
-      <w:r>
-        <w:t>长度固定为</w:t>
-      </w:r>
-      <w:r>
-        <w:t xml:space="preserve"> 16 </w:t>
-      </w:r>
-      <w:r>
-        <w:t>个大写</w:t>
-      </w:r>
-      <w:r>
-        <w:t xml:space="preserve"> HEX </w:t>
-      </w:r>
-      <w:r>
-        <w:t>字符</w:t>
-      </w:r>
-    </w:p>
-    <w:p>
-      <w:r>
-        <w:t>前端写入时不带</w:t>
-      </w:r>
-      <w:r>
-        <w:t xml:space="preserve"> 0x</w:t>
-      </w:r>
-      <w:r>
-        <w:t>，不带空格，不带冒号</w:t>
-      </w:r>
-    </w:p>
-    <w:p>
-      <w:r>
-        <w:t xml:space="preserve">BLE </w:t>
-      </w:r>
-      <w:r>
-        <w:t>广播显示</w:t>
-      </w:r>
-      <w:r>
-        <w:t xml:space="preserve"> MAC </w:t>
-      </w:r>
-      <w:r>
-        <w:t>可能是反序，前端计算</w:t>
-      </w:r>
-      <w:r>
-        <w:t xml:space="preserve"> token </w:t>
-      </w:r>
-      <w:r>
-        <w:t>时必须使用</w:t>
-      </w:r>
-      <w:r>
-        <w:t xml:space="preserve"> CH585/</w:t>
-      </w:r>
-      <w:r>
-        <w:t>后端约定的内部</w:t>
-      </w:r>
-      <w:r>
-        <w:t xml:space="preserve"> MAC </w:t>
-      </w:r>
-      <w:r>
-        <w:t>顺序</w:t>
-      </w:r>
-    </w:p>
-    <w:p>
-      <w:r>
-        <w:t>建议后端或设备管理平台下发</w:t>
-      </w:r>
-      <w:r>
-        <w:t xml:space="preserve"> token</w:t>
-      </w:r>
-      <w:r>
-        <w:t>，前端不要硬编码</w:t>
-      </w:r>
-      <w:r>
-        <w:t xml:space="preserve"> master_secret</w:t>
-      </w:r>
-    </w:p>
-    <w:p>
-      <w:r>
-        <w:t>```</w:t>
-      </w:r>
-    </w:p>
-    <w:p/>
-    <w:p>
-      <w:r>
-        <w:t>示例：</w:t>
-      </w:r>
-    </w:p>
-    <w:p/>
-    <w:p>
-      <w:r>
-        <w:t>```text</w:t>
-      </w:r>
-    </w:p>
-    <w:p>
-      <w:r>
-        <w:t xml:space="preserve">BLE </w:t>
-      </w:r>
-      <w:r>
-        <w:t>显示</w:t>
-      </w:r>
-      <w:r>
-        <w:t xml:space="preserve"> MAC</w:t>
-      </w:r>
-      <w:r>
-        <w:t>：</w:t>
-      </w:r>
-      <w:r>
-        <w:t>D00C5E140647</w:t>
-      </w:r>
-    </w:p>
-    <w:p>
-      <w:r>
-        <w:t xml:space="preserve">CH585 </w:t>
-      </w:r>
-      <w:r>
-        <w:t>内部</w:t>
-      </w:r>
-      <w:r>
-        <w:t xml:space="preserve"> MAC </w:t>
-      </w:r>
-      <w:r>
-        <w:t>顺序：</w:t>
-      </w:r>
-      <w:r>
-        <w:t>47 06 14 5E 0C D0</w:t>
-      </w:r>
-    </w:p>
-    <w:p>
-      <w:r>
-        <w:t>plain = 47 06 14 5E 0C D0 4E 46 43 57 41 4B 45 01 00 00</w:t>
-      </w:r>
-    </w:p>
-    <w:p>
-      <w:r>
-        <w:t>TOKEN16 = A41E04DC2D96E229</w:t>
-      </w:r>
-    </w:p>
-    <w:p>
-      <w:r>
-        <w:t>```</w:t>
-      </w:r>
-    </w:p>
-    <w:p/>
-    <w:p>
-      <w:r>
-        <w:t>对应手机</w:t>
-      </w:r>
-      <w:r>
-        <w:t xml:space="preserve"> NDEF Text JSON</w:t>
-      </w:r>
-      <w:r>
-        <w:t>：</w:t>
-      </w:r>
-    </w:p>
-    <w:p/>
-    <w:p>
-      <w:r>
-        <w:t>```json</w:t>
-      </w:r>
-    </w:p>
-    <w:p>
-      <w:r>
-        <w:t>{"cmd":"NWK1","token":"A41E04DC2D96E229"}</w:t>
-      </w:r>
-    </w:p>
-    <w:p>
-      <w:r>
-        <w:t>```</w:t>
-      </w:r>
-    </w:p>
-    <w:p/>
-    <w:p>
-      <w:r>
-        <w:t xml:space="preserve">CH585 </w:t>
-      </w:r>
-      <w:r>
-        <w:t>处理规则：</w:t>
-      </w:r>
-    </w:p>
-    <w:p/>
-    <w:p>
-      <w:r>
-        <w:t>```text</w:t>
-      </w:r>
-    </w:p>
-    <w:p>
-      <w:r>
-        <w:t>手机写入的授权</w:t>
-      </w:r>
-      <w:r>
-        <w:t xml:space="preserve"> NDEF </w:t>
-      </w:r>
-      <w:r>
-        <w:t>只作为一次性命令</w:t>
-      </w:r>
-    </w:p>
-    <w:p>
-      <w:r>
-        <w:t xml:space="preserve">CH585 </w:t>
-      </w:r>
-      <w:r>
-        <w:t>校验</w:t>
-      </w:r>
-      <w:r>
-        <w:t xml:space="preserve"> token </w:t>
-      </w:r>
-      <w:r>
-        <w:t>后立即从</w:t>
-      </w:r>
-      <w:r>
-        <w:t xml:space="preserve"> RAM </w:t>
-      </w:r>
-      <w:r>
-        <w:t>备份恢复原</w:t>
-      </w:r>
-      <w:r>
-        <w:t xml:space="preserve"> NFC </w:t>
-      </w:r>
-      <w:r>
-        <w:t>展示</w:t>
-      </w:r>
-      <w:r>
-        <w:t xml:space="preserve"> JSON</w:t>
-      </w:r>
-    </w:p>
-    <w:p>
-      <w:r>
-        <w:t>手机写入内容不保存到</w:t>
-      </w:r>
-      <w:r>
-        <w:t xml:space="preserve"> DataFlash</w:t>
-      </w:r>
-    </w:p>
-    <w:p>
-      <w:r>
-        <w:t>授权成功后</w:t>
-      </w:r>
-      <w:r>
-        <w:t xml:space="preserve"> CH585 </w:t>
-      </w:r>
-      <w:r>
-        <w:t>退出</w:t>
-      </w:r>
-      <w:r>
-        <w:t xml:space="preserve"> NFC-only</w:t>
-      </w:r>
-      <w:r>
-        <w:t>，会回到</w:t>
-      </w:r>
-      <w:r>
-        <w:t xml:space="preserve"> BLE </w:t>
-      </w:r>
-      <w:r>
-        <w:t>模式后再唤醒</w:t>
-      </w:r>
-      <w:r>
-        <w:t xml:space="preserve"> WiFi</w:t>
-      </w:r>
-    </w:p>
-    <w:p>
-      <w:r>
-        <w:t>错误</w:t>
-      </w:r>
-      <w:r>
-        <w:t xml:space="preserve"> token </w:t>
-      </w:r>
-      <w:r>
-        <w:t>不唤醒</w:t>
-      </w:r>
-      <w:r>
-        <w:t xml:space="preserve"> WiFi</w:t>
-      </w:r>
-      <w:r>
-        <w:t>，并记录</w:t>
-      </w:r>
-      <w:r>
-        <w:t xml:space="preserve"> BAD_TOKEN</w:t>
-      </w:r>
-    </w:p>
-    <w:p>
-      <w:r>
-        <w:t>```</w:t>
-      </w:r>
-    </w:p>
-    <w:p/>
-    <w:p>
-      <w:r>
-        <w:t>因此，</w:t>
-      </w:r>
-      <w:r>
-        <w:t xml:space="preserve">WiFi </w:t>
-      </w:r>
-      <w:r>
-        <w:t>通过</w:t>
-      </w:r>
-      <w:r>
-        <w:t xml:space="preserve"> NFC_SET </w:t>
-      </w:r>
-      <w:r>
-        <w:t>写入的真实展示数据不会被手机授权写入长期覆盖。</w:t>
-      </w:r>
-    </w:p>
-    <w:p/>
-    <w:p>
-      <w:r>
-        <w:rPr>
-          <w:b/>
-          <w:bCs/>
-        </w:rPr>
-        <w:t xml:space="preserve">### 14.5 </w:t>
-      </w:r>
-      <w:r>
-        <w:rPr>
-          <w:b/>
-          <w:bCs/>
-        </w:rPr>
-        <w:t>推荐</w:t>
-      </w:r>
-      <w:r>
-        <w:rPr>
-          <w:b/>
-          <w:bCs/>
-        </w:rPr>
-        <w:t xml:space="preserve"> WiFi </w:t>
-      </w:r>
-      <w:r>
-        <w:rPr>
-          <w:b/>
-          <w:bCs/>
-        </w:rPr>
-        <w:t>使用流程</w:t>
-      </w:r>
-    </w:p>
-    <w:p/>
-    <w:p>
-      <w:r>
-        <w:t xml:space="preserve">WiFi </w:t>
-      </w:r>
-      <w:r>
-        <w:t>被唤醒后，如果需要更新</w:t>
-      </w:r>
-      <w:r>
-        <w:t xml:space="preserve"> NFC </w:t>
-      </w:r>
-      <w:r>
-        <w:t>展示内容：</w:t>
-      </w:r>
-    </w:p>
-    <w:p/>
-    <w:p>
-      <w:r>
-        <w:t>```text</w:t>
-      </w:r>
-    </w:p>
-    <w:p>
-      <w:r>
-        <w:t xml:space="preserve">1. WiFi </w:t>
-      </w:r>
-      <w:r>
-        <w:t>生成要给手机读取的</w:t>
-      </w:r>
-      <w:r>
-        <w:t xml:space="preserve"> JSON</w:t>
-      </w:r>
-    </w:p>
-    <w:p>
-      <w:r>
-        <w:t xml:space="preserve">2. </w:t>
-      </w:r>
-      <w:r>
-        <w:t>将</w:t>
-      </w:r>
-      <w:r>
-        <w:t xml:space="preserve"> JSON </w:t>
-      </w:r>
-      <w:r>
-        <w:t>做</w:t>
-      </w:r>
-      <w:r>
-        <w:t xml:space="preserve"> UTF-8 </w:t>
-      </w:r>
-      <w:r>
-        <w:t>编码</w:t>
-      </w:r>
-    </w:p>
-    <w:p>
-      <w:r>
-        <w:t xml:space="preserve">3. </w:t>
-      </w:r>
-      <w:r>
-        <w:t>将</w:t>
-      </w:r>
-      <w:r>
-        <w:t xml:space="preserve"> UTF-8 JSON </w:t>
-      </w:r>
-      <w:r>
-        <w:t>做</w:t>
-      </w:r>
-      <w:r>
-        <w:t xml:space="preserve"> base64url </w:t>
-      </w:r>
-      <w:r>
-        <w:t>编码</w:t>
-      </w:r>
-    </w:p>
-    <w:p>
-      <w:r>
-        <w:t xml:space="preserve">4. </w:t>
-      </w:r>
-      <w:r>
-        <w:t>发送</w:t>
-      </w:r>
-      <w:r>
-        <w:t xml:space="preserve"> NFC_SET</w:t>
-      </w:r>
-    </w:p>
-    <w:p>
-      <w:r>
-        <w:t xml:space="preserve">5. </w:t>
-      </w:r>
-      <w:r>
-        <w:t>等</w:t>
-      </w:r>
-      <w:r>
-        <w:t xml:space="preserve"> CH585 </w:t>
-      </w:r>
-      <w:r>
-        <w:t>回复</w:t>
-      </w:r>
-      <w:r>
-        <w:t xml:space="preserve"> ACK</w:t>
-      </w:r>
-    </w:p>
-    <w:p>
-      <w:r>
-        <w:t xml:space="preserve">6. </w:t>
-      </w:r>
-      <w:r>
-        <w:t>后续再执行其他业务或发送</w:t>
-      </w:r>
-      <w:r>
-        <w:t xml:space="preserve"> POWER_OFF/LOWPOWER</w:t>
-      </w:r>
-    </w:p>
-    <w:p>
-      <w:r>
-        <w:t>```</w:t>
-      </w:r>
-    </w:p>
-    <w:p/>
-    <w:p>
-      <w:r>
-        <w:t>如果</w:t>
-      </w:r>
-      <w:r>
-        <w:t xml:space="preserve"> NFC_SET </w:t>
-      </w:r>
-      <w:r>
-        <w:t>返回</w:t>
-      </w:r>
-      <w:r>
-        <w:t xml:space="preserve"> NFC_BUSY</w:t>
-      </w:r>
-      <w:r>
-        <w:t>：</w:t>
-      </w:r>
-    </w:p>
-    <w:p/>
-    <w:p>
-      <w:r>
-        <w:t>```text</w:t>
-      </w:r>
-    </w:p>
-    <w:p>
-      <w:r>
-        <w:lastRenderedPageBreak/>
-        <w:t>等待</w:t>
-      </w:r>
-      <w:r>
-        <w:t xml:space="preserve"> 1 </w:t>
-      </w:r>
-      <w:r>
-        <w:t>秒后重试</w:t>
-      </w:r>
-    </w:p>
-    <w:p>
-      <w:r>
-        <w:t>最多重试</w:t>
-      </w:r>
-      <w:r>
-        <w:t xml:space="preserve"> 3 </w:t>
-      </w:r>
-      <w:r>
-        <w:t>次</w:t>
-      </w:r>
-    </w:p>
-    <w:p>
-      <w:r>
-        <w:t>仍失败时，本轮可以跳过</w:t>
-      </w:r>
-      <w:r>
-        <w:t xml:space="preserve"> NFC </w:t>
-      </w:r>
-      <w:r>
-        <w:t>内容更新，避免影响</w:t>
-      </w:r>
-      <w:r>
-        <w:t xml:space="preserve"> WiFi </w:t>
-      </w:r>
-      <w:r>
-        <w:t>低功耗流程</w:t>
-      </w:r>
-    </w:p>
-    <w:p>
-      <w:r>
-        <w:t>```</w:t>
-      </w:r>
-    </w:p>
-    <w:p/>
-    <w:p>
-      <w:r>
-        <w:rPr>
-          <w:b/>
-          <w:bCs/>
-        </w:rPr>
-        <w:t xml:space="preserve">## 15. WiFi </w:t>
-      </w:r>
-      <w:r>
-        <w:rPr>
-          <w:b/>
-          <w:bCs/>
-        </w:rPr>
-        <w:t>主动关电</w:t>
-      </w:r>
-    </w:p>
-    <w:p/>
-    <w:p>
-      <w:r>
-        <w:t xml:space="preserve">WiFi </w:t>
-      </w:r>
-      <w:r>
-        <w:t>任务完成后，如果允许</w:t>
-      </w:r>
-      <w:r>
-        <w:t xml:space="preserve"> CH583/CH585 </w:t>
-      </w:r>
-      <w:r>
-        <w:t>关闭</w:t>
-      </w:r>
-      <w:r>
-        <w:t xml:space="preserve"> WiFi </w:t>
-      </w:r>
-      <w:r>
-        <w:t>电源，发送：</w:t>
-      </w:r>
-    </w:p>
-    <w:p/>
-    <w:p>
-      <w:r>
-        <w:t>```text</w:t>
-      </w:r>
-    </w:p>
-    <w:p>
-      <w:r>
-        <w:t>@#V1|SEQ=&lt;seq&gt;|CMD=POWER_OFF|LEN=0|PART=1|TOTAL=1|ARG=|CRC=&lt;crc&gt;^&amp;</w:t>
-      </w:r>
-    </w:p>
-    <w:p>
-      <w:r>
-        <w:t>```</w:t>
-      </w:r>
-    </w:p>
-    <w:p/>
-    <w:p>
-      <w:r>
-        <w:t xml:space="preserve">CH583/CH585 </w:t>
-      </w:r>
-      <w:r>
-        <w:t>收到并校验通过后：</w:t>
-      </w:r>
-    </w:p>
-    <w:p/>
-    <w:p>
-      <w:r>
-        <w:t>```text</w:t>
-      </w:r>
-    </w:p>
-    <w:p>
-      <w:r>
-        <w:t>回复</w:t>
-      </w:r>
-      <w:r>
-        <w:t xml:space="preserve"> ACK</w:t>
-      </w:r>
-    </w:p>
-    <w:p>
-      <w:r>
-        <w:t>拉低</w:t>
-      </w:r>
-      <w:r>
-        <w:t xml:space="preserve"> WiFi </w:t>
-      </w:r>
-      <w:r>
-        <w:t>电源</w:t>
-      </w:r>
-      <w:r>
-        <w:t>/</w:t>
-      </w:r>
-      <w:r>
-        <w:t>唤醒控制脚</w:t>
-      </w:r>
-    </w:p>
-    <w:p>
-      <w:r>
-        <w:t>关闭</w:t>
-      </w:r>
-      <w:r>
-        <w:t xml:space="preserve"> WiFi </w:t>
-      </w:r>
-      <w:r>
-        <w:t>电源</w:t>
-      </w:r>
-    </w:p>
-    <w:p>
-      <w:r>
-        <w:t xml:space="preserve">CH583/CH585 </w:t>
-      </w:r>
-      <w:r>
-        <w:t>进入低功耗</w:t>
-      </w:r>
-    </w:p>
-    <w:p>
-      <w:r>
-        <w:t>```</w:t>
-      </w:r>
-    </w:p>
-    <w:p/>
-    <w:p>
-      <w:r>
-        <w:rPr>
-          <w:b/>
-          <w:bCs/>
-        </w:rPr>
-        <w:t xml:space="preserve">## 16. WiFi </w:t>
-      </w:r>
-      <w:r>
-        <w:rPr>
-          <w:b/>
-          <w:bCs/>
-        </w:rPr>
-        <w:t>发送建议</w:t>
-      </w:r>
-    </w:p>
-    <w:p/>
-    <w:p>
-      <w:r>
-        <w:t>由于</w:t>
-      </w:r>
-      <w:r>
-        <w:t xml:space="preserve"> UART </w:t>
-      </w:r>
-      <w:r>
-        <w:t>无硬件流控，</w:t>
-      </w:r>
-      <w:r>
-        <w:t xml:space="preserve">WiFi </w:t>
-      </w:r>
-      <w:r>
-        <w:t>发送重要协议帧时建议：</w:t>
-      </w:r>
-    </w:p>
-    <w:p/>
-    <w:p>
-      <w:r>
-        <w:t>```text</w:t>
-      </w:r>
-    </w:p>
-    <w:p>
-      <w:r>
-        <w:t>发送协议帧前</w:t>
-      </w:r>
-      <w:r>
-        <w:t xml:space="preserve"> 200ms </w:t>
-      </w:r>
-      <w:r>
-        <w:t>不输出普通日志</w:t>
-      </w:r>
-    </w:p>
-    <w:p>
-      <w:r>
-        <w:t>发送协议帧</w:t>
-      </w:r>
-    </w:p>
-    <w:p>
-      <w:r>
-        <w:t>等待</w:t>
-      </w:r>
-      <w:r>
-        <w:t xml:space="preserve"> UART TX </w:t>
-      </w:r>
-      <w:r>
-        <w:t>完成</w:t>
-      </w:r>
-    </w:p>
-    <w:p>
-      <w:r>
-        <w:t>发送协议帧后</w:t>
-      </w:r>
-      <w:r>
-        <w:t xml:space="preserve"> 200ms </w:t>
-      </w:r>
-      <w:r>
-        <w:t>再恢复普通日志</w:t>
-      </w:r>
-    </w:p>
-    <w:p>
-      <w:r>
-        <w:t>```</w:t>
-      </w:r>
-    </w:p>
-    <w:p/>
-    <w:p>
-      <w:r>
-        <w:rPr>
-          <w:b/>
-          <w:bCs/>
-        </w:rPr>
-        <w:t xml:space="preserve">## 17. V1.5 </w:t>
-      </w:r>
-      <w:r>
-        <w:rPr>
-          <w:b/>
-          <w:bCs/>
-        </w:rPr>
-        <w:t>必须实现的命令</w:t>
-      </w:r>
-    </w:p>
-    <w:p/>
-    <w:p>
-      <w:r>
-        <w:t>```text</w:t>
-      </w:r>
-    </w:p>
-    <w:p>
-      <w:r>
-        <w:t>BLE_MAC</w:t>
-      </w:r>
-    </w:p>
-    <w:p>
-      <w:r>
-        <w:t>PING</w:t>
-      </w:r>
-    </w:p>
-    <w:p>
-      <w:r>
-        <w:t>PONG</w:t>
-      </w:r>
-    </w:p>
-    <w:p>
-      <w:r>
-        <w:t>ACK</w:t>
-      </w:r>
-    </w:p>
-    <w:p>
-      <w:r>
         <w:t>ERR</w:t>
       </w:r>
     </w:p>
@@ -5687,7 +8285,6 @@
     </w:p>
     <w:p>
       <w:r>
-        <w:lastRenderedPageBreak/>
         <w:t>LED_BLINK</w:t>
       </w:r>
     </w:p>
@@ -5733,17 +8330,22 @@
     </w:p>
     <w:p>
       <w:r>
-        <w:t>```</w:t>
-      </w:r>
-    </w:p>
-    <w:p/>
-    <w:p>
-      <w:r>
-        <w:rPr>
-          <w:b/>
-          <w:bCs/>
-        </w:rPr>
-        <w:t xml:space="preserve">## 18. </w:t>
+        <w:t>WIFI_PROVISION</w:t>
+      </w:r>
+    </w:p>
+    <w:p>
+      <w:r>
+        <w:t>```</w:t>
+      </w:r>
+    </w:p>
+    <w:p/>
+    <w:p>
+      <w:r>
+        <w:rPr>
+          <w:b/>
+          <w:bCs/>
+        </w:rPr>
+        <w:t xml:space="preserve">## 19. </w:t>
       </w:r>
       <w:r>
         <w:rPr>
@@ -7227,6 +9829,23 @@
       <w:szCs w:val="18"/>
     </w:rPr>
   </w:style>
+  <w:style w:type="paragraph" w:customStyle="1" w:styleId="msonormal0">
+    <w:name w:val="msonormal"/>
+    <w:basedOn w:val="a"/>
+    <w:rsid w:val="00A604D4"/>
+    <w:pPr>
+      <w:widowControl/>
+      <w:spacing w:before="100" w:beforeAutospacing="1" w:after="100" w:afterAutospacing="1"/>
+      <w:jc w:val="left"/>
+    </w:pPr>
+    <w:rPr>
+      <w:rFonts w:ascii="宋体" w:hAnsi="宋体" w:cs="宋体"/>
+      <w:kern w:val="0"/>
+      <w:sz w:val="24"/>
+      <w:szCs w:val="24"/>
+      <w14:ligatures w14:val="none"/>
+    </w:rPr>
+  </w:style>
 </w:styles>
 </file>
 

--- a/DOC/CH583 与 WiFi 模组 UART 通讯协议 V1.3.docx
+++ b/DOC/CH583 与 WiFi 模组 UART 通讯协议 V1.3.docx
@@ -66,7 +66,7 @@
           <w:b/>
           <w:bCs/>
         </w:rPr>
-        <w:t xml:space="preserve"> V1.6</w:t>
+        <w:t xml:space="preserve"> V1.7</w:t>
       </w:r>
     </w:p>
     <w:p/>
@@ -977,7 +977,7 @@
     </w:p>
     <w:p>
       <w:r>
-        <w:t xml:space="preserve">BAD_TIME             WAKE_TIMER </w:t>
+        <w:t xml:space="preserve">BAD_TIME             WAKE_TIMER / TIME_SET </w:t>
       </w:r>
       <w:r>
         <w:t>时间非法或超范围</w:t>
@@ -2355,7 +2355,27 @@
         <w:t xml:space="preserve">CH583/CH585 </w:t>
       </w:r>
       <w:r>
-        <w:t>收到合法状态后保存到</w:t>
+        <w:t>收到合法状态</w:t>
+      </w:r>
+      <w:proofErr w:type="gramStart"/>
+      <w:r>
+        <w:t>后先进</w:t>
+      </w:r>
+      <w:proofErr w:type="gramEnd"/>
+      <w:r>
+        <w:t>入</w:t>
+      </w:r>
+      <w:r>
+        <w:t xml:space="preserve"> pending </w:t>
+      </w:r>
+      <w:r>
+        <w:t>队列并立即</w:t>
+      </w:r>
+      <w:r>
+        <w:t xml:space="preserve"> ACK</w:t>
+      </w:r>
+      <w:r>
+        <w:t>，随后异步保存到</w:t>
       </w:r>
       <w:r>
         <w:t xml:space="preserve"> </w:t>
@@ -2366,7 +2386,7 @@
       </w:r>
       <w:proofErr w:type="spellEnd"/>
       <w:r>
-        <w:t>，并立即刷新</w:t>
+        <w:t>，并刷新</w:t>
       </w:r>
       <w:r>
         <w:t xml:space="preserve"> TDX </w:t>
@@ -2383,7 +2403,7 @@
         <w:t xml:space="preserve"> 21 </w:t>
       </w:r>
       <w:r>
-        <w:t>位中的配网状态部分。</w:t>
+        <w:t>位中的复合状态。</w:t>
       </w:r>
       <w:r>
         <w:t xml:space="preserve">BOE </w:t>
@@ -2683,7 +2703,57 @@
     </w:p>
     <w:p>
       <w:r>
-        <w:t>合法配网状态保存到</w:t>
+        <w:t>合法配网状</w:t>
+      </w:r>
+      <w:proofErr w:type="gramStart"/>
+      <w:r>
+        <w:t>态进入</w:t>
+      </w:r>
+      <w:proofErr w:type="gramEnd"/>
+      <w:r>
+        <w:t xml:space="preserve"> pending </w:t>
+      </w:r>
+      <w:r>
+        <w:t>队列</w:t>
+      </w:r>
+    </w:p>
+    <w:p>
+      <w:r>
+        <w:t>合法工作模式进入</w:t>
+      </w:r>
+      <w:r>
+        <w:t xml:space="preserve"> pending </w:t>
+      </w:r>
+      <w:r>
+        <w:t>队列</w:t>
+      </w:r>
+    </w:p>
+    <w:p>
+      <w:r>
+        <w:t>立即回复</w:t>
+      </w:r>
+      <w:r>
+        <w:t xml:space="preserve"> ACK</w:t>
+      </w:r>
+      <w:r>
+        <w:t>，避免阻塞后续</w:t>
+      </w:r>
+      <w:r>
+        <w:t xml:space="preserve"> UART </w:t>
+      </w:r>
+      <w:r>
+        <w:t>收帧</w:t>
+      </w:r>
+    </w:p>
+    <w:p>
+      <w:r>
+        <w:t>约</w:t>
+      </w:r>
+      <w:r>
+        <w:t xml:space="preserve"> 200ms </w:t>
+      </w:r>
+      <w:r>
+        <w:t>后异步保存配网状态和工作模式到</w:t>
       </w:r>
       <w:r>
         <w:t xml:space="preserve"> </w:t>
@@ -2696,20 +2766,13 @@
     </w:p>
     <w:p>
       <w:r>
-        <w:t>合法工作模式保存到</w:t>
-      </w:r>
-      <w:r>
-        <w:t xml:space="preserve"> </w:t>
-      </w:r>
-      <w:proofErr w:type="spellStart"/>
-      <w:r>
-        <w:t>DataFlash</w:t>
-      </w:r>
-      <w:proofErr w:type="spellEnd"/>
-    </w:p>
-    <w:p>
-      <w:r>
-        <w:t>刷新</w:t>
+        <w:t>约</w:t>
+      </w:r>
+      <w:r>
+        <w:t xml:space="preserve"> 200ms </w:t>
+      </w:r>
+      <w:r>
+        <w:t>后异步刷新</w:t>
       </w:r>
       <w:r>
         <w:t xml:space="preserve"> TDX scan response </w:t>
@@ -2805,7 +2868,13 @@
     </w:p>
     <w:p>
       <w:r>
-        <w:t>保存并刷新成功：</w:t>
+        <w:t>参数合法并进入</w:t>
+      </w:r>
+      <w:r>
+        <w:t xml:space="preserve"> pending </w:t>
+      </w:r>
+      <w:r>
+        <w:t>队列：</w:t>
       </w:r>
       <w:r>
         <w:t>ACK</w:t>
@@ -3018,13 +3087,13 @@
     </w:p>
     <w:p>
       <w:r>
-        <w:t>```</w:t>
-      </w:r>
-    </w:p>
-    <w:p/>
-    <w:p>
-      <w:r>
         <w:lastRenderedPageBreak/>
+        <w:t>```</w:t>
+      </w:r>
+    </w:p>
+    <w:p/>
+    <w:p>
+      <w:r>
         <w:t>高</w:t>
       </w:r>
       <w:r>
@@ -3522,7 +3591,19 @@
         <w:t xml:space="preserve"> WIFI_PROVISION </w:t>
       </w:r>
       <w:r>
-        <w:t>后立即刷新</w:t>
+        <w:t>后立即</w:t>
+      </w:r>
+      <w:r>
+        <w:t xml:space="preserve"> ACK</w:t>
+      </w:r>
+      <w:r>
+        <w:t>，并在约</w:t>
+      </w:r>
+      <w:r>
+        <w:t xml:space="preserve"> 200ms </w:t>
+      </w:r>
+      <w:r>
+        <w:t>后异步刷新</w:t>
       </w:r>
       <w:r>
         <w:t xml:space="preserve"> </w:t>
@@ -3835,6 +3916,7 @@
     <w:p/>
     <w:p>
       <w:r>
+        <w:lastRenderedPageBreak/>
         <w:t>```text</w:t>
       </w:r>
     </w:p>
@@ -3848,11 +3930,7 @@
       </w:r>
       <w:proofErr w:type="gramEnd"/>
       <w:r>
-        <w:t>pin&gt;|CRC=&lt;</w:t>
-      </w:r>
-      <w:r>
-        <w:lastRenderedPageBreak/>
-        <w:t>crc&gt;^&amp;</w:t>
+        <w:t>pin&gt;|CRC=&lt;crc&gt;^&amp;</w:t>
       </w:r>
     </w:p>
     <w:p>
@@ -4130,13 +4208,13 @@
     </w:p>
     <w:p>
       <w:r>
-        <w:t>```</w:t>
-      </w:r>
-    </w:p>
-    <w:p/>
-    <w:p>
-      <w:r>
         <w:lastRenderedPageBreak/>
+        <w:t>```</w:t>
+      </w:r>
+    </w:p>
+    <w:p/>
+    <w:p>
+      <w:r>
         <w:t>规则：</w:t>
       </w:r>
     </w:p>
@@ -4467,6 +4545,7 @@
     </w:p>
     <w:p>
       <w:r>
+        <w:lastRenderedPageBreak/>
         <w:t xml:space="preserve">LED_BLINK_STOP </w:t>
       </w:r>
       <w:proofErr w:type="gramStart"/>
@@ -4512,7 +4591,6 @@
     </w:p>
     <w:p>
       <w:r>
-        <w:lastRenderedPageBreak/>
         <w:t>```</w:t>
       </w:r>
     </w:p>
@@ -4887,6 +4965,7 @@
     </w:p>
     <w:p>
       <w:r>
+        <w:lastRenderedPageBreak/>
         <w:t>```</w:t>
       </w:r>
     </w:p>
@@ -4897,7 +4976,6 @@
           <w:b/>
           <w:bCs/>
         </w:rPr>
-        <w:lastRenderedPageBreak/>
         <w:t xml:space="preserve">## 14. </w:t>
       </w:r>
       <w:proofErr w:type="spellStart"/>
@@ -4921,13 +4999,13 @@
           <w:b/>
           <w:bCs/>
         </w:rPr>
-        <w:t>定时唤醒配置</w:t>
-      </w:r>
-    </w:p>
-    <w:p/>
-    <w:p>
-      <w:r>
-        <w:t>该命令用于让</w:t>
+        <w:t>网络时间同步与备份时间</w:t>
+      </w:r>
+    </w:p>
+    <w:p/>
+    <w:p>
+      <w:r>
+        <w:t>该功能用于</w:t>
       </w:r>
       <w:r>
         <w:t xml:space="preserve"> </w:t>
@@ -4941,17 +5019,187 @@
         <w:t xml:space="preserve"> </w:t>
       </w:r>
       <w:r>
-        <w:t>在进入低功耗前，告诉</w:t>
+        <w:t>在有网络时间时，把北京时间同步给</w:t>
+      </w:r>
+      <w:r>
+        <w:t xml:space="preserve"> CH583/CH585</w:t>
+      </w:r>
+      <w:r>
+        <w:t>。</w:t>
+      </w:r>
+      <w:r>
+        <w:t xml:space="preserve">CH583/CH585 </w:t>
+      </w:r>
+      <w:r>
+        <w:t>不直接重设硬件</w:t>
+      </w:r>
+      <w:r>
+        <w:t xml:space="preserve"> RTC</w:t>
+      </w:r>
+      <w:r>
+        <w:t>，而是保存</w:t>
+      </w:r>
+      <w:r>
+        <w:t>“</w:t>
+      </w:r>
+      <w:proofErr w:type="spellStart"/>
+      <w:r>
+        <w:t>WiFi</w:t>
+      </w:r>
+      <w:proofErr w:type="spellEnd"/>
+      <w:r>
+        <w:t xml:space="preserve"> </w:t>
+      </w:r>
+      <w:r>
+        <w:t>网络时间</w:t>
+      </w:r>
+      <w:r>
+        <w:t>”</w:t>
+      </w:r>
+      <w:r>
+        <w:t>和</w:t>
+      </w:r>
+      <w:r>
+        <w:t>“</w:t>
+      </w:r>
+      <w:r>
+        <w:t>当前</w:t>
+      </w:r>
+      <w:r>
+        <w:t xml:space="preserve"> RTC </w:t>
+      </w:r>
+      <w:r>
+        <w:t>时间</w:t>
+      </w:r>
+      <w:r>
+        <w:t>”</w:t>
+      </w:r>
+      <w:r>
+        <w:t>的映射关系，用于后续</w:t>
+      </w:r>
+      <w:r>
+        <w:t xml:space="preserve"> `TIME_GET` </w:t>
+      </w:r>
+      <w:r>
+        <w:t>查询和定时唤醒到期判断。</w:t>
+      </w:r>
+    </w:p>
+    <w:p/>
+    <w:p>
+      <w:r>
+        <w:t>内部时间模型：</w:t>
+      </w:r>
+    </w:p>
+    <w:p/>
+    <w:p>
+      <w:r>
+        <w:t>```text</w:t>
+      </w:r>
+    </w:p>
+    <w:p>
+      <w:proofErr w:type="spellStart"/>
+      <w:r>
+        <w:t>base_wall_time</w:t>
+      </w:r>
+      <w:proofErr w:type="spellEnd"/>
+      <w:r>
+        <w:t xml:space="preserve"> = </w:t>
+      </w:r>
+      <w:proofErr w:type="spellStart"/>
+      <w:r>
+        <w:t>WiFi</w:t>
+      </w:r>
+      <w:proofErr w:type="spellEnd"/>
+      <w:r>
+        <w:t xml:space="preserve"> </w:t>
+      </w:r>
+      <w:r>
+        <w:t>下发的北京时间</w:t>
+      </w:r>
+    </w:p>
+    <w:p>
+      <w:proofErr w:type="spellStart"/>
+      <w:r>
+        <w:t>base_rtc_time</w:t>
+      </w:r>
+      <w:proofErr w:type="spellEnd"/>
+      <w:r>
+        <w:t xml:space="preserve">  = </w:t>
+      </w:r>
+      <w:r>
+        <w:t>收到</w:t>
+      </w:r>
+      <w:r>
+        <w:t xml:space="preserve"> TIME_SET </w:t>
+      </w:r>
+      <w:r>
+        <w:t>时</w:t>
       </w:r>
       <w:r>
         <w:t xml:space="preserve"> CH583/CH585 </w:t>
       </w:r>
       <w:r>
-        <w:t>下一次需要唤醒</w:t>
-      </w:r>
-      <w:r>
-        <w:t xml:space="preserve"> </w:t>
-      </w:r>
+        <w:t>当前</w:t>
+      </w:r>
+      <w:r>
+        <w:t xml:space="preserve"> RTC </w:t>
+      </w:r>
+      <w:r>
+        <w:t>时间</w:t>
+      </w:r>
+    </w:p>
+    <w:p>
+      <w:proofErr w:type="spellStart"/>
+      <w:r>
+        <w:t>backup_time</w:t>
+      </w:r>
+      <w:proofErr w:type="spellEnd"/>
+      <w:r>
+        <w:t xml:space="preserve">    = </w:t>
+      </w:r>
+      <w:proofErr w:type="spellStart"/>
+      <w:r>
+        <w:t>base_wall_time</w:t>
+      </w:r>
+      <w:proofErr w:type="spellEnd"/>
+      <w:r>
+        <w:t xml:space="preserve"> + (</w:t>
+      </w:r>
+      <w:proofErr w:type="spellStart"/>
+      <w:r>
+        <w:t>rtc_now</w:t>
+      </w:r>
+      <w:proofErr w:type="spellEnd"/>
+      <w:r>
+        <w:t xml:space="preserve"> - </w:t>
+      </w:r>
+      <w:proofErr w:type="spellStart"/>
+      <w:r>
+        <w:t>base_rtc_time</w:t>
+      </w:r>
+      <w:proofErr w:type="spellEnd"/>
+      <w:r>
+        <w:t>)</w:t>
+      </w:r>
+    </w:p>
+    <w:p>
+      <w:r>
+        <w:t>```</w:t>
+      </w:r>
+    </w:p>
+    <w:p/>
+    <w:p>
+      <w:r>
+        <w:t>说明：</w:t>
+      </w:r>
+    </w:p>
+    <w:p/>
+    <w:p>
+      <w:r>
+        <w:t>```text</w:t>
+      </w:r>
+    </w:p>
+    <w:p>
       <w:proofErr w:type="spellStart"/>
       <w:r>
         <w:t>WiFi</w:t>
@@ -4961,16 +5209,84 @@
         <w:t xml:space="preserve"> </w:t>
       </w:r>
       <w:r>
-        <w:t>的时间。</w:t>
-      </w:r>
-    </w:p>
-    <w:p/>
+        <w:t>下发时间按北京时间解释，不是</w:t>
+      </w:r>
+      <w:r>
+        <w:t xml:space="preserve"> UTC</w:t>
+      </w:r>
+    </w:p>
     <w:p>
       <w:r>
         <w:t xml:space="preserve">CH583/CH585 </w:t>
       </w:r>
       <w:r>
-        <w:t>收到合法配置后立即保存，并在</w:t>
+        <w:t>不调用</w:t>
+      </w:r>
+      <w:r>
+        <w:t xml:space="preserve"> </w:t>
+      </w:r>
+      <w:proofErr w:type="spellStart"/>
+      <w:r>
+        <w:t>RTC_InitTime</w:t>
+      </w:r>
+      <w:proofErr w:type="spellEnd"/>
+      <w:r>
+        <w:t xml:space="preserve"> </w:t>
+      </w:r>
+      <w:r>
+        <w:t>校准硬件</w:t>
+      </w:r>
+      <w:r>
+        <w:t xml:space="preserve"> RTC</w:t>
+      </w:r>
+    </w:p>
+    <w:p>
+      <w:r>
+        <w:t xml:space="preserve">TIME_SET </w:t>
+      </w:r>
+      <w:r>
+        <w:t>只更新</w:t>
+      </w:r>
+      <w:r>
+        <w:t xml:space="preserve"> RAM </w:t>
+      </w:r>
+      <w:r>
+        <w:t>并立即</w:t>
+      </w:r>
+      <w:r>
+        <w:t xml:space="preserve"> ACK</w:t>
+      </w:r>
+      <w:r>
+        <w:t>，</w:t>
+      </w:r>
+      <w:proofErr w:type="gramStart"/>
+      <w:r>
+        <w:t>不</w:t>
+      </w:r>
+      <w:proofErr w:type="gramEnd"/>
+      <w:r>
+        <w:t>立即写</w:t>
+      </w:r>
+      <w:r>
+        <w:t xml:space="preserve"> </w:t>
+      </w:r>
+      <w:proofErr w:type="spellStart"/>
+      <w:r>
+        <w:t>DataFlash</w:t>
+      </w:r>
+      <w:proofErr w:type="spellEnd"/>
+    </w:p>
+    <w:p>
+      <w:proofErr w:type="spellStart"/>
+      <w:r>
+        <w:t>DataFlash</w:t>
+      </w:r>
+      <w:proofErr w:type="spellEnd"/>
+      <w:r>
+        <w:t xml:space="preserve"> </w:t>
+      </w:r>
+      <w:r>
+        <w:t>保存发生在</w:t>
       </w:r>
       <w:r>
         <w:t xml:space="preserve"> </w:t>
@@ -4981,88 +5297,63 @@
       </w:r>
       <w:proofErr w:type="spellEnd"/>
       <w:r>
-        <w:t xml:space="preserve"> </w:t>
-      </w:r>
-      <w:r>
-        <w:t>后续发送</w:t>
-      </w:r>
-      <w:r>
-        <w:t xml:space="preserve"> `POWER_OFF` / `LOWPOWER` </w:t>
-      </w:r>
-      <w:r>
-        <w:t>后启动定时器。定时时间到后，</w:t>
-      </w:r>
-      <w:r>
-        <w:t xml:space="preserve">CH583/CH585 </w:t>
-      </w:r>
-      <w:r>
-        <w:t>拉高</w:t>
-      </w:r>
-      <w:r>
-        <w:t xml:space="preserve"> </w:t>
-      </w:r>
-      <w:proofErr w:type="spellStart"/>
-      <w:r>
-        <w:t>WiFi</w:t>
-      </w:r>
-      <w:proofErr w:type="spellEnd"/>
-      <w:r>
-        <w:t xml:space="preserve"> </w:t>
-      </w:r>
-      <w:r>
-        <w:t>唤醒脚唤醒</w:t>
-      </w:r>
-      <w:r>
-        <w:t xml:space="preserve"> </w:t>
-      </w:r>
-      <w:proofErr w:type="spellStart"/>
-      <w:r>
-        <w:t>WiFi</w:t>
-      </w:r>
-      <w:proofErr w:type="spellEnd"/>
-      <w:r>
-        <w:t>。</w:t>
-      </w:r>
-    </w:p>
-    <w:p/>
-    <w:p>
-      <w:r>
-        <w:t>当前</w:t>
-      </w:r>
-      <w:r>
-        <w:t xml:space="preserve"> CH585 </w:t>
-      </w:r>
-      <w:r>
-        <w:t>方案使用</w:t>
-      </w:r>
-      <w:r>
-        <w:t xml:space="preserve"> `PA6` </w:t>
-      </w:r>
-      <w:r>
-        <w:t>唤醒</w:t>
-      </w:r>
-      <w:r>
-        <w:t xml:space="preserve"> </w:t>
-      </w:r>
-      <w:proofErr w:type="spellStart"/>
-      <w:r>
-        <w:t>WiFi</w:t>
-      </w:r>
-      <w:proofErr w:type="spellEnd"/>
-      <w:r>
-        <w:t>；旧</w:t>
-      </w:r>
-      <w:r>
-        <w:t xml:space="preserve"> CH583 </w:t>
-      </w:r>
-      <w:r>
-        <w:t>方案如仍使用</w:t>
-      </w:r>
-      <w:r>
-        <w:t xml:space="preserve"> `PB8`</w:t>
-      </w:r>
-      <w:r>
-        <w:t>，以硬件版本为准。</w:t>
+        <w:t xml:space="preserve"> POWER_OFF / LOWPOWER </w:t>
+      </w:r>
+      <w:r>
+        <w:t>收尾阶段</w:t>
+      </w:r>
+    </w:p>
+    <w:p>
+      <w:r>
+        <w:t>复位后如果只能读取到</w:t>
+      </w:r>
+      <w:r>
+        <w:t xml:space="preserve"> </w:t>
+      </w:r>
+      <w:proofErr w:type="spellStart"/>
+      <w:r>
+        <w:t>DataFlash</w:t>
+      </w:r>
+      <w:proofErr w:type="spellEnd"/>
+      <w:r>
+        <w:t xml:space="preserve"> </w:t>
+      </w:r>
+      <w:r>
+        <w:t>中最后保存的时间，</w:t>
+      </w:r>
+      <w:r>
+        <w:t xml:space="preserve">TIME_GET </w:t>
+      </w:r>
+      <w:r>
+        <w:t>返回</w:t>
+      </w:r>
+      <w:r>
+        <w:t xml:space="preserve"> STALE</w:t>
+      </w:r>
+    </w:p>
+    <w:p>
+      <w:r>
+        <w:t>从未成功</w:t>
+      </w:r>
+      <w:r>
+        <w:t xml:space="preserve"> TIME_SET </w:t>
+      </w:r>
+      <w:r>
+        <w:t>且没有可用保存值时，</w:t>
+      </w:r>
+      <w:r>
+        <w:t xml:space="preserve">TIME_GET </w:t>
+      </w:r>
+      <w:r>
+        <w:t>返回</w:t>
+      </w:r>
+      <w:r>
+        <w:t xml:space="preserve"> INVALID</w:t>
+      </w:r>
+    </w:p>
+    <w:p>
+      <w:r>
+        <w:t>```</w:t>
       </w:r>
     </w:p>
     <w:p/>
@@ -5079,7 +5370,7 @@
           <w:b/>
           <w:bCs/>
         </w:rPr>
-        <w:t>开启定时唤醒</w:t>
+        <w:t>设置网络时间</w:t>
       </w:r>
     </w:p>
     <w:p/>
@@ -5104,15 +5395,23 @@
     </w:p>
     <w:p>
       <w:r>
-        <w:t>@#V1|SEQ=&lt;seq&gt;|CMD=WAKE_TIMER|LEN=&lt;len&gt;|PART=1|TOTAL=1|ARG=</w:t>
+        <w:t>@#V1|SEQ=&lt;seq&gt;|CMD=TIME_SET|LEN=19|PART=1|TOTAL=1|ARG=YYYY-MM-</w:t>
       </w:r>
       <w:proofErr w:type="gramStart"/>
       <w:r>
-        <w:t>ON,&lt;</w:t>
+        <w:t>DD,HH</w:t>
       </w:r>
       <w:proofErr w:type="gramEnd"/>
       <w:r>
-        <w:t>seconds&gt;|CRC=&lt;crc&gt;^&amp;</w:t>
+        <w:t>:</w:t>
+      </w:r>
+      <w:proofErr w:type="gramStart"/>
+      <w:r>
+        <w:t>MM:SS</w:t>
+      </w:r>
+      <w:proofErr w:type="gramEnd"/>
+      <w:r>
+        <w:t>|CRC=&lt;crc&gt;^&amp;</w:t>
       </w:r>
     </w:p>
     <w:p>
@@ -5134,33 +5433,48 @@
     </w:p>
     <w:p>
       <w:r>
-        <w:t xml:space="preserve">seconds </w:t>
-      </w:r>
-      <w:r>
-        <w:t>单位：</w:t>
+        <w:t>YYYY-MM-DD,HH:MM:SS  </w:t>
+      </w:r>
+      <w:r>
+        <w:t>固定</w:t>
+      </w:r>
+      <w:r>
+        <w:t xml:space="preserve"> 19 </w:t>
+      </w:r>
+      <w:r>
+        <w:t>字节，北京时间</w:t>
+      </w:r>
+    </w:p>
+    <w:p>
+      <w:r>
+        <w:t>年份范围：</w:t>
+      </w:r>
+      <w:r>
+        <w:t>2020..2064</w:t>
+      </w:r>
+    </w:p>
+    <w:p>
+      <w:r>
+        <w:t>月、日、时、分、</w:t>
       </w:r>
       <w:proofErr w:type="gramStart"/>
       <w:r>
-        <w:t>秒</w:t>
+        <w:t>秒必须</w:t>
       </w:r>
       <w:proofErr w:type="gramEnd"/>
-    </w:p>
-    <w:p>
-      <w:r>
-        <w:t>允许范围：</w:t>
-      </w:r>
-      <w:r>
-        <w:t>60..604800</w:t>
-      </w:r>
-    </w:p>
-    <w:p>
-      <w:r>
-        <w:t>```</w:t>
-      </w:r>
-    </w:p>
-    <w:p/>
-    <w:p>
-      <w:r>
+      <w:r>
+        <w:t>是合法日期时间</w:t>
+      </w:r>
+    </w:p>
+    <w:p>
+      <w:r>
+        <w:t>```</w:t>
+      </w:r>
+    </w:p>
+    <w:p/>
+    <w:p>
+      <w:r>
+        <w:lastRenderedPageBreak/>
         <w:t>示例：</w:t>
       </w:r>
     </w:p>
@@ -5172,18 +5486,130 @@
     </w:p>
     <w:p>
       <w:r>
-        <w:t>@#V1|SEQ=10|CMD=WAKE_TIMER|LEN=7|PART=1|TOTAL=1|ARG=ON,3600|CRC=XXXX^&amp;</w:t>
-      </w:r>
-    </w:p>
-    <w:p>
-      <w:r>
-        <w:t>```</w:t>
-      </w:r>
-    </w:p>
-    <w:p/>
-    <w:p>
-      <w:r>
-        <w:t>含义：</w:t>
+        <w:t>@#V1|SEQ=240|CMD=TIME_SET|LEN=19|PART=1|TOTAL=1|ARG=2026-07-07,12:00:00|CRC=XXXX^&amp;</w:t>
+      </w:r>
+    </w:p>
+    <w:p>
+      <w:r>
+        <w:t>```</w:t>
+      </w:r>
+    </w:p>
+    <w:p/>
+    <w:p>
+      <w:r>
+        <w:t xml:space="preserve">CH583/CH585 </w:t>
+      </w:r>
+      <w:r>
+        <w:t>行为：</w:t>
+      </w:r>
+    </w:p>
+    <w:p/>
+    <w:p>
+      <w:r>
+        <w:t>```text</w:t>
+      </w:r>
+    </w:p>
+    <w:p>
+      <w:r>
+        <w:t>校验</w:t>
+      </w:r>
+      <w:r>
+        <w:t xml:space="preserve"> CRC/LEN/PART/TOTAL</w:t>
+      </w:r>
+    </w:p>
+    <w:p>
+      <w:r>
+        <w:t>校验日期时间是否合法</w:t>
+      </w:r>
+    </w:p>
+    <w:p>
+      <w:r>
+        <w:t>读取当前</w:t>
+      </w:r>
+      <w:r>
+        <w:t xml:space="preserve"> RTC </w:t>
+      </w:r>
+      <w:r>
+        <w:t>时间</w:t>
+      </w:r>
+    </w:p>
+    <w:p>
+      <w:r>
+        <w:t>更新</w:t>
+      </w:r>
+      <w:r>
+        <w:t xml:space="preserve"> RAM </w:t>
+      </w:r>
+      <w:r>
+        <w:t>中的时间锚点</w:t>
+      </w:r>
+    </w:p>
+    <w:p>
+      <w:r>
+        <w:t>标记</w:t>
+      </w:r>
+      <w:r>
+        <w:t xml:space="preserve"> </w:t>
+      </w:r>
+      <w:proofErr w:type="spellStart"/>
+      <w:r>
+        <w:t>time_dirty</w:t>
+      </w:r>
+      <w:proofErr w:type="spellEnd"/>
+    </w:p>
+    <w:p>
+      <w:r>
+        <w:t>立即回复</w:t>
+      </w:r>
+      <w:r>
+        <w:t xml:space="preserve"> ACK</w:t>
+      </w:r>
+    </w:p>
+    <w:p>
+      <w:r>
+        <w:t>不在</w:t>
+      </w:r>
+      <w:r>
+        <w:t xml:space="preserve"> TIME_SET </w:t>
+      </w:r>
+      <w:r>
+        <w:t>中写</w:t>
+      </w:r>
+      <w:r>
+        <w:t xml:space="preserve"> </w:t>
+      </w:r>
+      <w:proofErr w:type="spellStart"/>
+      <w:r>
+        <w:t>DataFlash</w:t>
+      </w:r>
+      <w:proofErr w:type="spellEnd"/>
+      <w:r>
+        <w:t>，避免阻塞</w:t>
+      </w:r>
+      <w:r>
+        <w:t xml:space="preserve"> UART </w:t>
+      </w:r>
+      <w:proofErr w:type="gramStart"/>
+      <w:r>
+        <w:t>后续收帧</w:t>
+      </w:r>
+      <w:proofErr w:type="gramEnd"/>
+    </w:p>
+    <w:p>
+      <w:r>
+        <w:t>```</w:t>
+      </w:r>
+    </w:p>
+    <w:p/>
+    <w:p>
+      <w:r>
+        <w:t xml:space="preserve">CH583/CH585 </w:t>
+      </w:r>
+      <w:r>
+        <w:t>回复</w:t>
+      </w:r>
+      <w:r>
+        <w:t xml:space="preserve"> </w:t>
       </w:r>
       <w:proofErr w:type="spellStart"/>
       <w:r>
@@ -5191,42 +5617,7 @@
       </w:r>
       <w:proofErr w:type="spellEnd"/>
       <w:r>
-        <w:t xml:space="preserve"> </w:t>
-      </w:r>
-      <w:r>
-        <w:t>进入低功耗后，</w:t>
-      </w:r>
-      <w:r>
-        <w:t xml:space="preserve">CH583/CH585 </w:t>
-      </w:r>
-      <w:r>
-        <w:t>在</w:t>
-      </w:r>
-      <w:r>
-        <w:t xml:space="preserve"> 3600 </w:t>
-      </w:r>
-      <w:r>
-        <w:t>秒后唤醒</w:t>
-      </w:r>
-      <w:r>
-        <w:t xml:space="preserve"> </w:t>
-      </w:r>
-      <w:proofErr w:type="spellStart"/>
-      <w:r>
-        <w:t>WiFi</w:t>
-      </w:r>
-      <w:proofErr w:type="spellEnd"/>
-      <w:r>
-        <w:t>。</w:t>
-      </w:r>
-    </w:p>
-    <w:p/>
-    <w:p>
-      <w:r>
-        <w:t xml:space="preserve">CH583/CH585 </w:t>
-      </w:r>
-      <w:r>
-        <w:t>校验并保存成功后回复：</w:t>
+        <w:t>：</w:t>
       </w:r>
     </w:p>
     <w:p/>
@@ -5236,18 +5627,185 @@
       </w:r>
     </w:p>
     <w:p>
+      <w:r>
+        <w:t>参数合法并更新</w:t>
+      </w:r>
+      <w:r>
+        <w:t xml:space="preserve"> RAM </w:t>
+      </w:r>
+      <w:r>
+        <w:t>成功：</w:t>
+      </w:r>
+      <w:r>
+        <w:t>ACK</w:t>
+      </w:r>
+    </w:p>
+    <w:p>
+      <w:r>
+        <w:t xml:space="preserve">LEN </w:t>
+      </w:r>
+      <w:r>
+        <w:t>不是</w:t>
+      </w:r>
+      <w:r>
+        <w:t xml:space="preserve"> 19</w:t>
+      </w:r>
+      <w:r>
+        <w:t>：</w:t>
+      </w:r>
       <w:proofErr w:type="gramStart"/>
       <w:r>
-        <w:t>ACK,&lt;</w:t>
-      </w:r>
-      <w:proofErr w:type="spellStart"/>
+        <w:t>ERR,BAD</w:t>
+      </w:r>
       <w:proofErr w:type="gramEnd"/>
       <w:r>
+        <w:t>_LEN</w:t>
+      </w:r>
+    </w:p>
+    <w:p>
+      <w:r>
+        <w:t>日期格式错误或日期非法：</w:t>
+      </w:r>
+      <w:proofErr w:type="gramStart"/>
+      <w:r>
+        <w:t>ERR,BAD</w:t>
+      </w:r>
+      <w:proofErr w:type="gramEnd"/>
+      <w:r>
+        <w:t>_TIME</w:t>
+      </w:r>
+    </w:p>
+    <w:p>
+      <w:r>
+        <w:t xml:space="preserve">PART/TOTAL </w:t>
+      </w:r>
+      <w:r>
+        <w:t>不是</w:t>
+      </w:r>
+      <w:r>
+        <w:t xml:space="preserve"> 1/1</w:t>
+      </w:r>
+      <w:r>
+        <w:t>：</w:t>
+      </w:r>
+      <w:proofErr w:type="gramStart"/>
+      <w:r>
+        <w:t>ERR,BAD</w:t>
+      </w:r>
+      <w:proofErr w:type="gramEnd"/>
+      <w:r>
+        <w:t>_PART</w:t>
+      </w:r>
+    </w:p>
+    <w:p>
+      <w:r>
+        <w:t xml:space="preserve">CRC </w:t>
+      </w:r>
+      <w:r>
+        <w:t>错误：</w:t>
+      </w:r>
+      <w:proofErr w:type="gramStart"/>
+      <w:r>
+        <w:t>ERR,BAD</w:t>
+      </w:r>
+      <w:proofErr w:type="gramEnd"/>
+      <w:r>
+        <w:t>_CRC</w:t>
+      </w:r>
+    </w:p>
+    <w:p>
+      <w:r>
+        <w:t>```</w:t>
+      </w:r>
+    </w:p>
+    <w:p/>
+    <w:p>
+      <w:r>
+        <w:t>非法示例：</w:t>
+      </w:r>
+    </w:p>
+    <w:p/>
+    <w:p>
+      <w:r>
+        <w:t>```text</w:t>
+      </w:r>
+    </w:p>
+    <w:p>
+      <w:r>
+        <w:t>2026-02-30,12:00:</w:t>
+      </w:r>
+      <w:proofErr w:type="gramStart"/>
+      <w:r>
+        <w:t>00  ERR</w:t>
+      </w:r>
+      <w:proofErr w:type="gramEnd"/>
+      <w:r>
+        <w:t>,&lt;</w:t>
+      </w:r>
+      <w:proofErr w:type="spellStart"/>
+      <w:r>
         <w:t>received_seq</w:t>
       </w:r>
       <w:proofErr w:type="spellEnd"/>
-      <w:r>
-        <w:t>&gt;</w:t>
+      <w:proofErr w:type="gramStart"/>
+      <w:r>
+        <w:t>&gt;,BAD</w:t>
+      </w:r>
+      <w:proofErr w:type="gramEnd"/>
+      <w:r>
+        <w:t>_TIME</w:t>
+      </w:r>
+    </w:p>
+    <w:p>
+      <w:r>
+        <w:t>2026-13-01,00:00:</w:t>
+      </w:r>
+      <w:proofErr w:type="gramStart"/>
+      <w:r>
+        <w:t>00  ERR</w:t>
+      </w:r>
+      <w:proofErr w:type="gramEnd"/>
+      <w:r>
+        <w:t>,&lt;</w:t>
+      </w:r>
+      <w:proofErr w:type="spellStart"/>
+      <w:r>
+        <w:t>received_seq</w:t>
+      </w:r>
+      <w:proofErr w:type="spellEnd"/>
+      <w:proofErr w:type="gramStart"/>
+      <w:r>
+        <w:t>&gt;,BAD</w:t>
+      </w:r>
+      <w:proofErr w:type="gramEnd"/>
+      <w:r>
+        <w:t>_TIME</w:t>
+      </w:r>
+    </w:p>
+    <w:p>
+      <w:r>
+        <w:t>2026-07-07,24:00:</w:t>
+      </w:r>
+      <w:proofErr w:type="gramStart"/>
+      <w:r>
+        <w:t>00  ERR</w:t>
+      </w:r>
+      <w:proofErr w:type="gramEnd"/>
+      <w:r>
+        <w:t>,&lt;</w:t>
+      </w:r>
+      <w:proofErr w:type="spellStart"/>
+      <w:r>
+        <w:t>received_seq</w:t>
+      </w:r>
+      <w:proofErr w:type="spellEnd"/>
+      <w:proofErr w:type="gramStart"/>
+      <w:r>
+        <w:t>&gt;,BAD</w:t>
+      </w:r>
+      <w:proofErr w:type="gramEnd"/>
+      <w:r>
+        <w:t>_TIME</w:t>
       </w:r>
     </w:p>
     <w:p>
@@ -5269,7 +5827,7 @@
           <w:b/>
           <w:bCs/>
         </w:rPr>
-        <w:t>关闭定时唤醒</w:t>
+        <w:t>查询备份时间</w:t>
       </w:r>
     </w:p>
     <w:p/>
@@ -5294,8 +5852,7 @@
     </w:p>
     <w:p>
       <w:r>
-        <w:lastRenderedPageBreak/>
-        <w:t>@#V1|SEQ=&lt;seq&gt;|CMD=WAKE_TIMER|LEN=5|PART=1|TOTAL=1|ARG=OFF,0|CRC=&lt;crc&gt;^&amp;</w:t>
+        <w:t>@#V1|SEQ=&lt;seq&gt;|CMD=TIME_GET|LEN=0|PART=1|TOTAL=1|ARG=|CRC=&lt;crc&gt;^&amp;</w:t>
       </w:r>
     </w:p>
     <w:p>
@@ -5309,7 +5866,7 @@
         <w:t xml:space="preserve">CH583/CH585 </w:t>
       </w:r>
       <w:r>
-        <w:t>校验并保存成功后回复：</w:t>
+        <w:t>回复：</w:t>
       </w:r>
     </w:p>
     <w:p/>
@@ -5319,18 +5876,189 @@
       </w:r>
     </w:p>
     <w:p>
+      <w:r>
+        <w:t>@#V1|SEQ=&lt;seq&gt;|CMD=TIME_STATUS|LEN=&lt;len&gt;|PART=1|TOTAL=1|ARG=&lt;status&gt;|CRC=&lt;crc&gt;^&amp;</w:t>
+      </w:r>
+    </w:p>
+    <w:p>
+      <w:r>
+        <w:t>```</w:t>
+      </w:r>
+    </w:p>
+    <w:p/>
+    <w:p>
+      <w:r>
+        <w:t xml:space="preserve">`ARG=&lt;status&gt;` </w:t>
+      </w:r>
+      <w:r>
+        <w:t>格式：</w:t>
+      </w:r>
+    </w:p>
+    <w:p/>
+    <w:p>
+      <w:r>
+        <w:t>```text</w:t>
+      </w:r>
+    </w:p>
+    <w:p>
       <w:proofErr w:type="gramStart"/>
       <w:r>
-        <w:t>ACK,&lt;</w:t>
-      </w:r>
-      <w:proofErr w:type="spellStart"/>
+        <w:t>VALID,YYYY</w:t>
+      </w:r>
       <w:proofErr w:type="gramEnd"/>
       <w:r>
-        <w:t>received_seq</w:t>
-      </w:r>
-      <w:proofErr w:type="spellEnd"/>
-      <w:r>
-        <w:t>&gt;</w:t>
+        <w:t>-MM-</w:t>
+      </w:r>
+      <w:proofErr w:type="gramStart"/>
+      <w:r>
+        <w:t>DD,HH</w:t>
+      </w:r>
+      <w:proofErr w:type="gramEnd"/>
+      <w:r>
+        <w:t>:</w:t>
+      </w:r>
+      <w:proofErr w:type="gramStart"/>
+      <w:r>
+        <w:t>MM:SS</w:t>
+      </w:r>
+      <w:proofErr w:type="gramEnd"/>
+    </w:p>
+    <w:p>
+      <w:proofErr w:type="gramStart"/>
+      <w:r>
+        <w:t>STALE,YYYY</w:t>
+      </w:r>
+      <w:proofErr w:type="gramEnd"/>
+      <w:r>
+        <w:t>-MM-</w:t>
+      </w:r>
+      <w:proofErr w:type="gramStart"/>
+      <w:r>
+        <w:t>DD,HH</w:t>
+      </w:r>
+      <w:proofErr w:type="gramEnd"/>
+      <w:r>
+        <w:t>:</w:t>
+      </w:r>
+      <w:proofErr w:type="gramStart"/>
+      <w:r>
+        <w:t>MM:SS</w:t>
+      </w:r>
+      <w:proofErr w:type="gramEnd"/>
+    </w:p>
+    <w:p>
+      <w:r>
+        <w:t>INVALID</w:t>
+      </w:r>
+    </w:p>
+    <w:p>
+      <w:r>
+        <w:t>```</w:t>
+      </w:r>
+    </w:p>
+    <w:p/>
+    <w:p>
+      <w:r>
+        <w:t>含义：</w:t>
+      </w:r>
+    </w:p>
+    <w:p/>
+    <w:p>
+      <w:r>
+        <w:t>```text</w:t>
+      </w:r>
+    </w:p>
+    <w:p>
+      <w:r>
+        <w:t xml:space="preserve">VALID   </w:t>
+      </w:r>
+      <w:r>
+        <w:t>本轮</w:t>
+      </w:r>
+      <w:r>
+        <w:t xml:space="preserve"> RTC </w:t>
+      </w:r>
+      <w:r>
+        <w:t>未复位，时间由</w:t>
+      </w:r>
+      <w:r>
+        <w:t xml:space="preserve"> RTC </w:t>
+      </w:r>
+      <w:r>
+        <w:t>差值实时推算，可信</w:t>
+      </w:r>
+    </w:p>
+    <w:p>
+      <w:r>
+        <w:t xml:space="preserve">STALE   </w:t>
+      </w:r>
+      <w:r>
+        <w:t>复位后只能返回</w:t>
+      </w:r>
+      <w:r>
+        <w:t xml:space="preserve"> </w:t>
+      </w:r>
+      <w:proofErr w:type="spellStart"/>
+      <w:r>
+        <w:t>DataFlash</w:t>
+      </w:r>
+      <w:proofErr w:type="spellEnd"/>
+      <w:r>
+        <w:t xml:space="preserve"> </w:t>
+      </w:r>
+      <w:r>
+        <w:t>中最后保存的备份时间，不保证继续走过离线时长</w:t>
+      </w:r>
+    </w:p>
+    <w:p>
+      <w:r>
+        <w:t xml:space="preserve">INVALID </w:t>
+      </w:r>
+      <w:r>
+        <w:t>从未成功</w:t>
+      </w:r>
+      <w:r>
+        <w:t xml:space="preserve"> TIME_SET</w:t>
+      </w:r>
+      <w:r>
+        <w:t>，且没有可用备份时间</w:t>
+      </w:r>
+    </w:p>
+    <w:p>
+      <w:r>
+        <w:t>```</w:t>
+      </w:r>
+    </w:p>
+    <w:p/>
+    <w:p>
+      <w:r>
+        <w:t>示例：</w:t>
+      </w:r>
+    </w:p>
+    <w:p/>
+    <w:p>
+      <w:r>
+        <w:t>```text</w:t>
+      </w:r>
+    </w:p>
+    <w:p>
+      <w:r>
+        <w:t>@#V1|SEQ=241|CMD=TIME_GET|LEN=0|PART=1|TOTAL=1|ARG=|CRC=XXXX^&amp;</w:t>
+      </w:r>
+    </w:p>
+    <w:p>
+      <w:r>
+        <w:t>@#V1|SEQ=18|CMD=TIME_STATUS|LEN=25|PART=1|TOTAL=1|ARG=VALID,2026-07-07,12:00:05|CRC=XXXX^&amp;</w:t>
+      </w:r>
+    </w:p>
+    <w:p>
+      <w:r>
+        <w:t>@#V1|SEQ=19|CMD=TIME_STATUS|LEN=25|PART=1|TOTAL=1|ARG=STALE,2026-07-07,12:00:05|CRC=XXXX^&amp;</w:t>
+      </w:r>
+    </w:p>
+    <w:p>
+      <w:r>
+        <w:t>@#V1|SEQ=20|CMD=TIME_STATUS|LEN=7|PART=1|TOTAL=1|ARG=INVALID|CRC=XXXX^&amp;</w:t>
       </w:r>
     </w:p>
     <w:p>
@@ -5347,6 +6075,924 @@
         </w:rPr>
         <w:t xml:space="preserve">### 14.3 </w:t>
       </w:r>
+      <w:proofErr w:type="spellStart"/>
+      <w:r>
+        <w:rPr>
+          <w:b/>
+          <w:bCs/>
+        </w:rPr>
+        <w:t>DataFlash</w:t>
+      </w:r>
+      <w:proofErr w:type="spellEnd"/>
+      <w:r>
+        <w:rPr>
+          <w:b/>
+          <w:bCs/>
+        </w:rPr>
+        <w:t xml:space="preserve"> </w:t>
+      </w:r>
+      <w:r>
+        <w:rPr>
+          <w:b/>
+          <w:bCs/>
+        </w:rPr>
+        <w:t>保存策略</w:t>
+      </w:r>
+    </w:p>
+    <w:p/>
+    <w:p>
+      <w:r>
+        <w:t>```text</w:t>
+      </w:r>
+    </w:p>
+    <w:p>
+      <w:r>
+        <w:t xml:space="preserve">TIME_SET </w:t>
+      </w:r>
+      <w:r>
+        <w:t>收到后只更新</w:t>
+      </w:r>
+      <w:r>
+        <w:t xml:space="preserve"> RAM</w:t>
+      </w:r>
+      <w:r>
+        <w:t>，</w:t>
+      </w:r>
+      <w:proofErr w:type="gramStart"/>
+      <w:r>
+        <w:t>不</w:t>
+      </w:r>
+      <w:proofErr w:type="gramEnd"/>
+      <w:r>
+        <w:t>立即写</w:t>
+      </w:r>
+      <w:r>
+        <w:t xml:space="preserve"> </w:t>
+      </w:r>
+      <w:proofErr w:type="spellStart"/>
+      <w:r>
+        <w:t>DataFlash</w:t>
+      </w:r>
+      <w:proofErr w:type="spellEnd"/>
+    </w:p>
+    <w:p>
+      <w:proofErr w:type="spellStart"/>
+      <w:r>
+        <w:t>WiFi</w:t>
+      </w:r>
+      <w:proofErr w:type="spellEnd"/>
+      <w:r>
+        <w:t xml:space="preserve"> </w:t>
+      </w:r>
+      <w:r>
+        <w:t>发送</w:t>
+      </w:r>
+      <w:r>
+        <w:t xml:space="preserve"> POWER_OFF / LOWPOWER </w:t>
+      </w:r>
+      <w:r>
+        <w:t>并收到</w:t>
+      </w:r>
+      <w:r>
+        <w:t xml:space="preserve"> ACK </w:t>
+      </w:r>
+      <w:r>
+        <w:t>后，</w:t>
+      </w:r>
+      <w:r>
+        <w:t xml:space="preserve">CH583/CH585 </w:t>
+      </w:r>
+      <w:r>
+        <w:t>在关闭</w:t>
+      </w:r>
+      <w:r>
+        <w:t xml:space="preserve"> </w:t>
+      </w:r>
+      <w:proofErr w:type="spellStart"/>
+      <w:r>
+        <w:t>WiFi</w:t>
+      </w:r>
+      <w:proofErr w:type="spellEnd"/>
+      <w:r>
+        <w:t xml:space="preserve"> </w:t>
+      </w:r>
+      <w:r>
+        <w:t>前保存时间锚点</w:t>
+      </w:r>
+    </w:p>
+    <w:p>
+      <w:r>
+        <w:t>如果</w:t>
+      </w:r>
+      <w:r>
+        <w:t xml:space="preserve"> </w:t>
+      </w:r>
+      <w:proofErr w:type="spellStart"/>
+      <w:r>
+        <w:t>time_dirty</w:t>
+      </w:r>
+      <w:proofErr w:type="spellEnd"/>
+      <w:r>
+        <w:t>=Yes</w:t>
+      </w:r>
+      <w:r>
+        <w:t>，保存最新</w:t>
+      </w:r>
+      <w:r>
+        <w:t xml:space="preserve"> TIME_SET </w:t>
+      </w:r>
+      <w:r>
+        <w:t>锚点</w:t>
+      </w:r>
+    </w:p>
+    <w:p>
+      <w:r>
+        <w:t>如果</w:t>
+      </w:r>
+      <w:r>
+        <w:t xml:space="preserve"> </w:t>
+      </w:r>
+      <w:proofErr w:type="spellStart"/>
+      <w:r>
+        <w:t>time_valid</w:t>
+      </w:r>
+      <w:proofErr w:type="spellEnd"/>
+      <w:r>
+        <w:t>=Yes</w:t>
+      </w:r>
+      <w:r>
+        <w:t>，同时保存当前推算出的</w:t>
+      </w:r>
+      <w:r>
+        <w:t xml:space="preserve"> </w:t>
+      </w:r>
+      <w:proofErr w:type="spellStart"/>
+      <w:r>
+        <w:t>last_saved_time</w:t>
+      </w:r>
+      <w:proofErr w:type="spellEnd"/>
+    </w:p>
+    <w:p>
+      <w:r>
+        <w:t xml:space="preserve">4 </w:t>
+      </w:r>
+      <w:r>
+        <w:t>小时分段检查过程中不写</w:t>
+      </w:r>
+      <w:r>
+        <w:t xml:space="preserve"> </w:t>
+      </w:r>
+      <w:proofErr w:type="spellStart"/>
+      <w:r>
+        <w:t>DataFlash</w:t>
+      </w:r>
+      <w:proofErr w:type="spellEnd"/>
+    </w:p>
+    <w:p>
+      <w:r>
+        <w:lastRenderedPageBreak/>
+        <w:t>真正定时到期、即将唤醒</w:t>
+      </w:r>
+      <w:r>
+        <w:t xml:space="preserve"> </w:t>
+      </w:r>
+      <w:proofErr w:type="spellStart"/>
+      <w:r>
+        <w:t>WiFi</w:t>
+      </w:r>
+      <w:proofErr w:type="spellEnd"/>
+      <w:r>
+        <w:t xml:space="preserve"> </w:t>
+      </w:r>
+      <w:r>
+        <w:t>前，会额外保存一次当前推算时间快照</w:t>
+      </w:r>
+    </w:p>
+    <w:p>
+      <w:r>
+        <w:t>```</w:t>
+      </w:r>
+    </w:p>
+    <w:p/>
+    <w:p>
+      <w:r>
+        <w:t>推荐</w:t>
+      </w:r>
+      <w:r>
+        <w:t xml:space="preserve"> </w:t>
+      </w:r>
+      <w:proofErr w:type="spellStart"/>
+      <w:r>
+        <w:t>WiFi</w:t>
+      </w:r>
+      <w:proofErr w:type="spellEnd"/>
+      <w:r>
+        <w:t xml:space="preserve"> </w:t>
+      </w:r>
+      <w:r>
+        <w:t>使用流程：</w:t>
+      </w:r>
+    </w:p>
+    <w:p/>
+    <w:p>
+      <w:r>
+        <w:t>```text</w:t>
+      </w:r>
+    </w:p>
+    <w:p>
+      <w:r>
+        <w:t xml:space="preserve">1. </w:t>
+      </w:r>
+      <w:proofErr w:type="spellStart"/>
+      <w:r>
+        <w:t>WiFi</w:t>
+      </w:r>
+      <w:proofErr w:type="spellEnd"/>
+      <w:r>
+        <w:t xml:space="preserve"> </w:t>
+      </w:r>
+      <w:r>
+        <w:t>有网络时间时发送</w:t>
+      </w:r>
+      <w:r>
+        <w:t xml:space="preserve"> TIME_SET</w:t>
+      </w:r>
+    </w:p>
+    <w:p>
+      <w:r>
+        <w:t xml:space="preserve">2. </w:t>
+      </w:r>
+      <w:r>
+        <w:t>等</w:t>
+      </w:r>
+      <w:r>
+        <w:t xml:space="preserve"> CH583/CH585 </w:t>
+      </w:r>
+      <w:r>
+        <w:t>回复</w:t>
+      </w:r>
+      <w:r>
+        <w:t xml:space="preserve"> ACK</w:t>
+      </w:r>
+    </w:p>
+    <w:p>
+      <w:r>
+        <w:t xml:space="preserve">3. </w:t>
+      </w:r>
+      <w:proofErr w:type="spellStart"/>
+      <w:r>
+        <w:t>WiFi</w:t>
+      </w:r>
+      <w:proofErr w:type="spellEnd"/>
+      <w:r>
+        <w:t xml:space="preserve"> </w:t>
+      </w:r>
+      <w:r>
+        <w:t>后续可以发送</w:t>
+      </w:r>
+      <w:r>
+        <w:t xml:space="preserve"> TIME_GET </w:t>
+      </w:r>
+      <w:r>
+        <w:t>校验备份时间</w:t>
+      </w:r>
+    </w:p>
+    <w:p>
+      <w:r>
+        <w:t xml:space="preserve">4. </w:t>
+      </w:r>
+      <w:proofErr w:type="spellStart"/>
+      <w:r>
+        <w:t>WiFi</w:t>
+      </w:r>
+      <w:proofErr w:type="spellEnd"/>
+      <w:r>
+        <w:t xml:space="preserve"> </w:t>
+      </w:r>
+      <w:r>
+        <w:t>完成本轮业务后发送</w:t>
+      </w:r>
+      <w:r>
+        <w:t xml:space="preserve"> WAKE_TIMER ON,&lt;seconds&gt; </w:t>
+      </w:r>
+      <w:r>
+        <w:t>或</w:t>
+      </w:r>
+      <w:r>
+        <w:t xml:space="preserve"> WAKE_TIMER OFF,0</w:t>
+      </w:r>
+    </w:p>
+    <w:p>
+      <w:r>
+        <w:t xml:space="preserve">5. </w:t>
+      </w:r>
+      <w:proofErr w:type="spellStart"/>
+      <w:r>
+        <w:t>WiFi</w:t>
+      </w:r>
+      <w:proofErr w:type="spellEnd"/>
+      <w:r>
+        <w:t xml:space="preserve"> </w:t>
+      </w:r>
+      <w:r>
+        <w:t>发送</w:t>
+      </w:r>
+      <w:r>
+        <w:t xml:space="preserve"> POWER_OFF </w:t>
+      </w:r>
+      <w:r>
+        <w:t>或</w:t>
+      </w:r>
+      <w:r>
+        <w:t xml:space="preserve"> LOWPOWER</w:t>
+      </w:r>
+    </w:p>
+    <w:p>
+      <w:r>
+        <w:t xml:space="preserve">6. CH583/CH585 </w:t>
+      </w:r>
+      <w:r>
+        <w:t>在关闭</w:t>
+      </w:r>
+      <w:r>
+        <w:t xml:space="preserve"> </w:t>
+      </w:r>
+      <w:proofErr w:type="spellStart"/>
+      <w:r>
+        <w:t>WiFi</w:t>
+      </w:r>
+      <w:proofErr w:type="spellEnd"/>
+      <w:r>
+        <w:t xml:space="preserve"> </w:t>
+      </w:r>
+      <w:r>
+        <w:t>前统一保存时间和运行状态</w:t>
+      </w:r>
+    </w:p>
+    <w:p>
+      <w:r>
+        <w:t>```</w:t>
+      </w:r>
+    </w:p>
+    <w:p/>
+    <w:p>
+      <w:r>
+        <w:rPr>
+          <w:b/>
+          <w:bCs/>
+        </w:rPr>
+        <w:t xml:space="preserve">## 15. </w:t>
+      </w:r>
+      <w:proofErr w:type="spellStart"/>
+      <w:r>
+        <w:rPr>
+          <w:b/>
+          <w:bCs/>
+        </w:rPr>
+        <w:t>WiFi</w:t>
+      </w:r>
+      <w:proofErr w:type="spellEnd"/>
+      <w:r>
+        <w:rPr>
+          <w:b/>
+          <w:bCs/>
+        </w:rPr>
+        <w:t xml:space="preserve"> </w:t>
+      </w:r>
+      <w:r>
+        <w:rPr>
+          <w:b/>
+          <w:bCs/>
+        </w:rPr>
+        <w:t>定时唤醒配置</w:t>
+      </w:r>
+    </w:p>
+    <w:p/>
+    <w:p>
+      <w:r>
+        <w:t>该命令用于让</w:t>
+      </w:r>
+      <w:r>
+        <w:t xml:space="preserve"> </w:t>
+      </w:r>
+      <w:proofErr w:type="spellStart"/>
+      <w:r>
+        <w:t>WiFi</w:t>
+      </w:r>
+      <w:proofErr w:type="spellEnd"/>
+      <w:r>
+        <w:t xml:space="preserve"> </w:t>
+      </w:r>
+      <w:r>
+        <w:t>在进入低功耗前，告诉</w:t>
+      </w:r>
+      <w:r>
+        <w:t xml:space="preserve"> CH583/CH585 </w:t>
+      </w:r>
+      <w:r>
+        <w:t>下一次需要唤醒</w:t>
+      </w:r>
+      <w:r>
+        <w:t xml:space="preserve"> </w:t>
+      </w:r>
+      <w:proofErr w:type="spellStart"/>
+      <w:r>
+        <w:t>WiFi</w:t>
+      </w:r>
+      <w:proofErr w:type="spellEnd"/>
+      <w:r>
+        <w:t xml:space="preserve"> </w:t>
+      </w:r>
+      <w:r>
+        <w:t>的时间。</w:t>
+      </w:r>
+    </w:p>
+    <w:p/>
+    <w:p>
+      <w:r>
+        <w:t xml:space="preserve">CH583/CH585 </w:t>
+      </w:r>
+      <w:r>
+        <w:t>收到合法配置后先更新本轮</w:t>
+      </w:r>
+      <w:r>
+        <w:t xml:space="preserve"> </w:t>
+      </w:r>
+      <w:proofErr w:type="spellStart"/>
+      <w:r>
+        <w:t>WiFi</w:t>
+      </w:r>
+      <w:proofErr w:type="spellEnd"/>
+      <w:r>
+        <w:t xml:space="preserve"> </w:t>
+      </w:r>
+      <w:r>
+        <w:t>会话的</w:t>
+      </w:r>
+      <w:r>
+        <w:t xml:space="preserve"> RAM </w:t>
+      </w:r>
+      <w:r>
+        <w:t>状态并立即</w:t>
+      </w:r>
+      <w:r>
+        <w:t xml:space="preserve"> ACK</w:t>
+      </w:r>
+      <w:r>
+        <w:t>，不在</w:t>
+      </w:r>
+      <w:r>
+        <w:t xml:space="preserve"> `WAKE_TIMER` </w:t>
+      </w:r>
+      <w:r>
+        <w:t>中立即写</w:t>
+      </w:r>
+      <w:r>
+        <w:t xml:space="preserve"> </w:t>
+      </w:r>
+      <w:proofErr w:type="spellStart"/>
+      <w:r>
+        <w:t>DataFlash</w:t>
+      </w:r>
+      <w:proofErr w:type="spellEnd"/>
+      <w:r>
+        <w:t>。</w:t>
+      </w:r>
+      <w:proofErr w:type="spellStart"/>
+      <w:r>
+        <w:t>WiFi</w:t>
+      </w:r>
+      <w:proofErr w:type="spellEnd"/>
+      <w:r>
+        <w:t xml:space="preserve"> </w:t>
+      </w:r>
+      <w:r>
+        <w:t>后续发送</w:t>
+      </w:r>
+      <w:r>
+        <w:t xml:space="preserve"> `POWER_OFF` / `LOWPOWER` </w:t>
+      </w:r>
+      <w:r>
+        <w:t>后，</w:t>
+      </w:r>
+      <w:r>
+        <w:t xml:space="preserve">CH583/CH585 </w:t>
+      </w:r>
+      <w:r>
+        <w:t>根据本轮是否收到合法</w:t>
+      </w:r>
+      <w:r>
+        <w:t xml:space="preserve"> `WAKE_TIMER` </w:t>
+      </w:r>
+      <w:r>
+        <w:t>决定是否启动定时器。定时时间到后，</w:t>
+      </w:r>
+      <w:r>
+        <w:t xml:space="preserve">CH583/CH585 </w:t>
+      </w:r>
+      <w:r>
+        <w:t>拉高</w:t>
+      </w:r>
+      <w:r>
+        <w:t xml:space="preserve"> </w:t>
+      </w:r>
+      <w:proofErr w:type="spellStart"/>
+      <w:r>
+        <w:t>WiFi</w:t>
+      </w:r>
+      <w:proofErr w:type="spellEnd"/>
+      <w:r>
+        <w:t xml:space="preserve"> </w:t>
+      </w:r>
+      <w:r>
+        <w:t>唤醒脚唤醒</w:t>
+      </w:r>
+      <w:r>
+        <w:t xml:space="preserve"> </w:t>
+      </w:r>
+      <w:proofErr w:type="spellStart"/>
+      <w:r>
+        <w:t>WiFi</w:t>
+      </w:r>
+      <w:proofErr w:type="spellEnd"/>
+      <w:r>
+        <w:t>。</w:t>
+      </w:r>
+    </w:p>
+    <w:p/>
+    <w:p>
+      <w:r>
+        <w:t>当前</w:t>
+      </w:r>
+      <w:r>
+        <w:t xml:space="preserve"> CH585 </w:t>
+      </w:r>
+      <w:r>
+        <w:t>方案使用</w:t>
+      </w:r>
+      <w:r>
+        <w:t xml:space="preserve"> `PA6` </w:t>
+      </w:r>
+      <w:r>
+        <w:t>唤醒</w:t>
+      </w:r>
+      <w:r>
+        <w:t xml:space="preserve"> </w:t>
+      </w:r>
+      <w:proofErr w:type="spellStart"/>
+      <w:r>
+        <w:t>WiFi</w:t>
+      </w:r>
+      <w:proofErr w:type="spellEnd"/>
+      <w:r>
+        <w:t>；旧</w:t>
+      </w:r>
+      <w:r>
+        <w:t xml:space="preserve"> CH583 </w:t>
+      </w:r>
+      <w:r>
+        <w:t>方案如仍使用</w:t>
+      </w:r>
+      <w:r>
+        <w:t xml:space="preserve"> `PB8`</w:t>
+      </w:r>
+      <w:r>
+        <w:t>，以硬件版本为准。</w:t>
+      </w:r>
+    </w:p>
+    <w:p/>
+    <w:p>
+      <w:r>
+        <w:rPr>
+          <w:b/>
+          <w:bCs/>
+        </w:rPr>
+        <w:t xml:space="preserve">### 15.1 </w:t>
+      </w:r>
+      <w:r>
+        <w:rPr>
+          <w:b/>
+          <w:bCs/>
+        </w:rPr>
+        <w:t>开启定时唤醒</w:t>
+      </w:r>
+    </w:p>
+    <w:p/>
+    <w:p>
+      <w:proofErr w:type="spellStart"/>
+      <w:r>
+        <w:t>WiFi</w:t>
+      </w:r>
+      <w:proofErr w:type="spellEnd"/>
+      <w:r>
+        <w:t xml:space="preserve"> </w:t>
+      </w:r>
+      <w:r>
+        <w:t>发送：</w:t>
+      </w:r>
+    </w:p>
+    <w:p/>
+    <w:p>
+      <w:r>
+        <w:t>```text</w:t>
+      </w:r>
+    </w:p>
+    <w:p>
+      <w:r>
+        <w:t>@#V1|SEQ=&lt;seq&gt;|CMD=WAKE_TIMER|LEN=&lt;len&gt;|PART=1|TOTAL=1|ARG=</w:t>
+      </w:r>
+      <w:proofErr w:type="gramStart"/>
+      <w:r>
+        <w:t>ON,&lt;</w:t>
+      </w:r>
+      <w:proofErr w:type="gramEnd"/>
+      <w:r>
+        <w:t>seconds&gt;|CRC=&lt;crc&gt;^&amp;</w:t>
+      </w:r>
+    </w:p>
+    <w:p>
+      <w:r>
+        <w:t>```</w:t>
+      </w:r>
+    </w:p>
+    <w:p/>
+    <w:p>
+      <w:r>
+        <w:t>参数：</w:t>
+      </w:r>
+    </w:p>
+    <w:p/>
+    <w:p>
+      <w:r>
+        <w:t>```text</w:t>
+      </w:r>
+    </w:p>
+    <w:p>
+      <w:r>
+        <w:t xml:space="preserve">seconds </w:t>
+      </w:r>
+      <w:r>
+        <w:t>单位：</w:t>
+      </w:r>
+      <w:proofErr w:type="gramStart"/>
+      <w:r>
+        <w:t>秒</w:t>
+      </w:r>
+      <w:proofErr w:type="gramEnd"/>
+    </w:p>
+    <w:p>
+      <w:r>
+        <w:t>允许范围：</w:t>
+      </w:r>
+      <w:r>
+        <w:t>0..604800</w:t>
+      </w:r>
+    </w:p>
+    <w:p>
+      <w:r>
+        <w:t>```</w:t>
+      </w:r>
+    </w:p>
+    <w:p/>
+    <w:p>
+      <w:r>
+        <w:t>示例：</w:t>
+      </w:r>
+    </w:p>
+    <w:p/>
+    <w:p>
+      <w:r>
+        <w:t>```text</w:t>
+      </w:r>
+    </w:p>
+    <w:p>
+      <w:r>
+        <w:lastRenderedPageBreak/>
+        <w:t>@#V1|SEQ=10|CMD=WAKE_TIMER|LEN=7|PART=1|TOTAL=1|ARG=ON,3600|CRC=XXXX^&amp;</w:t>
+      </w:r>
+    </w:p>
+    <w:p>
+      <w:r>
+        <w:t>```</w:t>
+      </w:r>
+    </w:p>
+    <w:p/>
+    <w:p>
+      <w:r>
+        <w:t>含义：</w:t>
+      </w:r>
+      <w:proofErr w:type="spellStart"/>
+      <w:r>
+        <w:t>WiFi</w:t>
+      </w:r>
+      <w:proofErr w:type="spellEnd"/>
+      <w:r>
+        <w:t xml:space="preserve"> </w:t>
+      </w:r>
+      <w:r>
+        <w:t>进入低功耗后，</w:t>
+      </w:r>
+      <w:r>
+        <w:t xml:space="preserve">CH583/CH585 </w:t>
+      </w:r>
+      <w:r>
+        <w:t>在</w:t>
+      </w:r>
+      <w:r>
+        <w:t xml:space="preserve"> 3600 </w:t>
+      </w:r>
+      <w:r>
+        <w:t>秒后唤醒</w:t>
+      </w:r>
+      <w:r>
+        <w:t xml:space="preserve"> </w:t>
+      </w:r>
+      <w:proofErr w:type="spellStart"/>
+      <w:r>
+        <w:t>WiFi</w:t>
+      </w:r>
+      <w:proofErr w:type="spellEnd"/>
+      <w:r>
+        <w:t>。</w:t>
+      </w:r>
+    </w:p>
+    <w:p/>
+    <w:p>
+      <w:r>
+        <w:t>特殊值：</w:t>
+      </w:r>
+    </w:p>
+    <w:p/>
+    <w:p>
+      <w:r>
+        <w:t>```text</w:t>
+      </w:r>
+    </w:p>
+    <w:p>
+      <w:r>
+        <w:t xml:space="preserve">seconds=0 </w:t>
+      </w:r>
+      <w:r>
+        <w:t>表示</w:t>
+      </w:r>
+      <w:r>
+        <w:t xml:space="preserve"> </w:t>
+      </w:r>
+      <w:proofErr w:type="spellStart"/>
+      <w:r>
+        <w:t>WiFi</w:t>
+      </w:r>
+      <w:proofErr w:type="spellEnd"/>
+      <w:r>
+        <w:t xml:space="preserve"> </w:t>
+      </w:r>
+      <w:r>
+        <w:t>进入低功耗流程后立即触发一次定时唤醒</w:t>
+      </w:r>
+    </w:p>
+    <w:p>
+      <w:r>
+        <w:t>```</w:t>
+      </w:r>
+    </w:p>
+    <w:p/>
+    <w:p>
+      <w:r>
+        <w:t xml:space="preserve">CH583/CH585 </w:t>
+      </w:r>
+      <w:r>
+        <w:t>校验并更新本轮</w:t>
+      </w:r>
+      <w:r>
+        <w:t xml:space="preserve"> RAM </w:t>
+      </w:r>
+      <w:r>
+        <w:t>状态成功后回复：</w:t>
+      </w:r>
+    </w:p>
+    <w:p/>
+    <w:p>
+      <w:r>
+        <w:t>```text</w:t>
+      </w:r>
+    </w:p>
+    <w:p>
+      <w:proofErr w:type="gramStart"/>
+      <w:r>
+        <w:t>ACK,&lt;</w:t>
+      </w:r>
+      <w:proofErr w:type="spellStart"/>
+      <w:proofErr w:type="gramEnd"/>
+      <w:r>
+        <w:t>received_seq</w:t>
+      </w:r>
+      <w:proofErr w:type="spellEnd"/>
+      <w:r>
+        <w:t>&gt;</w:t>
+      </w:r>
+    </w:p>
+    <w:p>
+      <w:r>
+        <w:t>```</w:t>
+      </w:r>
+    </w:p>
+    <w:p/>
+    <w:p>
+      <w:r>
+        <w:rPr>
+          <w:b/>
+          <w:bCs/>
+        </w:rPr>
+        <w:t xml:space="preserve">### 15.2 </w:t>
+      </w:r>
+      <w:r>
+        <w:rPr>
+          <w:b/>
+          <w:bCs/>
+        </w:rPr>
+        <w:t>关闭定时唤醒</w:t>
+      </w:r>
+    </w:p>
+    <w:p/>
+    <w:p>
+      <w:proofErr w:type="spellStart"/>
+      <w:r>
+        <w:t>WiFi</w:t>
+      </w:r>
+      <w:proofErr w:type="spellEnd"/>
+      <w:r>
+        <w:t xml:space="preserve"> </w:t>
+      </w:r>
+      <w:r>
+        <w:t>发送：</w:t>
+      </w:r>
+    </w:p>
+    <w:p/>
+    <w:p>
+      <w:r>
+        <w:t>```text</w:t>
+      </w:r>
+    </w:p>
+    <w:p>
+      <w:r>
+        <w:t>@#V1|SEQ=&lt;seq&gt;|CMD=WAKE_TIMER|LEN=5|PART=1|TOTAL=1|ARG=OFF,0|CRC=&lt;crc&gt;^&amp;</w:t>
+      </w:r>
+    </w:p>
+    <w:p>
+      <w:r>
+        <w:t>```</w:t>
+      </w:r>
+    </w:p>
+    <w:p/>
+    <w:p>
+      <w:r>
+        <w:t xml:space="preserve">CH583/CH585 </w:t>
+      </w:r>
+      <w:r>
+        <w:t>校验并更新本轮</w:t>
+      </w:r>
+      <w:r>
+        <w:t xml:space="preserve"> RAM </w:t>
+      </w:r>
+      <w:r>
+        <w:t>状态成功后回复：</w:t>
+      </w:r>
+    </w:p>
+    <w:p/>
+    <w:p>
+      <w:r>
+        <w:t>```text</w:t>
+      </w:r>
+    </w:p>
+    <w:p>
+      <w:proofErr w:type="gramStart"/>
+      <w:r>
+        <w:t>ACK,&lt;</w:t>
+      </w:r>
+      <w:proofErr w:type="spellStart"/>
+      <w:proofErr w:type="gramEnd"/>
+      <w:r>
+        <w:t>received_seq</w:t>
+      </w:r>
+      <w:proofErr w:type="spellEnd"/>
+      <w:r>
+        <w:t>&gt;</w:t>
+      </w:r>
+    </w:p>
+    <w:p>
+      <w:r>
+        <w:t>```</w:t>
+      </w:r>
+    </w:p>
+    <w:p/>
+    <w:p>
+      <w:r>
+        <w:rPr>
+          <w:b/>
+          <w:bCs/>
+        </w:rPr>
+        <w:t xml:space="preserve">### 15.3 </w:t>
+      </w:r>
       <w:r>
         <w:rPr>
           <w:b/>
@@ -5363,25 +7009,21 @@
     </w:p>
     <w:p>
       <w:r>
-        <w:t xml:space="preserve">ON,59           </w:t>
-      </w:r>
-      <w:proofErr w:type="gramStart"/>
-      <w:r>
-        <w:t>ERR,&lt;</w:t>
-      </w:r>
-      <w:proofErr w:type="spellStart"/>
-      <w:proofErr w:type="gramEnd"/>
+        <w:t>ON,-1           ERR,&lt;</w:t>
+      </w:r>
+      <w:proofErr w:type="spellStart"/>
       <w:r>
         <w:t>received_seq</w:t>
       </w:r>
       <w:proofErr w:type="spellEnd"/>
-      <w:proofErr w:type="gramStart"/>
-      <w:r>
-        <w:t>&gt;,BAD</w:t>
-      </w:r>
-      <w:proofErr w:type="gramEnd"/>
-      <w:r>
-        <w:t>_TIME</w:t>
+      <w:r>
+        <w:t xml:space="preserve">&gt;,BAD_TIME </w:t>
+      </w:r>
+      <w:r>
+        <w:t>或</w:t>
+      </w:r>
+      <w:r>
+        <w:t xml:space="preserve"> BAD_ARG</w:t>
       </w:r>
     </w:p>
     <w:p>
@@ -5526,7 +7168,400 @@
           <w:b/>
           <w:bCs/>
         </w:rPr>
-        <w:t xml:space="preserve">### 14.4 </w:t>
+        <w:t xml:space="preserve">### 15.4 </w:t>
+      </w:r>
+      <w:r>
+        <w:rPr>
+          <w:b/>
+          <w:bCs/>
+        </w:rPr>
+        <w:t>分段定时规则</w:t>
+      </w:r>
+    </w:p>
+    <w:p/>
+    <w:p>
+      <w:r>
+        <w:t>为避免长时间定时直接换算成</w:t>
+      </w:r>
+      <w:r>
+        <w:t xml:space="preserve"> TMOS tick </w:t>
+      </w:r>
+      <w:r>
+        <w:t>后溢出，</w:t>
+      </w:r>
+      <w:r>
+        <w:t xml:space="preserve">CH583/CH585 </w:t>
+      </w:r>
+      <w:r>
+        <w:t>内部会把长定时拆成多段。</w:t>
+      </w:r>
+    </w:p>
+    <w:p/>
+    <w:p>
+      <w:r>
+        <w:t>```text</w:t>
+      </w:r>
+    </w:p>
+    <w:p>
+      <w:r>
+        <w:t>每段最长：</w:t>
+      </w:r>
+      <w:r>
+        <w:t xml:space="preserve">14400 </w:t>
+      </w:r>
+      <w:r>
+        <w:t>秒，即</w:t>
+      </w:r>
+      <w:r>
+        <w:t xml:space="preserve"> 4 </w:t>
+      </w:r>
+      <w:r>
+        <w:t>小时</w:t>
+      </w:r>
+    </w:p>
+    <w:p>
+      <w:r>
+        <w:t xml:space="preserve">3 </w:t>
+      </w:r>
+      <w:r>
+        <w:t>小时</w:t>
+      </w:r>
+      <w:r>
+        <w:t xml:space="preserve">  -&gt; 1 </w:t>
+      </w:r>
+      <w:r>
+        <w:t>段：</w:t>
+      </w:r>
+      <w:r>
+        <w:t>10800</w:t>
+      </w:r>
+    </w:p>
+    <w:p>
+      <w:r>
+        <w:t xml:space="preserve">6 </w:t>
+      </w:r>
+      <w:r>
+        <w:t>小时</w:t>
+      </w:r>
+      <w:r>
+        <w:t xml:space="preserve">  -&gt; 2 </w:t>
+      </w:r>
+      <w:r>
+        <w:t>段：</w:t>
+      </w:r>
+      <w:r>
+        <w:t>14400 + 7200</w:t>
+      </w:r>
+    </w:p>
+    <w:p>
+      <w:r>
+        <w:t xml:space="preserve">10 </w:t>
+      </w:r>
+      <w:r>
+        <w:t>小时</w:t>
+      </w:r>
+      <w:r>
+        <w:t xml:space="preserve"> -&gt; 3 </w:t>
+      </w:r>
+      <w:r>
+        <w:t>段：</w:t>
+      </w:r>
+      <w:r>
+        <w:t>14400 + 14400 + 7200</w:t>
+      </w:r>
+    </w:p>
+    <w:p>
+      <w:r>
+        <w:t xml:space="preserve">60 </w:t>
+      </w:r>
+      <w:r>
+        <w:t>小时</w:t>
+      </w:r>
+      <w:r>
+        <w:t xml:space="preserve"> -&gt; 15 </w:t>
+      </w:r>
+      <w:r>
+        <w:t>段：</w:t>
+      </w:r>
+      <w:r>
+        <w:t>14400 * 15</w:t>
+      </w:r>
+    </w:p>
+    <w:p>
+      <w:r>
+        <w:t xml:space="preserve">7 </w:t>
+      </w:r>
+      <w:r>
+        <w:t>天</w:t>
+      </w:r>
+      <w:r>
+        <w:t xml:space="preserve">    -&gt; 42 </w:t>
+      </w:r>
+      <w:r>
+        <w:t>段：</w:t>
+      </w:r>
+      <w:r>
+        <w:t>14400 * 42</w:t>
+      </w:r>
+    </w:p>
+    <w:p>
+      <w:r>
+        <w:t>```</w:t>
+      </w:r>
+    </w:p>
+    <w:p/>
+    <w:p>
+      <w:r>
+        <w:t>如果本轮已经成功</w:t>
+      </w:r>
+      <w:r>
+        <w:t xml:space="preserve"> `TIME_SET`</w:t>
+      </w:r>
+      <w:r>
+        <w:t>，</w:t>
+      </w:r>
+      <w:r>
+        <w:t xml:space="preserve">CH583/CH585 </w:t>
+      </w:r>
+      <w:r>
+        <w:t>使用</w:t>
+      </w:r>
+      <w:r>
+        <w:t xml:space="preserve"> RTC </w:t>
+      </w:r>
+      <w:r>
+        <w:t>备份时间计算绝对到期点：</w:t>
+      </w:r>
+    </w:p>
+    <w:p/>
+    <w:p>
+      <w:r>
+        <w:t>```text</w:t>
+      </w:r>
+    </w:p>
+    <w:p>
+      <w:proofErr w:type="spellStart"/>
+      <w:r>
+        <w:t>wake_due_time</w:t>
+      </w:r>
+      <w:proofErr w:type="spellEnd"/>
+      <w:r>
+        <w:t xml:space="preserve"> = </w:t>
+      </w:r>
+      <w:proofErr w:type="spellStart"/>
+      <w:r>
+        <w:t>current_backup_time</w:t>
+      </w:r>
+      <w:proofErr w:type="spellEnd"/>
+      <w:r>
+        <w:t xml:space="preserve"> + seconds</w:t>
+      </w:r>
+    </w:p>
+    <w:p>
+      <w:r>
+        <w:t>```</w:t>
+      </w:r>
+    </w:p>
+    <w:p/>
+    <w:p>
+      <w:r>
+        <w:t>每段事件触发时：</w:t>
+      </w:r>
+    </w:p>
+    <w:p/>
+    <w:p>
+      <w:r>
+        <w:t>```text</w:t>
+      </w:r>
+    </w:p>
+    <w:p>
+      <w:r>
+        <w:t>如果</w:t>
+      </w:r>
+      <w:r>
+        <w:t xml:space="preserve"> </w:t>
+      </w:r>
+      <w:proofErr w:type="spellStart"/>
+      <w:r>
+        <w:t>current_backup_time</w:t>
+      </w:r>
+      <w:proofErr w:type="spellEnd"/>
+      <w:r>
+        <w:t xml:space="preserve"> &gt;= </w:t>
+      </w:r>
+      <w:proofErr w:type="spellStart"/>
+      <w:r>
+        <w:t>wake_due_time</w:t>
+      </w:r>
+      <w:proofErr w:type="spellEnd"/>
+      <w:r>
+        <w:t>，保存当前推算时间快照并唤醒</w:t>
+      </w:r>
+      <w:r>
+        <w:t xml:space="preserve"> </w:t>
+      </w:r>
+      <w:proofErr w:type="spellStart"/>
+      <w:r>
+        <w:t>WiFi</w:t>
+      </w:r>
+      <w:proofErr w:type="spellEnd"/>
+    </w:p>
+    <w:p>
+      <w:r>
+        <w:t>否则继续挂下一段</w:t>
+      </w:r>
+    </w:p>
+    <w:p>
+      <w:r>
+        <w:t>```</w:t>
+      </w:r>
+    </w:p>
+    <w:p/>
+    <w:p>
+      <w:r>
+        <w:t>如果本轮没有有效</w:t>
+      </w:r>
+      <w:r>
+        <w:t xml:space="preserve"> `TIME_SET` / </w:t>
+      </w:r>
+      <w:r>
+        <w:t>备份时间，</w:t>
+      </w:r>
+      <w:r>
+        <w:t xml:space="preserve">CH583/CH585 </w:t>
+      </w:r>
+      <w:r>
+        <w:t>使用相对剩余秒数倒计时：</w:t>
+      </w:r>
+    </w:p>
+    <w:p/>
+    <w:p>
+      <w:r>
+        <w:t>```text</w:t>
+      </w:r>
+    </w:p>
+    <w:p>
+      <w:proofErr w:type="spellStart"/>
+      <w:r>
+        <w:t>relative_remaining_seconds</w:t>
+      </w:r>
+      <w:proofErr w:type="spellEnd"/>
+      <w:r>
+        <w:t xml:space="preserve"> = seconds</w:t>
+      </w:r>
+    </w:p>
+    <w:p>
+      <w:r>
+        <w:t>每段到期后扣减本段秒数</w:t>
+      </w:r>
+    </w:p>
+    <w:p>
+      <w:r>
+        <w:t>扣到</w:t>
+      </w:r>
+      <w:r>
+        <w:t xml:space="preserve"> 0 </w:t>
+      </w:r>
+      <w:r>
+        <w:t>后唤醒</w:t>
+      </w:r>
+      <w:r>
+        <w:t xml:space="preserve"> </w:t>
+      </w:r>
+      <w:proofErr w:type="spellStart"/>
+      <w:r>
+        <w:t>WiFi</w:t>
+      </w:r>
+      <w:proofErr w:type="spellEnd"/>
+    </w:p>
+    <w:p>
+      <w:r>
+        <w:t>```</w:t>
+      </w:r>
+    </w:p>
+    <w:p/>
+    <w:p>
+      <w:r>
+        <w:t>说明：</w:t>
+      </w:r>
+    </w:p>
+    <w:p/>
+    <w:p>
+      <w:r>
+        <w:t>```text</w:t>
+      </w:r>
+    </w:p>
+    <w:p>
+      <w:r>
+        <w:t>没有网络时间时，长定时仍然可用，不会出现</w:t>
+      </w:r>
+      <w:r>
+        <w:t xml:space="preserve"> 60 </w:t>
+      </w:r>
+      <w:r>
+        <w:t>小时</w:t>
+      </w:r>
+      <w:r>
+        <w:t xml:space="preserve"> tick </w:t>
+      </w:r>
+      <w:r>
+        <w:t>溢出提前唤醒</w:t>
+      </w:r>
+    </w:p>
+    <w:p>
+      <w:r>
+        <w:t>没有网络时间时，如果</w:t>
+      </w:r>
+      <w:r>
+        <w:t xml:space="preserve"> CH583/CH585 </w:t>
+      </w:r>
+      <w:r>
+        <w:t>中途复位或断电，相对倒计时无法可靠恢复</w:t>
+      </w:r>
+    </w:p>
+    <w:p>
+      <w:r>
+        <w:t xml:space="preserve">4 </w:t>
+      </w:r>
+      <w:r>
+        <w:t>小时分段事件只用于内部检查，不会拉高</w:t>
+      </w:r>
+      <w:r>
+        <w:t xml:space="preserve"> </w:t>
+      </w:r>
+      <w:proofErr w:type="spellStart"/>
+      <w:r>
+        <w:t>WiFi</w:t>
+      </w:r>
+      <w:proofErr w:type="spellEnd"/>
+      <w:r>
+        <w:t xml:space="preserve"> </w:t>
+      </w:r>
+      <w:r>
+        <w:t>唤醒脚，也不会写</w:t>
+      </w:r>
+      <w:r>
+        <w:t xml:space="preserve"> </w:t>
+      </w:r>
+      <w:proofErr w:type="spellStart"/>
+      <w:r>
+        <w:t>DataFlash</w:t>
+      </w:r>
+      <w:proofErr w:type="spellEnd"/>
+    </w:p>
+    <w:p>
+      <w:r>
+        <w:t>```</w:t>
+      </w:r>
+    </w:p>
+    <w:p/>
+    <w:p>
+      <w:r>
+        <w:rPr>
+          <w:b/>
+          <w:bCs/>
+        </w:rPr>
+        <w:t xml:space="preserve">### 15.5 </w:t>
       </w:r>
       <w:proofErr w:type="spellStart"/>
       <w:r>
@@ -5946,7 +7981,7 @@
           <w:b/>
           <w:bCs/>
         </w:rPr>
-        <w:t xml:space="preserve">## 15. NFC </w:t>
+        <w:t xml:space="preserve">## 16. NFC </w:t>
       </w:r>
       <w:r>
         <w:rPr>
@@ -6051,6 +8086,7 @@
     </w:p>
     <w:p>
       <w:r>
+        <w:lastRenderedPageBreak/>
         <w:t>手机</w:t>
       </w:r>
       <w:proofErr w:type="gramStart"/>
@@ -6128,7 +8164,7 @@
           <w:b/>
           <w:bCs/>
         </w:rPr>
-        <w:t xml:space="preserve">### 15.1 </w:t>
+        <w:t xml:space="preserve">### 16.1 </w:t>
       </w:r>
       <w:r>
         <w:rPr>
@@ -6256,210 +8292,210 @@
     </w:p>
     <w:p>
       <w:r>
+        <w:t xml:space="preserve">JSON </w:t>
+      </w:r>
+      <w:r>
+        <w:t>解码后最大长度：</w:t>
+      </w:r>
+      <w:r>
+        <w:t xml:space="preserve">220 </w:t>
+      </w:r>
+      <w:r>
+        <w:t>字节</w:t>
+      </w:r>
+    </w:p>
+    <w:p>
+      <w:r>
+        <w:t>```</w:t>
+      </w:r>
+    </w:p>
+    <w:p/>
+    <w:p>
+      <w:r>
+        <w:t xml:space="preserve">CH585 </w:t>
+      </w:r>
+      <w:r>
+        <w:t>行为：</w:t>
+      </w:r>
+    </w:p>
+    <w:p/>
+    <w:p>
+      <w:r>
+        <w:t>```text</w:t>
+      </w:r>
+    </w:p>
+    <w:p>
+      <w:r>
+        <w:t>校验</w:t>
+      </w:r>
+      <w:r>
+        <w:t xml:space="preserve"> UART </w:t>
+      </w:r>
+      <w:r>
+        <w:t>帧</w:t>
+      </w:r>
+      <w:r>
+        <w:t xml:space="preserve"> CRC/LEN/PART</w:t>
+      </w:r>
+    </w:p>
+    <w:p>
+      <w:r>
+        <w:t xml:space="preserve">base64url </w:t>
+      </w:r>
+      <w:r>
+        <w:t>解码</w:t>
+      </w:r>
+      <w:r>
+        <w:t xml:space="preserve"> ARG</w:t>
+      </w:r>
+    </w:p>
+    <w:p>
+      <w:r>
+        <w:t>检查</w:t>
+      </w:r>
+      <w:r>
+        <w:t xml:space="preserve"> JSON </w:t>
+      </w:r>
+      <w:r>
+        <w:t>长度</w:t>
+      </w:r>
+      <w:r>
+        <w:t xml:space="preserve"> &lt;= 220</w:t>
+      </w:r>
+    </w:p>
+    <w:p>
+      <w:r>
+        <w:t>更新</w:t>
+      </w:r>
+      <w:r>
+        <w:t xml:space="preserve"> RAM </w:t>
+      </w:r>
+      <w:r>
+        <w:t>中的</w:t>
+      </w:r>
+      <w:r>
+        <w:t xml:space="preserve"> NFC NDEF Text JSON</w:t>
+      </w:r>
+    </w:p>
+    <w:p>
+      <w:r>
+        <w:t>保存</w:t>
+      </w:r>
+      <w:r>
+        <w:t xml:space="preserve"> JSON </w:t>
+      </w:r>
+      <w:r>
+        <w:t>到</w:t>
+      </w:r>
+      <w:r>
+        <w:t xml:space="preserve"> </w:t>
+      </w:r>
+      <w:proofErr w:type="spellStart"/>
+      <w:r>
+        <w:t>DataFlash</w:t>
+      </w:r>
+      <w:proofErr w:type="spellEnd"/>
+    </w:p>
+    <w:p>
+      <w:r>
+        <w:t>回复</w:t>
+      </w:r>
+      <w:r>
+        <w:t xml:space="preserve"> ACK</w:t>
+      </w:r>
+    </w:p>
+    <w:p>
+      <w:r>
+        <w:t>```</w:t>
+      </w:r>
+    </w:p>
+    <w:p/>
+    <w:p>
+      <w:r>
+        <w:t>示例</w:t>
+      </w:r>
+      <w:r>
+        <w:t xml:space="preserve"> JSON</w:t>
+      </w:r>
+      <w:r>
+        <w:t>：</w:t>
+      </w:r>
+    </w:p>
+    <w:p/>
+    <w:p>
+      <w:r>
+        <w:t>```</w:t>
+      </w:r>
+      <w:proofErr w:type="spellStart"/>
+      <w:r>
+        <w:t>json</w:t>
+      </w:r>
+      <w:proofErr w:type="spellEnd"/>
+    </w:p>
+    <w:p>
+      <w:r>
+        <w:t>{"mac":"D00C5E140647","wifi":"sleep","nfc":"ready","msg":"hello"}</w:t>
+      </w:r>
+    </w:p>
+    <w:p>
+      <w:r>
+        <w:t>```</w:t>
+      </w:r>
+    </w:p>
+    <w:p/>
+    <w:p>
+      <w:r>
+        <w:t>对应</w:t>
+      </w:r>
+      <w:r>
+        <w:t xml:space="preserve"> </w:t>
+      </w:r>
+      <w:proofErr w:type="spellStart"/>
+      <w:r>
+        <w:t>WiFi</w:t>
+      </w:r>
+      <w:proofErr w:type="spellEnd"/>
+      <w:r>
+        <w:t xml:space="preserve"> </w:t>
+      </w:r>
+      <w:r>
+        <w:t>发送时，</w:t>
+      </w:r>
+      <w:r>
+        <w:t xml:space="preserve">ARG </w:t>
+      </w:r>
+      <w:r>
+        <w:t>必须放这个</w:t>
+      </w:r>
+      <w:r>
+        <w:t xml:space="preserve"> JSON </w:t>
+      </w:r>
+      <w:r>
+        <w:t>的</w:t>
+      </w:r>
+      <w:r>
+        <w:t xml:space="preserve"> base64url </w:t>
+      </w:r>
+      <w:r>
+        <w:t>编码，不直接放原始</w:t>
+      </w:r>
+      <w:r>
+        <w:t xml:space="preserve"> JSON</w:t>
+      </w:r>
+      <w:r>
+        <w:t>。</w:t>
+      </w:r>
+    </w:p>
+    <w:p/>
+    <w:p>
+      <w:r>
+        <w:t>成功回复：</w:t>
+      </w:r>
+    </w:p>
+    <w:p/>
+    <w:p>
+      <w:r>
         <w:lastRenderedPageBreak/>
-        <w:t xml:space="preserve">JSON </w:t>
-      </w:r>
-      <w:r>
-        <w:t>解码后最大长度：</w:t>
-      </w:r>
-      <w:r>
-        <w:t xml:space="preserve">220 </w:t>
-      </w:r>
-      <w:r>
-        <w:t>字节</w:t>
-      </w:r>
-    </w:p>
-    <w:p>
-      <w:r>
-        <w:t>```</w:t>
-      </w:r>
-    </w:p>
-    <w:p/>
-    <w:p>
-      <w:r>
-        <w:t xml:space="preserve">CH585 </w:t>
-      </w:r>
-      <w:r>
-        <w:t>行为：</w:t>
-      </w:r>
-    </w:p>
-    <w:p/>
-    <w:p>
-      <w:r>
-        <w:t>```text</w:t>
-      </w:r>
-    </w:p>
-    <w:p>
-      <w:r>
-        <w:t>校验</w:t>
-      </w:r>
-      <w:r>
-        <w:t xml:space="preserve"> UART </w:t>
-      </w:r>
-      <w:r>
-        <w:t>帧</w:t>
-      </w:r>
-      <w:r>
-        <w:t xml:space="preserve"> CRC/LEN/PART</w:t>
-      </w:r>
-    </w:p>
-    <w:p>
-      <w:r>
-        <w:t xml:space="preserve">base64url </w:t>
-      </w:r>
-      <w:r>
-        <w:t>解码</w:t>
-      </w:r>
-      <w:r>
-        <w:t xml:space="preserve"> ARG</w:t>
-      </w:r>
-    </w:p>
-    <w:p>
-      <w:r>
-        <w:t>检查</w:t>
-      </w:r>
-      <w:r>
-        <w:t xml:space="preserve"> JSON </w:t>
-      </w:r>
-      <w:r>
-        <w:t>长度</w:t>
-      </w:r>
-      <w:r>
-        <w:t xml:space="preserve"> &lt;= 220</w:t>
-      </w:r>
-    </w:p>
-    <w:p>
-      <w:r>
-        <w:t>更新</w:t>
-      </w:r>
-      <w:r>
-        <w:t xml:space="preserve"> RAM </w:t>
-      </w:r>
-      <w:r>
-        <w:t>中的</w:t>
-      </w:r>
-      <w:r>
-        <w:t xml:space="preserve"> NFC NDEF Text JSON</w:t>
-      </w:r>
-    </w:p>
-    <w:p>
-      <w:r>
-        <w:t>保存</w:t>
-      </w:r>
-      <w:r>
-        <w:t xml:space="preserve"> JSON </w:t>
-      </w:r>
-      <w:r>
-        <w:t>到</w:t>
-      </w:r>
-      <w:r>
-        <w:t xml:space="preserve"> </w:t>
-      </w:r>
-      <w:proofErr w:type="spellStart"/>
-      <w:r>
-        <w:t>DataFlash</w:t>
-      </w:r>
-      <w:proofErr w:type="spellEnd"/>
-    </w:p>
-    <w:p>
-      <w:r>
-        <w:t>回复</w:t>
-      </w:r>
-      <w:r>
-        <w:t xml:space="preserve"> ACK</w:t>
-      </w:r>
-    </w:p>
-    <w:p>
-      <w:r>
-        <w:t>```</w:t>
-      </w:r>
-    </w:p>
-    <w:p/>
-    <w:p>
-      <w:r>
-        <w:t>示例</w:t>
-      </w:r>
-      <w:r>
-        <w:t xml:space="preserve"> JSON</w:t>
-      </w:r>
-      <w:r>
-        <w:t>：</w:t>
-      </w:r>
-    </w:p>
-    <w:p/>
-    <w:p>
-      <w:r>
-        <w:t>```</w:t>
-      </w:r>
-      <w:proofErr w:type="spellStart"/>
-      <w:r>
-        <w:t>json</w:t>
-      </w:r>
-      <w:proofErr w:type="spellEnd"/>
-    </w:p>
-    <w:p>
-      <w:r>
-        <w:t>{"mac":"D00C5E140647","wifi":"sleep","nfc":"ready","msg":"hello"}</w:t>
-      </w:r>
-    </w:p>
-    <w:p>
-      <w:r>
-        <w:t>```</w:t>
-      </w:r>
-    </w:p>
-    <w:p/>
-    <w:p>
-      <w:r>
-        <w:t>对应</w:t>
-      </w:r>
-      <w:r>
-        <w:t xml:space="preserve"> </w:t>
-      </w:r>
-      <w:proofErr w:type="spellStart"/>
-      <w:r>
-        <w:t>WiFi</w:t>
-      </w:r>
-      <w:proofErr w:type="spellEnd"/>
-      <w:r>
-        <w:t xml:space="preserve"> </w:t>
-      </w:r>
-      <w:r>
-        <w:t>发送时，</w:t>
-      </w:r>
-      <w:r>
-        <w:t xml:space="preserve">ARG </w:t>
-      </w:r>
-      <w:r>
-        <w:t>必须放这个</w:t>
-      </w:r>
-      <w:r>
-        <w:t xml:space="preserve"> JSON </w:t>
-      </w:r>
-      <w:r>
-        <w:t>的</w:t>
-      </w:r>
-      <w:r>
-        <w:t xml:space="preserve"> base64url </w:t>
-      </w:r>
-      <w:r>
-        <w:t>编码，不直接放原始</w:t>
-      </w:r>
-      <w:r>
-        <w:t xml:space="preserve"> JSON</w:t>
-      </w:r>
-      <w:r>
-        <w:t>。</w:t>
-      </w:r>
-    </w:p>
-    <w:p/>
-    <w:p>
-      <w:r>
-        <w:t>成功回复：</w:t>
-      </w:r>
-    </w:p>
-    <w:p/>
-    <w:p>
-      <w:r>
         <w:t>```text</w:t>
       </w:r>
     </w:p>
@@ -6675,7 +8711,7 @@
           <w:b/>
           <w:bCs/>
         </w:rPr>
-        <w:t xml:space="preserve">### 15.2 </w:t>
+        <w:t xml:space="preserve">### 16.2 </w:t>
       </w:r>
       <w:r>
         <w:rPr>
@@ -6721,7 +8757,6 @@
     </w:p>
     <w:p>
       <w:r>
-        <w:lastRenderedPageBreak/>
         <w:t>@#V1|SEQ=&lt;seq&gt;|CMD=NFC_CLEAR|LEN=0|PART=1|TOTAL=1|ARG=|CRC=&lt;crc&gt;^&amp;</w:t>
       </w:r>
     </w:p>
@@ -6886,7 +8921,7 @@
           <w:b/>
           <w:bCs/>
         </w:rPr>
-        <w:t xml:space="preserve">### 15.3 </w:t>
+        <w:t xml:space="preserve">### 16.3 </w:t>
       </w:r>
       <w:r>
         <w:rPr>
@@ -6937,6 +8972,7 @@
     </w:p>
     <w:p>
       <w:r>
+        <w:lastRenderedPageBreak/>
         <w:t>```</w:t>
       </w:r>
     </w:p>
@@ -7075,7 +9111,6 @@
     </w:p>
     <w:p>
       <w:r>
-        <w:lastRenderedPageBreak/>
         <w:t>@#V1|SEQ=88|CMD=NFC_STATUS|LEN=12|PART=1|TOTAL=1|ARG=IDLE,</w:t>
       </w:r>
       <w:proofErr w:type="gramStart"/>
@@ -7099,7 +9134,7 @@
           <w:b/>
           <w:bCs/>
         </w:rPr>
-        <w:t xml:space="preserve">### 15.4 </w:t>
+        <w:t xml:space="preserve">### 16.4 </w:t>
       </w:r>
       <w:r>
         <w:rPr>
@@ -7324,6 +9359,7 @@
     <w:p/>
     <w:p>
       <w:r>
+        <w:lastRenderedPageBreak/>
         <w:t>说明：</w:t>
       </w:r>
     </w:p>
@@ -7678,7 +9714,7 @@
           <w:b/>
           <w:bCs/>
         </w:rPr>
-        <w:t xml:space="preserve">### 15.5 </w:t>
+        <w:t xml:space="preserve">### 16.5 </w:t>
       </w:r>
       <w:r>
         <w:rPr>
@@ -7785,6 +9821,7 @@
     </w:p>
     <w:p>
       <w:r>
+        <w:lastRenderedPageBreak/>
         <w:t xml:space="preserve">3. </w:t>
       </w:r>
       <w:r>
@@ -7935,7 +9972,7 @@
           <w:b/>
           <w:bCs/>
         </w:rPr>
-        <w:t xml:space="preserve">## 16. </w:t>
+        <w:t xml:space="preserve">## 17. </w:t>
       </w:r>
       <w:proofErr w:type="spellStart"/>
       <w:r>
@@ -7960,146 +9997,206 @@
         </w:rPr>
         <w:t>主动关电</w:t>
       </w:r>
-    </w:p>
-    <w:p/>
-    <w:p>
-      <w:proofErr w:type="spellStart"/>
-      <w:r>
-        <w:t>WiFi</w:t>
-      </w:r>
-      <w:proofErr w:type="spellEnd"/>
-      <w:r>
-        <w:t xml:space="preserve"> </w:t>
-      </w:r>
-      <w:r>
-        <w:t>任务完成后，如果允许</w:t>
-      </w:r>
-      <w:r>
-        <w:t xml:space="preserve"> CH583/CH585 </w:t>
-      </w:r>
-      <w:r>
-        <w:t>关闭</w:t>
-      </w:r>
-      <w:r>
-        <w:t xml:space="preserve"> </w:t>
-      </w:r>
-      <w:proofErr w:type="spellStart"/>
-      <w:r>
-        <w:t>WiFi</w:t>
-      </w:r>
-      <w:proofErr w:type="spellEnd"/>
-      <w:r>
-        <w:t xml:space="preserve"> </w:t>
-      </w:r>
-      <w:r>
-        <w:t>电源，发送：</w:t>
-      </w:r>
-    </w:p>
-    <w:p/>
-    <w:p>
-      <w:r>
-        <w:t>```text</w:t>
-      </w:r>
-    </w:p>
-    <w:p>
-      <w:r>
-        <w:t>@#V1|SEQ=&lt;seq&gt;|CMD=POWER_OFF|LEN=0|PART=1|TOTAL=1|ARG=|CRC=&lt;crc&gt;^&amp;</w:t>
-      </w:r>
-    </w:p>
-    <w:p>
-      <w:r>
-        <w:lastRenderedPageBreak/>
-        <w:t>```</w:t>
-      </w:r>
-    </w:p>
-    <w:p/>
-    <w:p>
-      <w:r>
-        <w:t xml:space="preserve">CH583/CH585 </w:t>
-      </w:r>
-      <w:r>
-        <w:t>收到并校验通过后：</w:t>
-      </w:r>
-    </w:p>
-    <w:p/>
-    <w:p>
-      <w:r>
-        <w:t>```text</w:t>
-      </w:r>
-    </w:p>
-    <w:p>
-      <w:r>
-        <w:t>回复</w:t>
-      </w:r>
-      <w:r>
-        <w:t xml:space="preserve"> ACK</w:t>
-      </w:r>
-    </w:p>
-    <w:p>
-      <w:r>
-        <w:t>拉低</w:t>
-      </w:r>
-      <w:r>
-        <w:t xml:space="preserve"> </w:t>
-      </w:r>
-      <w:proofErr w:type="spellStart"/>
-      <w:r>
-        <w:t>WiFi</w:t>
-      </w:r>
-      <w:proofErr w:type="spellEnd"/>
-      <w:r>
-        <w:t xml:space="preserve"> </w:t>
-      </w:r>
-      <w:r>
-        <w:t>电源</w:t>
-      </w:r>
-      <w:r>
-        <w:t>/</w:t>
-      </w:r>
-      <w:r>
-        <w:t>唤醒控制脚</w:t>
-      </w:r>
-    </w:p>
-    <w:p>
-      <w:r>
-        <w:t>关闭</w:t>
-      </w:r>
-      <w:r>
-        <w:t xml:space="preserve"> </w:t>
-      </w:r>
-      <w:proofErr w:type="spellStart"/>
-      <w:r>
-        <w:t>WiFi</w:t>
-      </w:r>
-      <w:proofErr w:type="spellEnd"/>
-      <w:r>
-        <w:t xml:space="preserve"> </w:t>
-      </w:r>
-      <w:r>
-        <w:t>电源</w:t>
-      </w:r>
-    </w:p>
-    <w:p>
-      <w:r>
-        <w:t xml:space="preserve">CH583/CH585 </w:t>
-      </w:r>
-      <w:r>
-        <w:t>进入低功耗</w:t>
-      </w:r>
-    </w:p>
-    <w:p>
-      <w:r>
-        <w:t>```</w:t>
-      </w:r>
-    </w:p>
-    <w:p/>
-    <w:p>
       <w:r>
         <w:rPr>
           <w:b/>
           <w:bCs/>
         </w:rPr>
-        <w:t xml:space="preserve">## 17. </w:t>
+        <w:t xml:space="preserve"> / </w:t>
+      </w:r>
+      <w:r>
+        <w:rPr>
+          <w:b/>
+          <w:bCs/>
+        </w:rPr>
+        <w:t>低功耗</w:t>
+      </w:r>
+    </w:p>
+    <w:p/>
+    <w:p>
+      <w:proofErr w:type="spellStart"/>
+      <w:r>
+        <w:t>WiFi</w:t>
+      </w:r>
+      <w:proofErr w:type="spellEnd"/>
+      <w:r>
+        <w:t xml:space="preserve"> </w:t>
+      </w:r>
+      <w:r>
+        <w:t>任务完成后，如果允许</w:t>
+      </w:r>
+      <w:r>
+        <w:t xml:space="preserve"> CH583/CH585 </w:t>
+      </w:r>
+      <w:r>
+        <w:t>关闭</w:t>
+      </w:r>
+      <w:r>
+        <w:t xml:space="preserve"> </w:t>
+      </w:r>
+      <w:proofErr w:type="spellStart"/>
+      <w:r>
+        <w:t>WiFi</w:t>
+      </w:r>
+      <w:proofErr w:type="spellEnd"/>
+      <w:r>
+        <w:t xml:space="preserve"> </w:t>
+      </w:r>
+      <w:r>
+        <w:t>电源，发送</w:t>
+      </w:r>
+      <w:r>
+        <w:t xml:space="preserve"> `POWER_OFF` </w:t>
+      </w:r>
+      <w:r>
+        <w:t>或</w:t>
+      </w:r>
+      <w:r>
+        <w:t xml:space="preserve"> `LOWPOWER`</w:t>
+      </w:r>
+      <w:r>
+        <w:t>：</w:t>
+      </w:r>
+    </w:p>
+    <w:p/>
+    <w:p>
+      <w:r>
+        <w:t>```text</w:t>
+      </w:r>
+    </w:p>
+    <w:p>
+      <w:r>
+        <w:t>@#V1|SEQ=&lt;seq&gt;|CMD=POWER_OFF|LEN=0|PART=1|TOTAL=1|ARG=|CRC=&lt;crc&gt;^&amp;</w:t>
+      </w:r>
+    </w:p>
+    <w:p>
+      <w:r>
+        <w:t>@#V1|SEQ=&lt;seq&gt;|CMD=LOWPOWER|LEN=0|PART=1|TOTAL=1|ARG=|CRC=&lt;crc&gt;^&amp;</w:t>
+      </w:r>
+    </w:p>
+    <w:p>
+      <w:r>
+        <w:t>```</w:t>
+      </w:r>
+    </w:p>
+    <w:p/>
+    <w:p>
+      <w:r>
+        <w:t xml:space="preserve">CH583/CH585 </w:t>
+      </w:r>
+      <w:r>
+        <w:t>收到并校验通过后：</w:t>
+      </w:r>
+    </w:p>
+    <w:p/>
+    <w:p>
+      <w:r>
+        <w:t>```text</w:t>
+      </w:r>
+    </w:p>
+    <w:p>
+      <w:r>
+        <w:t>回复</w:t>
+      </w:r>
+      <w:r>
+        <w:t xml:space="preserve"> ACK</w:t>
+      </w:r>
+    </w:p>
+    <w:p>
+      <w:r>
+        <w:t>保存本轮需要落盘的</w:t>
+      </w:r>
+      <w:r>
+        <w:t xml:space="preserve"> </w:t>
+      </w:r>
+      <w:proofErr w:type="spellStart"/>
+      <w:r>
+        <w:t>WiFi</w:t>
+      </w:r>
+      <w:proofErr w:type="spellEnd"/>
+      <w:r>
+        <w:t xml:space="preserve"> </w:t>
+      </w:r>
+      <w:r>
+        <w:t>配网状态、工作模式、备份时间</w:t>
+      </w:r>
+    </w:p>
+    <w:p>
+      <w:r>
+        <w:t>根据本轮</w:t>
+      </w:r>
+      <w:r>
+        <w:t xml:space="preserve"> WAKE_TIMER </w:t>
+      </w:r>
+      <w:r>
+        <w:t>状态启动或关闭定时唤醒</w:t>
+      </w:r>
+    </w:p>
+    <w:p>
+      <w:r>
+        <w:t>拉低</w:t>
+      </w:r>
+      <w:r>
+        <w:t xml:space="preserve"> </w:t>
+      </w:r>
+      <w:proofErr w:type="spellStart"/>
+      <w:r>
+        <w:t>WiFi</w:t>
+      </w:r>
+      <w:proofErr w:type="spellEnd"/>
+      <w:r>
+        <w:t xml:space="preserve"> </w:t>
+      </w:r>
+      <w:r>
+        <w:t>电源</w:t>
+      </w:r>
+      <w:r>
+        <w:t>/</w:t>
+      </w:r>
+      <w:r>
+        <w:t>唤醒控制脚</w:t>
+      </w:r>
+    </w:p>
+    <w:p>
+      <w:r>
+        <w:t>关闭</w:t>
+      </w:r>
+      <w:r>
+        <w:t xml:space="preserve"> </w:t>
+      </w:r>
+      <w:proofErr w:type="spellStart"/>
+      <w:r>
+        <w:t>WiFi</w:t>
+      </w:r>
+      <w:proofErr w:type="spellEnd"/>
+      <w:r>
+        <w:t xml:space="preserve"> </w:t>
+      </w:r>
+      <w:r>
+        <w:t>电源</w:t>
+      </w:r>
+    </w:p>
+    <w:p>
+      <w:r>
+        <w:t xml:space="preserve">CH583/CH585 </w:t>
+      </w:r>
+      <w:r>
+        <w:t>进入低功耗</w:t>
+      </w:r>
+    </w:p>
+    <w:p>
+      <w:r>
+        <w:t>```</w:t>
+      </w:r>
+    </w:p>
+    <w:p/>
+    <w:p>
+      <w:r>
+        <w:rPr>
+          <w:b/>
+          <w:bCs/>
+        </w:rPr>
+        <w:t xml:space="preserve">## 18. </w:t>
       </w:r>
       <w:proofErr w:type="spellStart"/>
       <w:r>
@@ -8217,6 +10314,7 @@
     </w:p>
     <w:p>
       <w:r>
+        <w:lastRenderedPageBreak/>
         <w:t>```</w:t>
       </w:r>
     </w:p>
@@ -8227,7 +10325,7 @@
           <w:b/>
           <w:bCs/>
         </w:rPr>
-        <w:t xml:space="preserve">## 18. V1.6 </w:t>
+        <w:t xml:space="preserve">## 19. V1.6 </w:t>
       </w:r>
       <w:r>
         <w:rPr>
@@ -8295,12 +10393,32 @@
     </w:p>
     <w:p>
       <w:r>
+        <w:t>TIME_SET</w:t>
+      </w:r>
+    </w:p>
+    <w:p>
+      <w:r>
+        <w:t>TIME_GET</w:t>
+      </w:r>
+    </w:p>
+    <w:p>
+      <w:r>
+        <w:t>TIME_STATUS</w:t>
+      </w:r>
+    </w:p>
+    <w:p>
+      <w:r>
         <w:t>WAKE_TIMER</w:t>
       </w:r>
     </w:p>
     <w:p>
       <w:r>
         <w:t>POWER_OFF</w:t>
+      </w:r>
+    </w:p>
+    <w:p>
+      <w:r>
+        <w:t>LOWPOWER</w:t>
       </w:r>
     </w:p>
     <w:p>
@@ -8345,7 +10463,7 @@
           <w:b/>
           <w:bCs/>
         </w:rPr>
-        <w:t xml:space="preserve">## 19. </w:t>
+        <w:t xml:space="preserve">## 20. </w:t>
       </w:r>
       <w:r>
         <w:rPr>

--- a/DOC/CH583 与 WiFi 模组 UART 通讯协议 V1.3.docx
+++ b/DOC/CH583 与 WiFi 模组 UART 通讯协议 V1.3.docx
@@ -22,23 +22,7 @@
           <w:b/>
           <w:bCs/>
         </w:rPr>
-        <w:t xml:space="preserve"> </w:t>
-      </w:r>
-      <w:proofErr w:type="spellStart"/>
-      <w:r>
-        <w:rPr>
-          <w:b/>
-          <w:bCs/>
-        </w:rPr>
-        <w:t>WiFi</w:t>
-      </w:r>
-      <w:proofErr w:type="spellEnd"/>
-      <w:r>
-        <w:rPr>
-          <w:b/>
-          <w:bCs/>
-        </w:rPr>
-        <w:t xml:space="preserve"> </w:t>
+        <w:t xml:space="preserve"> WiFi </w:t>
       </w:r>
       <w:r>
         <w:rPr>
@@ -66,7 +50,7 @@
           <w:b/>
           <w:bCs/>
         </w:rPr>
-        <w:t xml:space="preserve"> V1.7</w:t>
+        <w:t xml:space="preserve"> V1.8</w:t>
       </w:r>
     </w:p>
     <w:p/>
@@ -90,15 +74,7 @@
         <w:t>与</w:t>
       </w:r>
       <w:r>
-        <w:t xml:space="preserve"> </w:t>
-      </w:r>
-      <w:proofErr w:type="spellStart"/>
-      <w:r>
-        <w:t>WiFi</w:t>
-      </w:r>
-      <w:proofErr w:type="spellEnd"/>
-      <w:r>
-        <w:t xml:space="preserve"> </w:t>
+        <w:t xml:space="preserve"> WiFi </w:t>
       </w:r>
       <w:r>
         <w:t>模组之间的</w:t>
@@ -122,51 +98,22 @@
         <w:t>低功耗连接、唤醒</w:t>
       </w:r>
       <w:r>
-        <w:t xml:space="preserve"> </w:t>
-      </w:r>
-      <w:proofErr w:type="spellStart"/>
-      <w:r>
-        <w:t>WiFi</w:t>
-      </w:r>
-      <w:proofErr w:type="spellEnd"/>
+        <w:t xml:space="preserve"> WiFi</w:t>
+      </w:r>
       <w:r>
         <w:t>、转发前端数据、接收</w:t>
       </w:r>
       <w:r>
-        <w:t xml:space="preserve"> </w:t>
-      </w:r>
-      <w:proofErr w:type="spellStart"/>
-      <w:r>
-        <w:t>WiFi</w:t>
-      </w:r>
-      <w:proofErr w:type="spellEnd"/>
-      <w:r>
-        <w:t xml:space="preserve"> </w:t>
+        <w:t xml:space="preserve"> WiFi </w:t>
       </w:r>
       <w:r>
         <w:t>控制命令，并在</w:t>
       </w:r>
       <w:r>
-        <w:t xml:space="preserve"> </w:t>
-      </w:r>
-      <w:proofErr w:type="spellStart"/>
-      <w:r>
-        <w:t>WiFi</w:t>
-      </w:r>
-      <w:proofErr w:type="spellEnd"/>
-      <w:r>
-        <w:t xml:space="preserve"> </w:t>
-      </w:r>
-      <w:r>
-        <w:t>需要</w:t>
-      </w:r>
-      <w:proofErr w:type="gramStart"/>
-      <w:r>
-        <w:t>时把配网结</w:t>
-      </w:r>
-      <w:proofErr w:type="gramEnd"/>
-      <w:r>
-        <w:t>果</w:t>
+        <w:t xml:space="preserve"> WiFi </w:t>
+      </w:r>
+      <w:r>
+        <w:t>需要时把配网结果</w:t>
       </w:r>
       <w:r>
         <w:t xml:space="preserve">/IP </w:t>
@@ -179,6 +126,24 @@
       </w:r>
       <w:r>
         <w:t>给前端。</w:t>
+      </w:r>
+      <w:r>
+        <w:t xml:space="preserve">V1.8 </w:t>
+      </w:r>
+      <w:r>
+        <w:t>增加</w:t>
+      </w:r>
+      <w:r>
+        <w:t xml:space="preserve"> BLE/WiFi </w:t>
+      </w:r>
+      <w:r>
+        <w:t>版本交换，版本信息通过</w:t>
+      </w:r>
+      <w:r>
+        <w:t xml:space="preserve"> BLE </w:t>
+      </w:r>
+      <w:r>
+        <w:t>私有广播字段发布。</w:t>
       </w:r>
     </w:p>
     <w:p/>
@@ -272,13 +237,8 @@
       </w:r>
     </w:p>
     <w:p>
-      <w:proofErr w:type="spellStart"/>
-      <w:r>
-        <w:t>WiFi</w:t>
-      </w:r>
-      <w:proofErr w:type="spellEnd"/>
-      <w:r>
-        <w:t xml:space="preserve"> </w:t>
+      <w:r>
+        <w:t xml:space="preserve">WiFi </w:t>
       </w:r>
       <w:r>
         <w:t>电源</w:t>
@@ -322,15 +282,7 @@
     <w:p/>
     <w:p>
       <w:r>
-        <w:t>所有</w:t>
-      </w:r>
-      <w:proofErr w:type="gramStart"/>
-      <w:r>
-        <w:t>协议帧都使用固定帧头和帧尾</w:t>
-      </w:r>
-      <w:proofErr w:type="gramEnd"/>
-      <w:r>
-        <w:t>：</w:t>
+        <w:t>所有协议帧都使用固定帧头和帧尾：</w:t>
       </w:r>
     </w:p>
     <w:p/>
@@ -594,23 +546,13 @@
     </w:p>
     <w:p>
       <w:r>
-        <w:t>输入反转：</w:t>
-      </w:r>
-      <w:proofErr w:type="gramStart"/>
-      <w:r>
-        <w:t>否</w:t>
-      </w:r>
-      <w:proofErr w:type="gramEnd"/>
-    </w:p>
-    <w:p>
-      <w:r>
-        <w:t>输出反转：</w:t>
-      </w:r>
-      <w:proofErr w:type="gramStart"/>
-      <w:r>
-        <w:t>否</w:t>
-      </w:r>
-      <w:proofErr w:type="gramEnd"/>
+        <w:t>输入反转：否</w:t>
+      </w:r>
+    </w:p>
+    <w:p>
+      <w:r>
+        <w:t>输出反转：否</w:t>
+      </w:r>
     </w:p>
     <w:p>
       <w:r>
@@ -665,15 +607,7 @@
     </w:p>
     <w:p>
       <w:r>
-        <w:t>@#V1|SEQ=3|CMD=GPIO|LEN=13|PART=1|TOTAL=1|ARG=PA,</w:t>
-      </w:r>
-      <w:proofErr w:type="gramStart"/>
-      <w:r>
-        <w:t>3,OUT</w:t>
-      </w:r>
-      <w:proofErr w:type="gramEnd"/>
-      <w:r>
-        <w:t>,HIGH|CRC=XXXX^&amp;</w:t>
+        <w:t>@#V1|SEQ=3|CMD=GPIO|LEN=13|PART=1|TOTAL=1|ARG=PA,3,OUT,HIGH|CRC=XXXX^&amp;</w:t>
       </w:r>
     </w:p>
     <w:p>
@@ -698,15 +632,7 @@
     </w:p>
     <w:p>
       <w:r>
-        <w:t>V1|SEQ=3|CMD=GPIO|LEN=13|PART=1|TOTAL=1|ARG=PA,</w:t>
-      </w:r>
-      <w:proofErr w:type="gramStart"/>
-      <w:r>
-        <w:t>3,OUT</w:t>
-      </w:r>
-      <w:proofErr w:type="gramEnd"/>
-      <w:r>
-        <w:t>,HIGH</w:t>
+        <w:t>V1|SEQ=3|CMD=GPIO|LEN=13|PART=1|TOTAL=1|ARG=PA,3,OUT,HIGH</w:t>
       </w:r>
     </w:p>
     <w:p>
@@ -861,15 +787,7 @@
     </w:p>
     <w:p>
       <w:r>
-        <w:t>@#V1|SEQ=&lt;seq&gt;|CMD=ERR|LEN=&lt;len&gt;|PART=1|TOTAL=1|ARG=&lt;received_seq</w:t>
-      </w:r>
-      <w:proofErr w:type="gramStart"/>
-      <w:r>
-        <w:t>&gt;,&lt;</w:t>
-      </w:r>
-      <w:proofErr w:type="gramEnd"/>
-      <w:r>
-        <w:t>reason&gt;|CRC=&lt;crc&gt;^&amp;</w:t>
+        <w:t>@#V1|SEQ=&lt;seq&gt;|CMD=ERR|LEN=&lt;len&gt;|PART=1|TOTAL=1|ARG=&lt;received_seq&gt;,&lt;reason&gt;|CRC=&lt;crc&gt;^&amp;</w:t>
       </w:r>
     </w:p>
     <w:p>
@@ -1020,13 +938,8 @@
       <w:r>
         <w:t>BLE_NOTIFY_DISABLED  </w:t>
       </w:r>
-      <w:proofErr w:type="gramStart"/>
-      <w:r>
-        <w:t>前端未</w:t>
-      </w:r>
-      <w:proofErr w:type="gramEnd"/>
-      <w:r>
-        <w:t>开启</w:t>
+      <w:r>
+        <w:t>前端未开启</w:t>
       </w:r>
       <w:r>
         <w:t xml:space="preserve"> notify</w:t>
@@ -1090,26 +1003,16 @@
         <w:t>唤醒</w:t>
       </w:r>
       <w:r>
-        <w:t xml:space="preserve"> </w:t>
-      </w:r>
-      <w:proofErr w:type="spellStart"/>
-      <w:r>
-        <w:t>WiFi</w:t>
-      </w:r>
-      <w:proofErr w:type="spellEnd"/>
+        <w:t xml:space="preserve"> WiFi</w:t>
+      </w:r>
       <w:r>
         <w:t>。</w:t>
       </w:r>
     </w:p>
     <w:p/>
     <w:p>
-      <w:proofErr w:type="spellStart"/>
-      <w:r>
-        <w:t>WiFi</w:t>
-      </w:r>
-      <w:proofErr w:type="spellEnd"/>
-      <w:r>
-        <w:t xml:space="preserve"> </w:t>
+      <w:r>
+        <w:t xml:space="preserve">WiFi </w:t>
       </w:r>
       <w:r>
         <w:t>唤醒延时结束后，</w:t>
@@ -1124,15 +1027,7 @@
         <w:t xml:space="preserve"> BLE MAC </w:t>
       </w:r>
       <w:r>
-        <w:t>握手帧，</w:t>
-      </w:r>
-      <w:proofErr w:type="gramStart"/>
-      <w:r>
-        <w:t>不</w:t>
-      </w:r>
-      <w:proofErr w:type="gramEnd"/>
-      <w:r>
-        <w:t>立即进入普通心跳。</w:t>
+        <w:t>握手帧，不立即进入普通心跳。</w:t>
       </w:r>
     </w:p>
     <w:p/>
@@ -1206,69 +1101,19 @@
       </w:r>
     </w:p>
     <w:p>
-      <w:proofErr w:type="gramStart"/>
-      <w:r>
-        <w:t>Mac[</w:t>
-      </w:r>
-      <w:proofErr w:type="gramEnd"/>
-      <w:r>
-        <w:t xml:space="preserve">5] </w:t>
-      </w:r>
-      <w:proofErr w:type="gramStart"/>
-      <w:r>
-        <w:t>Mac[</w:t>
-      </w:r>
-      <w:proofErr w:type="gramEnd"/>
-      <w:r>
-        <w:t xml:space="preserve">4] </w:t>
-      </w:r>
-      <w:proofErr w:type="gramStart"/>
-      <w:r>
-        <w:t>Mac[</w:t>
-      </w:r>
-      <w:proofErr w:type="gramEnd"/>
-      <w:r>
-        <w:t xml:space="preserve">3] </w:t>
-      </w:r>
-      <w:proofErr w:type="gramStart"/>
-      <w:r>
-        <w:t>Mac[</w:t>
-      </w:r>
-      <w:proofErr w:type="gramEnd"/>
-      <w:r>
-        <w:t xml:space="preserve">2] </w:t>
-      </w:r>
-      <w:proofErr w:type="gramStart"/>
-      <w:r>
-        <w:t>Mac[</w:t>
-      </w:r>
-      <w:proofErr w:type="gramEnd"/>
-      <w:r>
-        <w:t xml:space="preserve">1] </w:t>
-      </w:r>
-      <w:proofErr w:type="gramStart"/>
-      <w:r>
-        <w:t>Mac[</w:t>
-      </w:r>
-      <w:proofErr w:type="gramEnd"/>
-      <w:r>
-        <w:t>0]</w:t>
-      </w:r>
-    </w:p>
-    <w:p>
-      <w:r>
-        <w:t>```</w:t>
-      </w:r>
-    </w:p>
-    <w:p/>
-    <w:p>
-      <w:proofErr w:type="spellStart"/>
-      <w:r>
-        <w:t>WiFi</w:t>
-      </w:r>
-      <w:proofErr w:type="spellEnd"/>
-      <w:r>
-        <w:t xml:space="preserve"> </w:t>
+      <w:r>
+        <w:t>Mac[5] Mac[4] Mac[3] Mac[2] Mac[1] Mac[0]</w:t>
+      </w:r>
+    </w:p>
+    <w:p>
+      <w:r>
+        <w:t>```</w:t>
+      </w:r>
+    </w:p>
+    <w:p/>
+    <w:p>
+      <w:r>
+        <w:t xml:space="preserve">WiFi </w:t>
       </w:r>
       <w:r>
         <w:t>收到</w:t>
@@ -1367,13 +1212,8 @@
     </w:p>
     <w:p/>
     <w:p>
-      <w:proofErr w:type="spellStart"/>
-      <w:r>
-        <w:t>WiFi</w:t>
-      </w:r>
-      <w:proofErr w:type="spellEnd"/>
-      <w:r>
-        <w:t xml:space="preserve"> </w:t>
+      <w:r>
+        <w:t xml:space="preserve">WiFi </w:t>
       </w:r>
       <w:r>
         <w:t>必须等</w:t>
@@ -1441,13 +1281,8 @@
     </w:p>
     <w:p/>
     <w:p>
-      <w:proofErr w:type="spellStart"/>
-      <w:r>
-        <w:t>WiFi</w:t>
-      </w:r>
-      <w:proofErr w:type="spellEnd"/>
-      <w:r>
-        <w:t xml:space="preserve"> </w:t>
+      <w:r>
+        <w:t xml:space="preserve">WiFi </w:t>
       </w:r>
       <w:r>
         <w:t>回复：</w:t>
@@ -1547,15 +1382,7 @@
         <w:t>会拉低</w:t>
       </w:r>
       <w:r>
-        <w:t xml:space="preserve"> </w:t>
-      </w:r>
-      <w:proofErr w:type="spellStart"/>
-      <w:r>
-        <w:t>WiFi</w:t>
-      </w:r>
-      <w:proofErr w:type="spellEnd"/>
-      <w:r>
-        <w:t xml:space="preserve"> </w:t>
+        <w:t xml:space="preserve"> WiFi </w:t>
       </w:r>
       <w:r>
         <w:t>电源</w:t>
@@ -1567,13 +1394,8 @@
         <w:t>唤醒控制脚，关闭</w:t>
       </w:r>
       <w:r>
-        <w:t xml:space="preserve"> </w:t>
-      </w:r>
-      <w:proofErr w:type="spellStart"/>
-      <w:r>
-        <w:t>WiFi</w:t>
-      </w:r>
-      <w:proofErr w:type="spellEnd"/>
+        <w:t xml:space="preserve"> WiFi</w:t>
+      </w:r>
       <w:r>
         <w:t>，并进入低功耗。</w:t>
       </w:r>
@@ -1599,23 +1421,7 @@
           <w:b/>
           <w:bCs/>
         </w:rPr>
-        <w:t xml:space="preserve"> </w:t>
-      </w:r>
-      <w:proofErr w:type="spellStart"/>
-      <w:r>
-        <w:rPr>
-          <w:b/>
-          <w:bCs/>
-        </w:rPr>
-        <w:t>WiFi</w:t>
-      </w:r>
-      <w:proofErr w:type="spellEnd"/>
-      <w:r>
-        <w:rPr>
-          <w:b/>
-          <w:bCs/>
-        </w:rPr>
-        <w:t xml:space="preserve"> </w:t>
+        <w:t xml:space="preserve"> WiFi </w:t>
       </w:r>
       <w:r>
         <w:rPr>
@@ -1652,24 +1458,11 @@
         <w:t xml:space="preserve"> UART </w:t>
       </w:r>
       <w:r>
-        <w:t>协议</w:t>
-      </w:r>
-      <w:proofErr w:type="gramStart"/>
-      <w:r>
-        <w:t>帧</w:t>
-      </w:r>
-      <w:proofErr w:type="gramEnd"/>
-      <w:r>
-        <w:t>发给</w:t>
-      </w:r>
-      <w:r>
-        <w:t xml:space="preserve"> </w:t>
-      </w:r>
-      <w:proofErr w:type="spellStart"/>
-      <w:r>
-        <w:t>WiFi</w:t>
-      </w:r>
-      <w:proofErr w:type="spellEnd"/>
+        <w:t>协议帧发给</w:t>
+      </w:r>
+      <w:r>
+        <w:t xml:space="preserve"> WiFi</w:t>
+      </w:r>
       <w:r>
         <w:t>。</w:t>
       </w:r>
@@ -1806,13 +1599,8 @@
     </w:p>
     <w:p/>
     <w:p>
-      <w:proofErr w:type="spellStart"/>
-      <w:r>
-        <w:t>WiFi</w:t>
-      </w:r>
-      <w:proofErr w:type="spellEnd"/>
-      <w:r>
-        <w:t xml:space="preserve"> </w:t>
+      <w:r>
+        <w:t xml:space="preserve">WiFi </w:t>
       </w:r>
       <w:r>
         <w:t>端按</w:t>
@@ -1831,23 +1619,7 @@
           <w:b/>
           <w:bCs/>
         </w:rPr>
-        <w:t xml:space="preserve">## 8. </w:t>
-      </w:r>
-      <w:proofErr w:type="spellStart"/>
-      <w:r>
-        <w:rPr>
-          <w:b/>
-          <w:bCs/>
-        </w:rPr>
-        <w:t>WiFi</w:t>
-      </w:r>
-      <w:proofErr w:type="spellEnd"/>
-      <w:r>
-        <w:rPr>
-          <w:b/>
-          <w:bCs/>
-        </w:rPr>
-        <w:t xml:space="preserve"> </w:t>
+        <w:t xml:space="preserve">## 8. WiFi </w:t>
       </w:r>
       <w:r>
         <w:rPr>
@@ -1859,13 +1631,8 @@
     </w:p>
     <w:p/>
     <w:p>
-      <w:proofErr w:type="spellStart"/>
-      <w:r>
-        <w:t>WiFi</w:t>
-      </w:r>
-      <w:proofErr w:type="spellEnd"/>
-      <w:r>
-        <w:t xml:space="preserve"> </w:t>
+      <w:r>
+        <w:t xml:space="preserve">WiFi </w:t>
       </w:r>
       <w:r>
         <w:t>可以通过</w:t>
@@ -1873,13 +1640,8 @@
       <w:r>
         <w:t xml:space="preserve"> CH583 </w:t>
       </w:r>
-      <w:proofErr w:type="gramStart"/>
-      <w:r>
-        <w:t>把配网结</w:t>
-      </w:r>
-      <w:proofErr w:type="gramEnd"/>
-      <w:r>
-        <w:t>果、</w:t>
+      <w:r>
+        <w:t>把配网结果、</w:t>
       </w:r>
       <w:r>
         <w:t xml:space="preserve">IP </w:t>
@@ -1977,23 +1739,7 @@
     </w:p>
     <w:p>
       <w:r>
-        <w:t>@#V1|SEQ=220|CMD=WIFI_DATA|LEN=57|PART=1|TOTAL=1|ARG</w:t>
-      </w:r>
-      <w:proofErr w:type="gramStart"/>
-      <w:r>
-        <w:t>={</w:t>
-      </w:r>
-      <w:proofErr w:type="gramEnd"/>
-      <w:r>
-        <w:t>"result":0,"message":"Find wifi","stage":"MERCURY_A662</w:t>
-      </w:r>
-      <w:proofErr w:type="gramStart"/>
-      <w:r>
-        <w:t>"}|</w:t>
-      </w:r>
-      <w:proofErr w:type="gramEnd"/>
-      <w:r>
-        <w:t>CRC=XXXX^&amp;</w:t>
+        <w:t>@#V1|SEQ=220|CMD=WIFI_DATA|LEN=57|PART=1|TOTAL=1|ARG={"result":0,"message":"Find wifi","stage":"MERCURY_A662"}|CRC=XXXX^&amp;</w:t>
       </w:r>
     </w:p>
     <w:p>
@@ -2094,13 +1840,8 @@
     <w:p/>
     <w:p>
       <w:r>
-        <w:t>```</w:t>
-      </w:r>
-      <w:proofErr w:type="spellStart"/>
-      <w:r>
-        <w:t>json</w:t>
-      </w:r>
-      <w:proofErr w:type="spellEnd"/>
+        <w:t>```json</w:t>
+      </w:r>
     </w:p>
     <w:p>
       <w:r>
@@ -2174,13 +1915,8 @@
         <w:t>回复</w:t>
       </w:r>
       <w:r>
-        <w:t xml:space="preserve"> </w:t>
-      </w:r>
-      <w:proofErr w:type="spellStart"/>
-      <w:r>
-        <w:t>WiFi</w:t>
-      </w:r>
-      <w:proofErr w:type="spellEnd"/>
+        <w:t xml:space="preserve"> WiFi</w:t>
+      </w:r>
       <w:r>
         <w:t>：</w:t>
       </w:r>
@@ -2209,13 +1945,8 @@
       <w:r>
         <w:t>未连接：</w:t>
       </w:r>
-      <w:proofErr w:type="gramStart"/>
-      <w:r>
-        <w:t>ERR,BLE</w:t>
-      </w:r>
-      <w:proofErr w:type="gramEnd"/>
-      <w:r>
-        <w:t>_NOT_CONNECTED</w:t>
+      <w:r>
+        <w:t>ERR,BLE_NOT_CONNECTED</w:t>
       </w:r>
     </w:p>
     <w:p>
@@ -2225,13 +1956,8 @@
       <w:r>
         <w:t>未开启：</w:t>
       </w:r>
-      <w:proofErr w:type="gramStart"/>
-      <w:r>
-        <w:t>ERR,BLE</w:t>
-      </w:r>
-      <w:proofErr w:type="gramEnd"/>
-      <w:r>
-        <w:t>_NOTIFY_DISABLED</w:t>
+      <w:r>
+        <w:t>ERR,BLE_NOTIFY_DISABLED</w:t>
       </w:r>
     </w:p>
     <w:p>
@@ -2241,13 +1967,8 @@
       <w:r>
         <w:t>失败：</w:t>
       </w:r>
-      <w:proofErr w:type="gramStart"/>
-      <w:r>
-        <w:t>ERR,BLE</w:t>
-      </w:r>
-      <w:proofErr w:type="gramEnd"/>
-      <w:r>
-        <w:t>_NOTIFY_FAIL</w:t>
+      <w:r>
+        <w:t>ERR,BLE_NOTIFY_FAIL</w:t>
       </w:r>
     </w:p>
     <w:p>
@@ -2257,13 +1978,8 @@
       <w:r>
         <w:t>：</w:t>
       </w:r>
-      <w:proofErr w:type="gramStart"/>
-      <w:r>
-        <w:t>ERR,BAD</w:t>
-      </w:r>
-      <w:proofErr w:type="gramEnd"/>
-      <w:r>
-        <w:t>_LEN</w:t>
+      <w:r>
+        <w:t>ERR,BAD_LEN</w:t>
       </w:r>
     </w:p>
     <w:p>
@@ -2279,13 +1995,8 @@
       <w:r>
         <w:t>：</w:t>
       </w:r>
-      <w:proofErr w:type="gramStart"/>
-      <w:r>
-        <w:t>ERR,BAD</w:t>
-      </w:r>
-      <w:proofErr w:type="gramEnd"/>
-      <w:r>
-        <w:t>_PART</w:t>
+      <w:r>
+        <w:t>ERR,BAD_PART</w:t>
       </w:r>
     </w:p>
     <w:p>
@@ -2300,23 +2011,7 @@
           <w:b/>
           <w:bCs/>
         </w:rPr>
-        <w:t xml:space="preserve">## 9. </w:t>
-      </w:r>
-      <w:proofErr w:type="spellStart"/>
-      <w:r>
-        <w:rPr>
-          <w:b/>
-          <w:bCs/>
-        </w:rPr>
-        <w:t>WiFi</w:t>
-      </w:r>
-      <w:proofErr w:type="spellEnd"/>
-      <w:r>
-        <w:rPr>
-          <w:b/>
-          <w:bCs/>
-        </w:rPr>
-        <w:t xml:space="preserve"> </w:t>
+        <w:t xml:space="preserve">## 9. WiFi </w:t>
       </w:r>
       <w:r>
         <w:rPr>
@@ -2332,15 +2027,7 @@
         <w:t>该命令用于</w:t>
       </w:r>
       <w:r>
-        <w:t xml:space="preserve"> </w:t>
-      </w:r>
-      <w:proofErr w:type="spellStart"/>
-      <w:r>
-        <w:t>WiFi</w:t>
-      </w:r>
-      <w:proofErr w:type="spellEnd"/>
-      <w:r>
-        <w:t xml:space="preserve"> </w:t>
+        <w:t xml:space="preserve"> WiFi </w:t>
       </w:r>
       <w:r>
         <w:t>在启动或配网成功后，向</w:t>
@@ -2355,15 +2042,7 @@
         <w:t xml:space="preserve">CH583/CH585 </w:t>
       </w:r>
       <w:r>
-        <w:t>收到合法状态</w:t>
-      </w:r>
-      <w:proofErr w:type="gramStart"/>
-      <w:r>
-        <w:t>后先进</w:t>
-      </w:r>
-      <w:proofErr w:type="gramEnd"/>
-      <w:r>
-        <w:t>入</w:t>
+        <w:t>收到合法状态后先进入</w:t>
       </w:r>
       <w:r>
         <w:t xml:space="preserve"> pending </w:t>
@@ -2378,26 +2057,16 @@
         <w:t>，随后异步保存到</w:t>
       </w:r>
       <w:r>
-        <w:t xml:space="preserve"> </w:t>
-      </w:r>
-      <w:proofErr w:type="spellStart"/>
-      <w:r>
-        <w:t>DataFlash</w:t>
-      </w:r>
-      <w:proofErr w:type="spellEnd"/>
+        <w:t xml:space="preserve"> DataFlash</w:t>
+      </w:r>
       <w:r>
         <w:t>，并刷新</w:t>
       </w:r>
       <w:r>
         <w:t xml:space="preserve"> TDX </w:t>
       </w:r>
-      <w:proofErr w:type="gramStart"/>
-      <w:r>
-        <w:t>蓝牙广播</w:t>
-      </w:r>
-      <w:proofErr w:type="gramEnd"/>
-      <w:r>
-        <w:t>名第</w:t>
+      <w:r>
+        <w:t>蓝牙广播名第</w:t>
       </w:r>
       <w:r>
         <w:t xml:space="preserve"> 21 </w:t>
@@ -2442,25 +2111,12 @@
     </w:p>
     <w:p>
       <w:r>
-        <w:t>ARG=&lt;</w:t>
-      </w:r>
-      <w:proofErr w:type="spellStart"/>
-      <w:r>
-        <w:t>status_hex</w:t>
-      </w:r>
-      <w:proofErr w:type="spellEnd"/>
-      <w:r>
-        <w:t>&gt;</w:t>
-      </w:r>
-    </w:p>
-    <w:p>
-      <w:proofErr w:type="spellStart"/>
-      <w:r>
-        <w:t>status_hex</w:t>
-      </w:r>
-      <w:proofErr w:type="spellEnd"/>
-      <w:r>
-        <w:t xml:space="preserve"> </w:t>
+        <w:t>ARG=&lt;status_hex&gt;</w:t>
+      </w:r>
+    </w:p>
+    <w:p>
+      <w:r>
+        <w:t xml:space="preserve">status_hex </w:t>
       </w:r>
       <w:r>
         <w:t>为</w:t>
@@ -2474,13 +2130,8 @@
       <w:r>
         <w:t xml:space="preserve"> 1 </w:t>
       </w:r>
-      <w:proofErr w:type="gramStart"/>
-      <w:r>
-        <w:t>个</w:t>
-      </w:r>
-      <w:proofErr w:type="gramEnd"/>
-      <w:r>
-        <w:t>复合状态</w:t>
+      <w:r>
+        <w:t>个复合状态</w:t>
       </w:r>
       <w:r>
         <w:t xml:space="preserve"> byte</w:t>
@@ -2509,15 +2160,7 @@
         <w:t>，表示</w:t>
       </w:r>
       <w:r>
-        <w:t xml:space="preserve"> </w:t>
-      </w:r>
-      <w:proofErr w:type="spellStart"/>
-      <w:r>
-        <w:t>WiFi</w:t>
-      </w:r>
-      <w:proofErr w:type="spellEnd"/>
-      <w:r>
-        <w:t xml:space="preserve"> </w:t>
+        <w:t xml:space="preserve"> WiFi </w:t>
       </w:r>
       <w:r>
         <w:t>配网状态；</w:t>
@@ -2703,13 +2346,8 @@
     </w:p>
     <w:p>
       <w:r>
-        <w:t>合法配网状</w:t>
-      </w:r>
-      <w:proofErr w:type="gramStart"/>
-      <w:r>
-        <w:t>态进入</w:t>
-      </w:r>
-      <w:proofErr w:type="gramEnd"/>
+        <w:t>合法配网状态进入</w:t>
+      </w:r>
       <w:r>
         <w:t xml:space="preserve"> pending </w:t>
       </w:r>
@@ -2756,13 +2394,8 @@
         <w:t>后异步保存配网状态和工作模式到</w:t>
       </w:r>
       <w:r>
-        <w:t xml:space="preserve"> </w:t>
-      </w:r>
-      <w:proofErr w:type="spellStart"/>
-      <w:r>
-        <w:t>DataFlash</w:t>
-      </w:r>
-      <w:proofErr w:type="spellEnd"/>
+        <w:t xml:space="preserve"> DataFlash</w:t>
+      </w:r>
     </w:p>
     <w:p>
       <w:r>
@@ -2781,15 +2414,7 @@
         <w:t>中的</w:t>
       </w:r>
       <w:r>
-        <w:t xml:space="preserve"> </w:t>
-      </w:r>
-      <w:proofErr w:type="spellStart"/>
-      <w:r>
-        <w:t>scanRspData</w:t>
-      </w:r>
-      <w:proofErr w:type="spellEnd"/>
-      <w:r>
-        <w:t>[22]</w:t>
+        <w:t xml:space="preserve"> scanRspData[22]</w:t>
       </w:r>
     </w:p>
     <w:p>
@@ -2849,13 +2474,8 @@
         <w:t>回复</w:t>
       </w:r>
       <w:r>
-        <w:t xml:space="preserve"> </w:t>
-      </w:r>
-      <w:proofErr w:type="spellStart"/>
-      <w:r>
-        <w:t>WiFi</w:t>
-      </w:r>
-      <w:proofErr w:type="spellEnd"/>
+        <w:t xml:space="preserve"> WiFi</w:t>
+      </w:r>
       <w:r>
         <w:t>：</w:t>
       </w:r>
@@ -2899,13 +2519,8 @@
       <w:r>
         <w:t>值超出当前定义范围：</w:t>
       </w:r>
-      <w:proofErr w:type="gramStart"/>
-      <w:r>
-        <w:t>ERR,BAD</w:t>
-      </w:r>
-      <w:proofErr w:type="gramEnd"/>
-      <w:r>
-        <w:t>_ARG</w:t>
+      <w:r>
+        <w:t>ERR,BAD_ARG</w:t>
       </w:r>
     </w:p>
     <w:p>
@@ -2921,13 +2536,8 @@
       <w:r>
         <w:t>：</w:t>
       </w:r>
-      <w:proofErr w:type="gramStart"/>
-      <w:r>
-        <w:t>ERR,BAD</w:t>
-      </w:r>
-      <w:proofErr w:type="gramEnd"/>
-      <w:r>
-        <w:t>_LEN</w:t>
+      <w:r>
+        <w:t>ERR,BAD_LEN</w:t>
       </w:r>
     </w:p>
     <w:p>
@@ -2943,13 +2553,8 @@
       <w:r>
         <w:t>：</w:t>
       </w:r>
-      <w:proofErr w:type="gramStart"/>
-      <w:r>
-        <w:t>ERR,BAD</w:t>
-      </w:r>
-      <w:proofErr w:type="gramEnd"/>
-      <w:r>
-        <w:t>_PART</w:t>
+      <w:r>
+        <w:t>ERR,BAD_PART</w:t>
       </w:r>
     </w:p>
     <w:p>
@@ -2959,13 +2564,8 @@
       <w:r>
         <w:t>错误：</w:t>
       </w:r>
-      <w:proofErr w:type="gramStart"/>
-      <w:r>
-        <w:t>ERR,BAD</w:t>
-      </w:r>
-      <w:proofErr w:type="gramEnd"/>
-      <w:r>
-        <w:t>_CRC</w:t>
+      <w:r>
+        <w:t>ERR,BAD_CRC</w:t>
       </w:r>
     </w:p>
     <w:p>
@@ -3021,25 +2621,12 @@
         <w:t>位对应代码中的</w:t>
       </w:r>
       <w:r>
-        <w:t xml:space="preserve"> </w:t>
-      </w:r>
-      <w:proofErr w:type="spellStart"/>
-      <w:r>
-        <w:t>scanRspData</w:t>
-      </w:r>
-      <w:proofErr w:type="spellEnd"/>
-      <w:r>
-        <w:t>[22]</w:t>
-      </w:r>
-    </w:p>
-    <w:p>
-      <w:proofErr w:type="spellStart"/>
-      <w:r>
-        <w:t>scanRspData</w:t>
-      </w:r>
-      <w:proofErr w:type="spellEnd"/>
-      <w:r>
-        <w:t xml:space="preserve">[22] </w:t>
+        <w:t xml:space="preserve"> scanRspData[22]</w:t>
+      </w:r>
+    </w:p>
+    <w:p>
+      <w:r>
+        <w:t xml:space="preserve">scanRspData[22] </w:t>
       </w:r>
       <w:r>
         <w:t>是原始</w:t>
@@ -3058,32 +2645,9 @@
       </w:r>
     </w:p>
     <w:p>
-      <w:proofErr w:type="spellStart"/>
-      <w:proofErr w:type="gramStart"/>
-      <w:r>
-        <w:t>scanRspData</w:t>
-      </w:r>
-      <w:proofErr w:type="spellEnd"/>
-      <w:r>
-        <w:t>[</w:t>
-      </w:r>
-      <w:proofErr w:type="gramEnd"/>
-      <w:r>
-        <w:t>22] = (</w:t>
-      </w:r>
-      <w:proofErr w:type="spellStart"/>
-      <w:r>
-        <w:t>provision_name_nibble</w:t>
-      </w:r>
-      <w:proofErr w:type="spellEnd"/>
-      <w:r>
-        <w:t xml:space="preserve"> &lt;&lt; 4) | </w:t>
-      </w:r>
-      <w:proofErr w:type="spellStart"/>
-      <w:r>
-        <w:t>frame_work_mode</w:t>
-      </w:r>
-      <w:proofErr w:type="spellEnd"/>
+      <w:r>
+        <w:t>scanRspData[22] = (provision_name_nibble &lt;&lt; 4) | frame_work_mode</w:t>
+      </w:r>
     </w:p>
     <w:p>
       <w:r>
@@ -3103,15 +2667,7 @@
         <w:t>表示</w:t>
       </w:r>
       <w:r>
-        <w:t xml:space="preserve"> </w:t>
-      </w:r>
-      <w:proofErr w:type="spellStart"/>
-      <w:r>
-        <w:t>WiFi</w:t>
-      </w:r>
-      <w:proofErr w:type="spellEnd"/>
-      <w:r>
-        <w:t xml:space="preserve"> </w:t>
+        <w:t xml:space="preserve"> WiFi </w:t>
       </w:r>
       <w:r>
         <w:t>配网状态：</w:t>
@@ -3192,11 +2748,9 @@
       <w:r>
         <w:t xml:space="preserve">0001 = </w:t>
       </w:r>
-      <w:proofErr w:type="gramStart"/>
       <w:r>
         <w:t>轮播模式</w:t>
       </w:r>
-      <w:proofErr w:type="gramEnd"/>
     </w:p>
     <w:p>
       <w:r>
@@ -3275,13 +2829,8 @@
       <w:r>
         <w:t xml:space="preserve"> + </w:t>
       </w:r>
-      <w:proofErr w:type="gramStart"/>
-      <w:r>
-        <w:t>轮播模式</w:t>
-      </w:r>
-      <w:proofErr w:type="gramEnd"/>
-      <w:r>
-        <w:t>，</w:t>
+      <w:r>
+        <w:t>轮播模式，</w:t>
       </w:r>
       <w:r>
         <w:t>ASCII 'Q'</w:t>
@@ -3606,15 +3155,7 @@
         <w:t>后异步刷新</w:t>
       </w:r>
       <w:r>
-        <w:t xml:space="preserve"> </w:t>
-      </w:r>
-      <w:proofErr w:type="spellStart"/>
-      <w:r>
-        <w:t>scanRspData</w:t>
-      </w:r>
-      <w:proofErr w:type="spellEnd"/>
-      <w:r>
-        <w:t>[22]</w:t>
+        <w:t xml:space="preserve"> scanRspData[22]</w:t>
       </w:r>
     </w:p>
     <w:p>
@@ -3622,15 +3163,7 @@
         <w:t>工作模式变化后立即刷新</w:t>
       </w:r>
       <w:r>
-        <w:t xml:space="preserve"> </w:t>
-      </w:r>
-      <w:proofErr w:type="spellStart"/>
-      <w:r>
-        <w:t>scanRspData</w:t>
-      </w:r>
-      <w:proofErr w:type="spellEnd"/>
-      <w:r>
-        <w:t>[22]</w:t>
+        <w:t xml:space="preserve"> scanRspData[22]</w:t>
       </w:r>
     </w:p>
     <w:p>
@@ -3638,15 +3171,7 @@
         <w:t>复位后恢复</w:t>
       </w:r>
       <w:r>
-        <w:t xml:space="preserve"> </w:t>
-      </w:r>
-      <w:proofErr w:type="spellStart"/>
-      <w:r>
-        <w:t>DataFlash</w:t>
-      </w:r>
-      <w:proofErr w:type="spellEnd"/>
-      <w:r>
-        <w:t xml:space="preserve"> </w:t>
+        <w:t xml:space="preserve"> DataFlash </w:t>
       </w:r>
       <w:r>
         <w:t>中最后一次保存的配网状态和工作模式</w:t>
@@ -3673,13 +3198,8 @@
       </w:r>
     </w:p>
     <w:p>
-      <w:proofErr w:type="spellStart"/>
-      <w:r>
-        <w:t>scanRspData</w:t>
-      </w:r>
-      <w:proofErr w:type="spellEnd"/>
-      <w:r>
-        <w:t xml:space="preserve">[20] </w:t>
+      <w:r>
+        <w:t xml:space="preserve">scanRspData[20] </w:t>
       </w:r>
       <w:r>
         <w:t>保持原有逻辑，不因该复合状态规则改变</w:t>
@@ -3697,7 +3217,1349 @@
           <w:b/>
           <w:bCs/>
         </w:rPr>
-        <w:t xml:space="preserve">## 10. GPIO </w:t>
+        <w:t xml:space="preserve">## 10. BLE/WiFi </w:t>
+      </w:r>
+      <w:r>
+        <w:rPr>
+          <w:b/>
+          <w:bCs/>
+        </w:rPr>
+        <w:t>版本交换与私有广播版本字段</w:t>
+      </w:r>
+    </w:p>
+    <w:p/>
+    <w:p>
+      <w:r>
+        <w:t>该功能用于</w:t>
+      </w:r>
+      <w:r>
+        <w:t xml:space="preserve"> CH583/CH585 </w:t>
+      </w:r>
+      <w:r>
+        <w:t>与</w:t>
+      </w:r>
+      <w:r>
+        <w:t xml:space="preserve"> WiFi </w:t>
+      </w:r>
+      <w:r>
+        <w:t>模组互相同步固件版本。版本交换是辅助信息，不作为前端</w:t>
+      </w:r>
+      <w:r>
+        <w:t xml:space="preserve"> BLE </w:t>
+      </w:r>
+      <w:r>
+        <w:t>透传数据的阻塞条件。</w:t>
+      </w:r>
+    </w:p>
+    <w:p/>
+    <w:p>
+      <w:r>
+        <w:t>版本组成：</w:t>
+      </w:r>
+    </w:p>
+    <w:p/>
+    <w:p>
+      <w:r>
+        <w:t>```text</w:t>
+      </w:r>
+    </w:p>
+    <w:p>
+      <w:r>
+        <w:t>组合版本共</w:t>
+      </w:r>
+      <w:r>
+        <w:t xml:space="preserve"> 3 </w:t>
+      </w:r>
+      <w:r>
+        <w:t>字节</w:t>
+      </w:r>
+    </w:p>
+    <w:p>
+      <w:r>
+        <w:t>byte0</w:t>
+      </w:r>
+      <w:r>
+        <w:t>：</w:t>
+      </w:r>
+      <w:r>
+        <w:t xml:space="preserve">BLE/CH583/CH585 </w:t>
+      </w:r>
+      <w:r>
+        <w:t>版本，取当前固件</w:t>
+      </w:r>
+      <w:r>
+        <w:t xml:space="preserve"> VER</w:t>
+      </w:r>
+      <w:r>
+        <w:t>，范围</w:t>
+      </w:r>
+      <w:r>
+        <w:t xml:space="preserve"> 0..255</w:t>
+      </w:r>
+    </w:p>
+    <w:p>
+      <w:r>
+        <w:t>byte1</w:t>
+      </w:r>
+      <w:r>
+        <w:t>：</w:t>
+      </w:r>
+      <w:r>
+        <w:t xml:space="preserve">WiFi </w:t>
+      </w:r>
+      <w:r>
+        <w:t>版本高字节</w:t>
+      </w:r>
+    </w:p>
+    <w:p>
+      <w:r>
+        <w:t>byte2</w:t>
+      </w:r>
+      <w:r>
+        <w:t>：</w:t>
+      </w:r>
+      <w:r>
+        <w:t xml:space="preserve">WiFi </w:t>
+      </w:r>
+      <w:r>
+        <w:t>版本低字节</w:t>
+      </w:r>
+    </w:p>
+    <w:p>
+      <w:r>
+        <w:t xml:space="preserve">WiFi </w:t>
+      </w:r>
+      <w:r>
+        <w:t>版本范围</w:t>
+      </w:r>
+      <w:r>
+        <w:t xml:space="preserve"> 0..65535</w:t>
+      </w:r>
+    </w:p>
+    <w:p>
+      <w:r>
+        <w:t>```</w:t>
+      </w:r>
+    </w:p>
+    <w:p/>
+    <w:p>
+      <w:r>
+        <w:rPr>
+          <w:b/>
+          <w:bCs/>
+        </w:rPr>
+        <w:t xml:space="preserve">### 10.1 CH583/CH585 </w:t>
+      </w:r>
+      <w:r>
+        <w:rPr>
+          <w:b/>
+          <w:bCs/>
+        </w:rPr>
+        <w:t>上报</w:t>
+      </w:r>
+      <w:r>
+        <w:rPr>
+          <w:b/>
+          <w:bCs/>
+        </w:rPr>
+        <w:t xml:space="preserve"> BLE </w:t>
+      </w:r>
+      <w:r>
+        <w:rPr>
+          <w:b/>
+          <w:bCs/>
+        </w:rPr>
+        <w:t>版本</w:t>
+      </w:r>
+    </w:p>
+    <w:p/>
+    <w:p>
+      <w:r>
+        <w:t xml:space="preserve">WiFi </w:t>
+      </w:r>
+      <w:r>
+        <w:t>唤醒后仍按原流程先等待</w:t>
+      </w:r>
+      <w:r>
+        <w:t xml:space="preserve"> `BLE_MAC`</w:t>
+      </w:r>
+      <w:r>
+        <w:t>。</w:t>
+      </w:r>
+      <w:r>
+        <w:t xml:space="preserve">WiFi </w:t>
+      </w:r>
+      <w:r>
+        <w:t>收到</w:t>
+      </w:r>
+      <w:r>
+        <w:t xml:space="preserve"> `BLE_MAC` </w:t>
+      </w:r>
+      <w:r>
+        <w:t>后回复</w:t>
+      </w:r>
+      <w:r>
+        <w:t xml:space="preserve"> ACK</w:t>
+      </w:r>
+      <w:r>
+        <w:t>，且</w:t>
+      </w:r>
+      <w:r>
+        <w:t xml:space="preserve"> ACK </w:t>
+      </w:r>
+      <w:r>
+        <w:t>的</w:t>
+      </w:r>
+      <w:r>
+        <w:t xml:space="preserve"> `ARG` </w:t>
+      </w:r>
+      <w:r>
+        <w:t>必须等于最近一次</w:t>
+      </w:r>
+      <w:r>
+        <w:t xml:space="preserve"> `BLE_MAC` </w:t>
+      </w:r>
+      <w:r>
+        <w:t>的</w:t>
+      </w:r>
+      <w:r>
+        <w:t xml:space="preserve"> SEQ</w:t>
+      </w:r>
+      <w:r>
+        <w:t>。</w:t>
+      </w:r>
+    </w:p>
+    <w:p/>
+    <w:p>
+      <w:r>
+        <w:t xml:space="preserve">`BLE_MAC` ACK </w:t>
+      </w:r>
+      <w:r>
+        <w:t>匹配成功后，</w:t>
+      </w:r>
+      <w:r>
+        <w:t xml:space="preserve">CH583/CH585 </w:t>
+      </w:r>
+      <w:r>
+        <w:t>发送一次</w:t>
+      </w:r>
+      <w:r>
+        <w:t xml:space="preserve"> BLE </w:t>
+      </w:r>
+      <w:r>
+        <w:t>版本：</w:t>
+      </w:r>
+    </w:p>
+    <w:p/>
+    <w:p>
+      <w:r>
+        <w:t>```text</w:t>
+      </w:r>
+    </w:p>
+    <w:p>
+      <w:r>
+        <w:t>CMD=BLE_VER</w:t>
+      </w:r>
+    </w:p>
+    <w:p>
+      <w:r>
+        <w:t>```</w:t>
+      </w:r>
+    </w:p>
+    <w:p/>
+    <w:p>
+      <w:r>
+        <w:t>格式：</w:t>
+      </w:r>
+    </w:p>
+    <w:p/>
+    <w:p>
+      <w:r>
+        <w:t>```text</w:t>
+      </w:r>
+    </w:p>
+    <w:p>
+      <w:r>
+        <w:t>@#V1|SEQ=&lt;seq&gt;|CMD=BLE_VER|LEN=&lt;len&gt;|PART=1|TOTAL=1|ARG=&lt;ble_ver_dec&gt;|CRC=&lt;crc&gt;^&amp;</w:t>
+      </w:r>
+    </w:p>
+    <w:p>
+      <w:r>
+        <w:t>```</w:t>
+      </w:r>
+    </w:p>
+    <w:p/>
+    <w:p>
+      <w:r>
+        <w:lastRenderedPageBreak/>
+        <w:t>参数：</w:t>
+      </w:r>
+    </w:p>
+    <w:p/>
+    <w:p>
+      <w:r>
+        <w:t>```text</w:t>
+      </w:r>
+    </w:p>
+    <w:p>
+      <w:r>
+        <w:t>ARG=&lt;ble_ver_dec&gt;</w:t>
+      </w:r>
+    </w:p>
+    <w:p>
+      <w:r>
+        <w:t xml:space="preserve">ble_ver_dec </w:t>
+      </w:r>
+      <w:r>
+        <w:t>为十进制文本</w:t>
+      </w:r>
+    </w:p>
+    <w:p>
+      <w:r>
+        <w:t>范围</w:t>
+      </w:r>
+      <w:r>
+        <w:t xml:space="preserve"> 0..255</w:t>
+      </w:r>
+    </w:p>
+    <w:p>
+      <w:r>
+        <w:t>当前由</w:t>
+      </w:r>
+      <w:r>
+        <w:t xml:space="preserve"> CH583/CH585 </w:t>
+      </w:r>
+      <w:r>
+        <w:t>固件宏</w:t>
+      </w:r>
+      <w:r>
+        <w:t xml:space="preserve"> VER </w:t>
+      </w:r>
+      <w:r>
+        <w:t>提供</w:t>
+      </w:r>
+    </w:p>
+    <w:p>
+      <w:r>
+        <w:t>```</w:t>
+      </w:r>
+    </w:p>
+    <w:p/>
+    <w:p>
+      <w:r>
+        <w:t>示例：</w:t>
+      </w:r>
+    </w:p>
+    <w:p/>
+    <w:p>
+      <w:r>
+        <w:t>```text</w:t>
+      </w:r>
+    </w:p>
+    <w:p>
+      <w:r>
+        <w:t>@#V1|SEQ=21|CMD=BLE_VER|LEN=3|PART=1|TOTAL=1|ARG=100|CRC=XXXX^&amp;</w:t>
+      </w:r>
+    </w:p>
+    <w:p>
+      <w:r>
+        <w:t>```</w:t>
+      </w:r>
+    </w:p>
+    <w:p/>
+    <w:p>
+      <w:r>
+        <w:t xml:space="preserve">WiFi </w:t>
+      </w:r>
+      <w:r>
+        <w:t>行为：</w:t>
+      </w:r>
+    </w:p>
+    <w:p/>
+    <w:p>
+      <w:r>
+        <w:t>```text</w:t>
+      </w:r>
+    </w:p>
+    <w:p>
+      <w:r>
+        <w:t>收到</w:t>
+      </w:r>
+      <w:r>
+        <w:t xml:space="preserve"> BLE_VER </w:t>
+      </w:r>
+      <w:r>
+        <w:t>后可记录</w:t>
+      </w:r>
+      <w:r>
+        <w:t xml:space="preserve"> BLE </w:t>
+      </w:r>
+      <w:r>
+        <w:t>版本</w:t>
+      </w:r>
+    </w:p>
+    <w:p>
+      <w:r>
+        <w:t xml:space="preserve">BLE_VER </w:t>
+      </w:r>
+      <w:r>
+        <w:t>不要求立即同步返回</w:t>
+      </w:r>
+      <w:r>
+        <w:t xml:space="preserve"> WIFI_VER</w:t>
+      </w:r>
+    </w:p>
+    <w:p>
+      <w:r>
+        <w:t xml:space="preserve">WiFi </w:t>
+      </w:r>
+      <w:r>
+        <w:t>后续任意时刻可以异步发送</w:t>
+      </w:r>
+      <w:r>
+        <w:t xml:space="preserve"> WIFI_VER</w:t>
+      </w:r>
+    </w:p>
+    <w:p>
+      <w:r>
+        <w:t>```</w:t>
+      </w:r>
+    </w:p>
+    <w:p/>
+    <w:p>
+      <w:r>
+        <w:t xml:space="preserve">CH583/CH585 </w:t>
+      </w:r>
+      <w:r>
+        <w:t>发送策略：</w:t>
+      </w:r>
+    </w:p>
+    <w:p/>
+    <w:p>
+      <w:r>
+        <w:t>```text</w:t>
+      </w:r>
+    </w:p>
+    <w:p>
+      <w:r>
+        <w:t>每轮</w:t>
+      </w:r>
+      <w:r>
+        <w:t xml:space="preserve"> WiFi </w:t>
+      </w:r>
+      <w:r>
+        <w:t>唤醒会话最多发送一次</w:t>
+      </w:r>
+      <w:r>
+        <w:t xml:space="preserve"> BLE_VER</w:t>
+      </w:r>
+    </w:p>
+    <w:p>
+      <w:r>
+        <w:t xml:space="preserve">BLE_VER </w:t>
+      </w:r>
+      <w:r>
+        <w:t>只在</w:t>
+      </w:r>
+      <w:r>
+        <w:t xml:space="preserve"> BLE_MAC ACK </w:t>
+      </w:r>
+      <w:r>
+        <w:t>匹配后发送</w:t>
+      </w:r>
+    </w:p>
+    <w:p>
+      <w:r>
+        <w:t xml:space="preserve">BLE_VER </w:t>
+      </w:r>
+      <w:r>
+        <w:t>不等待</w:t>
+      </w:r>
+      <w:r>
+        <w:t xml:space="preserve"> WIFI_VER </w:t>
+      </w:r>
+      <w:r>
+        <w:t>回包</w:t>
+      </w:r>
+    </w:p>
+    <w:p>
+      <w:r>
+        <w:t>如果</w:t>
+      </w:r>
+      <w:r>
+        <w:t xml:space="preserve"> MAC ACK </w:t>
+      </w:r>
+      <w:r>
+        <w:t>时已有</w:t>
+      </w:r>
+      <w:r>
+        <w:t xml:space="preserve"> pending BLE_DATA</w:t>
+      </w:r>
+      <w:r>
+        <w:t>，先发送一帧</w:t>
+      </w:r>
+      <w:r>
+        <w:t xml:space="preserve"> BLE_VER</w:t>
+      </w:r>
+      <w:r>
+        <w:t>，再约</w:t>
+      </w:r>
+      <w:r>
+        <w:t xml:space="preserve"> 50ms~100ms </w:t>
+      </w:r>
+      <w:r>
+        <w:t>后发送</w:t>
+      </w:r>
+      <w:r>
+        <w:t xml:space="preserve"> pending BLE_DATA</w:t>
+      </w:r>
+    </w:p>
+    <w:p>
+      <w:r>
+        <w:t>当前</w:t>
+      </w:r>
+      <w:r>
+        <w:t xml:space="preserve"> CH583/CH585 </w:t>
+      </w:r>
+      <w:r>
+        <w:t>推荐间隔为</w:t>
+      </w:r>
+      <w:r>
+        <w:t xml:space="preserve"> 80ms</w:t>
+      </w:r>
+    </w:p>
+    <w:p>
+      <w:r>
+        <w:t>如果</w:t>
+      </w:r>
+      <w:r>
+        <w:t xml:space="preserve"> pending BLE_DATA </w:t>
+      </w:r>
+      <w:r>
+        <w:t>接近缓存上限，优先发送</w:t>
+      </w:r>
+      <w:r>
+        <w:t xml:space="preserve"> pending BLE_DATA</w:t>
+      </w:r>
+      <w:r>
+        <w:t>，</w:t>
+      </w:r>
+      <w:r>
+        <w:t xml:space="preserve">BLE_VER </w:t>
+      </w:r>
+      <w:r>
+        <w:t>可以跳过本轮</w:t>
+      </w:r>
+    </w:p>
+    <w:p>
+      <w:r>
+        <w:t>```</w:t>
+      </w:r>
+    </w:p>
+    <w:p/>
+    <w:p>
+      <w:r>
+        <w:rPr>
+          <w:b/>
+          <w:bCs/>
+        </w:rPr>
+        <w:t xml:space="preserve">### 10.2 WiFi </w:t>
+      </w:r>
+      <w:r>
+        <w:rPr>
+          <w:b/>
+          <w:bCs/>
+        </w:rPr>
+        <w:t>上报</w:t>
+      </w:r>
+      <w:r>
+        <w:rPr>
+          <w:b/>
+          <w:bCs/>
+        </w:rPr>
+        <w:t xml:space="preserve"> WiFi </w:t>
+      </w:r>
+      <w:r>
+        <w:rPr>
+          <w:b/>
+          <w:bCs/>
+        </w:rPr>
+        <w:t>版本</w:t>
+      </w:r>
+    </w:p>
+    <w:p/>
+    <w:p>
+      <w:r>
+        <w:t xml:space="preserve">WiFi </w:t>
+      </w:r>
+      <w:r>
+        <w:t>可以在收到</w:t>
+      </w:r>
+      <w:r>
+        <w:t xml:space="preserve"> `BLE_VER` </w:t>
+      </w:r>
+      <w:r>
+        <w:t>后，或后续任意合适时机，上报自己的版本：</w:t>
+      </w:r>
+    </w:p>
+    <w:p/>
+    <w:p>
+      <w:r>
+        <w:t>```text</w:t>
+      </w:r>
+    </w:p>
+    <w:p>
+      <w:r>
+        <w:t>CMD=WIFI_VER</w:t>
+      </w:r>
+    </w:p>
+    <w:p>
+      <w:r>
+        <w:t>```</w:t>
+      </w:r>
+    </w:p>
+    <w:p/>
+    <w:p>
+      <w:r>
+        <w:lastRenderedPageBreak/>
+        <w:t>格式：</w:t>
+      </w:r>
+    </w:p>
+    <w:p/>
+    <w:p>
+      <w:r>
+        <w:t>```text</w:t>
+      </w:r>
+    </w:p>
+    <w:p>
+      <w:r>
+        <w:t>@#V1|SEQ=&lt;seq&gt;|CMD=WIFI_VER|LEN=&lt;len&gt;|PART=1|TOTAL=1|ARG=&lt;wifi_ver_dec&gt;|CRC=&lt;crc&gt;^&amp;</w:t>
+      </w:r>
+    </w:p>
+    <w:p>
+      <w:r>
+        <w:t>```</w:t>
+      </w:r>
+    </w:p>
+    <w:p/>
+    <w:p>
+      <w:r>
+        <w:t>参数：</w:t>
+      </w:r>
+    </w:p>
+    <w:p/>
+    <w:p>
+      <w:r>
+        <w:t>```text</w:t>
+      </w:r>
+    </w:p>
+    <w:p>
+      <w:r>
+        <w:t>ARG=&lt;wifi_ver_dec&gt;</w:t>
+      </w:r>
+    </w:p>
+    <w:p>
+      <w:r>
+        <w:t xml:space="preserve">wifi_ver_dec </w:t>
+      </w:r>
+      <w:r>
+        <w:t>为十进制文本</w:t>
+      </w:r>
+    </w:p>
+    <w:p>
+      <w:r>
+        <w:t>范围</w:t>
+      </w:r>
+      <w:r>
+        <w:t xml:space="preserve"> 0..65535</w:t>
+      </w:r>
+    </w:p>
+    <w:p>
+      <w:r>
+        <w:t>```</w:t>
+      </w:r>
+    </w:p>
+    <w:p/>
+    <w:p>
+      <w:r>
+        <w:t>示例：</w:t>
+      </w:r>
+    </w:p>
+    <w:p/>
+    <w:p>
+      <w:r>
+        <w:t>```text</w:t>
+      </w:r>
+    </w:p>
+    <w:p>
+      <w:r>
+        <w:t>@#V1|SEQ=240|CMD=WIFI_VER|LEN=1|PART=1|TOTAL=1|ARG=0|CRC=XXXX^&amp;</w:t>
+      </w:r>
+    </w:p>
+    <w:p>
+      <w:r>
+        <w:t>@#V1|SEQ=241|CMD=WIFI_VER|LEN=5|PART=1|TOTAL=1|ARG=65535|CRC=XXXX^&amp;</w:t>
+      </w:r>
+    </w:p>
+    <w:p>
+      <w:r>
+        <w:t>```</w:t>
+      </w:r>
+    </w:p>
+    <w:p/>
+    <w:p>
+      <w:r>
+        <w:t xml:space="preserve">CH583/CH585 </w:t>
+      </w:r>
+      <w:r>
+        <w:t>行为：</w:t>
+      </w:r>
+    </w:p>
+    <w:p/>
+    <w:p>
+      <w:r>
+        <w:t>```text</w:t>
+      </w:r>
+    </w:p>
+    <w:p>
+      <w:r>
+        <w:t>校验</w:t>
+      </w:r>
+      <w:r>
+        <w:t xml:space="preserve"> CRC/LEN/PART/TOTAL</w:t>
+      </w:r>
+    </w:p>
+    <w:p>
+      <w:r>
+        <w:t>只接受单包</w:t>
+      </w:r>
+      <w:r>
+        <w:t xml:space="preserve"> PART=1,TOTAL=1</w:t>
+      </w:r>
+    </w:p>
+    <w:p>
+      <w:r>
+        <w:t>只接受十进制</w:t>
+      </w:r>
+      <w:r>
+        <w:t xml:space="preserve"> WiFi </w:t>
+      </w:r>
+      <w:r>
+        <w:t>版本</w:t>
+      </w:r>
+    </w:p>
+    <w:p>
+      <w:r>
+        <w:t>合法范围为</w:t>
+      </w:r>
+      <w:r>
+        <w:t xml:space="preserve"> 0..65535</w:t>
+      </w:r>
+    </w:p>
+    <w:p>
+      <w:r>
+        <w:t>收到合法</w:t>
+      </w:r>
+      <w:r>
+        <w:t xml:space="preserve"> WIFI_VER </w:t>
+      </w:r>
+      <w:r>
+        <w:t>后立即回复</w:t>
+      </w:r>
+      <w:r>
+        <w:t xml:space="preserve"> ACK</w:t>
+      </w:r>
+    </w:p>
+    <w:p>
+      <w:r>
+        <w:t>组合版本为</w:t>
+      </w:r>
+      <w:r>
+        <w:t xml:space="preserve"> {VER, WIFI_VER_H, WIFI_VER_L}</w:t>
+      </w:r>
+    </w:p>
+    <w:p>
+      <w:r>
+        <w:t>立即刷新</w:t>
+      </w:r>
+      <w:r>
+        <w:t xml:space="preserve"> BLE </w:t>
+      </w:r>
+      <w:r>
+        <w:t>私有广播版本字段</w:t>
+      </w:r>
+    </w:p>
+    <w:p>
+      <w:r>
+        <w:t>设置版本</w:t>
+      </w:r>
+      <w:r>
+        <w:t xml:space="preserve"> dirty </w:t>
+      </w:r>
+      <w:r>
+        <w:t>标记</w:t>
+      </w:r>
+    </w:p>
+    <w:p>
+      <w:r>
+        <w:t>不在收到</w:t>
+      </w:r>
+      <w:r>
+        <w:t xml:space="preserve"> WIFI_VER </w:t>
+      </w:r>
+      <w:r>
+        <w:t>时立即写</w:t>
+      </w:r>
+      <w:r>
+        <w:t xml:space="preserve"> DataFlash</w:t>
+      </w:r>
+    </w:p>
+    <w:p>
+      <w:r>
+        <w:t>等待</w:t>
+      </w:r>
+      <w:r>
+        <w:t xml:space="preserve"> POWER_OFF / LOWPOWER / WiFi </w:t>
+      </w:r>
+      <w:r>
+        <w:t>会话结束收尾时统一写</w:t>
+      </w:r>
+      <w:r>
+        <w:t xml:space="preserve"> DataFlash</w:t>
+      </w:r>
+    </w:p>
+    <w:p>
+      <w:r>
+        <w:t>复位后读取</w:t>
+      </w:r>
+      <w:r>
+        <w:t xml:space="preserve"> DataFlash </w:t>
+      </w:r>
+      <w:r>
+        <w:t>中保存的</w:t>
+      </w:r>
+      <w:r>
+        <w:t xml:space="preserve"> WiFi </w:t>
+      </w:r>
+      <w:r>
+        <w:t>版本高低字节，但</w:t>
+      </w:r>
+      <w:r>
+        <w:t xml:space="preserve"> BLE </w:t>
+      </w:r>
+      <w:r>
+        <w:t>字节始终使用当前固件</w:t>
+      </w:r>
+      <w:r>
+        <w:t xml:space="preserve"> VER</w:t>
+      </w:r>
+    </w:p>
+    <w:p>
+      <w:r>
+        <w:t>```</w:t>
+      </w:r>
+    </w:p>
+    <w:p/>
+    <w:p>
+      <w:r>
+        <w:t xml:space="preserve">CH583/CH585 </w:t>
+      </w:r>
+      <w:r>
+        <w:t>回复</w:t>
+      </w:r>
+      <w:r>
+        <w:t xml:space="preserve"> WiFi</w:t>
+      </w:r>
+      <w:r>
+        <w:t>：</w:t>
+      </w:r>
+    </w:p>
+    <w:p/>
+    <w:p>
+      <w:r>
+        <w:t>```text</w:t>
+      </w:r>
+    </w:p>
+    <w:p>
+      <w:r>
+        <w:t>参数合法并已刷新</w:t>
+      </w:r>
+      <w:r>
+        <w:t xml:space="preserve"> RAM/</w:t>
+      </w:r>
+      <w:r>
+        <w:t>广播：</w:t>
+      </w:r>
+      <w:r>
+        <w:t>ACK</w:t>
+      </w:r>
+    </w:p>
+    <w:p>
+      <w:r>
+        <w:t xml:space="preserve">ARG </w:t>
+      </w:r>
+      <w:r>
+        <w:t>为空、不是十进制、或超过</w:t>
+      </w:r>
+      <w:r>
+        <w:t xml:space="preserve"> 65535</w:t>
+      </w:r>
+      <w:r>
+        <w:t>：</w:t>
+      </w:r>
+      <w:r>
+        <w:t>ERR,BAD_ARG</w:t>
+      </w:r>
+    </w:p>
+    <w:p>
+      <w:r>
+        <w:t xml:space="preserve">PART/TOTAL </w:t>
+      </w:r>
+      <w:r>
+        <w:t>不是</w:t>
+      </w:r>
+      <w:r>
+        <w:t xml:space="preserve"> 1/1</w:t>
+      </w:r>
+      <w:r>
+        <w:t>：</w:t>
+      </w:r>
+      <w:r>
+        <w:t>ERR,BAD_PART</w:t>
+      </w:r>
+    </w:p>
+    <w:p>
+      <w:r>
+        <w:lastRenderedPageBreak/>
+        <w:t xml:space="preserve">CRC </w:t>
+      </w:r>
+      <w:r>
+        <w:t>错误：</w:t>
+      </w:r>
+      <w:r>
+        <w:t>ERR,BAD_CRC</w:t>
+      </w:r>
+    </w:p>
+    <w:p>
+      <w:r>
+        <w:t xml:space="preserve">LEN </w:t>
+      </w:r>
+      <w:r>
+        <w:t>错误：</w:t>
+      </w:r>
+      <w:r>
+        <w:t>ERR,BAD_LEN</w:t>
+      </w:r>
+    </w:p>
+    <w:p>
+      <w:r>
+        <w:t>```</w:t>
+      </w:r>
+    </w:p>
+    <w:p/>
+    <w:p>
+      <w:r>
+        <w:t>广播字段规则：</w:t>
+      </w:r>
+    </w:p>
+    <w:p/>
+    <w:p>
+      <w:r>
+        <w:t>```text</w:t>
+      </w:r>
+    </w:p>
+    <w:p>
+      <w:r>
+        <w:t>只修改</w:t>
+      </w:r>
+      <w:r>
+        <w:t xml:space="preserve"> TDX BLE advertising data </w:t>
+      </w:r>
+      <w:r>
+        <w:t>中的私有版本字段</w:t>
+      </w:r>
+    </w:p>
+    <w:p>
+      <w:r>
+        <w:t>不再把该</w:t>
+      </w:r>
+      <w:r>
+        <w:t xml:space="preserve"> 3 </w:t>
+      </w:r>
+      <w:r>
+        <w:t>字节组合版本放入可见广播名</w:t>
+      </w:r>
+    </w:p>
+    <w:p>
+      <w:r>
+        <w:t>字段类型使用</w:t>
+      </w:r>
+      <w:r>
+        <w:t xml:space="preserve"> Manufacturer Specific Data</w:t>
+      </w:r>
+    </w:p>
+    <w:p>
+      <w:r>
+        <w:t>字段长度为</w:t>
+      </w:r>
+      <w:r>
+        <w:t xml:space="preserve"> 3 </w:t>
+      </w:r>
+      <w:r>
+        <w:t>字节版本内容</w:t>
+      </w:r>
+    </w:p>
+    <w:p>
+      <w:r>
+        <w:t xml:space="preserve">byte0 = </w:t>
+      </w:r>
+      <w:r>
+        <w:t>当前</w:t>
+      </w:r>
+      <w:r>
+        <w:t xml:space="preserve"> BLE/CH583/CH585 VER</w:t>
+      </w:r>
+    </w:p>
+    <w:p>
+      <w:r>
+        <w:t xml:space="preserve">byte1 = WiFi </w:t>
+      </w:r>
+      <w:r>
+        <w:t>版本高字节</w:t>
+      </w:r>
+    </w:p>
+    <w:p>
+      <w:r>
+        <w:t xml:space="preserve">byte2 = WiFi </w:t>
+      </w:r>
+      <w:r>
+        <w:t>版本低字节</w:t>
+      </w:r>
+    </w:p>
+    <w:p>
+      <w:r>
+        <w:t>```</w:t>
+      </w:r>
+    </w:p>
+    <w:p/>
+    <w:p>
+      <w:r>
+        <w:t>边界示例：</w:t>
+      </w:r>
+    </w:p>
+    <w:p/>
+    <w:p>
+      <w:r>
+        <w:t>```text</w:t>
+      </w:r>
+    </w:p>
+    <w:p>
+      <w:r>
+        <w:t>VER=100, WIFI_VER=0     =&gt; 64 00 00</w:t>
+      </w:r>
+    </w:p>
+    <w:p>
+      <w:r>
+        <w:t>VER=100, WIFI_VER=65535 =&gt; 64 FF FF</w:t>
+      </w:r>
+    </w:p>
+    <w:p>
+      <w:r>
+        <w:t>WIFI_VER=65536          =&gt; ERR,BAD_ARG</w:t>
+      </w:r>
+      <w:r>
+        <w:t>，不更新广播，不写</w:t>
+      </w:r>
+      <w:r>
+        <w:t xml:space="preserve"> DataFlash</w:t>
+      </w:r>
+    </w:p>
+    <w:p>
+      <w:r>
+        <w:t>```</w:t>
+      </w:r>
+    </w:p>
+    <w:p/>
+    <w:p>
+      <w:r>
+        <w:rPr>
+          <w:b/>
+          <w:bCs/>
+        </w:rPr>
+        <w:t xml:space="preserve">### 10.3 </w:t>
+      </w:r>
+      <w:r>
+        <w:rPr>
+          <w:b/>
+          <w:bCs/>
+        </w:rPr>
+        <w:t>与</w:t>
+      </w:r>
+      <w:r>
+        <w:rPr>
+          <w:b/>
+          <w:bCs/>
+        </w:rPr>
+        <w:t xml:space="preserve"> BLE </w:t>
+      </w:r>
+      <w:r>
+        <w:rPr>
+          <w:b/>
+          <w:bCs/>
+        </w:rPr>
+        <w:t>透传防丢包关系</w:t>
+      </w:r>
+    </w:p>
+    <w:p/>
+    <w:p>
+      <w:r>
+        <w:t>```text</w:t>
+      </w:r>
+    </w:p>
+    <w:p>
+      <w:r>
+        <w:t>前端</w:t>
+      </w:r>
+      <w:r>
+        <w:t xml:space="preserve"> BLE </w:t>
+      </w:r>
+      <w:r>
+        <w:t>写入发生在</w:t>
+      </w:r>
+      <w:r>
+        <w:t xml:space="preserve"> BLE_MAC ACK </w:t>
+      </w:r>
+      <w:r>
+        <w:t>前：</w:t>
+      </w:r>
+      <w:r>
+        <w:t xml:space="preserve">CH583/CH585 </w:t>
+      </w:r>
+      <w:r>
+        <w:t>继续缓存到</w:t>
+      </w:r>
+      <w:r>
+        <w:t xml:space="preserve"> pending BLE_DATA</w:t>
+      </w:r>
+    </w:p>
+    <w:p>
+      <w:r>
+        <w:t xml:space="preserve">BLE_MAC ACK </w:t>
+      </w:r>
+      <w:r>
+        <w:t>后：</w:t>
+      </w:r>
+      <w:r>
+        <w:t xml:space="preserve">pending BLE_DATA </w:t>
+      </w:r>
+      <w:r>
+        <w:t>尽快发送给</w:t>
+      </w:r>
+      <w:r>
+        <w:t xml:space="preserve"> WiFi</w:t>
+      </w:r>
+    </w:p>
+    <w:p>
+      <w:r>
+        <w:t xml:space="preserve">BLE_VER </w:t>
+      </w:r>
+      <w:r>
+        <w:t>不作为</w:t>
+      </w:r>
+      <w:r>
+        <w:t xml:space="preserve"> pending BLE_DATA </w:t>
+      </w:r>
+      <w:r>
+        <w:t>的长期阻塞条件</w:t>
+      </w:r>
+    </w:p>
+    <w:p>
+      <w:r>
+        <w:t xml:space="preserve">CH583/CH585 </w:t>
+      </w:r>
+      <w:r>
+        <w:t>不因为</w:t>
+      </w:r>
+      <w:r>
+        <w:t xml:space="preserve"> WIFI_VER </w:t>
+      </w:r>
+      <w:r>
+        <w:t>未返回而继续积压前端数据</w:t>
+      </w:r>
+    </w:p>
+    <w:p>
+      <w:r>
+        <w:t xml:space="preserve">CH583/CH585 </w:t>
+      </w:r>
+      <w:r>
+        <w:t>不做多次</w:t>
+      </w:r>
+      <w:r>
+        <w:t xml:space="preserve"> BLE_VER </w:t>
+      </w:r>
+      <w:r>
+        <w:t>重试阻塞透传</w:t>
+      </w:r>
+    </w:p>
+    <w:p>
+      <w:r>
+        <w:t xml:space="preserve">WIFI_VER </w:t>
+      </w:r>
+      <w:r>
+        <w:t>晚到也可以正常处理和刷新广播</w:t>
+      </w:r>
+    </w:p>
+    <w:p>
+      <w:r>
+        <w:t xml:space="preserve">pending </w:t>
+      </w:r>
+      <w:r>
+        <w:t>缓存接近满时，优先保证</w:t>
+      </w:r>
+      <w:r>
+        <w:t xml:space="preserve"> BLE_DATA </w:t>
+      </w:r>
+      <w:r>
+        <w:t>发送，版本交换让路</w:t>
+      </w:r>
+    </w:p>
+    <w:p>
+      <w:r>
+        <w:t>保留现有</w:t>
+      </w:r>
+      <w:r>
+        <w:t xml:space="preserve"> pending </w:t>
+      </w:r>
+      <w:r>
+        <w:t>溢出保护，版本交换不能扩大</w:t>
+      </w:r>
+      <w:r>
+        <w:t xml:space="preserve"> BLE_DATA </w:t>
+      </w:r>
+      <w:r>
+        <w:t>溢出风险</w:t>
+      </w:r>
+    </w:p>
+    <w:p>
+      <w:r>
+        <w:t>```</w:t>
+      </w:r>
+    </w:p>
+    <w:p/>
+    <w:p>
+      <w:r>
+        <w:t>推荐</w:t>
+      </w:r>
+      <w:r>
+        <w:t xml:space="preserve"> WiFi </w:t>
+      </w:r>
+      <w:r>
+        <w:t>启动顺序：</w:t>
+      </w:r>
+    </w:p>
+    <w:p/>
+    <w:p>
+      <w:r>
+        <w:t>```text</w:t>
+      </w:r>
+    </w:p>
+    <w:p>
+      <w:r>
+        <w:t xml:space="preserve">1. WiFi </w:t>
+      </w:r>
+      <w:r>
+        <w:t>启动并准备接收</w:t>
+      </w:r>
+      <w:r>
+        <w:t xml:space="preserve"> UART </w:t>
+      </w:r>
+      <w:r>
+        <w:t>协议</w:t>
+      </w:r>
+    </w:p>
+    <w:p>
+      <w:r>
+        <w:t xml:space="preserve">2. CH583/CH585 </w:t>
+      </w:r>
+      <w:r>
+        <w:t>发送</w:t>
+      </w:r>
+      <w:r>
+        <w:t xml:space="preserve"> BLE_MAC</w:t>
+      </w:r>
+    </w:p>
+    <w:p>
+      <w:r>
+        <w:t>3. WiFi ACK BLE_MAC</w:t>
+      </w:r>
+    </w:p>
+    <w:p>
+      <w:r>
+        <w:t xml:space="preserve">4. CH583/CH585 </w:t>
+      </w:r>
+      <w:r>
+        <w:t>发送</w:t>
+      </w:r>
+      <w:r>
+        <w:t xml:space="preserve"> BLE_VER</w:t>
+      </w:r>
+    </w:p>
+    <w:p>
+      <w:r>
+        <w:lastRenderedPageBreak/>
+        <w:t xml:space="preserve">5. CH583/CH585 </w:t>
+      </w:r>
+      <w:r>
+        <w:t>短延时后发送</w:t>
+      </w:r>
+      <w:r>
+        <w:t xml:space="preserve"> pending BLE_DATA</w:t>
+      </w:r>
+      <w:r>
+        <w:t>，如配网透传数据</w:t>
+      </w:r>
+    </w:p>
+    <w:p>
+      <w:r>
+        <w:t xml:space="preserve">6. WiFi </w:t>
+      </w:r>
+      <w:r>
+        <w:t>在方便时发送</w:t>
+      </w:r>
+      <w:r>
+        <w:t xml:space="preserve"> WIFI_VER</w:t>
+      </w:r>
+    </w:p>
+    <w:p>
+      <w:r>
+        <w:t xml:space="preserve">7. WiFi </w:t>
+      </w:r>
+      <w:r>
+        <w:t>业务完成后发送</w:t>
+      </w:r>
+      <w:r>
+        <w:t xml:space="preserve"> POWER_OFF </w:t>
+      </w:r>
+      <w:r>
+        <w:t>或</w:t>
+      </w:r>
+      <w:r>
+        <w:t xml:space="preserve"> LOWPOWER</w:t>
+      </w:r>
+    </w:p>
+    <w:p>
+      <w:r>
+        <w:t>```</w:t>
+      </w:r>
+    </w:p>
+    <w:p/>
+    <w:p>
+      <w:r>
+        <w:rPr>
+          <w:b/>
+          <w:bCs/>
+        </w:rPr>
+        <w:t xml:space="preserve">## 11. GPIO </w:t>
       </w:r>
       <w:r>
         <w:rPr>
@@ -3715,31 +4577,7 @@
     </w:p>
     <w:p>
       <w:r>
-        <w:t>@#V1|SEQ=&lt;seq&gt;|CMD=GPIO|LEN=&lt;len&gt;|PART=1|TOTAL=1|ARG=&lt;port</w:t>
-      </w:r>
-      <w:proofErr w:type="gramStart"/>
-      <w:r>
-        <w:t>&gt;,&lt;</w:t>
-      </w:r>
-      <w:proofErr w:type="gramEnd"/>
-      <w:r>
-        <w:t>pin</w:t>
-      </w:r>
-      <w:proofErr w:type="gramStart"/>
-      <w:r>
-        <w:t>&gt;,&lt;</w:t>
-      </w:r>
-      <w:proofErr w:type="gramEnd"/>
-      <w:r>
-        <w:t>mode</w:t>
-      </w:r>
-      <w:proofErr w:type="gramStart"/>
-      <w:r>
-        <w:t>&gt;,&lt;</w:t>
-      </w:r>
-      <w:proofErr w:type="gramEnd"/>
-      <w:r>
-        <w:t>level&gt;|CRC=&lt;crc&gt;^&amp;</w:t>
+        <w:t>@#V1|SEQ=&lt;seq&gt;|CMD=GPIO|LEN=&lt;len&gt;|PART=1|TOTAL=1|ARG=&lt;port&gt;,&lt;pin&gt;,&lt;mode&gt;,&lt;level&gt;|CRC=&lt;crc&gt;^&amp;</w:t>
       </w:r>
     </w:p>
     <w:p>
@@ -3781,13 +4619,8 @@
       </w:r>
     </w:p>
     <w:p>
-      <w:proofErr w:type="gramStart"/>
-      <w:r>
-        <w:t>level  HIGH</w:t>
-      </w:r>
-      <w:proofErr w:type="gramEnd"/>
-      <w:r>
-        <w:t xml:space="preserve"> / LOW / KEEP</w:t>
+      <w:r>
+        <w:t>level  HIGH / LOW / KEEP</w:t>
       </w:r>
     </w:p>
     <w:p>
@@ -3866,15 +4699,7 @@
     </w:p>
     <w:p>
       <w:r>
-        <w:t>@#V1|SEQ=100|CMD=GPIO|LEN=13|PART=1|TOTAL=1|ARG=PA,</w:t>
-      </w:r>
-      <w:proofErr w:type="gramStart"/>
-      <w:r>
-        <w:t>3,OUT</w:t>
-      </w:r>
-      <w:proofErr w:type="gramEnd"/>
-      <w:r>
-        <w:t>,HIGH|CRC=XXXX^&amp;</w:t>
+        <w:t>@#V1|SEQ=100|CMD=GPIO|LEN=13|PART=1|TOTAL=1|ARG=PA,3,OUT,HIGH|CRC=XXXX^&amp;</w:t>
       </w:r>
     </w:p>
     <w:p>
@@ -3889,7 +4714,7 @@
           <w:b/>
           <w:bCs/>
         </w:rPr>
-        <w:t xml:space="preserve">## 11. GPIO </w:t>
+        <w:t xml:space="preserve">## 12. GPIO </w:t>
       </w:r>
       <w:r>
         <w:rPr>
@@ -3901,13 +4726,8 @@
     </w:p>
     <w:p/>
     <w:p>
-      <w:proofErr w:type="spellStart"/>
-      <w:r>
-        <w:t>WiFi</w:t>
-      </w:r>
-      <w:proofErr w:type="spellEnd"/>
-      <w:r>
-        <w:t xml:space="preserve"> </w:t>
+      <w:r>
+        <w:t xml:space="preserve">WiFi </w:t>
       </w:r>
       <w:r>
         <w:t>发送：</w:t>
@@ -3916,21 +4736,12 @@
     <w:p/>
     <w:p>
       <w:r>
-        <w:lastRenderedPageBreak/>
-        <w:t>```text</w:t>
-      </w:r>
-    </w:p>
-    <w:p>
-      <w:r>
-        <w:t>@#V1|SEQ=&lt;seq&gt;|CMD=GPIO_READ|LEN=&lt;len&gt;|PART=1|TOTAL=1|ARG=&lt;port</w:t>
-      </w:r>
-      <w:proofErr w:type="gramStart"/>
-      <w:r>
-        <w:t>&gt;,&lt;</w:t>
-      </w:r>
-      <w:proofErr w:type="gramEnd"/>
-      <w:r>
-        <w:t>pin&gt;|CRC=&lt;crc&gt;^&amp;</w:t>
+        <w:t>```text</w:t>
+      </w:r>
+    </w:p>
+    <w:p>
+      <w:r>
+        <w:t>@#V1|SEQ=&lt;seq&gt;|CMD=GPIO_READ|LEN=&lt;len&gt;|PART=1|TOTAL=1|ARG=&lt;port&gt;,&lt;pin&gt;|CRC=&lt;crc&gt;^&amp;</w:t>
       </w:r>
     </w:p>
     <w:p>
@@ -3955,31 +4766,7 @@
     </w:p>
     <w:p>
       <w:r>
-        <w:t>@#V1|SEQ=&lt;seq&gt;|CMD=GPIO_VALUE|LEN=&lt;len&gt;|PART=1|TOTAL=1|ARG=&lt;read_seq</w:t>
-      </w:r>
-      <w:proofErr w:type="gramStart"/>
-      <w:r>
-        <w:t>&gt;,&lt;</w:t>
-      </w:r>
-      <w:proofErr w:type="gramEnd"/>
-      <w:r>
-        <w:t>port</w:t>
-      </w:r>
-      <w:proofErr w:type="gramStart"/>
-      <w:r>
-        <w:t>&gt;,&lt;</w:t>
-      </w:r>
-      <w:proofErr w:type="gramEnd"/>
-      <w:r>
-        <w:t>pin</w:t>
-      </w:r>
-      <w:proofErr w:type="gramStart"/>
-      <w:r>
-        <w:t>&gt;,&lt;</w:t>
-      </w:r>
-      <w:proofErr w:type="gramEnd"/>
-      <w:r>
-        <w:t>level&gt;|CRC=&lt;crc&gt;^&amp;</w:t>
+        <w:t>@#V1|SEQ=&lt;seq&gt;|CMD=GPIO_VALUE|LEN=&lt;len&gt;|PART=1|TOTAL=1|ARG=&lt;read_seq&gt;,&lt;port&gt;,&lt;pin&gt;,&lt;level&gt;|CRC=&lt;crc&gt;^&amp;</w:t>
       </w:r>
     </w:p>
     <w:p>
@@ -4001,23 +4788,7 @@
     </w:p>
     <w:p>
       <w:r>
-        <w:t>@#V1|SEQ=31|CMD=GPIO_VALUE|LEN=13|PART=1|TOTAL=1|ARG=</w:t>
-      </w:r>
-      <w:proofErr w:type="gramStart"/>
-      <w:r>
-        <w:t>130,PA</w:t>
-      </w:r>
-      <w:proofErr w:type="gramEnd"/>
-      <w:r>
-        <w:t>,</w:t>
-      </w:r>
-      <w:proofErr w:type="gramStart"/>
-      <w:r>
-        <w:t>3,HIGH</w:t>
-      </w:r>
-      <w:proofErr w:type="gramEnd"/>
-      <w:r>
-        <w:t>|CRC=XXXX^&amp;</w:t>
+        <w:t>@#V1|SEQ=31|CMD=GPIO_VALUE|LEN=13|PART=1|TOTAL=1|ARG=130,PA,3,HIGH|CRC=XXXX^&amp;</w:t>
       </w:r>
     </w:p>
     <w:p>
@@ -4032,7 +4803,7 @@
           <w:b/>
           <w:bCs/>
         </w:rPr>
-        <w:t xml:space="preserve">## 12. LED </w:t>
+        <w:t xml:space="preserve">## 13. LED </w:t>
       </w:r>
       <w:r>
         <w:rPr>
@@ -4060,15 +4831,7 @@
         <w:t>闪烁，避免</w:t>
       </w:r>
       <w:r>
-        <w:t xml:space="preserve"> </w:t>
-      </w:r>
-      <w:proofErr w:type="spellStart"/>
-      <w:r>
-        <w:t>WiFi</w:t>
-      </w:r>
-      <w:proofErr w:type="spellEnd"/>
-      <w:r>
-        <w:t xml:space="preserve"> </w:t>
+        <w:t xml:space="preserve"> WiFi </w:t>
       </w:r>
       <w:r>
         <w:t>为了闪烁而高频发送</w:t>
@@ -4120,7 +4883,7 @@
           <w:b/>
           <w:bCs/>
         </w:rPr>
-        <w:t xml:space="preserve">### 12.1 </w:t>
+        <w:t xml:space="preserve">### 13.1 </w:t>
       </w:r>
       <w:r>
         <w:rPr>
@@ -4132,13 +4895,8 @@
     </w:p>
     <w:p/>
     <w:p>
-      <w:proofErr w:type="spellStart"/>
-      <w:r>
-        <w:t>WiFi</w:t>
-      </w:r>
-      <w:proofErr w:type="spellEnd"/>
-      <w:r>
-        <w:t xml:space="preserve"> </w:t>
+      <w:r>
+        <w:t xml:space="preserve">WiFi </w:t>
       </w:r>
       <w:r>
         <w:t>发送：</w:t>
@@ -4152,15 +4910,7 @@
     </w:p>
     <w:p>
       <w:r>
-        <w:t>@#V1|SEQ=&lt;seq&gt;|CMD=LED_BLINK|LEN=&lt;len&gt;|PART=1|TOTAL=1|ARG=&lt;led</w:t>
-      </w:r>
-      <w:proofErr w:type="gramStart"/>
-      <w:r>
-        <w:t>&gt;,&lt;</w:t>
-      </w:r>
-      <w:proofErr w:type="gramEnd"/>
-      <w:r>
-        <w:t>interval_ms&gt;|CRC=&lt;crc&gt;^&amp;</w:t>
+        <w:t>@#V1|SEQ=&lt;seq&gt;|CMD=LED_BLINK|LEN=&lt;len&gt;|PART=1|TOTAL=1|ARG=&lt;led&gt;,&lt;interval_ms&gt;|CRC=&lt;crc&gt;^&amp;</w:t>
       </w:r>
     </w:p>
     <w:p>
@@ -4186,63 +4936,53 @@
       </w:r>
     </w:p>
     <w:p>
-      <w:proofErr w:type="spellStart"/>
-      <w:r>
-        <w:t>interval_ms</w:t>
-      </w:r>
-      <w:proofErr w:type="spellEnd"/>
-      <w:r>
-        <w:t xml:space="preserve">  1~10000</w:t>
+      <w:r>
+        <w:t>interval_ms  1~10000</w:t>
       </w:r>
       <w:r>
         <w:t>，单位</w:t>
       </w:r>
       <w:r>
-        <w:t xml:space="preserve"> </w:t>
-      </w:r>
-      <w:proofErr w:type="spellStart"/>
-      <w:r>
-        <w:t>ms</w:t>
-      </w:r>
-      <w:proofErr w:type="spellEnd"/>
+        <w:t xml:space="preserve"> ms</w:t>
+      </w:r>
+    </w:p>
+    <w:p>
+      <w:r>
+        <w:t>```</w:t>
+      </w:r>
+    </w:p>
+    <w:p/>
+    <w:p>
+      <w:r>
+        <w:t>规则：</w:t>
+      </w:r>
+    </w:p>
+    <w:p/>
+    <w:p>
+      <w:r>
+        <w:t>```text</w:t>
+      </w:r>
+    </w:p>
+    <w:p>
+      <w:r>
+        <w:t xml:space="preserve">RED </w:t>
+      </w:r>
+      <w:r>
+        <w:t>和</w:t>
+      </w:r>
+      <w:r>
+        <w:t xml:space="preserve"> GREEN </w:t>
+      </w:r>
+      <w:r>
+        <w:t>独立控制，不能使用</w:t>
+      </w:r>
+      <w:r>
+        <w:t xml:space="preserve"> BOTH</w:t>
+      </w:r>
     </w:p>
     <w:p>
       <w:r>
         <w:lastRenderedPageBreak/>
-        <w:t>```</w:t>
-      </w:r>
-    </w:p>
-    <w:p/>
-    <w:p>
-      <w:r>
-        <w:t>规则：</w:t>
-      </w:r>
-    </w:p>
-    <w:p/>
-    <w:p>
-      <w:r>
-        <w:t>```text</w:t>
-      </w:r>
-    </w:p>
-    <w:p>
-      <w:r>
-        <w:t xml:space="preserve">RED </w:t>
-      </w:r>
-      <w:r>
-        <w:t>和</w:t>
-      </w:r>
-      <w:r>
-        <w:t xml:space="preserve"> GREEN </w:t>
-      </w:r>
-      <w:r>
-        <w:t>独立控制，不能使用</w:t>
-      </w:r>
-      <w:r>
-        <w:t xml:space="preserve"> BOTH</w:t>
-      </w:r>
-    </w:p>
-    <w:p>
-      <w:r>
         <w:t xml:space="preserve">LED_BLINK </w:t>
       </w:r>
       <w:r>
@@ -4261,15 +5001,7 @@
         <w:t>，再按</w:t>
       </w:r>
       <w:r>
-        <w:t xml:space="preserve"> </w:t>
-      </w:r>
-      <w:proofErr w:type="spellStart"/>
-      <w:r>
-        <w:t>interval_ms</w:t>
-      </w:r>
-      <w:proofErr w:type="spellEnd"/>
-      <w:r>
-        <w:t xml:space="preserve"> </w:t>
+        <w:t xml:space="preserve"> interval_ms </w:t>
       </w:r>
       <w:r>
         <w:t>间隔翻转电平</w:t>
@@ -4310,24 +5042,11 @@
       </w:r>
     </w:p>
     <w:p>
-      <w:proofErr w:type="spellStart"/>
-      <w:r>
-        <w:t>interval_ms</w:t>
-      </w:r>
-      <w:proofErr w:type="spellEnd"/>
-      <w:r>
-        <w:t xml:space="preserve"> </w:t>
-      </w:r>
-      <w:r>
-        <w:t>表示翻转间隔，不是</w:t>
-      </w:r>
-      <w:proofErr w:type="gramStart"/>
-      <w:r>
-        <w:t>完整亮灭周期</w:t>
-      </w:r>
-      <w:proofErr w:type="gramEnd"/>
-      <w:r>
-        <w:t>；例如</w:t>
+      <w:r>
+        <w:t xml:space="preserve">interval_ms </w:t>
+      </w:r>
+      <w:r>
+        <w:t>表示翻转间隔，不是完整亮灭周期；例如</w:t>
       </w:r>
       <w:r>
         <w:t xml:space="preserve"> 1000 </w:t>
@@ -4413,13 +5132,8 @@
       <w:r>
         <w:t>、</w:t>
       </w:r>
-      <w:proofErr w:type="spellStart"/>
-      <w:r>
-        <w:t>interval_ms</w:t>
-      </w:r>
-      <w:proofErr w:type="spellEnd"/>
-      <w:r>
-        <w:t xml:space="preserve"> </w:t>
+      <w:r>
+        <w:t xml:space="preserve">interval_ms </w:t>
       </w:r>
       <w:r>
         <w:t>小于</w:t>
@@ -4436,13 +5150,8 @@
       <w:r>
         <w:t>、参数数量错误：</w:t>
       </w:r>
-      <w:proofErr w:type="gramStart"/>
-      <w:r>
-        <w:t>ERR,BAD</w:t>
-      </w:r>
-      <w:proofErr w:type="gramEnd"/>
-      <w:r>
-        <w:t>_ARG</w:t>
+      <w:r>
+        <w:t>ERR,BAD_ARG</w:t>
       </w:r>
     </w:p>
     <w:p>
@@ -4457,7 +5166,7 @@
           <w:b/>
           <w:bCs/>
         </w:rPr>
-        <w:t xml:space="preserve">### 12.2 </w:t>
+        <w:t xml:space="preserve">### 13.2 </w:t>
       </w:r>
       <w:r>
         <w:rPr>
@@ -4476,13 +5185,8 @@
     </w:p>
     <w:p/>
     <w:p>
-      <w:proofErr w:type="spellStart"/>
-      <w:r>
-        <w:t>WiFi</w:t>
-      </w:r>
-      <w:proofErr w:type="spellEnd"/>
-      <w:r>
-        <w:t xml:space="preserve"> </w:t>
+      <w:r>
+        <w:t xml:space="preserve">WiFi </w:t>
       </w:r>
       <w:r>
         <w:t>发送：</w:t>
@@ -4517,13 +5221,8 @@
       </w:r>
     </w:p>
     <w:p>
-      <w:proofErr w:type="gramStart"/>
-      <w:r>
-        <w:t>led  RED</w:t>
-      </w:r>
-      <w:proofErr w:type="gramEnd"/>
-      <w:r>
-        <w:t xml:space="preserve"> / GREEN</w:t>
+      <w:r>
+        <w:t>led  RED / GREEN</w:t>
       </w:r>
     </w:p>
     <w:p>
@@ -4545,113 +5244,108 @@
     </w:p>
     <w:p>
       <w:r>
+        <w:t xml:space="preserve">LED_BLINK_STOP </w:t>
+      </w:r>
+      <w:r>
+        <w:t>只停止指定</w:t>
+      </w:r>
+      <w:r>
+        <w:t xml:space="preserve"> LED</w:t>
+      </w:r>
+      <w:r>
+        <w:t>，不影响另一个</w:t>
+      </w:r>
+      <w:r>
+        <w:t xml:space="preserve"> LED</w:t>
+      </w:r>
+    </w:p>
+    <w:p>
+      <w:r>
+        <w:t>停止后</w:t>
+      </w:r>
+      <w:r>
+        <w:t xml:space="preserve"> CH583 </w:t>
+      </w:r>
+      <w:r>
+        <w:t>将该</w:t>
+      </w:r>
+      <w:r>
+        <w:t xml:space="preserve"> LED </w:t>
+      </w:r>
+      <w:r>
+        <w:t>关闭，即</w:t>
+      </w:r>
+      <w:r>
+        <w:t xml:space="preserve"> PB5/PB6 </w:t>
+      </w:r>
+      <w:r>
+        <w:t>输出高电平</w:t>
+      </w:r>
+    </w:p>
+    <w:p>
+      <w:r>
+        <w:t>```</w:t>
+      </w:r>
+    </w:p>
+    <w:p/>
+    <w:p>
+      <w:r>
+        <w:t>示例：</w:t>
+      </w:r>
+    </w:p>
+    <w:p/>
+    <w:p>
+      <w:r>
         <w:lastRenderedPageBreak/>
-        <w:t xml:space="preserve">LED_BLINK_STOP </w:t>
-      </w:r>
-      <w:proofErr w:type="gramStart"/>
-      <w:r>
-        <w:t>只停止</w:t>
-      </w:r>
-      <w:proofErr w:type="gramEnd"/>
-      <w:r>
-        <w:t>指定</w:t>
+        <w:t>```text</w:t>
+      </w:r>
+    </w:p>
+    <w:p>
+      <w:r>
+        <w:t>@#V1|SEQ=122|CMD=LED_BLINK_STOP|LEN=3|PART=1|TOTAL=1|ARG=RED|CRC=XXXX^&amp;</w:t>
+      </w:r>
+    </w:p>
+    <w:p>
+      <w:r>
+        <w:t>@#V1|SEQ=123|CMD=LED_BLINK_STOP|LEN=5|PART=1|TOTAL=1|ARG=GREEN|CRC=XXXX^&amp;</w:t>
+      </w:r>
+    </w:p>
+    <w:p>
+      <w:r>
+        <w:t>```</w:t>
+      </w:r>
+    </w:p>
+    <w:p/>
+    <w:p>
+      <w:r>
+        <w:t xml:space="preserve">CH583 </w:t>
+      </w:r>
+      <w:r>
+        <w:t>回复：</w:t>
+      </w:r>
+    </w:p>
+    <w:p/>
+    <w:p>
+      <w:r>
+        <w:t>```text</w:t>
+      </w:r>
+    </w:p>
+    <w:p>
+      <w:r>
+        <w:t>参数合法并停止成功：</w:t>
+      </w:r>
+      <w:r>
+        <w:t>ACK</w:t>
+      </w:r>
+    </w:p>
+    <w:p>
+      <w:r>
+        <w:t>未知</w:t>
       </w:r>
       <w:r>
         <w:t xml:space="preserve"> LED</w:t>
       </w:r>
       <w:r>
-        <w:t>，不影响另一个</w:t>
-      </w:r>
-      <w:r>
-        <w:t xml:space="preserve"> LED</w:t>
-      </w:r>
-    </w:p>
-    <w:p>
-      <w:r>
-        <w:t>停止后</w:t>
-      </w:r>
-      <w:r>
-        <w:t xml:space="preserve"> CH583 </w:t>
-      </w:r>
-      <w:r>
-        <w:t>将该</w:t>
-      </w:r>
-      <w:r>
-        <w:t xml:space="preserve"> LED </w:t>
-      </w:r>
-      <w:r>
-        <w:t>关闭，即</w:t>
-      </w:r>
-      <w:r>
-        <w:t xml:space="preserve"> PB5/PB6 </w:t>
-      </w:r>
-      <w:r>
-        <w:t>输出高电平</w:t>
-      </w:r>
-    </w:p>
-    <w:p>
-      <w:r>
-        <w:t>```</w:t>
-      </w:r>
-    </w:p>
-    <w:p/>
-    <w:p>
-      <w:r>
-        <w:t>示例：</w:t>
-      </w:r>
-    </w:p>
-    <w:p/>
-    <w:p>
-      <w:r>
-        <w:t>```text</w:t>
-      </w:r>
-    </w:p>
-    <w:p>
-      <w:r>
-        <w:t>@#V1|SEQ=122|CMD=LED_BLINK_STOP|LEN=3|PART=1|TOTAL=1|ARG=RED|CRC=XXXX^&amp;</w:t>
-      </w:r>
-    </w:p>
-    <w:p>
-      <w:r>
-        <w:t>@#V1|SEQ=123|CMD=LED_BLINK_STOP|LEN=5|PART=1|TOTAL=1|ARG=GREEN|CRC=XXXX^&amp;</w:t>
-      </w:r>
-    </w:p>
-    <w:p>
-      <w:r>
-        <w:t>```</w:t>
-      </w:r>
-    </w:p>
-    <w:p/>
-    <w:p>
-      <w:r>
-        <w:t xml:space="preserve">CH583 </w:t>
-      </w:r>
-      <w:r>
-        <w:t>回复：</w:t>
-      </w:r>
-    </w:p>
-    <w:p/>
-    <w:p>
-      <w:r>
-        <w:t>```text</w:t>
-      </w:r>
-    </w:p>
-    <w:p>
-      <w:r>
-        <w:t>参数合法并停止成功：</w:t>
-      </w:r>
-      <w:r>
-        <w:t>ACK</w:t>
-      </w:r>
-    </w:p>
-    <w:p>
-      <w:r>
-        <w:t>未知</w:t>
-      </w:r>
-      <w:r>
-        <w:t xml:space="preserve"> LED</w:t>
-      </w:r>
-      <w:r>
         <w:t>、</w:t>
       </w:r>
       <w:r>
@@ -4660,13 +5354,8 @@
       <w:r>
         <w:t>、参数数量错误：</w:t>
       </w:r>
-      <w:proofErr w:type="gramStart"/>
-      <w:r>
-        <w:t>ERR,BAD</w:t>
-      </w:r>
-      <w:proofErr w:type="gramEnd"/>
-      <w:r>
-        <w:t>_ARG</w:t>
+      <w:r>
+        <w:t>ERR,BAD_ARG</w:t>
       </w:r>
     </w:p>
     <w:p>
@@ -4681,7 +5370,7 @@
           <w:b/>
           <w:bCs/>
         </w:rPr>
-        <w:t xml:space="preserve">### 12.3 </w:t>
+        <w:t xml:space="preserve">### 13.3 </w:t>
       </w:r>
       <w:r>
         <w:rPr>
@@ -4757,15 +5446,7 @@
         <w:t>进入低功耗或</w:t>
       </w:r>
       <w:r>
-        <w:t xml:space="preserve"> </w:t>
-      </w:r>
-      <w:proofErr w:type="spellStart"/>
-      <w:r>
-        <w:t>WiFi</w:t>
-      </w:r>
-      <w:proofErr w:type="spellEnd"/>
-      <w:r>
-        <w:t xml:space="preserve"> </w:t>
+        <w:t xml:space="preserve"> WiFi </w:t>
       </w:r>
       <w:r>
         <w:t>主动关电流程时，</w:t>
@@ -4812,7 +5493,7 @@
           <w:b/>
           <w:bCs/>
         </w:rPr>
-        <w:t xml:space="preserve">## 13. </w:t>
+        <w:t xml:space="preserve">## 14. </w:t>
       </w:r>
       <w:r>
         <w:rPr>
@@ -4843,15 +5524,7 @@
     </w:p>
     <w:p>
       <w:r>
-        <w:t xml:space="preserve">PA6   </w:t>
-      </w:r>
-      <w:proofErr w:type="spellStart"/>
-      <w:r>
-        <w:t>WiFi</w:t>
-      </w:r>
-      <w:proofErr w:type="spellEnd"/>
-      <w:r>
-        <w:t xml:space="preserve"> </w:t>
+        <w:t xml:space="preserve">PA6   WiFi </w:t>
       </w:r>
       <w:r>
         <w:t>电源</w:t>
@@ -4911,15 +5584,7 @@
         <w:t>如果</w:t>
       </w:r>
       <w:r>
-        <w:t xml:space="preserve"> </w:t>
-      </w:r>
-      <w:proofErr w:type="spellStart"/>
-      <w:r>
-        <w:t>WiFi</w:t>
-      </w:r>
-      <w:proofErr w:type="spellEnd"/>
-      <w:r>
-        <w:t xml:space="preserve"> </w:t>
+        <w:t xml:space="preserve"> WiFi </w:t>
       </w:r>
       <w:r>
         <w:t>操作禁止</w:t>
@@ -4944,28 +5609,12 @@
       </w:r>
     </w:p>
     <w:p>
-      <w:proofErr w:type="gramStart"/>
-      <w:r>
-        <w:t>ERR,&lt;</w:t>
-      </w:r>
-      <w:proofErr w:type="spellStart"/>
-      <w:proofErr w:type="gramEnd"/>
-      <w:r>
-        <w:t>received_seq</w:t>
-      </w:r>
-      <w:proofErr w:type="spellEnd"/>
-      <w:proofErr w:type="gramStart"/>
-      <w:r>
-        <w:t>&gt;,DENY</w:t>
-      </w:r>
-      <w:proofErr w:type="gramEnd"/>
-      <w:r>
-        <w:t>_GPIO</w:t>
-      </w:r>
-    </w:p>
-    <w:p>
-      <w:r>
-        <w:lastRenderedPageBreak/>
+      <w:r>
+        <w:t>ERR,&lt;received_seq&gt;,DENY_GPIO</w:t>
+      </w:r>
+    </w:p>
+    <w:p>
+      <w:r>
         <w:t>```</w:t>
       </w:r>
     </w:p>
@@ -4976,23 +5625,7 @@
           <w:b/>
           <w:bCs/>
         </w:rPr>
-        <w:t xml:space="preserve">## 14. </w:t>
-      </w:r>
-      <w:proofErr w:type="spellStart"/>
-      <w:r>
-        <w:rPr>
-          <w:b/>
-          <w:bCs/>
-        </w:rPr>
-        <w:t>WiFi</w:t>
-      </w:r>
-      <w:proofErr w:type="spellEnd"/>
-      <w:r>
-        <w:rPr>
-          <w:b/>
-          <w:bCs/>
-        </w:rPr>
-        <w:t xml:space="preserve"> </w:t>
+        <w:t xml:space="preserve">## 15. WiFi </w:t>
       </w:r>
       <w:r>
         <w:rPr>
@@ -5008,15 +5641,7 @@
         <w:t>该功能用于</w:t>
       </w:r>
       <w:r>
-        <w:t xml:space="preserve"> </w:t>
-      </w:r>
-      <w:proofErr w:type="spellStart"/>
-      <w:r>
-        <w:t>WiFi</w:t>
-      </w:r>
-      <w:proofErr w:type="spellEnd"/>
-      <w:r>
-        <w:t xml:space="preserve"> </w:t>
+        <w:t xml:space="preserve"> WiFi </w:t>
       </w:r>
       <w:r>
         <w:t>在有网络时间时，把北京时间同步给</w:t>
@@ -5040,27 +5665,78 @@
         <w:t>，而是保存</w:t>
       </w:r>
       <w:r>
+        <w:t xml:space="preserve">“WiFi </w:t>
+      </w:r>
+      <w:r>
+        <w:t>网络时间</w:t>
+      </w:r>
+      <w:r>
+        <w:t>”</w:t>
+      </w:r>
+      <w:r>
+        <w:t>和</w:t>
+      </w:r>
+      <w:r>
         <w:t>“</w:t>
       </w:r>
-      <w:proofErr w:type="spellStart"/>
-      <w:r>
-        <w:t>WiFi</w:t>
-      </w:r>
-      <w:proofErr w:type="spellEnd"/>
-      <w:r>
-        <w:t xml:space="preserve"> </w:t>
-      </w:r>
-      <w:r>
-        <w:t>网络时间</w:t>
+      <w:r>
+        <w:t>当前</w:t>
+      </w:r>
+      <w:r>
+        <w:t xml:space="preserve"> RTC </w:t>
+      </w:r>
+      <w:r>
+        <w:t>时间</w:t>
       </w:r>
       <w:r>
         <w:t>”</w:t>
       </w:r>
       <w:r>
-        <w:t>和</w:t>
-      </w:r>
-      <w:r>
-        <w:t>“</w:t>
+        <w:t>的映射关系，用于后续</w:t>
+      </w:r>
+      <w:r>
+        <w:t xml:space="preserve"> `TIME_GET` </w:t>
+      </w:r>
+      <w:r>
+        <w:lastRenderedPageBreak/>
+        <w:t>查询和定时唤醒到期判断。</w:t>
+      </w:r>
+    </w:p>
+    <w:p/>
+    <w:p>
+      <w:r>
+        <w:t>内部时间模型：</w:t>
+      </w:r>
+    </w:p>
+    <w:p/>
+    <w:p>
+      <w:r>
+        <w:t>```text</w:t>
+      </w:r>
+    </w:p>
+    <w:p>
+      <w:r>
+        <w:t xml:space="preserve">base_wall_time = WiFi </w:t>
+      </w:r>
+      <w:r>
+        <w:t>下发的北京时间</w:t>
+      </w:r>
+    </w:p>
+    <w:p>
+      <w:r>
+        <w:t xml:space="preserve">base_rtc_time  = </w:t>
+      </w:r>
+      <w:r>
+        <w:t>收到</w:t>
+      </w:r>
+      <w:r>
+        <w:t xml:space="preserve"> TIME_SET </w:t>
+      </w:r>
+      <w:r>
+        <w:t>时</w:t>
+      </w:r>
+      <w:r>
+        <w:t xml:space="preserve"> CH583/CH585 </w:t>
       </w:r>
       <w:r>
         <w:t>当前</w:t>
@@ -5071,115 +5747,10 @@
       <w:r>
         <w:t>时间</w:t>
       </w:r>
-      <w:r>
-        <w:t>”</w:t>
-      </w:r>
-      <w:r>
-        <w:t>的映射关系，用于后续</w:t>
-      </w:r>
-      <w:r>
-        <w:t xml:space="preserve"> `TIME_GET` </w:t>
-      </w:r>
-      <w:r>
-        <w:t>查询和定时唤醒到期判断。</w:t>
-      </w:r>
-    </w:p>
-    <w:p/>
-    <w:p>
-      <w:r>
-        <w:t>内部时间模型：</w:t>
-      </w:r>
-    </w:p>
-    <w:p/>
-    <w:p>
-      <w:r>
-        <w:t>```text</w:t>
-      </w:r>
-    </w:p>
-    <w:p>
-      <w:proofErr w:type="spellStart"/>
-      <w:r>
-        <w:t>base_wall_time</w:t>
-      </w:r>
-      <w:proofErr w:type="spellEnd"/>
-      <w:r>
-        <w:t xml:space="preserve"> = </w:t>
-      </w:r>
-      <w:proofErr w:type="spellStart"/>
-      <w:r>
-        <w:t>WiFi</w:t>
-      </w:r>
-      <w:proofErr w:type="spellEnd"/>
-      <w:r>
-        <w:t xml:space="preserve"> </w:t>
-      </w:r>
-      <w:r>
-        <w:t>下发的北京时间</w:t>
-      </w:r>
-    </w:p>
-    <w:p>
-      <w:proofErr w:type="spellStart"/>
-      <w:r>
-        <w:t>base_rtc_time</w:t>
-      </w:r>
-      <w:proofErr w:type="spellEnd"/>
-      <w:r>
-        <w:t xml:space="preserve">  = </w:t>
-      </w:r>
-      <w:r>
-        <w:t>收到</w:t>
-      </w:r>
-      <w:r>
-        <w:t xml:space="preserve"> TIME_SET </w:t>
-      </w:r>
-      <w:r>
-        <w:t>时</w:t>
-      </w:r>
-      <w:r>
-        <w:t xml:space="preserve"> CH583/CH585 </w:t>
-      </w:r>
-      <w:r>
-        <w:t>当前</w:t>
-      </w:r>
-      <w:r>
-        <w:t xml:space="preserve"> RTC </w:t>
-      </w:r>
-      <w:r>
-        <w:t>时间</w:t>
-      </w:r>
-    </w:p>
-    <w:p>
-      <w:proofErr w:type="spellStart"/>
-      <w:r>
-        <w:t>backup_time</w:t>
-      </w:r>
-      <w:proofErr w:type="spellEnd"/>
-      <w:r>
-        <w:t xml:space="preserve">    = </w:t>
-      </w:r>
-      <w:proofErr w:type="spellStart"/>
-      <w:r>
-        <w:t>base_wall_time</w:t>
-      </w:r>
-      <w:proofErr w:type="spellEnd"/>
-      <w:r>
-        <w:t xml:space="preserve"> + (</w:t>
-      </w:r>
-      <w:proofErr w:type="spellStart"/>
-      <w:r>
-        <w:t>rtc_now</w:t>
-      </w:r>
-      <w:proofErr w:type="spellEnd"/>
-      <w:r>
-        <w:t xml:space="preserve"> - </w:t>
-      </w:r>
-      <w:proofErr w:type="spellStart"/>
-      <w:r>
-        <w:t>base_rtc_time</w:t>
-      </w:r>
-      <w:proofErr w:type="spellEnd"/>
-      <w:r>
-        <w:t>)</w:t>
+    </w:p>
+    <w:p>
+      <w:r>
+        <w:t>backup_time    = base_wall_time + (rtc_now - base_rtc_time)</w:t>
       </w:r>
     </w:p>
     <w:p>
@@ -5200,13 +5771,8 @@
       </w:r>
     </w:p>
     <w:p>
-      <w:proofErr w:type="spellStart"/>
-      <w:r>
-        <w:t>WiFi</w:t>
-      </w:r>
-      <w:proofErr w:type="spellEnd"/>
-      <w:r>
-        <w:t xml:space="preserve"> </w:t>
+      <w:r>
+        <w:t xml:space="preserve">WiFi </w:t>
       </w:r>
       <w:r>
         <w:t>下发时间按北京时间解释，不是</w:t>
@@ -5223,15 +5789,7 @@
         <w:t>不调用</w:t>
       </w:r>
       <w:r>
-        <w:t xml:space="preserve"> </w:t>
-      </w:r>
-      <w:proofErr w:type="spellStart"/>
-      <w:r>
-        <w:t>RTC_InitTime</w:t>
-      </w:r>
-      <w:proofErr w:type="spellEnd"/>
-      <w:r>
-        <w:t xml:space="preserve"> </w:t>
+        <w:t xml:space="preserve"> RTC_InitTime </w:t>
       </w:r>
       <w:r>
         <w:t>校准硬件</w:t>
@@ -5257,47 +5815,21 @@
         <w:t xml:space="preserve"> ACK</w:t>
       </w:r>
       <w:r>
-        <w:t>，</w:t>
-      </w:r>
-      <w:proofErr w:type="gramStart"/>
-      <w:r>
-        <w:t>不</w:t>
-      </w:r>
-      <w:proofErr w:type="gramEnd"/>
-      <w:r>
-        <w:t>立即写</w:t>
-      </w:r>
-      <w:r>
-        <w:t xml:space="preserve"> </w:t>
-      </w:r>
-      <w:proofErr w:type="spellStart"/>
-      <w:r>
-        <w:t>DataFlash</w:t>
-      </w:r>
-      <w:proofErr w:type="spellEnd"/>
-    </w:p>
-    <w:p>
-      <w:proofErr w:type="spellStart"/>
-      <w:r>
-        <w:t>DataFlash</w:t>
-      </w:r>
-      <w:proofErr w:type="spellEnd"/>
-      <w:r>
-        <w:t xml:space="preserve"> </w:t>
+        <w:t>，不立即写</w:t>
+      </w:r>
+      <w:r>
+        <w:t xml:space="preserve"> DataFlash</w:t>
+      </w:r>
+    </w:p>
+    <w:p>
+      <w:r>
+        <w:t xml:space="preserve">DataFlash </w:t>
       </w:r>
       <w:r>
         <w:t>保存发生在</w:t>
       </w:r>
       <w:r>
-        <w:t xml:space="preserve"> </w:t>
-      </w:r>
-      <w:proofErr w:type="spellStart"/>
-      <w:r>
-        <w:t>WiFi</w:t>
-      </w:r>
-      <w:proofErr w:type="spellEnd"/>
-      <w:r>
-        <w:t xml:space="preserve"> POWER_OFF / LOWPOWER </w:t>
+        <w:t xml:space="preserve"> WiFi POWER_OFF / LOWPOWER </w:t>
       </w:r>
       <w:r>
         <w:t>收尾阶段</w:t>
@@ -5308,15 +5840,7 @@
         <w:t>复位后如果只能读取到</w:t>
       </w:r>
       <w:r>
-        <w:t xml:space="preserve"> </w:t>
-      </w:r>
-      <w:proofErr w:type="spellStart"/>
-      <w:r>
-        <w:t>DataFlash</w:t>
-      </w:r>
-      <w:proofErr w:type="spellEnd"/>
-      <w:r>
-        <w:t xml:space="preserve"> </w:t>
+        <w:t xml:space="preserve"> DataFlash </w:t>
       </w:r>
       <w:r>
         <w:t>中最后保存的时间，</w:t>
@@ -5363,7 +5887,7 @@
           <w:b/>
           <w:bCs/>
         </w:rPr>
-        <w:t xml:space="preserve">### 14.1 </w:t>
+        <w:t xml:space="preserve">### 15.1 </w:t>
       </w:r>
       <w:r>
         <w:rPr>
@@ -5375,13 +5899,8 @@
     </w:p>
     <w:p/>
     <w:p>
-      <w:proofErr w:type="spellStart"/>
-      <w:r>
-        <w:t>WiFi</w:t>
-      </w:r>
-      <w:proofErr w:type="spellEnd"/>
-      <w:r>
-        <w:t xml:space="preserve"> </w:t>
+      <w:r>
+        <w:t xml:space="preserve">WiFi </w:t>
       </w:r>
       <w:r>
         <w:t>发送：</w:t>
@@ -5395,23 +5914,7 @@
     </w:p>
     <w:p>
       <w:r>
-        <w:t>@#V1|SEQ=&lt;seq&gt;|CMD=TIME_SET|LEN=19|PART=1|TOTAL=1|ARG=YYYY-MM-</w:t>
-      </w:r>
-      <w:proofErr w:type="gramStart"/>
-      <w:r>
-        <w:t>DD,HH</w:t>
-      </w:r>
-      <w:proofErr w:type="gramEnd"/>
-      <w:r>
-        <w:t>:</w:t>
-      </w:r>
-      <w:proofErr w:type="gramStart"/>
-      <w:r>
-        <w:t>MM:SS</w:t>
-      </w:r>
-      <w:proofErr w:type="gramEnd"/>
-      <w:r>
-        <w:t>|CRC=&lt;crc&gt;^&amp;</w:t>
+        <w:t>@#V1|SEQ=&lt;seq&gt;|CMD=TIME_SET|LEN=19|PART=1|TOTAL=1|ARG=YYYY-MM-DD,HH:MM:SS|CRC=&lt;crc&gt;^&amp;</w:t>
       </w:r>
     </w:p>
     <w:p>
@@ -5455,26 +5958,17 @@
     </w:p>
     <w:p>
       <w:r>
-        <w:t>月、日、时、分、</w:t>
-      </w:r>
-      <w:proofErr w:type="gramStart"/>
-      <w:r>
-        <w:t>秒必须</w:t>
-      </w:r>
-      <w:proofErr w:type="gramEnd"/>
-      <w:r>
-        <w:t>是合法日期时间</w:t>
-      </w:r>
-    </w:p>
-    <w:p>
-      <w:r>
-        <w:t>```</w:t>
-      </w:r>
-    </w:p>
-    <w:p/>
-    <w:p>
-      <w:r>
-        <w:lastRenderedPageBreak/>
+        <w:t>月、日、时、分、秒必须是合法日期时间</w:t>
+      </w:r>
+    </w:p>
+    <w:p>
+      <w:r>
+        <w:t>```</w:t>
+      </w:r>
+    </w:p>
+    <w:p/>
+    <w:p>
+      <w:r>
         <w:t>示例：</w:t>
       </w:r>
     </w:p>
@@ -5549,13 +6043,8 @@
         <w:t>标记</w:t>
       </w:r>
       <w:r>
-        <w:t xml:space="preserve"> </w:t>
-      </w:r>
-      <w:proofErr w:type="spellStart"/>
-      <w:r>
-        <w:t>time_dirty</w:t>
-      </w:r>
-      <w:proofErr w:type="spellEnd"/>
+        <w:t xml:space="preserve"> time_dirty</w:t>
+      </w:r>
     </w:p>
     <w:p>
       <w:r>
@@ -5576,24 +6065,17 @@
         <w:t>中写</w:t>
       </w:r>
       <w:r>
-        <w:t xml:space="preserve"> </w:t>
-      </w:r>
-      <w:proofErr w:type="spellStart"/>
-      <w:r>
-        <w:t>DataFlash</w:t>
-      </w:r>
-      <w:proofErr w:type="spellEnd"/>
+        <w:t xml:space="preserve"> DataFlash</w:t>
+      </w:r>
       <w:r>
         <w:t>，避免阻塞</w:t>
       </w:r>
       <w:r>
         <w:t xml:space="preserve"> UART </w:t>
       </w:r>
-      <w:proofErr w:type="gramStart"/>
       <w:r>
         <w:t>后续收帧</w:t>
       </w:r>
-      <w:proofErr w:type="gramEnd"/>
     </w:p>
     <w:p>
       <w:r>
@@ -5609,13 +6091,8 @@
         <w:t>回复</w:t>
       </w:r>
       <w:r>
-        <w:t xml:space="preserve"> </w:t>
-      </w:r>
-      <w:proofErr w:type="spellStart"/>
-      <w:r>
-        <w:t>WiFi</w:t>
-      </w:r>
-      <w:proofErr w:type="spellEnd"/>
+        <w:t xml:space="preserve"> WiFi</w:t>
+      </w:r>
       <w:r>
         <w:t>：</w:t>
       </w:r>
@@ -5653,26 +6130,16 @@
       <w:r>
         <w:t>：</w:t>
       </w:r>
-      <w:proofErr w:type="gramStart"/>
-      <w:r>
-        <w:t>ERR,BAD</w:t>
-      </w:r>
-      <w:proofErr w:type="gramEnd"/>
-      <w:r>
-        <w:t>_LEN</w:t>
+      <w:r>
+        <w:t>ERR,BAD_LEN</w:t>
       </w:r>
     </w:p>
     <w:p>
       <w:r>
         <w:t>日期格式错误或日期非法：</w:t>
       </w:r>
-      <w:proofErr w:type="gramStart"/>
-      <w:r>
-        <w:t>ERR,BAD</w:t>
-      </w:r>
-      <w:proofErr w:type="gramEnd"/>
-      <w:r>
-        <w:t>_TIME</w:t>
+      <w:r>
+        <w:t>ERR,BAD_TIME</w:t>
       </w:r>
     </w:p>
     <w:p>
@@ -5688,13 +6155,8 @@
       <w:r>
         <w:t>：</w:t>
       </w:r>
-      <w:proofErr w:type="gramStart"/>
-      <w:r>
-        <w:t>ERR,BAD</w:t>
-      </w:r>
-      <w:proofErr w:type="gramEnd"/>
-      <w:r>
-        <w:t>_PART</w:t>
+      <w:r>
+        <w:t>ERR,BAD_PART</w:t>
       </w:r>
     </w:p>
     <w:p>
@@ -5704,13 +6166,8 @@
       <w:r>
         <w:t>错误：</w:t>
       </w:r>
-      <w:proofErr w:type="gramStart"/>
-      <w:r>
-        <w:t>ERR,BAD</w:t>
-      </w:r>
-      <w:proofErr w:type="gramEnd"/>
-      <w:r>
-        <w:t>_CRC</w:t>
+      <w:r>
+        <w:t>ERR,BAD_CRC</w:t>
       </w:r>
     </w:p>
     <w:p>
@@ -5732,80 +6189,17 @@
     </w:p>
     <w:p>
       <w:r>
-        <w:t>2026-02-30,12:00:</w:t>
-      </w:r>
-      <w:proofErr w:type="gramStart"/>
-      <w:r>
-        <w:t>00  ERR</w:t>
-      </w:r>
-      <w:proofErr w:type="gramEnd"/>
-      <w:r>
-        <w:t>,&lt;</w:t>
-      </w:r>
-      <w:proofErr w:type="spellStart"/>
-      <w:r>
-        <w:t>received_seq</w:t>
-      </w:r>
-      <w:proofErr w:type="spellEnd"/>
-      <w:proofErr w:type="gramStart"/>
-      <w:r>
-        <w:t>&gt;,BAD</w:t>
-      </w:r>
-      <w:proofErr w:type="gramEnd"/>
-      <w:r>
-        <w:t>_TIME</w:t>
-      </w:r>
-    </w:p>
-    <w:p>
-      <w:r>
-        <w:t>2026-13-01,00:00:</w:t>
-      </w:r>
-      <w:proofErr w:type="gramStart"/>
-      <w:r>
-        <w:t>00  ERR</w:t>
-      </w:r>
-      <w:proofErr w:type="gramEnd"/>
-      <w:r>
-        <w:t>,&lt;</w:t>
-      </w:r>
-      <w:proofErr w:type="spellStart"/>
-      <w:r>
-        <w:t>received_seq</w:t>
-      </w:r>
-      <w:proofErr w:type="spellEnd"/>
-      <w:proofErr w:type="gramStart"/>
-      <w:r>
-        <w:t>&gt;,BAD</w:t>
-      </w:r>
-      <w:proofErr w:type="gramEnd"/>
-      <w:r>
-        <w:t>_TIME</w:t>
-      </w:r>
-    </w:p>
-    <w:p>
-      <w:r>
-        <w:t>2026-07-07,24:00:</w:t>
-      </w:r>
-      <w:proofErr w:type="gramStart"/>
-      <w:r>
-        <w:t>00  ERR</w:t>
-      </w:r>
-      <w:proofErr w:type="gramEnd"/>
-      <w:r>
-        <w:t>,&lt;</w:t>
-      </w:r>
-      <w:proofErr w:type="spellStart"/>
-      <w:r>
-        <w:t>received_seq</w:t>
-      </w:r>
-      <w:proofErr w:type="spellEnd"/>
-      <w:proofErr w:type="gramStart"/>
-      <w:r>
-        <w:t>&gt;,BAD</w:t>
-      </w:r>
-      <w:proofErr w:type="gramEnd"/>
-      <w:r>
-        <w:t>_TIME</w:t>
+        <w:t>2026-02-30,12:00:00  ERR,&lt;received_seq&gt;,BAD_TIME</w:t>
+      </w:r>
+    </w:p>
+    <w:p>
+      <w:r>
+        <w:t>2026-13-01,00:00:00  ERR,&lt;received_seq&gt;,BAD_TIME</w:t>
+      </w:r>
+    </w:p>
+    <w:p>
+      <w:r>
+        <w:t>2026-07-07,24:00:00  ERR,&lt;received_seq&gt;,BAD_TIME</w:t>
       </w:r>
     </w:p>
     <w:p>
@@ -5820,7 +6214,7 @@
           <w:b/>
           <w:bCs/>
         </w:rPr>
-        <w:t xml:space="preserve">### 14.2 </w:t>
+        <w:t xml:space="preserve">### 15.2 </w:t>
       </w:r>
       <w:r>
         <w:rPr>
@@ -5832,13 +6226,8 @@
     </w:p>
     <w:p/>
     <w:p>
-      <w:proofErr w:type="spellStart"/>
-      <w:r>
-        <w:t>WiFi</w:t>
-      </w:r>
-      <w:proofErr w:type="spellEnd"/>
-      <w:r>
-        <w:t xml:space="preserve"> </w:t>
+      <w:r>
+        <w:t xml:space="preserve">WiFi </w:t>
       </w:r>
       <w:r>
         <w:t>发送：</w:t>
@@ -5882,6 +6271,7 @@
     </w:p>
     <w:p>
       <w:r>
+        <w:lastRenderedPageBreak/>
         <w:t>```</w:t>
       </w:r>
     </w:p>
@@ -5901,50 +6291,14 @@
       </w:r>
     </w:p>
     <w:p>
-      <w:proofErr w:type="gramStart"/>
-      <w:r>
-        <w:t>VALID,YYYY</w:t>
-      </w:r>
-      <w:proofErr w:type="gramEnd"/>
-      <w:r>
-        <w:t>-MM-</w:t>
-      </w:r>
-      <w:proofErr w:type="gramStart"/>
-      <w:r>
-        <w:t>DD,HH</w:t>
-      </w:r>
-      <w:proofErr w:type="gramEnd"/>
-      <w:r>
-        <w:t>:</w:t>
-      </w:r>
-      <w:proofErr w:type="gramStart"/>
-      <w:r>
-        <w:t>MM:SS</w:t>
-      </w:r>
-      <w:proofErr w:type="gramEnd"/>
-    </w:p>
-    <w:p>
-      <w:proofErr w:type="gramStart"/>
-      <w:r>
-        <w:t>STALE,YYYY</w:t>
-      </w:r>
-      <w:proofErr w:type="gramEnd"/>
-      <w:r>
-        <w:t>-MM-</w:t>
-      </w:r>
-      <w:proofErr w:type="gramStart"/>
-      <w:r>
-        <w:t>DD,HH</w:t>
-      </w:r>
-      <w:proofErr w:type="gramEnd"/>
-      <w:r>
-        <w:t>:</w:t>
-      </w:r>
-      <w:proofErr w:type="gramStart"/>
-      <w:r>
-        <w:t>MM:SS</w:t>
-      </w:r>
-      <w:proofErr w:type="gramEnd"/>
+      <w:r>
+        <w:t>VALID,YYYY-MM-DD,HH:MM:SS</w:t>
+      </w:r>
+    </w:p>
+    <w:p>
+      <w:r>
+        <w:t>STALE,YYYY-MM-DD,HH:MM:SS</w:t>
+      </w:r>
     </w:p>
     <w:p>
       <w:r>
@@ -5996,15 +6350,7 @@
         <w:t>复位后只能返回</w:t>
       </w:r>
       <w:r>
-        <w:t xml:space="preserve"> </w:t>
-      </w:r>
-      <w:proofErr w:type="spellStart"/>
-      <w:r>
-        <w:t>DataFlash</w:t>
-      </w:r>
-      <w:proofErr w:type="spellEnd"/>
-      <w:r>
-        <w:t xml:space="preserve"> </w:t>
+        <w:t xml:space="preserve"> DataFlash </w:t>
       </w:r>
       <w:r>
         <w:t>中最后保存的备份时间，不保证继续走过离线时长</w:t>
@@ -6073,23 +6419,7 @@
           <w:b/>
           <w:bCs/>
         </w:rPr>
-        <w:t xml:space="preserve">### 14.3 </w:t>
-      </w:r>
-      <w:proofErr w:type="spellStart"/>
-      <w:r>
-        <w:rPr>
-          <w:b/>
-          <w:bCs/>
-        </w:rPr>
-        <w:t>DataFlash</w:t>
-      </w:r>
-      <w:proofErr w:type="spellEnd"/>
-      <w:r>
-        <w:rPr>
-          <w:b/>
-          <w:bCs/>
-        </w:rPr>
-        <w:t xml:space="preserve"> </w:t>
+        <w:t xml:space="preserve">### 15.3 DataFlash </w:t>
       </w:r>
       <w:r>
         <w:rPr>
@@ -6116,33 +6446,15 @@
         <w:t xml:space="preserve"> RAM</w:t>
       </w:r>
       <w:r>
-        <w:t>，</w:t>
-      </w:r>
-      <w:proofErr w:type="gramStart"/>
-      <w:r>
-        <w:t>不</w:t>
-      </w:r>
-      <w:proofErr w:type="gramEnd"/>
-      <w:r>
-        <w:t>立即写</w:t>
-      </w:r>
-      <w:r>
-        <w:t xml:space="preserve"> </w:t>
-      </w:r>
-      <w:proofErr w:type="spellStart"/>
-      <w:r>
-        <w:t>DataFlash</w:t>
-      </w:r>
-      <w:proofErr w:type="spellEnd"/>
-    </w:p>
-    <w:p>
-      <w:proofErr w:type="spellStart"/>
-      <w:r>
-        <w:t>WiFi</w:t>
-      </w:r>
-      <w:proofErr w:type="spellEnd"/>
-      <w:r>
-        <w:t xml:space="preserve"> </w:t>
+        <w:t>，不立即写</w:t>
+      </w:r>
+      <w:r>
+        <w:t xml:space="preserve"> DataFlash</w:t>
+      </w:r>
+    </w:p>
+    <w:p>
+      <w:r>
+        <w:t xml:space="preserve">WiFi </w:t>
       </w:r>
       <w:r>
         <w:t>发送</w:t>
@@ -6166,15 +6478,7 @@
         <w:t>在关闭</w:t>
       </w:r>
       <w:r>
-        <w:t xml:space="preserve"> </w:t>
-      </w:r>
-      <w:proofErr w:type="spellStart"/>
-      <w:r>
-        <w:t>WiFi</w:t>
-      </w:r>
-      <w:proofErr w:type="spellEnd"/>
-      <w:r>
-        <w:t xml:space="preserve"> </w:t>
+        <w:t xml:space="preserve"> WiFi </w:t>
       </w:r>
       <w:r>
         <w:t>前保存时间锚点</w:t>
@@ -6185,15 +6489,7 @@
         <w:t>如果</w:t>
       </w:r>
       <w:r>
-        <w:t xml:space="preserve"> </w:t>
-      </w:r>
-      <w:proofErr w:type="spellStart"/>
-      <w:r>
-        <w:t>time_dirty</w:t>
-      </w:r>
-      <w:proofErr w:type="spellEnd"/>
-      <w:r>
-        <w:t>=Yes</w:t>
+        <w:t xml:space="preserve"> time_dirty=Yes</w:t>
       </w:r>
       <w:r>
         <w:t>，保存最新</w:t>
@@ -6210,27 +6506,14 @@
         <w:t>如果</w:t>
       </w:r>
       <w:r>
-        <w:t xml:space="preserve"> </w:t>
-      </w:r>
-      <w:proofErr w:type="spellStart"/>
-      <w:r>
-        <w:t>time_valid</w:t>
-      </w:r>
-      <w:proofErr w:type="spellEnd"/>
-      <w:r>
-        <w:t>=Yes</w:t>
+        <w:t xml:space="preserve"> time_valid=Yes</w:t>
       </w:r>
       <w:r>
         <w:t>，同时保存当前推算出的</w:t>
       </w:r>
       <w:r>
-        <w:t xml:space="preserve"> </w:t>
-      </w:r>
-      <w:proofErr w:type="spellStart"/>
-      <w:r>
-        <w:t>last_saved_time</w:t>
-      </w:r>
-      <w:proofErr w:type="spellEnd"/>
+        <w:t xml:space="preserve"> last_saved_time</w:t>
+      </w:r>
     </w:p>
     <w:p>
       <w:r>
@@ -6240,76 +6523,47 @@
         <w:t>小时分段检查过程中不写</w:t>
       </w:r>
       <w:r>
-        <w:t xml:space="preserve"> </w:t>
-      </w:r>
-      <w:proofErr w:type="spellStart"/>
-      <w:r>
-        <w:t>DataFlash</w:t>
-      </w:r>
-      <w:proofErr w:type="spellEnd"/>
+        <w:t xml:space="preserve"> DataFlash</w:t>
+      </w:r>
+    </w:p>
+    <w:p>
+      <w:r>
+        <w:t>真正定时到期、即将唤醒</w:t>
+      </w:r>
+      <w:r>
+        <w:t xml:space="preserve"> WiFi </w:t>
+      </w:r>
+      <w:r>
+        <w:t>前，会额外保存一次当前推算时间快照</w:t>
+      </w:r>
+    </w:p>
+    <w:p>
+      <w:r>
+        <w:t>```</w:t>
+      </w:r>
+    </w:p>
+    <w:p/>
+    <w:p>
+      <w:r>
+        <w:t>推荐</w:t>
+      </w:r>
+      <w:r>
+        <w:t xml:space="preserve"> WiFi </w:t>
+      </w:r>
+      <w:r>
+        <w:t>使用流程：</w:t>
+      </w:r>
+    </w:p>
+    <w:p/>
+    <w:p>
+      <w:r>
+        <w:t>```text</w:t>
+      </w:r>
     </w:p>
     <w:p>
       <w:r>
         <w:lastRenderedPageBreak/>
-        <w:t>真正定时到期、即将唤醒</w:t>
-      </w:r>
-      <w:r>
-        <w:t xml:space="preserve"> </w:t>
-      </w:r>
-      <w:proofErr w:type="spellStart"/>
-      <w:r>
-        <w:t>WiFi</w:t>
-      </w:r>
-      <w:proofErr w:type="spellEnd"/>
-      <w:r>
-        <w:t xml:space="preserve"> </w:t>
-      </w:r>
-      <w:r>
-        <w:t>前，会额外保存一次当前推算时间快照</w:t>
-      </w:r>
-    </w:p>
-    <w:p>
-      <w:r>
-        <w:t>```</w:t>
-      </w:r>
-    </w:p>
-    <w:p/>
-    <w:p>
-      <w:r>
-        <w:t>推荐</w:t>
-      </w:r>
-      <w:r>
-        <w:t xml:space="preserve"> </w:t>
-      </w:r>
-      <w:proofErr w:type="spellStart"/>
-      <w:r>
-        <w:t>WiFi</w:t>
-      </w:r>
-      <w:proofErr w:type="spellEnd"/>
-      <w:r>
-        <w:t xml:space="preserve"> </w:t>
-      </w:r>
-      <w:r>
-        <w:t>使用流程：</w:t>
-      </w:r>
-    </w:p>
-    <w:p/>
-    <w:p>
-      <w:r>
-        <w:t>```text</w:t>
-      </w:r>
-    </w:p>
-    <w:p>
-      <w:r>
-        <w:t xml:space="preserve">1. </w:t>
-      </w:r>
-      <w:proofErr w:type="spellStart"/>
-      <w:r>
-        <w:t>WiFi</w:t>
-      </w:r>
-      <w:proofErr w:type="spellEnd"/>
-      <w:r>
-        <w:t xml:space="preserve"> </w:t>
+        <w:t xml:space="preserve">1. WiFi </w:t>
       </w:r>
       <w:r>
         <w:t>有网络时间时发送</w:t>
@@ -6337,15 +6591,7 @@
     </w:p>
     <w:p>
       <w:r>
-        <w:t xml:space="preserve">3. </w:t>
-      </w:r>
-      <w:proofErr w:type="spellStart"/>
-      <w:r>
-        <w:t>WiFi</w:t>
-      </w:r>
-      <w:proofErr w:type="spellEnd"/>
-      <w:r>
-        <w:t xml:space="preserve"> </w:t>
+        <w:t xml:space="preserve">3. WiFi </w:t>
       </w:r>
       <w:r>
         <w:t>后续可以发送</w:t>
@@ -6359,15 +6605,7 @@
     </w:p>
     <w:p>
       <w:r>
-        <w:t xml:space="preserve">4. </w:t>
-      </w:r>
-      <w:proofErr w:type="spellStart"/>
-      <w:r>
-        <w:t>WiFi</w:t>
-      </w:r>
-      <w:proofErr w:type="spellEnd"/>
-      <w:r>
-        <w:t xml:space="preserve"> </w:t>
+        <w:t xml:space="preserve">4. WiFi </w:t>
       </w:r>
       <w:r>
         <w:t>完成本轮业务后发送</w:t>
@@ -6384,15 +6622,7 @@
     </w:p>
     <w:p>
       <w:r>
-        <w:t xml:space="preserve">5. </w:t>
-      </w:r>
-      <w:proofErr w:type="spellStart"/>
-      <w:r>
-        <w:t>WiFi</w:t>
-      </w:r>
-      <w:proofErr w:type="spellEnd"/>
-      <w:r>
-        <w:t xml:space="preserve"> </w:t>
+        <w:t xml:space="preserve">5. WiFi </w:t>
       </w:r>
       <w:r>
         <w:t>发送</w:t>
@@ -6415,15 +6645,7 @@
         <w:t>在关闭</w:t>
       </w:r>
       <w:r>
-        <w:t xml:space="preserve"> </w:t>
-      </w:r>
-      <w:proofErr w:type="spellStart"/>
-      <w:r>
-        <w:t>WiFi</w:t>
-      </w:r>
-      <w:proofErr w:type="spellEnd"/>
-      <w:r>
-        <w:t xml:space="preserve"> </w:t>
+        <w:t xml:space="preserve"> WiFi </w:t>
       </w:r>
       <w:r>
         <w:t>前统一保存时间和运行状态</w:t>
@@ -6441,23 +6663,7 @@
           <w:b/>
           <w:bCs/>
         </w:rPr>
-        <w:t xml:space="preserve">## 15. </w:t>
-      </w:r>
-      <w:proofErr w:type="spellStart"/>
-      <w:r>
-        <w:rPr>
-          <w:b/>
-          <w:bCs/>
-        </w:rPr>
-        <w:t>WiFi</w:t>
-      </w:r>
-      <w:proofErr w:type="spellEnd"/>
-      <w:r>
-        <w:rPr>
-          <w:b/>
-          <w:bCs/>
-        </w:rPr>
-        <w:t xml:space="preserve"> </w:t>
+        <w:t xml:space="preserve">## 16. WiFi </w:t>
       </w:r>
       <w:r>
         <w:rPr>
@@ -6473,15 +6679,7 @@
         <w:t>该命令用于让</w:t>
       </w:r>
       <w:r>
-        <w:t xml:space="preserve"> </w:t>
-      </w:r>
-      <w:proofErr w:type="spellStart"/>
-      <w:r>
-        <w:t>WiFi</w:t>
-      </w:r>
-      <w:proofErr w:type="spellEnd"/>
-      <w:r>
-        <w:t xml:space="preserve"> </w:t>
+        <w:t xml:space="preserve"> WiFi </w:t>
       </w:r>
       <w:r>
         <w:t>在进入低功耗前，告诉</w:t>
@@ -6493,15 +6691,7 @@
         <w:t>下一次需要唤醒</w:t>
       </w:r>
       <w:r>
-        <w:t xml:space="preserve"> </w:t>
-      </w:r>
-      <w:proofErr w:type="spellStart"/>
-      <w:r>
-        <w:t>WiFi</w:t>
-      </w:r>
-      <w:proofErr w:type="spellEnd"/>
-      <w:r>
-        <w:t xml:space="preserve"> </w:t>
+        <w:t xml:space="preserve"> WiFi </w:t>
       </w:r>
       <w:r>
         <w:t>的时间。</w:t>
@@ -6516,15 +6706,7 @@
         <w:t>收到合法配置后先更新本轮</w:t>
       </w:r>
       <w:r>
-        <w:t xml:space="preserve"> </w:t>
-      </w:r>
-      <w:proofErr w:type="spellStart"/>
-      <w:r>
-        <w:t>WiFi</w:t>
-      </w:r>
-      <w:proofErr w:type="spellEnd"/>
-      <w:r>
-        <w:t xml:space="preserve"> </w:t>
+        <w:t xml:space="preserve"> WiFi </w:t>
       </w:r>
       <w:r>
         <w:t>会话的</w:t>
@@ -6548,23 +6730,13 @@
         <w:t>中立即写</w:t>
       </w:r>
       <w:r>
-        <w:t xml:space="preserve"> </w:t>
-      </w:r>
-      <w:proofErr w:type="spellStart"/>
-      <w:r>
-        <w:t>DataFlash</w:t>
-      </w:r>
-      <w:proofErr w:type="spellEnd"/>
+        <w:t xml:space="preserve"> DataFlash</w:t>
+      </w:r>
       <w:r>
         <w:t>。</w:t>
       </w:r>
-      <w:proofErr w:type="spellStart"/>
-      <w:r>
-        <w:t>WiFi</w:t>
-      </w:r>
-      <w:proofErr w:type="spellEnd"/>
-      <w:r>
-        <w:t xml:space="preserve"> </w:t>
+      <w:r>
+        <w:t xml:space="preserve">WiFi </w:t>
       </w:r>
       <w:r>
         <w:t>后续发送</w:t>
@@ -6594,27 +6766,14 @@
         <w:t>拉高</w:t>
       </w:r>
       <w:r>
-        <w:t xml:space="preserve"> </w:t>
-      </w:r>
-      <w:proofErr w:type="spellStart"/>
-      <w:r>
-        <w:t>WiFi</w:t>
-      </w:r>
-      <w:proofErr w:type="spellEnd"/>
-      <w:r>
-        <w:t xml:space="preserve"> </w:t>
+        <w:t xml:space="preserve"> WiFi </w:t>
       </w:r>
       <w:r>
         <w:t>唤醒脚唤醒</w:t>
       </w:r>
       <w:r>
-        <w:t xml:space="preserve"> </w:t>
-      </w:r>
-      <w:proofErr w:type="spellStart"/>
-      <w:r>
-        <w:t>WiFi</w:t>
-      </w:r>
-      <w:proofErr w:type="spellEnd"/>
+        <w:t xml:space="preserve"> WiFi</w:t>
+      </w:r>
       <w:r>
         <w:t>。</w:t>
       </w:r>
@@ -6637,13 +6796,8 @@
         <w:t>唤醒</w:t>
       </w:r>
       <w:r>
-        <w:t xml:space="preserve"> </w:t>
-      </w:r>
-      <w:proofErr w:type="spellStart"/>
-      <w:r>
-        <w:t>WiFi</w:t>
-      </w:r>
-      <w:proofErr w:type="spellEnd"/>
+        <w:t xml:space="preserve"> WiFi</w:t>
+      </w:r>
       <w:r>
         <w:t>；旧</w:t>
       </w:r>
@@ -6667,7 +6821,7 @@
           <w:b/>
           <w:bCs/>
         </w:rPr>
-        <w:t xml:space="preserve">### 15.1 </w:t>
+        <w:t xml:space="preserve">### 16.1 </w:t>
       </w:r>
       <w:r>
         <w:rPr>
@@ -6679,13 +6833,8 @@
     </w:p>
     <w:p/>
     <w:p>
-      <w:proofErr w:type="spellStart"/>
-      <w:r>
-        <w:t>WiFi</w:t>
-      </w:r>
-      <w:proofErr w:type="spellEnd"/>
-      <w:r>
-        <w:t xml:space="preserve"> </w:t>
+      <w:r>
+        <w:t xml:space="preserve">WiFi </w:t>
       </w:r>
       <w:r>
         <w:t>发送：</w:t>
@@ -6699,15 +6848,7 @@
     </w:p>
     <w:p>
       <w:r>
-        <w:t>@#V1|SEQ=&lt;seq&gt;|CMD=WAKE_TIMER|LEN=&lt;len&gt;|PART=1|TOTAL=1|ARG=</w:t>
-      </w:r>
-      <w:proofErr w:type="gramStart"/>
-      <w:r>
-        <w:t>ON,&lt;</w:t>
-      </w:r>
-      <w:proofErr w:type="gramEnd"/>
-      <w:r>
-        <w:t>seconds&gt;|CRC=&lt;crc&gt;^&amp;</w:t>
+        <w:t>@#V1|SEQ=&lt;seq&gt;|CMD=WAKE_TIMER|LEN=&lt;len&gt;|PART=1|TOTAL=1|ARG=ON,&lt;seconds&gt;|CRC=&lt;crc&gt;^&amp;</w:t>
       </w:r>
     </w:p>
     <w:p>
@@ -6732,13 +6873,8 @@
         <w:t xml:space="preserve">seconds </w:t>
       </w:r>
       <w:r>
-        <w:t>单位：</w:t>
-      </w:r>
-      <w:proofErr w:type="gramStart"/>
-      <w:r>
-        <w:t>秒</w:t>
-      </w:r>
-      <w:proofErr w:type="gramEnd"/>
+        <w:t>单位：秒</w:t>
+      </w:r>
     </w:p>
     <w:p>
       <w:r>
@@ -6767,7 +6903,6 @@
     </w:p>
     <w:p>
       <w:r>
-        <w:lastRenderedPageBreak/>
         <w:t>@#V1|SEQ=10|CMD=WAKE_TIMER|LEN=7|PART=1|TOTAL=1|ARG=ON,3600|CRC=XXXX^&amp;</w:t>
       </w:r>
     </w:p>
@@ -6781,13 +6916,8 @@
       <w:r>
         <w:t>含义：</w:t>
       </w:r>
-      <w:proofErr w:type="spellStart"/>
-      <w:r>
-        <w:t>WiFi</w:t>
-      </w:r>
-      <w:proofErr w:type="spellEnd"/>
-      <w:r>
-        <w:t xml:space="preserve"> </w:t>
+      <w:r>
+        <w:t xml:space="preserve">WiFi </w:t>
       </w:r>
       <w:r>
         <w:t>进入低功耗后，</w:t>
@@ -6805,13 +6935,8 @@
         <w:t>秒后唤醒</w:t>
       </w:r>
       <w:r>
-        <w:t xml:space="preserve"> </w:t>
-      </w:r>
-      <w:proofErr w:type="spellStart"/>
-      <w:r>
-        <w:t>WiFi</w:t>
-      </w:r>
-      <w:proofErr w:type="spellEnd"/>
+        <w:t xml:space="preserve"> WiFi</w:t>
+      </w:r>
       <w:r>
         <w:t>。</w:t>
       </w:r>
@@ -6836,15 +6961,7 @@
         <w:t>表示</w:t>
       </w:r>
       <w:r>
-        <w:t xml:space="preserve"> </w:t>
-      </w:r>
-      <w:proofErr w:type="spellStart"/>
-      <w:r>
-        <w:t>WiFi</w:t>
-      </w:r>
-      <w:proofErr w:type="spellEnd"/>
-      <w:r>
-        <w:t xml:space="preserve"> </w:t>
+        <w:t xml:space="preserve"> WiFi </w:t>
       </w:r>
       <w:r>
         <w:t>进入低功耗流程后立即触发一次定时唤醒</w:t>
@@ -6877,18 +6994,8 @@
       </w:r>
     </w:p>
     <w:p>
-      <w:proofErr w:type="gramStart"/>
-      <w:r>
-        <w:t>ACK,&lt;</w:t>
-      </w:r>
-      <w:proofErr w:type="spellStart"/>
-      <w:proofErr w:type="gramEnd"/>
-      <w:r>
-        <w:t>received_seq</w:t>
-      </w:r>
-      <w:proofErr w:type="spellEnd"/>
-      <w:r>
-        <w:t>&gt;</w:t>
+      <w:r>
+        <w:t>ACK,&lt;received_seq&gt;</w:t>
       </w:r>
     </w:p>
     <w:p>
@@ -6903,7 +7010,7 @@
           <w:b/>
           <w:bCs/>
         </w:rPr>
-        <w:t xml:space="preserve">### 15.2 </w:t>
+        <w:t xml:space="preserve">### 16.2 </w:t>
       </w:r>
       <w:r>
         <w:rPr>
@@ -6915,13 +7022,8 @@
     </w:p>
     <w:p/>
     <w:p>
-      <w:proofErr w:type="spellStart"/>
-      <w:r>
-        <w:t>WiFi</w:t>
-      </w:r>
-      <w:proofErr w:type="spellEnd"/>
-      <w:r>
-        <w:t xml:space="preserve"> </w:t>
+      <w:r>
+        <w:t xml:space="preserve">WiFi </w:t>
       </w:r>
       <w:r>
         <w:t>发送：</w:t>
@@ -6965,18 +7067,8 @@
       </w:r>
     </w:p>
     <w:p>
-      <w:proofErr w:type="gramStart"/>
-      <w:r>
-        <w:t>ACK,&lt;</w:t>
-      </w:r>
-      <w:proofErr w:type="spellStart"/>
-      <w:proofErr w:type="gramEnd"/>
-      <w:r>
-        <w:t>received_seq</w:t>
-      </w:r>
-      <w:proofErr w:type="spellEnd"/>
-      <w:r>
-        <w:t>&gt;</w:t>
+      <w:r>
+        <w:t>ACK,&lt;received_seq&gt;</w:t>
       </w:r>
     </w:p>
     <w:p>
@@ -6991,7 +7083,7 @@
           <w:b/>
           <w:bCs/>
         </w:rPr>
-        <w:t xml:space="preserve">### 15.3 </w:t>
+        <w:t xml:space="preserve">### 16.3 </w:t>
       </w:r>
       <w:r>
         <w:rPr>
@@ -7009,15 +7101,7 @@
     </w:p>
     <w:p>
       <w:r>
-        <w:t>ON,-1           ERR,&lt;</w:t>
-      </w:r>
-      <w:proofErr w:type="spellStart"/>
-      <w:r>
-        <w:t>received_seq</w:t>
-      </w:r>
-      <w:proofErr w:type="spellEnd"/>
-      <w:r>
-        <w:t xml:space="preserve">&gt;,BAD_TIME </w:t>
+        <w:t xml:space="preserve">ON,-1           ERR,&lt;received_seq&gt;,BAD_TIME </w:t>
       </w:r>
       <w:r>
         <w:t>或</w:t>
@@ -7028,78 +7112,17 @@
     </w:p>
     <w:p>
       <w:r>
-        <w:t xml:space="preserve">ON,604801       </w:t>
-      </w:r>
-      <w:proofErr w:type="gramStart"/>
-      <w:r>
-        <w:t>ERR,&lt;</w:t>
-      </w:r>
-      <w:proofErr w:type="spellStart"/>
-      <w:proofErr w:type="gramEnd"/>
-      <w:r>
-        <w:t>received_seq</w:t>
-      </w:r>
-      <w:proofErr w:type="spellEnd"/>
-      <w:proofErr w:type="gramStart"/>
-      <w:r>
-        <w:t>&gt;,BAD</w:t>
-      </w:r>
-      <w:proofErr w:type="gramEnd"/>
-      <w:r>
-        <w:t>_TIME</w:t>
-      </w:r>
-    </w:p>
-    <w:p>
-      <w:proofErr w:type="spellStart"/>
-      <w:proofErr w:type="gramStart"/>
-      <w:r>
-        <w:t>ON,abc</w:t>
-      </w:r>
-      <w:proofErr w:type="spellEnd"/>
-      <w:proofErr w:type="gramEnd"/>
-      <w:r>
-        <w:t xml:space="preserve">          </w:t>
-      </w:r>
-      <w:proofErr w:type="gramStart"/>
-      <w:r>
-        <w:t>ERR,&lt;</w:t>
-      </w:r>
-      <w:proofErr w:type="spellStart"/>
-      <w:proofErr w:type="gramEnd"/>
-      <w:r>
-        <w:t>received_seq</w:t>
-      </w:r>
-      <w:proofErr w:type="spellEnd"/>
-      <w:proofErr w:type="gramStart"/>
-      <w:r>
-        <w:t>&gt;,BAD</w:t>
-      </w:r>
-      <w:proofErr w:type="gramEnd"/>
-      <w:r>
-        <w:t>_TIME</w:t>
-      </w:r>
-    </w:p>
-    <w:p>
-      <w:r>
-        <w:t xml:space="preserve">OFF,1           </w:t>
-      </w:r>
-      <w:proofErr w:type="gramStart"/>
-      <w:r>
-        <w:t>ERR,&lt;</w:t>
-      </w:r>
-      <w:proofErr w:type="spellStart"/>
-      <w:proofErr w:type="gramEnd"/>
-      <w:r>
-        <w:t>received_seq</w:t>
-      </w:r>
-      <w:proofErr w:type="spellEnd"/>
-      <w:proofErr w:type="gramStart"/>
-      <w:r>
-        <w:t>&gt;,BAD</w:t>
-      </w:r>
-      <w:proofErr w:type="gramEnd"/>
-      <w:r>
-        <w:t>_TIME</w:t>
+        <w:t>ON,604801       ERR,&lt;received_seq&gt;,BAD_TIME</w:t>
+      </w:r>
+    </w:p>
+    <w:p>
+      <w:r>
+        <w:t>ON,abc          ERR,&lt;received_seq&gt;,BAD_TIME</w:t>
+      </w:r>
+    </w:p>
+    <w:p>
+      <w:r>
+        <w:t>OFF,1           ERR,&lt;received_seq&gt;,BAD_TIME</w:t>
       </w:r>
     </w:p>
     <w:p>
@@ -7107,15 +7130,7 @@
         <w:t>参数格式错误</w:t>
       </w:r>
       <w:r>
-        <w:t xml:space="preserve">     ERR,&lt;</w:t>
-      </w:r>
-      <w:proofErr w:type="spellStart"/>
-      <w:r>
-        <w:t>received_seq</w:t>
-      </w:r>
-      <w:proofErr w:type="spellEnd"/>
-      <w:r>
-        <w:t>&gt;,BAD_ARG</w:t>
+        <w:t xml:space="preserve">     ERR,&lt;received_seq&gt;,BAD_ARG</w:t>
       </w:r>
     </w:p>
     <w:p>
@@ -7126,15 +7141,7 @@
         <w:t>错误</w:t>
       </w:r>
       <w:r>
-        <w:t xml:space="preserve"> ERR,&lt;</w:t>
-      </w:r>
-      <w:proofErr w:type="spellStart"/>
-      <w:r>
-        <w:t>received_seq</w:t>
-      </w:r>
-      <w:proofErr w:type="spellEnd"/>
-      <w:r>
-        <w:t>&gt;,BAD_PART</w:t>
+        <w:t xml:space="preserve"> ERR,&lt;received_seq&gt;,BAD_PART</w:t>
       </w:r>
     </w:p>
     <w:p>
@@ -7145,15 +7152,7 @@
         <w:t>错误</w:t>
       </w:r>
       <w:r>
-        <w:t xml:space="preserve">         ERR,&lt;</w:t>
-      </w:r>
-      <w:proofErr w:type="spellStart"/>
-      <w:r>
-        <w:t>received_seq</w:t>
-      </w:r>
-      <w:proofErr w:type="spellEnd"/>
-      <w:r>
-        <w:t>&gt;,BAD_LEN</w:t>
+        <w:t xml:space="preserve">         ERR,&lt;received_seq&gt;,BAD_LEN</w:t>
       </w:r>
     </w:p>
     <w:p>
@@ -7168,7 +7167,7 @@
           <w:b/>
           <w:bCs/>
         </w:rPr>
-        <w:t xml:space="preserve">### 15.4 </w:t>
+        <w:t xml:space="preserve">### 16.4 </w:t>
       </w:r>
       <w:r>
         <w:rPr>
@@ -7238,6 +7237,7 @@
     </w:p>
     <w:p>
       <w:r>
+        <w:lastRenderedPageBreak/>
         <w:t xml:space="preserve">6 </w:t>
       </w:r>
       <w:r>
@@ -7340,21 +7340,8 @@
       </w:r>
     </w:p>
     <w:p>
-      <w:proofErr w:type="spellStart"/>
-      <w:r>
-        <w:t>wake_due_time</w:t>
-      </w:r>
-      <w:proofErr w:type="spellEnd"/>
-      <w:r>
-        <w:t xml:space="preserve"> = </w:t>
-      </w:r>
-      <w:proofErr w:type="spellStart"/>
-      <w:r>
-        <w:t>current_backup_time</w:t>
-      </w:r>
-      <w:proofErr w:type="spellEnd"/>
-      <w:r>
-        <w:t xml:space="preserve"> + seconds</w:t>
+      <w:r>
+        <w:t>wake_due_time = current_backup_time + seconds</w:t>
       </w:r>
     </w:p>
     <w:p>
@@ -7379,32 +7366,14 @@
         <w:t>如果</w:t>
       </w:r>
       <w:r>
-        <w:t xml:space="preserve"> </w:t>
-      </w:r>
-      <w:proofErr w:type="spellStart"/>
-      <w:r>
-        <w:t>current_backup_time</w:t>
-      </w:r>
-      <w:proofErr w:type="spellEnd"/>
-      <w:r>
-        <w:t xml:space="preserve"> &gt;= </w:t>
-      </w:r>
-      <w:proofErr w:type="spellStart"/>
-      <w:r>
-        <w:t>wake_due_time</w:t>
-      </w:r>
-      <w:proofErr w:type="spellEnd"/>
+        <w:t xml:space="preserve"> current_backup_time &gt;= wake_due_time</w:t>
+      </w:r>
       <w:r>
         <w:t>，保存当前推算时间快照并唤醒</w:t>
       </w:r>
       <w:r>
-        <w:t xml:space="preserve"> </w:t>
-      </w:r>
-      <w:proofErr w:type="spellStart"/>
-      <w:r>
-        <w:t>WiFi</w:t>
-      </w:r>
-      <w:proofErr w:type="spellEnd"/>
+        <w:t xml:space="preserve"> WiFi</w:t>
+      </w:r>
     </w:p>
     <w:p>
       <w:r>
@@ -7441,13 +7410,8 @@
       </w:r>
     </w:p>
     <w:p>
-      <w:proofErr w:type="spellStart"/>
-      <w:r>
-        <w:t>relative_remaining_seconds</w:t>
-      </w:r>
-      <w:proofErr w:type="spellEnd"/>
-      <w:r>
-        <w:t xml:space="preserve"> = seconds</w:t>
+      <w:r>
+        <w:t>relative_remaining_seconds = seconds</w:t>
       </w:r>
     </w:p>
     <w:p>
@@ -7466,13 +7430,8 @@
         <w:t>后唤醒</w:t>
       </w:r>
       <w:r>
-        <w:t xml:space="preserve"> </w:t>
-      </w:r>
-      <w:proofErr w:type="spellStart"/>
-      <w:r>
-        <w:t>WiFi</w:t>
-      </w:r>
-      <w:proofErr w:type="spellEnd"/>
+        <w:t xml:space="preserve"> WiFi</w:t>
+      </w:r>
     </w:p>
     <w:p>
       <w:r>
@@ -7527,27 +7486,14 @@
         <w:t>小时分段事件只用于内部检查，不会拉高</w:t>
       </w:r>
       <w:r>
-        <w:t xml:space="preserve"> </w:t>
-      </w:r>
-      <w:proofErr w:type="spellStart"/>
-      <w:r>
-        <w:t>WiFi</w:t>
-      </w:r>
-      <w:proofErr w:type="spellEnd"/>
-      <w:r>
-        <w:t xml:space="preserve"> </w:t>
+        <w:t xml:space="preserve"> WiFi </w:t>
       </w:r>
       <w:r>
         <w:t>唤醒脚，也不会写</w:t>
       </w:r>
       <w:r>
-        <w:t xml:space="preserve"> </w:t>
-      </w:r>
-      <w:proofErr w:type="spellStart"/>
-      <w:r>
-        <w:t>DataFlash</w:t>
-      </w:r>
-      <w:proofErr w:type="spellEnd"/>
+        <w:t xml:space="preserve"> DataFlash</w:t>
+      </w:r>
     </w:p>
     <w:p>
       <w:r>
@@ -7561,23 +7507,7 @@
           <w:b/>
           <w:bCs/>
         </w:rPr>
-        <w:t xml:space="preserve">### 15.5 </w:t>
-      </w:r>
-      <w:proofErr w:type="spellStart"/>
-      <w:r>
-        <w:rPr>
-          <w:b/>
-          <w:bCs/>
-        </w:rPr>
-        <w:t>WiFi</w:t>
-      </w:r>
-      <w:proofErr w:type="spellEnd"/>
-      <w:r>
-        <w:rPr>
-          <w:b/>
-          <w:bCs/>
-        </w:rPr>
-        <w:t xml:space="preserve"> </w:t>
+        <w:t xml:space="preserve">### 16.5 WiFi </w:t>
       </w:r>
       <w:r>
         <w:rPr>
@@ -7601,15 +7531,7 @@
     </w:p>
     <w:p>
       <w:r>
-        <w:t xml:space="preserve">1. </w:t>
-      </w:r>
-      <w:proofErr w:type="spellStart"/>
-      <w:r>
-        <w:t>WiFi</w:t>
-      </w:r>
-      <w:proofErr w:type="spellEnd"/>
-      <w:r>
-        <w:t xml:space="preserve"> </w:t>
+        <w:t xml:space="preserve">1. WiFi </w:t>
       </w:r>
       <w:r>
         <w:t>发送</w:t>
@@ -7637,15 +7559,7 @@
     </w:p>
     <w:p>
       <w:r>
-        <w:t xml:space="preserve">3. </w:t>
-      </w:r>
-      <w:proofErr w:type="spellStart"/>
-      <w:r>
-        <w:t>WiFi</w:t>
-      </w:r>
-      <w:proofErr w:type="spellEnd"/>
-      <w:r>
-        <w:t xml:space="preserve"> </w:t>
+        <w:t xml:space="preserve">3. WiFi </w:t>
       </w:r>
       <w:r>
         <w:t>发送</w:t>
@@ -7679,15 +7593,8 @@
     </w:p>
     <w:p>
       <w:r>
-        <w:t xml:space="preserve">5. </w:t>
-      </w:r>
-      <w:proofErr w:type="spellStart"/>
-      <w:r>
-        <w:t>WiFi</w:t>
-      </w:r>
-      <w:proofErr w:type="spellEnd"/>
-      <w:r>
-        <w:t xml:space="preserve"> </w:t>
+        <w:lastRenderedPageBreak/>
+        <w:t xml:space="preserve">5. WiFi </w:t>
       </w:r>
       <w:r>
         <w:t>进入低功耗</w:t>
@@ -7712,15 +7619,7 @@
     </w:p>
     <w:p>
       <w:r>
-        <w:t xml:space="preserve">1. </w:t>
-      </w:r>
-      <w:proofErr w:type="spellStart"/>
-      <w:r>
-        <w:t>WiFi</w:t>
-      </w:r>
-      <w:proofErr w:type="spellEnd"/>
-      <w:r>
-        <w:t xml:space="preserve"> </w:t>
+        <w:t xml:space="preserve">1. WiFi </w:t>
       </w:r>
       <w:r>
         <w:t>发送</w:t>
@@ -7748,15 +7647,7 @@
     </w:p>
     <w:p>
       <w:r>
-        <w:t xml:space="preserve">3. </w:t>
-      </w:r>
-      <w:proofErr w:type="spellStart"/>
-      <w:r>
-        <w:t>WiFi</w:t>
-      </w:r>
-      <w:proofErr w:type="spellEnd"/>
-      <w:r>
-        <w:t xml:space="preserve"> </w:t>
+        <w:t xml:space="preserve">3. WiFi </w:t>
       </w:r>
       <w:r>
         <w:t>发送</w:t>
@@ -7790,15 +7681,7 @@
     </w:p>
     <w:p>
       <w:r>
-        <w:t xml:space="preserve">5. </w:t>
-      </w:r>
-      <w:proofErr w:type="spellStart"/>
-      <w:r>
-        <w:t>WiFi</w:t>
-      </w:r>
-      <w:proofErr w:type="spellEnd"/>
-      <w:r>
-        <w:t xml:space="preserve"> </w:t>
+        <w:t xml:space="preserve">5. WiFi </w:t>
       </w:r>
       <w:r>
         <w:t>进入低功耗</w:t>
@@ -7822,13 +7705,8 @@
       </w:r>
     </w:p>
     <w:p>
-      <w:proofErr w:type="spellStart"/>
-      <w:r>
-        <w:t>WiFi</w:t>
-      </w:r>
-      <w:proofErr w:type="spellEnd"/>
-      <w:r>
-        <w:t xml:space="preserve"> </w:t>
+      <w:r>
+        <w:t xml:space="preserve">WiFi </w:t>
       </w:r>
       <w:r>
         <w:t>每次被唤醒后，都需要重新发送新的</w:t>
@@ -7845,15 +7723,7 @@
         <w:t>如果本轮</w:t>
       </w:r>
       <w:r>
-        <w:t xml:space="preserve"> </w:t>
-      </w:r>
-      <w:proofErr w:type="spellStart"/>
-      <w:r>
-        <w:t>WiFi</w:t>
-      </w:r>
-      <w:proofErr w:type="spellEnd"/>
-      <w:r>
-        <w:t xml:space="preserve"> </w:t>
+        <w:t xml:space="preserve"> WiFi </w:t>
       </w:r>
       <w:r>
         <w:t>会话没有成功发送合法</w:t>
@@ -7880,13 +7750,8 @@
       </w:r>
     </w:p>
     <w:p>
-      <w:proofErr w:type="spellStart"/>
-      <w:r>
-        <w:t>WiFi</w:t>
-      </w:r>
-      <w:proofErr w:type="spellEnd"/>
-      <w:r>
-        <w:t xml:space="preserve"> </w:t>
+      <w:r>
+        <w:t xml:space="preserve">WiFi </w:t>
       </w:r>
       <w:r>
         <w:t>只有收到</w:t>
@@ -7951,13 +7816,8 @@
       <w:r>
         <w:t>时，</w:t>
       </w:r>
-      <w:proofErr w:type="spellStart"/>
-      <w:r>
-        <w:t>WiFi</w:t>
-      </w:r>
-      <w:proofErr w:type="spellEnd"/>
-      <w:r>
-        <w:t xml:space="preserve"> </w:t>
+      <w:r>
+        <w:t xml:space="preserve">WiFi </w:t>
       </w:r>
       <w:r>
         <w:t>可以直接发送</w:t>
@@ -7981,7 +7841,7 @@
           <w:b/>
           <w:bCs/>
         </w:rPr>
-        <w:t xml:space="preserve">## 16. NFC </w:t>
+        <w:t xml:space="preserve">## 17. NFC </w:t>
       </w:r>
       <w:r>
         <w:rPr>
@@ -7997,15 +7857,7 @@
         <w:t>该功能用于</w:t>
       </w:r>
       <w:r>
-        <w:t xml:space="preserve"> </w:t>
-      </w:r>
-      <w:proofErr w:type="spellStart"/>
-      <w:r>
-        <w:t>WiFi</w:t>
-      </w:r>
-      <w:proofErr w:type="spellEnd"/>
-      <w:r>
-        <w:t xml:space="preserve"> </w:t>
+        <w:t xml:space="preserve"> WiFi </w:t>
       </w:r>
       <w:r>
         <w:t>在被唤醒后，把需要给手机</w:t>
@@ -8064,15 +7916,7 @@
         <w:t>展示数据只允许</w:t>
       </w:r>
       <w:r>
-        <w:t xml:space="preserve"> </w:t>
-      </w:r>
-      <w:proofErr w:type="spellStart"/>
-      <w:r>
-        <w:t>WiFi</w:t>
-      </w:r>
-      <w:proofErr w:type="spellEnd"/>
-      <w:r>
-        <w:t xml:space="preserve"> </w:t>
+        <w:t xml:space="preserve"> WiFi </w:t>
       </w:r>
       <w:r>
         <w:t>通过</w:t>
@@ -8086,14 +7930,8 @@
     </w:p>
     <w:p>
       <w:r>
-        <w:lastRenderedPageBreak/>
-        <w:t>手机</w:t>
-      </w:r>
-      <w:proofErr w:type="gramStart"/>
-      <w:r>
-        <w:t>端普通</w:t>
-      </w:r>
-      <w:proofErr w:type="gramEnd"/>
+        <w:t>手机端普通</w:t>
+      </w:r>
       <w:r>
         <w:t xml:space="preserve"> NDEF </w:t>
       </w:r>
@@ -8109,13 +7947,8 @@
         <w:t>展示数据会保存到</w:t>
       </w:r>
       <w:r>
-        <w:t xml:space="preserve"> CH585 </w:t>
-      </w:r>
-      <w:proofErr w:type="spellStart"/>
-      <w:r>
-        <w:t>DataFlash</w:t>
-      </w:r>
-      <w:proofErr w:type="spellEnd"/>
+        <w:t xml:space="preserve"> CH585 DataFlash</w:t>
+      </w:r>
       <w:r>
         <w:t>，软复位</w:t>
       </w:r>
@@ -8164,7 +7997,7 @@
           <w:b/>
           <w:bCs/>
         </w:rPr>
-        <w:t xml:space="preserve">### 16.1 </w:t>
+        <w:t xml:space="preserve">### 17.1 </w:t>
       </w:r>
       <w:r>
         <w:rPr>
@@ -8197,13 +8030,8 @@
     </w:p>
     <w:p/>
     <w:p>
-      <w:proofErr w:type="spellStart"/>
-      <w:r>
-        <w:t>WiFi</w:t>
-      </w:r>
-      <w:proofErr w:type="spellEnd"/>
-      <w:r>
-        <w:t xml:space="preserve"> </w:t>
+      <w:r>
+        <w:t xml:space="preserve">WiFi </w:t>
       </w:r>
       <w:r>
         <w:t>发送：</w:t>
@@ -8271,15 +8099,7 @@
         <w:t>安全字符：</w:t>
       </w:r>
       <w:r>
-        <w:t xml:space="preserve">A-Z </w:t>
-      </w:r>
-      <w:proofErr w:type="spellStart"/>
-      <w:r>
-        <w:t>a-z</w:t>
-      </w:r>
-      <w:proofErr w:type="spellEnd"/>
-      <w:r>
-        <w:t xml:space="preserve"> 0-9 - _</w:t>
+        <w:t>A-Z a-z 0-9 - _</w:t>
       </w:r>
     </w:p>
     <w:p>
@@ -8388,13 +8208,8 @@
         <w:t>到</w:t>
       </w:r>
       <w:r>
-        <w:t xml:space="preserve"> </w:t>
-      </w:r>
-      <w:proofErr w:type="spellStart"/>
-      <w:r>
-        <w:t>DataFlash</w:t>
-      </w:r>
-      <w:proofErr w:type="spellEnd"/>
+        <w:t xml:space="preserve"> DataFlash</w:t>
+      </w:r>
     </w:p>
     <w:p>
       <w:r>
@@ -8424,13 +8239,8 @@
     <w:p/>
     <w:p>
       <w:r>
-        <w:t>```</w:t>
-      </w:r>
-      <w:proofErr w:type="spellStart"/>
-      <w:r>
-        <w:t>json</w:t>
-      </w:r>
-      <w:proofErr w:type="spellEnd"/>
+        <w:t>```json</w:t>
+      </w:r>
     </w:p>
     <w:p>
       <w:r>
@@ -8448,15 +8258,7 @@
         <w:t>对应</w:t>
       </w:r>
       <w:r>
-        <w:t xml:space="preserve"> </w:t>
-      </w:r>
-      <w:proofErr w:type="spellStart"/>
-      <w:r>
-        <w:t>WiFi</w:t>
-      </w:r>
-      <w:proofErr w:type="spellEnd"/>
-      <w:r>
-        <w:t xml:space="preserve"> </w:t>
+        <w:t xml:space="preserve"> WiFi </w:t>
       </w:r>
       <w:r>
         <w:t>发送时，</w:t>
@@ -8495,66 +8297,41 @@
     <w:p/>
     <w:p>
       <w:r>
+        <w:t>```text</w:t>
+      </w:r>
+    </w:p>
+    <w:p>
+      <w:r>
+        <w:t>ACK,&lt;received_seq&gt;</w:t>
+      </w:r>
+    </w:p>
+    <w:p>
+      <w:r>
+        <w:t>```</w:t>
+      </w:r>
+    </w:p>
+    <w:p/>
+    <w:p>
+      <w:r>
+        <w:t>失败回复：</w:t>
+      </w:r>
+    </w:p>
+    <w:p/>
+    <w:p>
+      <w:r>
         <w:lastRenderedPageBreak/>
         <w:t>```text</w:t>
       </w:r>
     </w:p>
     <w:p>
-      <w:proofErr w:type="gramStart"/>
-      <w:r>
-        <w:t>ACK,&lt;</w:t>
-      </w:r>
-      <w:proofErr w:type="spellStart"/>
-      <w:proofErr w:type="gramEnd"/>
-      <w:r>
-        <w:t>received_seq</w:t>
-      </w:r>
-      <w:proofErr w:type="spellEnd"/>
-      <w:r>
-        <w:t>&gt;</w:t>
-      </w:r>
-    </w:p>
-    <w:p>
-      <w:r>
-        <w:t>```</w:t>
-      </w:r>
-    </w:p>
-    <w:p/>
-    <w:p>
-      <w:r>
-        <w:t>失败回复：</w:t>
-      </w:r>
-    </w:p>
-    <w:p/>
-    <w:p>
-      <w:r>
-        <w:t>```text</w:t>
-      </w:r>
-    </w:p>
-    <w:p>
       <w:r>
         <w:t xml:space="preserve">base64url </w:t>
       </w:r>
       <w:r>
         <w:t>解码失败：</w:t>
       </w:r>
-      <w:proofErr w:type="gramStart"/>
-      <w:r>
-        <w:t>ERR,&lt;</w:t>
-      </w:r>
-      <w:proofErr w:type="spellStart"/>
-      <w:proofErr w:type="gramEnd"/>
-      <w:r>
-        <w:t>received_seq</w:t>
-      </w:r>
-      <w:proofErr w:type="spellEnd"/>
-      <w:proofErr w:type="gramStart"/>
-      <w:r>
-        <w:t>&gt;,BAD</w:t>
-      </w:r>
-      <w:proofErr w:type="gramEnd"/>
-      <w:r>
-        <w:t>_ARG</w:t>
+      <w:r>
+        <w:t>ERR,&lt;received_seq&gt;,BAD_ARG</w:t>
       </w:r>
     </w:p>
     <w:p>
@@ -8576,23 +8353,8 @@
       <w:r>
         <w:t>字节：</w:t>
       </w:r>
-      <w:proofErr w:type="gramStart"/>
-      <w:r>
-        <w:t>ERR,&lt;</w:t>
-      </w:r>
-      <w:proofErr w:type="spellStart"/>
-      <w:proofErr w:type="gramEnd"/>
-      <w:r>
-        <w:t>received_seq</w:t>
-      </w:r>
-      <w:proofErr w:type="spellEnd"/>
-      <w:proofErr w:type="gramStart"/>
-      <w:r>
-        <w:t>&gt;,BAD</w:t>
-      </w:r>
-      <w:proofErr w:type="gramEnd"/>
-      <w:r>
-        <w:t>_LEN</w:t>
+      <w:r>
+        <w:t>ERR,&lt;received_seq&gt;,BAD_LEN</w:t>
       </w:r>
     </w:p>
     <w:p>
@@ -8602,23 +8364,8 @@
       <w:r>
         <w:t>正在被手机读写或处于忙状态：</w:t>
       </w:r>
-      <w:proofErr w:type="gramStart"/>
-      <w:r>
-        <w:t>ERR,&lt;</w:t>
-      </w:r>
-      <w:proofErr w:type="spellStart"/>
-      <w:proofErr w:type="gramEnd"/>
-      <w:r>
-        <w:t>received_seq</w:t>
-      </w:r>
-      <w:proofErr w:type="spellEnd"/>
-      <w:proofErr w:type="gramStart"/>
-      <w:r>
-        <w:t>&gt;,NFC</w:t>
-      </w:r>
-      <w:proofErr w:type="gramEnd"/>
-      <w:r>
-        <w:t>_BUSY</w:t>
+      <w:r>
+        <w:t>ERR,&lt;received_seq&gt;,NFC_BUSY</w:t>
       </w:r>
     </w:p>
     <w:p>
@@ -8628,23 +8375,8 @@
       <w:r>
         <w:t>错误：</w:t>
       </w:r>
-      <w:proofErr w:type="gramStart"/>
-      <w:r>
-        <w:t>ERR,&lt;</w:t>
-      </w:r>
-      <w:proofErr w:type="spellStart"/>
-      <w:proofErr w:type="gramEnd"/>
-      <w:r>
-        <w:t>received_seq</w:t>
-      </w:r>
-      <w:proofErr w:type="spellEnd"/>
-      <w:proofErr w:type="gramStart"/>
-      <w:r>
-        <w:t>&gt;,BAD</w:t>
-      </w:r>
-      <w:proofErr w:type="gramEnd"/>
-      <w:r>
-        <w:t>_PART</w:t>
+      <w:r>
+        <w:t>ERR,&lt;received_seq&gt;,BAD_PART</w:t>
       </w:r>
     </w:p>
     <w:p>
@@ -8654,23 +8386,8 @@
       <w:r>
         <w:t>错误：</w:t>
       </w:r>
-      <w:proofErr w:type="gramStart"/>
-      <w:r>
-        <w:t>ERR,&lt;</w:t>
-      </w:r>
-      <w:proofErr w:type="spellStart"/>
-      <w:proofErr w:type="gramEnd"/>
-      <w:r>
-        <w:t>received_seq</w:t>
-      </w:r>
-      <w:proofErr w:type="spellEnd"/>
-      <w:proofErr w:type="gramStart"/>
-      <w:r>
-        <w:t>&gt;,BAD</w:t>
-      </w:r>
-      <w:proofErr w:type="gramEnd"/>
-      <w:r>
-        <w:t>_LEN</w:t>
+      <w:r>
+        <w:t>ERR,&lt;received_seq&gt;,BAD_LEN</w:t>
       </w:r>
     </w:p>
     <w:p>
@@ -8680,23 +8397,8 @@
       <w:r>
         <w:t>错误：</w:t>
       </w:r>
-      <w:proofErr w:type="gramStart"/>
-      <w:r>
-        <w:t>ERR,&lt;</w:t>
-      </w:r>
-      <w:proofErr w:type="spellStart"/>
-      <w:proofErr w:type="gramEnd"/>
-      <w:r>
-        <w:t>received_seq</w:t>
-      </w:r>
-      <w:proofErr w:type="spellEnd"/>
-      <w:proofErr w:type="gramStart"/>
-      <w:r>
-        <w:t>&gt;,BAD</w:t>
-      </w:r>
-      <w:proofErr w:type="gramEnd"/>
-      <w:r>
-        <w:t>_CRC</w:t>
+      <w:r>
+        <w:t>ERR,&lt;received_seq&gt;,BAD_CRC</w:t>
       </w:r>
     </w:p>
     <w:p>
@@ -8711,7 +8413,7 @@
           <w:b/>
           <w:bCs/>
         </w:rPr>
-        <w:t xml:space="preserve">### 16.2 </w:t>
+        <w:t xml:space="preserve">### 17.2 </w:t>
       </w:r>
       <w:r>
         <w:rPr>
@@ -8737,13 +8439,8 @@
     </w:p>
     <w:p/>
     <w:p>
-      <w:proofErr w:type="spellStart"/>
-      <w:r>
-        <w:t>WiFi</w:t>
-      </w:r>
-      <w:proofErr w:type="spellEnd"/>
-      <w:r>
-        <w:t xml:space="preserve"> </w:t>
+      <w:r>
+        <w:t xml:space="preserve">WiFi </w:t>
       </w:r>
       <w:r>
         <w:t>发送：</w:t>
@@ -8785,15 +8482,7 @@
         <w:t>清除</w:t>
       </w:r>
       <w:r>
-        <w:t xml:space="preserve"> </w:t>
-      </w:r>
-      <w:proofErr w:type="spellStart"/>
-      <w:r>
-        <w:t>DataFlash</w:t>
-      </w:r>
-      <w:proofErr w:type="spellEnd"/>
-      <w:r>
-        <w:t xml:space="preserve"> </w:t>
+        <w:t xml:space="preserve"> DataFlash </w:t>
       </w:r>
       <w:r>
         <w:t>中保存的</w:t>
@@ -8875,13 +8564,8 @@
       <w:r>
         <w:t>、</w:t>
       </w:r>
-      <w:proofErr w:type="spellStart"/>
-      <w:r>
-        <w:t>WiFi</w:t>
-      </w:r>
-      <w:proofErr w:type="spellEnd"/>
-      <w:r>
-        <w:t xml:space="preserve"> </w:t>
+      <w:r>
+        <w:t xml:space="preserve">WiFi </w:t>
       </w:r>
       <w:r>
         <w:t>状态和</w:t>
@@ -8896,13 +8580,8 @@
     <w:p/>
     <w:p>
       <w:r>
-        <w:t>```</w:t>
-      </w:r>
-      <w:proofErr w:type="spellStart"/>
-      <w:r>
-        <w:t>json</w:t>
-      </w:r>
-      <w:proofErr w:type="spellEnd"/>
+        <w:t>```json</w:t>
+      </w:r>
     </w:p>
     <w:p>
       <w:r>
@@ -8921,7 +8600,7 @@
           <w:b/>
           <w:bCs/>
         </w:rPr>
-        <w:t xml:space="preserve">### 16.3 </w:t>
+        <w:t xml:space="preserve">### 17.3 </w:t>
       </w:r>
       <w:r>
         <w:rPr>
@@ -8947,13 +8626,8 @@
     </w:p>
     <w:p/>
     <w:p>
-      <w:proofErr w:type="spellStart"/>
-      <w:r>
-        <w:t>WiFi</w:t>
-      </w:r>
-      <w:proofErr w:type="spellEnd"/>
-      <w:r>
-        <w:t xml:space="preserve"> </w:t>
+      <w:r>
+        <w:t xml:space="preserve">WiFi </w:t>
       </w:r>
       <w:r>
         <w:t>发送：</w:t>
@@ -8972,44 +8646,31 @@
     </w:p>
     <w:p>
       <w:r>
+        <w:t>```</w:t>
+      </w:r>
+    </w:p>
+    <w:p/>
+    <w:p>
+      <w:r>
+        <w:t xml:space="preserve">CH585 </w:t>
+      </w:r>
+      <w:r>
+        <w:t>回复：</w:t>
+      </w:r>
+    </w:p>
+    <w:p/>
+    <w:p>
+      <w:r>
+        <w:t>```text</w:t>
+      </w:r>
+    </w:p>
+    <w:p>
+      <w:r>
+        <w:t>@#V1|SEQ=&lt;seq&gt;|CMD=NFC_STATUS|LEN=&lt;len&gt;|PART=1|TOTAL=1|ARG=&lt;state&gt;,&lt;payload_le</w:t>
+      </w:r>
+      <w:r>
         <w:lastRenderedPageBreak/>
-        <w:t>```</w:t>
-      </w:r>
-    </w:p>
-    <w:p/>
-    <w:p>
-      <w:r>
-        <w:t xml:space="preserve">CH585 </w:t>
-      </w:r>
-      <w:r>
-        <w:t>回复：</w:t>
-      </w:r>
-    </w:p>
-    <w:p/>
-    <w:p>
-      <w:r>
-        <w:t>```text</w:t>
-      </w:r>
-    </w:p>
-    <w:p>
-      <w:r>
-        <w:t>@#V1|SEQ=&lt;seq&gt;|CMD=NFC_STATUS|LEN=&lt;len&gt;|PART=1|TOTAL=1|ARG=&lt;state</w:t>
-      </w:r>
-      <w:proofErr w:type="gramStart"/>
-      <w:r>
-        <w:t>&gt;,&lt;</w:t>
-      </w:r>
-      <w:proofErr w:type="gramEnd"/>
-      <w:r>
-        <w:t>payload_len</w:t>
-      </w:r>
-      <w:proofErr w:type="gramStart"/>
-      <w:r>
-        <w:t>&gt;,&lt;</w:t>
-      </w:r>
-      <w:proofErr w:type="gramEnd"/>
-      <w:r>
-        <w:t>last_auth_result&gt;|CRC=&lt;crc&gt;^&amp;</w:t>
+        <w:t>n&gt;,&lt;last_auth_result&gt;|CRC=&lt;crc&gt;^&amp;</w:t>
       </w:r>
     </w:p>
     <w:p>
@@ -9044,13 +8705,8 @@
       </w:r>
     </w:p>
     <w:p>
-      <w:proofErr w:type="spellStart"/>
-      <w:r>
-        <w:t>payload_len</w:t>
-      </w:r>
-      <w:proofErr w:type="spellEnd"/>
-      <w:r>
-        <w:t xml:space="preserve">       </w:t>
+      <w:r>
+        <w:t xml:space="preserve">payload_len       </w:t>
       </w:r>
       <w:r>
         <w:t>当前</w:t>
@@ -9075,21 +8731,8 @@
       </w:r>
     </w:p>
     <w:p>
-      <w:proofErr w:type="spellStart"/>
-      <w:r>
-        <w:t>last_auth_</w:t>
-      </w:r>
-      <w:proofErr w:type="gramStart"/>
-      <w:r>
-        <w:t>result</w:t>
-      </w:r>
-      <w:proofErr w:type="spellEnd"/>
-      <w:r>
-        <w:t xml:space="preserve">  NONE</w:t>
-      </w:r>
-      <w:proofErr w:type="gramEnd"/>
-      <w:r>
-        <w:t xml:space="preserve"> / OK / BAD_FORMAT / BAD_TOKEN</w:t>
+      <w:r>
+        <w:t>last_auth_result  NONE / OK / BAD_FORMAT / BAD_TOKEN</w:t>
       </w:r>
     </w:p>
     <w:p>
@@ -9111,15 +8754,7 @@
     </w:p>
     <w:p>
       <w:r>
-        <w:t>@#V1|SEQ=88|CMD=NFC_STATUS|LEN=12|PART=1|TOTAL=1|ARG=IDLE,</w:t>
-      </w:r>
-      <w:proofErr w:type="gramStart"/>
-      <w:r>
-        <w:t>51,NONE</w:t>
-      </w:r>
-      <w:proofErr w:type="gramEnd"/>
-      <w:r>
-        <w:t>|CRC=XXXX^&amp;</w:t>
+        <w:t>@#V1|SEQ=88|CMD=NFC_STATUS|LEN=12|PART=1|TOTAL=1|ARG=IDLE,51,NONE|CRC=XXXX^&amp;</w:t>
       </w:r>
     </w:p>
     <w:p>
@@ -9134,7 +8769,7 @@
           <w:b/>
           <w:bCs/>
         </w:rPr>
-        <w:t xml:space="preserve">### 16.4 </w:t>
+        <w:t xml:space="preserve">### 17.4 </w:t>
       </w:r>
       <w:r>
         <w:rPr>
@@ -9164,15 +8799,7 @@
         <w:t>手机端授权唤醒</w:t>
       </w:r>
       <w:r>
-        <w:t xml:space="preserve"> </w:t>
-      </w:r>
-      <w:proofErr w:type="spellStart"/>
-      <w:r>
-        <w:t>WiFi</w:t>
-      </w:r>
-      <w:proofErr w:type="spellEnd"/>
-      <w:r>
-        <w:t xml:space="preserve"> </w:t>
+        <w:t xml:space="preserve"> WiFi </w:t>
       </w:r>
       <w:r>
         <w:t>使用普通</w:t>
@@ -9193,13 +8820,8 @@
     <w:p/>
     <w:p>
       <w:r>
-        <w:t>```</w:t>
-      </w:r>
-      <w:proofErr w:type="spellStart"/>
-      <w:r>
-        <w:t>json</w:t>
-      </w:r>
-      <w:proofErr w:type="spellEnd"/>
+        <w:t>```json</w:t>
+      </w:r>
     </w:p>
     <w:p>
       <w:r>
@@ -9233,13 +8855,8 @@
       </w:r>
     </w:p>
     <w:p>
-      <w:proofErr w:type="spellStart"/>
-      <w:r>
-        <w:t>master_secret</w:t>
-      </w:r>
-      <w:proofErr w:type="spellEnd"/>
-      <w:r>
-        <w:t xml:space="preserve"> = 4E 46 43 2D 54 44 58 31 2D 43 48 35 38 35 21 01</w:t>
+      <w:r>
+        <w:t>master_secret = 4E 46 43 2D 54 44 58 31 2D 43 48 35 38 35 21 01</w:t>
       </w:r>
     </w:p>
     <w:p>
@@ -9263,72 +8880,23 @@
       </w:r>
     </w:p>
     <w:p>
-      <w:proofErr w:type="gramStart"/>
-      <w:r>
-        <w:t>plain[6..</w:t>
-      </w:r>
-      <w:proofErr w:type="gramEnd"/>
-      <w:r>
-        <w:t>12</w:t>
-      </w:r>
-      <w:proofErr w:type="gramStart"/>
-      <w:r>
-        <w:t>]  =</w:t>
-      </w:r>
-      <w:proofErr w:type="gramEnd"/>
-      <w:r>
-        <w:t xml:space="preserve"> ASCII "NFCWAKE"</w:t>
-      </w:r>
-    </w:p>
-    <w:p>
-      <w:proofErr w:type="gramStart"/>
-      <w:r>
-        <w:t>plain[</w:t>
-      </w:r>
-      <w:proofErr w:type="gramEnd"/>
-      <w:r>
-        <w:t>13]     = 0x01</w:t>
-      </w:r>
-    </w:p>
-    <w:p>
-      <w:proofErr w:type="gramStart"/>
-      <w:r>
-        <w:t>plain[14..</w:t>
-      </w:r>
-      <w:proofErr w:type="gramEnd"/>
-      <w:r>
-        <w:t xml:space="preserve">15] = 0x00 </w:t>
-      </w:r>
-      <w:proofErr w:type="spellStart"/>
-      <w:r>
-        <w:t>0x00</w:t>
-      </w:r>
-      <w:proofErr w:type="spellEnd"/>
-    </w:p>
-    <w:p>
-      <w:r>
-        <w:t>cipher        = AES-128-ECB-</w:t>
-      </w:r>
-      <w:proofErr w:type="gramStart"/>
-      <w:r>
-        <w:t>Encrypt(</w:t>
-      </w:r>
-      <w:proofErr w:type="spellStart"/>
-      <w:proofErr w:type="gramEnd"/>
-      <w:r>
-        <w:t>master_secret</w:t>
-      </w:r>
-      <w:proofErr w:type="spellEnd"/>
-      <w:r>
-        <w:t xml:space="preserve">, </w:t>
-      </w:r>
-      <w:proofErr w:type="gramStart"/>
-      <w:r>
-        <w:t>plain[</w:t>
-      </w:r>
-      <w:proofErr w:type="gramEnd"/>
-      <w:r>
-        <w:t>16])</w:t>
+      <w:r>
+        <w:t>plain[6..12]  = ASCII "NFCWAKE"</w:t>
+      </w:r>
+    </w:p>
+    <w:p>
+      <w:r>
+        <w:t>plain[13]     = 0x01</w:t>
+      </w:r>
+    </w:p>
+    <w:p>
+      <w:r>
+        <w:t>plain[14..15] = 0x00 0x00</w:t>
+      </w:r>
+    </w:p>
+    <w:p>
+      <w:r>
+        <w:t>cipher        = AES-128-ECB-Encrypt(master_secret, plain[16])</w:t>
       </w:r>
     </w:p>
     <w:p>
@@ -9359,50 +8927,111 @@
     <w:p/>
     <w:p>
       <w:r>
+        <w:t>说明：</w:t>
+      </w:r>
+    </w:p>
+    <w:p/>
+    <w:p>
+      <w:r>
+        <w:t>```text</w:t>
+      </w:r>
+    </w:p>
+    <w:p>
+      <w:r>
+        <w:t xml:space="preserve">TOKEN16 </w:t>
+      </w:r>
+      <w:r>
+        <w:t>长度固定为</w:t>
+      </w:r>
+      <w:r>
+        <w:t xml:space="preserve"> 16 </w:t>
+      </w:r>
+      <w:r>
+        <w:t>个大写</w:t>
+      </w:r>
+      <w:r>
+        <w:t xml:space="preserve"> HEX </w:t>
+      </w:r>
+      <w:r>
+        <w:t>字符</w:t>
+      </w:r>
+    </w:p>
+    <w:p>
+      <w:r>
+        <w:t>前端写入时不带</w:t>
+      </w:r>
+      <w:r>
+        <w:t xml:space="preserve"> 0x</w:t>
+      </w:r>
+      <w:r>
+        <w:t>，不带空格，不带冒号</w:t>
+      </w:r>
+    </w:p>
+    <w:p>
+      <w:r>
+        <w:t xml:space="preserve">BLE </w:t>
+      </w:r>
+      <w:r>
+        <w:t>广播显示</w:t>
+      </w:r>
+      <w:r>
+        <w:t xml:space="preserve"> MAC </w:t>
+      </w:r>
+      <w:r>
+        <w:t>可能是反序，前端计算</w:t>
+      </w:r>
+      <w:r>
+        <w:t xml:space="preserve"> token </w:t>
+      </w:r>
+      <w:r>
+        <w:t>时必须使用</w:t>
+      </w:r>
+      <w:r>
+        <w:t xml:space="preserve"> CH585/</w:t>
+      </w:r>
+      <w:r>
+        <w:t>后端约定的内部</w:t>
+      </w:r>
+      <w:r>
+        <w:t xml:space="preserve"> MAC </w:t>
+      </w:r>
+      <w:r>
+        <w:t>顺</w:t>
+      </w:r>
+      <w:r>
         <w:lastRenderedPageBreak/>
-        <w:t>说明：</w:t>
-      </w:r>
-    </w:p>
-    <w:p/>
-    <w:p>
-      <w:r>
-        <w:t>```text</w:t>
-      </w:r>
-    </w:p>
-    <w:p>
-      <w:r>
-        <w:t xml:space="preserve">TOKEN16 </w:t>
-      </w:r>
-      <w:r>
-        <w:t>长度固定为</w:t>
-      </w:r>
-      <w:r>
-        <w:t xml:space="preserve"> 16 </w:t>
-      </w:r>
-      <w:proofErr w:type="gramStart"/>
-      <w:r>
-        <w:t>个</w:t>
-      </w:r>
-      <w:proofErr w:type="gramEnd"/>
-      <w:r>
-        <w:t>大写</w:t>
-      </w:r>
-      <w:r>
-        <w:t xml:space="preserve"> HEX </w:t>
-      </w:r>
-      <w:r>
-        <w:t>字符</w:t>
-      </w:r>
-    </w:p>
-    <w:p>
-      <w:r>
-        <w:t>前端写入时不带</w:t>
-      </w:r>
-      <w:r>
-        <w:t xml:space="preserve"> 0x</w:t>
-      </w:r>
-      <w:r>
-        <w:t>，不带空格，不带冒号</w:t>
+        <w:t>序</w:t>
+      </w:r>
+    </w:p>
+    <w:p>
+      <w:r>
+        <w:t>建议后端或设备管理平台下发</w:t>
+      </w:r>
+      <w:r>
+        <w:t xml:space="preserve"> token</w:t>
+      </w:r>
+      <w:r>
+        <w:t>，前端不要硬编码</w:t>
+      </w:r>
+      <w:r>
+        <w:t xml:space="preserve"> master_secret</w:t>
+      </w:r>
+    </w:p>
+    <w:p>
+      <w:r>
+        <w:t>```</w:t>
+      </w:r>
+    </w:p>
+    <w:p/>
+    <w:p>
+      <w:r>
+        <w:t>示例：</w:t>
+      </w:r>
+    </w:p>
+    <w:p/>
+    <w:p>
+      <w:r>
+        <w:t>```text</w:t>
       </w:r>
     </w:p>
     <w:p>
@@ -9410,268 +9039,180 @@
         <w:t xml:space="preserve">BLE </w:t>
       </w:r>
       <w:r>
-        <w:t>广播显示</w:t>
+        <w:t>显示</w:t>
+      </w:r>
+      <w:r>
+        <w:t xml:space="preserve"> MAC</w:t>
+      </w:r>
+      <w:r>
+        <w:t>：</w:t>
+      </w:r>
+      <w:r>
+        <w:t>D00C5E140647</w:t>
+      </w:r>
+    </w:p>
+    <w:p>
+      <w:r>
+        <w:t xml:space="preserve">CH585 </w:t>
+      </w:r>
+      <w:r>
+        <w:t>内部</w:t>
       </w:r>
       <w:r>
         <w:t xml:space="preserve"> MAC </w:t>
       </w:r>
       <w:r>
-        <w:t>可能是反序，前端计算</w:t>
+        <w:t>顺序：</w:t>
+      </w:r>
+      <w:r>
+        <w:t>47 06 14 5E 0C D0</w:t>
+      </w:r>
+    </w:p>
+    <w:p>
+      <w:r>
+        <w:t>plain = 47 06 14 5E 0C D0 4E 46 43 57 41 4B 45 01 00 00</w:t>
+      </w:r>
+    </w:p>
+    <w:p>
+      <w:r>
+        <w:t>TOKEN16 = A41E04DC2D96E229</w:t>
+      </w:r>
+    </w:p>
+    <w:p>
+      <w:r>
+        <w:t>```</w:t>
+      </w:r>
+    </w:p>
+    <w:p/>
+    <w:p>
+      <w:r>
+        <w:t>对应手机</w:t>
+      </w:r>
+      <w:r>
+        <w:t xml:space="preserve"> NDEF Text JSON</w:t>
+      </w:r>
+      <w:r>
+        <w:t>：</w:t>
+      </w:r>
+    </w:p>
+    <w:p/>
+    <w:p>
+      <w:r>
+        <w:t>```json</w:t>
+      </w:r>
+    </w:p>
+    <w:p>
+      <w:r>
+        <w:t>{"cmd":"NWK1","token":"A41E04DC2D96E229"}</w:t>
+      </w:r>
+    </w:p>
+    <w:p>
+      <w:r>
+        <w:t>```</w:t>
+      </w:r>
+    </w:p>
+    <w:p/>
+    <w:p>
+      <w:r>
+        <w:t xml:space="preserve">CH585 </w:t>
+      </w:r>
+      <w:r>
+        <w:t>处理规则：</w:t>
+      </w:r>
+    </w:p>
+    <w:p/>
+    <w:p>
+      <w:r>
+        <w:t>```text</w:t>
+      </w:r>
+    </w:p>
+    <w:p>
+      <w:r>
+        <w:t>手机写入的授权</w:t>
+      </w:r>
+      <w:r>
+        <w:t xml:space="preserve"> NDEF </w:t>
+      </w:r>
+      <w:r>
+        <w:t>只作为一次性命令</w:t>
+      </w:r>
+    </w:p>
+    <w:p>
+      <w:r>
+        <w:t xml:space="preserve">CH585 </w:t>
+      </w:r>
+      <w:r>
+        <w:t>校验</w:t>
       </w:r>
       <w:r>
         <w:t xml:space="preserve"> token </w:t>
       </w:r>
       <w:r>
-        <w:t>时必须使用</w:t>
-      </w:r>
-      <w:r>
-        <w:t xml:space="preserve"> CH585/</w:t>
-      </w:r>
-      <w:r>
-        <w:t>后端约定的内部</w:t>
-      </w:r>
-      <w:r>
-        <w:t xml:space="preserve"> MAC </w:t>
-      </w:r>
-      <w:r>
-        <w:t>顺序</w:t>
-      </w:r>
-    </w:p>
-    <w:p>
-      <w:r>
-        <w:t>建议后端或设备管理平台下发</w:t>
-      </w:r>
-      <w:r>
-        <w:t xml:space="preserve"> token</w:t>
-      </w:r>
-      <w:r>
-        <w:t>，前端不要硬编码</w:t>
-      </w:r>
-      <w:r>
-        <w:t xml:space="preserve"> </w:t>
-      </w:r>
-      <w:proofErr w:type="spellStart"/>
-      <w:r>
-        <w:t>master_secret</w:t>
-      </w:r>
-      <w:proofErr w:type="spellEnd"/>
-    </w:p>
-    <w:p>
-      <w:r>
-        <w:t>```</w:t>
-      </w:r>
-    </w:p>
-    <w:p/>
-    <w:p>
-      <w:r>
-        <w:t>示例：</w:t>
-      </w:r>
-    </w:p>
-    <w:p/>
-    <w:p>
-      <w:r>
-        <w:t>```text</w:t>
-      </w:r>
-    </w:p>
-    <w:p>
-      <w:r>
-        <w:t xml:space="preserve">BLE </w:t>
-      </w:r>
-      <w:r>
-        <w:t>显示</w:t>
-      </w:r>
-      <w:r>
-        <w:t xml:space="preserve"> MAC</w:t>
-      </w:r>
-      <w:r>
-        <w:t>：</w:t>
-      </w:r>
-      <w:r>
-        <w:t>D00C5E140647</w:t>
-      </w:r>
-    </w:p>
-    <w:p>
-      <w:r>
-        <w:t xml:space="preserve">CH585 </w:t>
-      </w:r>
-      <w:r>
-        <w:t>内部</w:t>
-      </w:r>
-      <w:r>
-        <w:t xml:space="preserve"> MAC </w:t>
-      </w:r>
-      <w:r>
-        <w:t>顺序：</w:t>
-      </w:r>
-      <w:r>
-        <w:t>47 06 14 5E 0C D0</w:t>
-      </w:r>
-    </w:p>
-    <w:p>
-      <w:r>
-        <w:t>plain = 47 06 14 5E 0C D0 4E 46 43 57 41 4B 45 01 00 00</w:t>
-      </w:r>
-    </w:p>
-    <w:p>
-      <w:r>
-        <w:t>TOKEN16 = A41E04DC2D96E229</w:t>
-      </w:r>
-    </w:p>
-    <w:p>
-      <w:r>
-        <w:t>```</w:t>
-      </w:r>
-    </w:p>
-    <w:p/>
-    <w:p>
-      <w:r>
-        <w:t>对应手机</w:t>
-      </w:r>
-      <w:r>
-        <w:t xml:space="preserve"> NDEF Text JSON</w:t>
-      </w:r>
-      <w:r>
-        <w:t>：</w:t>
-      </w:r>
-    </w:p>
-    <w:p/>
-    <w:p>
-      <w:r>
-        <w:t>```</w:t>
-      </w:r>
-      <w:proofErr w:type="spellStart"/>
-      <w:r>
-        <w:t>json</w:t>
-      </w:r>
-      <w:proofErr w:type="spellEnd"/>
-    </w:p>
-    <w:p>
-      <w:r>
-        <w:t>{"cmd":"NWK1","token":"A41E04DC2D96E229"}</w:t>
-      </w:r>
-    </w:p>
-    <w:p>
-      <w:r>
-        <w:t>```</w:t>
-      </w:r>
-    </w:p>
-    <w:p/>
-    <w:p>
-      <w:r>
-        <w:t xml:space="preserve">CH585 </w:t>
-      </w:r>
-      <w:r>
-        <w:t>处理规则：</w:t>
-      </w:r>
-    </w:p>
-    <w:p/>
-    <w:p>
-      <w:r>
-        <w:t>```text</w:t>
-      </w:r>
-    </w:p>
-    <w:p>
-      <w:r>
-        <w:t>手机写入的授权</w:t>
-      </w:r>
-      <w:r>
-        <w:t xml:space="preserve"> NDEF </w:t>
-      </w:r>
-      <w:r>
-        <w:t>只作为一次性命令</w:t>
-      </w:r>
-    </w:p>
-    <w:p>
-      <w:r>
-        <w:t xml:space="preserve">CH585 </w:t>
-      </w:r>
-      <w:r>
-        <w:t>校验</w:t>
+        <w:t>后立即从</w:t>
+      </w:r>
+      <w:r>
+        <w:t xml:space="preserve"> RAM </w:t>
+      </w:r>
+      <w:r>
+        <w:t>备份恢复原</w:t>
+      </w:r>
+      <w:r>
+        <w:t xml:space="preserve"> NFC </w:t>
+      </w:r>
+      <w:r>
+        <w:t>展示</w:t>
+      </w:r>
+      <w:r>
+        <w:t xml:space="preserve"> JSON</w:t>
+      </w:r>
+    </w:p>
+    <w:p>
+      <w:r>
+        <w:t>手机写入内容不保存到</w:t>
+      </w:r>
+      <w:r>
+        <w:t xml:space="preserve"> DataFlash</w:t>
+      </w:r>
+    </w:p>
+    <w:p>
+      <w:r>
+        <w:t>授权成功后</w:t>
+      </w:r>
+      <w:r>
+        <w:t xml:space="preserve"> CH585 </w:t>
+      </w:r>
+      <w:r>
+        <w:t>退出</w:t>
+      </w:r>
+      <w:r>
+        <w:t xml:space="preserve"> NFC-only</w:t>
+      </w:r>
+      <w:r>
+        <w:t>，会回到</w:t>
+      </w:r>
+      <w:r>
+        <w:t xml:space="preserve"> BLE </w:t>
+      </w:r>
+      <w:r>
+        <w:t>模式后再唤醒</w:t>
+      </w:r>
+      <w:r>
+        <w:t xml:space="preserve"> WiFi</w:t>
+      </w:r>
+    </w:p>
+    <w:p>
+      <w:r>
+        <w:t>错误</w:t>
       </w:r>
       <w:r>
         <w:t xml:space="preserve"> token </w:t>
       </w:r>
       <w:r>
-        <w:t>后立即从</w:t>
-      </w:r>
-      <w:r>
-        <w:t xml:space="preserve"> RAM </w:t>
-      </w:r>
-      <w:r>
-        <w:t>备份恢复原</w:t>
-      </w:r>
-      <w:r>
-        <w:t xml:space="preserve"> NFC </w:t>
-      </w:r>
-      <w:r>
-        <w:t>展示</w:t>
-      </w:r>
-      <w:r>
-        <w:t xml:space="preserve"> JSON</w:t>
-      </w:r>
-    </w:p>
-    <w:p>
-      <w:r>
-        <w:t>手机写入内容不保存到</w:t>
-      </w:r>
-      <w:r>
-        <w:t xml:space="preserve"> </w:t>
-      </w:r>
-      <w:proofErr w:type="spellStart"/>
-      <w:r>
-        <w:t>DataFlash</w:t>
-      </w:r>
-      <w:proofErr w:type="spellEnd"/>
-    </w:p>
-    <w:p>
-      <w:r>
-        <w:t>授权成功后</w:t>
-      </w:r>
-      <w:r>
-        <w:t xml:space="preserve"> CH585 </w:t>
-      </w:r>
-      <w:r>
-        <w:t>退出</w:t>
-      </w:r>
-      <w:r>
-        <w:t xml:space="preserve"> NFC-only</w:t>
-      </w:r>
-      <w:r>
-        <w:t>，会回到</w:t>
-      </w:r>
-      <w:r>
-        <w:t xml:space="preserve"> BLE </w:t>
-      </w:r>
-      <w:r>
-        <w:t>模式后再唤醒</w:t>
-      </w:r>
-      <w:r>
-        <w:t xml:space="preserve"> </w:t>
-      </w:r>
-      <w:proofErr w:type="spellStart"/>
-      <w:r>
-        <w:t>WiFi</w:t>
-      </w:r>
-      <w:proofErr w:type="spellEnd"/>
-    </w:p>
-    <w:p>
-      <w:r>
-        <w:t>错误</w:t>
-      </w:r>
-      <w:r>
-        <w:t xml:space="preserve"> token </w:t>
-      </w:r>
-      <w:r>
         <w:t>不唤醒</w:t>
       </w:r>
       <w:r>
-        <w:t xml:space="preserve"> </w:t>
-      </w:r>
-      <w:proofErr w:type="spellStart"/>
-      <w:r>
-        <w:t>WiFi</w:t>
-      </w:r>
-      <w:proofErr w:type="spellEnd"/>
+        <w:t xml:space="preserve"> WiFi</w:t>
+      </w:r>
       <w:r>
         <w:t>，并记录</w:t>
       </w:r>
@@ -9689,13 +9230,8 @@
       <w:r>
         <w:t>因此，</w:t>
       </w:r>
-      <w:proofErr w:type="spellStart"/>
-      <w:r>
-        <w:t>WiFi</w:t>
-      </w:r>
-      <w:proofErr w:type="spellEnd"/>
-      <w:r>
-        <w:t xml:space="preserve"> </w:t>
+      <w:r>
+        <w:t xml:space="preserve">WiFi </w:t>
       </w:r>
       <w:r>
         <w:t>通过</w:t>
@@ -9714,7 +9250,7 @@
           <w:b/>
           <w:bCs/>
         </w:rPr>
-        <w:t xml:space="preserve">### 16.5 </w:t>
+        <w:t xml:space="preserve">### 17.5 </w:t>
       </w:r>
       <w:r>
         <w:rPr>
@@ -9728,23 +9264,7 @@
           <w:b/>
           <w:bCs/>
         </w:rPr>
-        <w:t xml:space="preserve"> </w:t>
-      </w:r>
-      <w:proofErr w:type="spellStart"/>
-      <w:r>
-        <w:rPr>
-          <w:b/>
-          <w:bCs/>
-        </w:rPr>
-        <w:t>WiFi</w:t>
-      </w:r>
-      <w:proofErr w:type="spellEnd"/>
-      <w:r>
-        <w:rPr>
-          <w:b/>
-          <w:bCs/>
-        </w:rPr>
-        <w:t xml:space="preserve"> </w:t>
+        <w:t xml:space="preserve"> WiFi </w:t>
       </w:r>
       <w:r>
         <w:rPr>
@@ -9756,13 +9276,8 @@
     </w:p>
     <w:p/>
     <w:p>
-      <w:proofErr w:type="spellStart"/>
-      <w:r>
-        <w:t>WiFi</w:t>
-      </w:r>
-      <w:proofErr w:type="spellEnd"/>
-      <w:r>
-        <w:t xml:space="preserve"> </w:t>
+      <w:r>
+        <w:t xml:space="preserve">WiFi </w:t>
       </w:r>
       <w:r>
         <w:t>被唤醒后，如果需要更新</w:t>
@@ -9782,15 +9297,7 @@
     </w:p>
     <w:p>
       <w:r>
-        <w:t xml:space="preserve">1. </w:t>
-      </w:r>
-      <w:proofErr w:type="spellStart"/>
-      <w:r>
-        <w:t>WiFi</w:t>
-      </w:r>
-      <w:proofErr w:type="spellEnd"/>
-      <w:r>
-        <w:t xml:space="preserve"> </w:t>
+        <w:t xml:space="preserve">1. WiFi </w:t>
       </w:r>
       <w:r>
         <w:t>生成要给手机读取的</w:t>
@@ -9821,72 +9328,72 @@
     </w:p>
     <w:p>
       <w:r>
+        <w:t xml:space="preserve">3. </w:t>
+      </w:r>
+      <w:r>
+        <w:t>将</w:t>
+      </w:r>
+      <w:r>
+        <w:t xml:space="preserve"> UTF-8 JSON </w:t>
+      </w:r>
+      <w:r>
+        <w:t>做</w:t>
+      </w:r>
+      <w:r>
+        <w:t xml:space="preserve"> base64url </w:t>
+      </w:r>
+      <w:r>
+        <w:t>编码</w:t>
+      </w:r>
+    </w:p>
+    <w:p>
+      <w:r>
+        <w:t xml:space="preserve">4. </w:t>
+      </w:r>
+      <w:r>
+        <w:t>发送</w:t>
+      </w:r>
+      <w:r>
+        <w:t xml:space="preserve"> NFC_SET</w:t>
+      </w:r>
+    </w:p>
+    <w:p>
+      <w:r>
+        <w:t xml:space="preserve">5. </w:t>
+      </w:r>
+      <w:r>
+        <w:t>等</w:t>
+      </w:r>
+      <w:r>
+        <w:t xml:space="preserve"> CH585 </w:t>
+      </w:r>
+      <w:r>
+        <w:t>回复</w:t>
+      </w:r>
+      <w:r>
+        <w:t xml:space="preserve"> ACK</w:t>
+      </w:r>
+    </w:p>
+    <w:p>
+      <w:r>
+        <w:t xml:space="preserve">6. </w:t>
+      </w:r>
+      <w:r>
+        <w:t>后续再执行其他业务或发送</w:t>
+      </w:r>
+      <w:r>
+        <w:t xml:space="preserve"> POWER_OFF/LOWPOWER</w:t>
+      </w:r>
+    </w:p>
+    <w:p>
+      <w:r>
+        <w:t>```</w:t>
+      </w:r>
+    </w:p>
+    <w:p/>
+    <w:p>
+      <w:r>
         <w:lastRenderedPageBreak/>
-        <w:t xml:space="preserve">3. </w:t>
-      </w:r>
-      <w:r>
-        <w:t>将</w:t>
-      </w:r>
-      <w:r>
-        <w:t xml:space="preserve"> UTF-8 JSON </w:t>
-      </w:r>
-      <w:r>
-        <w:t>做</w:t>
-      </w:r>
-      <w:r>
-        <w:t xml:space="preserve"> base64url </w:t>
-      </w:r>
-      <w:r>
-        <w:t>编码</w:t>
-      </w:r>
-    </w:p>
-    <w:p>
-      <w:r>
-        <w:t xml:space="preserve">4. </w:t>
-      </w:r>
-      <w:r>
-        <w:t>发送</w:t>
-      </w:r>
-      <w:r>
-        <w:t xml:space="preserve"> NFC_SET</w:t>
-      </w:r>
-    </w:p>
-    <w:p>
-      <w:r>
-        <w:t xml:space="preserve">5. </w:t>
-      </w:r>
-      <w:r>
-        <w:t>等</w:t>
-      </w:r>
-      <w:r>
-        <w:t xml:space="preserve"> CH585 </w:t>
-      </w:r>
-      <w:r>
-        <w:t>回复</w:t>
-      </w:r>
-      <w:r>
-        <w:t xml:space="preserve"> ACK</w:t>
-      </w:r>
-    </w:p>
-    <w:p>
-      <w:r>
-        <w:t xml:space="preserve">6. </w:t>
-      </w:r>
-      <w:r>
-        <w:t>后续再执行其他业务或发送</w:t>
-      </w:r>
-      <w:r>
-        <w:t xml:space="preserve"> POWER_OFF/LOWPOWER</w:t>
-      </w:r>
-    </w:p>
-    <w:p>
-      <w:r>
-        <w:t>```</w:t>
-      </w:r>
-    </w:p>
-    <w:p/>
-    <w:p>
-      <w:r>
         <w:t>如果</w:t>
       </w:r>
       <w:r>
@@ -9931,13 +9438,8 @@
       </w:r>
     </w:p>
     <w:p>
-      <w:proofErr w:type="gramStart"/>
-      <w:r>
-        <w:t>仍失败</w:t>
-      </w:r>
-      <w:proofErr w:type="gramEnd"/>
-      <w:r>
-        <w:t>时，本轮可以跳过</w:t>
+      <w:r>
+        <w:t>仍失败时，本轮可以跳过</w:t>
       </w:r>
       <w:r>
         <w:t xml:space="preserve"> NFC </w:t>
@@ -9946,15 +9448,7 @@
         <w:t>内容更新，避免影响</w:t>
       </w:r>
       <w:r>
-        <w:t xml:space="preserve"> </w:t>
-      </w:r>
-      <w:proofErr w:type="spellStart"/>
-      <w:r>
-        <w:t>WiFi</w:t>
-      </w:r>
-      <w:proofErr w:type="spellEnd"/>
-      <w:r>
-        <w:t xml:space="preserve"> </w:t>
+        <w:t xml:space="preserve"> WiFi </w:t>
       </w:r>
       <w:r>
         <w:t>低功耗流程</w:t>
@@ -9972,23 +9466,7 @@
           <w:b/>
           <w:bCs/>
         </w:rPr>
-        <w:t xml:space="preserve">## 17. </w:t>
-      </w:r>
-      <w:proofErr w:type="spellStart"/>
-      <w:r>
-        <w:rPr>
-          <w:b/>
-          <w:bCs/>
-        </w:rPr>
-        <w:t>WiFi</w:t>
-      </w:r>
-      <w:proofErr w:type="spellEnd"/>
-      <w:r>
-        <w:rPr>
-          <w:b/>
-          <w:bCs/>
-        </w:rPr>
-        <w:t xml:space="preserve"> </w:t>
+        <w:t xml:space="preserve">## 18. WiFi </w:t>
       </w:r>
       <w:r>
         <w:rPr>
@@ -10014,13 +9492,8 @@
     </w:p>
     <w:p/>
     <w:p>
-      <w:proofErr w:type="spellStart"/>
-      <w:r>
-        <w:t>WiFi</w:t>
-      </w:r>
-      <w:proofErr w:type="spellEnd"/>
-      <w:r>
-        <w:t xml:space="preserve"> </w:t>
+      <w:r>
+        <w:t xml:space="preserve">WiFi </w:t>
       </w:r>
       <w:r>
         <w:t>任务完成后，如果允许</w:t>
@@ -10032,15 +9505,7 @@
         <w:t>关闭</w:t>
       </w:r>
       <w:r>
-        <w:t xml:space="preserve"> </w:t>
-      </w:r>
-      <w:proofErr w:type="spellStart"/>
-      <w:r>
-        <w:t>WiFi</w:t>
-      </w:r>
-      <w:proofErr w:type="spellEnd"/>
-      <w:r>
-        <w:t xml:space="preserve"> </w:t>
+        <w:t xml:space="preserve"> WiFi </w:t>
       </w:r>
       <w:r>
         <w:t>电源，发送</w:t>
@@ -10107,18 +9572,16 @@
         <w:t>保存本轮需要落盘的</w:t>
       </w:r>
       <w:r>
-        <w:t xml:space="preserve"> </w:t>
-      </w:r>
-      <w:proofErr w:type="spellStart"/>
-      <w:r>
-        <w:t>WiFi</w:t>
-      </w:r>
-      <w:proofErr w:type="spellEnd"/>
-      <w:r>
-        <w:t xml:space="preserve"> </w:t>
-      </w:r>
-      <w:r>
-        <w:t>配网状态、工作模式、备份时间</w:t>
+        <w:t xml:space="preserve"> WiFi </w:t>
+      </w:r>
+      <w:r>
+        <w:t>配网状态、工作模式、备份时间、</w:t>
+      </w:r>
+      <w:r>
+        <w:t xml:space="preserve">WiFi </w:t>
+      </w:r>
+      <w:r>
+        <w:t>版本</w:t>
       </w:r>
     </w:p>
     <w:p>
@@ -10137,15 +9600,7 @@
         <w:t>拉低</w:t>
       </w:r>
       <w:r>
-        <w:t xml:space="preserve"> </w:t>
-      </w:r>
-      <w:proofErr w:type="spellStart"/>
-      <w:r>
-        <w:t>WiFi</w:t>
-      </w:r>
-      <w:proofErr w:type="spellEnd"/>
-      <w:r>
-        <w:t xml:space="preserve"> </w:t>
+        <w:t xml:space="preserve"> WiFi </w:t>
       </w:r>
       <w:r>
         <w:t>电源</w:t>
@@ -10162,15 +9617,7 @@
         <w:t>关闭</w:t>
       </w:r>
       <w:r>
-        <w:t xml:space="preserve"> </w:t>
-      </w:r>
-      <w:proofErr w:type="spellStart"/>
-      <w:r>
-        <w:t>WiFi</w:t>
-      </w:r>
-      <w:proofErr w:type="spellEnd"/>
-      <w:r>
-        <w:t xml:space="preserve"> </w:t>
+        <w:t xml:space="preserve"> WiFi </w:t>
       </w:r>
       <w:r>
         <w:t>电源</w:t>
@@ -10196,23 +9643,7 @@
           <w:b/>
           <w:bCs/>
         </w:rPr>
-        <w:t xml:space="preserve">## 18. </w:t>
-      </w:r>
-      <w:proofErr w:type="spellStart"/>
-      <w:r>
-        <w:rPr>
-          <w:b/>
-          <w:bCs/>
-        </w:rPr>
-        <w:t>WiFi</w:t>
-      </w:r>
-      <w:proofErr w:type="spellEnd"/>
-      <w:r>
-        <w:rPr>
-          <w:b/>
-          <w:bCs/>
-        </w:rPr>
-        <w:t xml:space="preserve"> </w:t>
+        <w:t xml:space="preserve">## 19. WiFi </w:t>
       </w:r>
       <w:r>
         <w:rPr>
@@ -10233,41 +9664,23 @@
       <w:r>
         <w:t>无硬件流控，</w:t>
       </w:r>
-      <w:proofErr w:type="spellStart"/>
-      <w:r>
-        <w:t>WiFi</w:t>
-      </w:r>
-      <w:proofErr w:type="spellEnd"/>
-      <w:r>
-        <w:t xml:space="preserve"> </w:t>
-      </w:r>
-      <w:r>
-        <w:t>发送重要</w:t>
-      </w:r>
-      <w:proofErr w:type="gramStart"/>
-      <w:r>
-        <w:t>协议帧时建议</w:t>
-      </w:r>
-      <w:proofErr w:type="gramEnd"/>
-      <w:r>
-        <w:t>：</w:t>
-      </w:r>
-    </w:p>
-    <w:p/>
-    <w:p>
-      <w:r>
-        <w:t>```text</w:t>
-      </w:r>
-    </w:p>
-    <w:p>
-      <w:r>
-        <w:t>发送</w:t>
-      </w:r>
-      <w:proofErr w:type="gramStart"/>
-      <w:r>
-        <w:t>协议帧前</w:t>
-      </w:r>
-      <w:proofErr w:type="gramEnd"/>
+      <w:r>
+        <w:t xml:space="preserve">WiFi </w:t>
+      </w:r>
+      <w:r>
+        <w:t>发送重要协议帧时建议：</w:t>
+      </w:r>
+    </w:p>
+    <w:p/>
+    <w:p>
+      <w:r>
+        <w:t>```text</w:t>
+      </w:r>
+    </w:p>
+    <w:p>
+      <w:r>
+        <w:t>发送协议帧前</w:t>
+      </w:r>
       <w:r>
         <w:t xml:space="preserve"> 200ms </w:t>
       </w:r>
@@ -10277,13 +9690,8 @@
     </w:p>
     <w:p>
       <w:r>
-        <w:t>发送协议</w:t>
-      </w:r>
-      <w:proofErr w:type="gramStart"/>
-      <w:r>
-        <w:t>帧</w:t>
-      </w:r>
-      <w:proofErr w:type="gramEnd"/>
+        <w:t>发送协议帧</w:t>
+      </w:r>
     </w:p>
     <w:p>
       <w:r>
@@ -10298,13 +9706,8 @@
     </w:p>
     <w:p>
       <w:r>
-        <w:t>发送</w:t>
-      </w:r>
-      <w:proofErr w:type="gramStart"/>
-      <w:r>
-        <w:t>协议帧后</w:t>
-      </w:r>
-      <w:proofErr w:type="gramEnd"/>
+        <w:t>发送协议帧后</w:t>
+      </w:r>
       <w:r>
         <w:t xml:space="preserve"> 200ms </w:t>
       </w:r>
@@ -10314,7 +9717,6 @@
     </w:p>
     <w:p>
       <w:r>
-        <w:lastRenderedPageBreak/>
         <w:t>```</w:t>
       </w:r>
     </w:p>
@@ -10325,7 +9727,7 @@
           <w:b/>
           <w:bCs/>
         </w:rPr>
-        <w:t xml:space="preserve">## 19. V1.6 </w:t>
+        <w:t xml:space="preserve">## 20. V1.8 </w:t>
       </w:r>
       <w:r>
         <w:rPr>
@@ -10348,6 +9750,12 @@
     </w:p>
     <w:p>
       <w:r>
+        <w:lastRenderedPageBreak/>
+        <w:t>BLE_VER</w:t>
+      </w:r>
+    </w:p>
+    <w:p>
+      <w:r>
         <w:t>PING</w:t>
       </w:r>
     </w:p>
@@ -10449,6 +9857,11 @@
     <w:p>
       <w:r>
         <w:t>WIFI_PROVISION</w:t>
+      </w:r>
+    </w:p>
+    <w:p>
+      <w:r>
+        <w:t>WIFI_VER</w:t>
       </w:r>
     </w:p>
     <w:p>
@@ -10463,7 +9876,7 @@
           <w:b/>
           <w:bCs/>
         </w:rPr>
-        <w:t xml:space="preserve">## 20. </w:t>
+        <w:t xml:space="preserve">## 21. </w:t>
       </w:r>
       <w:r>
         <w:rPr>
